--- a/documents/03-oakridge-inventory-rest-design.docx
+++ b/documents/03-oakridge-inventory-rest-design.docx
@@ -8203,7 +8203,7 @@
         <w:pStyle w:val="Heading1"/>
       </w:pPr>
       <w:r>
-        <w:t>Working remainder for OAK-TDD-2020-002</w:t>
+        <w:t>Open work after January 9, 2020</w:t>
       </w:r>
     </w:p>
     <w:p>
@@ -8217,7 +8217,7 @@
           <w:color w:val="222222"/>
           <w:sz w:val="24"/>
         </w:rPr>
-        <w:t>The front of Oakridge inventory-api v1 REST design is the document. This remainder is the leftover a colleague still trips on: named people, named boxes, named tickets, and the work I still owe after January 9, 2020. It is not a second log and it is not a stack of exhibits with the same stub. If a paragraph fights the decision in the front, strike the paragraph.</w:t>
+        <w:t>What follows is leftover work from Oakridge inventory-api v1 REST design: named people, named boxes, named tickets, and the items I still owe. If a paragraph fights the decision in the front of OAK-TDD-2020-002, strike the paragraph.</w:t>
       </w:r>
     </w:p>
     <w:p>
@@ -8371,7 +8371,7 @@
           <w:color w:val="222222"/>
           <w:sz w:val="24"/>
         </w:rPr>
-        <w:t>I will not put staging that is too small to catch the bug on a wiki that drifts. OAK-REQ-2019-014 and this file are the record. If Aman Kumar needs a diagram, they get a permalink, not a photo of a whiteboard. inv-api-01.oak.internal stays out of the diagram title. If a new engineer asks where the leftover lives, I point here. I do not point at a Slack pin from January 9, 2020. Client Oakridge.</w:t>
+        <w:t>I will not put staging that is too small to catch the bug on a wiki that drifts. OAK-REQ-2019-014 and this file are the record. If Aman Kumar needs a diagram, they get a permalink, not a photo of a whiteboard. inv-api-01.oak.internal stays out of the diagram title. If a new engineer asks where the leftover lives, I point here. I do not point at a Slack pin from January 9, 2020.</w:t>
       </w:r>
     </w:p>
     <w:p>
@@ -10715,7 +10715,7 @@
           <w:color w:val="222222"/>
           <w:sz w:val="24"/>
         </w:rPr>
-        <w:t>People who were absent still get a usable remainder, not a transcript. Walt Hendricks gets the decision, the refuse, and the date. They do not get a reconstruction of who raised their voice. If they object, they object on OAK-MTG-2019-044. Client Oakridge. Author Aman Kumar.</w:t>
+        <w:t>People who were absent still get a usable remainder, not a transcript. Walt Hendricks gets the decision, the refuse, and the date. They do not get a reconstruction of who raised their voice. If they object, they object on OAK-MTG-2019-044.</w:t>
       </w:r>
     </w:p>
     <w:p>
@@ -11760,7 +11760,7 @@
           <w:color w:val="222222"/>
           <w:sz w:val="24"/>
         </w:rPr>
-        <w:t>If you are implementing, keep the rejected alternative dead. If you are on-call, start read-only. If you are Aman Kumar, the ask is unchanged: pick the path in the main body or send it back with a named objection. Sample I would still defend: 741 rows, 21 minutes, freeze respected. Strike this remainder if it ever fights the decision callout. Author Aman Kumar. Client Oakridge.</w:t>
+        <w:t>If you are implementing, keep the rejected alternative dead. If you are on-call, start read-only. If you are Aman Kumar, the ask is unchanged: pick the path in the main body or send it back with a named objection. Sample I would still defend: 741 rows, 21 minutes, freeze respected. Strike this section if it ever fights the decision callout.</w:t>
       </w:r>
     </w:p>
     <w:p>
@@ -11774,7 +11774,7 @@
           <w:color w:val="222222"/>
           <w:sz w:val="24"/>
         </w:rPr>
-        <w:t>This heading is the reopen rule, not a promise that nothing follows. If we still need words after the bank, they are named leftovers, not another copy of the same stub. lock budget on the primary is done as a heading when Aman Kumar closes OAK-4412 or writes a new date.</w:t>
+        <w:t>This heading is the reopen rule. lock budget on the primary is done when Aman Kumar closes OAK-4412 or writes a new date.</w:t>
       </w:r>
     </w:p>
     <w:p>
@@ -12926,7 +12926,7 @@
           <w:color w:val="222222"/>
           <w:sz w:val="24"/>
         </w:rPr>
-        <w:t>I am out of new section shapes. What follows is leftover owners and tickets already in this file, written so a colleague can act. I will not invent another exhibit format to fill a page budget.</w:t>
+        <w:t>Owners and tickets still attached to OAK-TDD-2020-002, written so a colleague can act without hunting Slack. Close is a decision, a refuse, or a new date.</w:t>
       </w:r>
     </w:p>
     <w:p>
@@ -12940,7 +12940,7 @@
           <w:color w:val="222222"/>
           <w:sz w:val="24"/>
         </w:rPr>
-        <w:t>OAK-REQ-2019-014 still sits with Aman Kumar. Host inv-api-01.oak.internal. Due January 20, 2020 unless they write a new date. Close is a decision, a refuse, or that date. I will not accept a status dump. Front-matter number I am not re-arguing: 4.1. If this leftover is done, Aman Kumar marks OAK-REQ-2019-014 done. Aman Kumar will not keep a shadow list. Client Oakridge.</w:t>
+        <w:t>OAK-REQ-2019-014 still sits with Aman Kumar. Host inv-api-01.oak.internal. Due January 20, 2020 unless they write a new date. Close is a decision, a refuse, or that date. I will not accept a status dump. Front-matter number I am not re-arguing: 4.1. If this leftover is done, Aman Kumar marks OAK-REQ-2019-014 done. Aman Kumar will not keep a shadow list.</w:t>
       </w:r>
     </w:p>
     <w:p>
@@ -13038,7 +13038,7 @@
           <w:color w:val="222222"/>
           <w:sz w:val="24"/>
         </w:rPr>
-        <w:t>Stop leftover: OAK-4412 is not a twin of OAK-MTG-2019-044. Keep one thread. No Node on redis-inv-01.oak.internal. If this paragraph fights the front of OAK-TDD-2020-002, strike it. Due February 3, 2020. Client Oakridge.</w:t>
+        <w:t>Stop leftover: OAK-4412 is not a twin of OAK-MTG-2019-044. Keep one thread. No Node on redis-inv-01.oak.internal. If this paragraph fights the front of OAK-TDD-2020-002, strike it. Due February 3, 2020.</w:t>
       </w:r>
     </w:p>
     <w:p>
@@ -13052,7 +13052,7 @@
           <w:color w:val="222222"/>
           <w:sz w:val="24"/>
         </w:rPr>
-        <w:t>OAK-MTG-2019-044 still sits with Elena Vasquez. Host id.oak.internal. Due February 5, 2020 unless they write a new date. Close is a decision, a refuse, or that date. I will not accept a status dump. Front-matter number I am not re-arguing: 01. If this leftover is done, Elena Vasquez marks OAK-MTG-2019-044 done. Aman Kumar will not keep a shadow list. Client Oakridge.</w:t>
+        <w:t>OAK-MTG-2019-044 still sits with Elena Vasquez. Host id.oak.internal. Due February 5, 2020 unless they write a new date. Close is a decision, a refuse, or that date. I will not accept a status dump. Front-matter number I am not re-arguing: 01. If this leftover is done, Elena Vasquez marks OAK-MTG-2019-044 done. Aman Kumar will not keep a shadow list.</w:t>
       </w:r>
     </w:p>
     <w:p>

--- a/documents/03-oakridge-inventory-rest-design.docx
+++ b/documents/03-oakridge-inventory-rest-design.docx
@@ -10,7 +10,7 @@
         <w:rPr>
           <w:rFonts w:ascii="Liberation Sans" w:hAnsi="Liberation Sans" w:eastAsia="Liberation Sans" w:cs="Liberation Sans"/>
           <w:b/>
-          <w:color w:val="1B365D"/>
+          <w:color w:val="3E4A43"/>
           <w:sz w:val="18"/>
         </w:rPr>
         <w:t>OAKRIDGE INDUSTRIAL  ·  TECHNICAL DESIGN  ·  OAK-4412</w:t>
@@ -24,8 +24,8 @@
         <w:rPr>
           <w:rFonts w:ascii="Liberation Sans" w:hAnsi="Liberation Sans" w:eastAsia="Liberation Sans" w:cs="Liberation Sans"/>
           <w:b/>
-          <w:color w:val="1B365D"/>
-          <w:sz w:val="44"/>
+          <w:color w:val="3E4A43"/>
+          <w:sz w:val="40"/>
         </w:rPr>
         <w:t>Oakridge inventory-api v1 REST design</w:t>
       </w:r>
@@ -38,7 +38,7 @@
         <w:rPr>
           <w:rFonts w:ascii="Liberation Serif" w:hAnsi="Liberation Serif" w:eastAsia="Liberation Serif" w:cs="Liberation Serif"/>
           <w:i/>
-          <w:color w:val="2F4A6E"/>
+          <w:color w:val="52615A"/>
           <w:sz w:val="24"/>
         </w:rPr>
         <w:t>Three GET resources, keyset cursors, decimal-string qty, ETags, Redis 20s in front of a lagging ForgeNet replica</w:t>
@@ -48,7 +48,7 @@
       <w:pPr>
         <w:spacing w:before="0" w:after="200" w:line="80" w:lineRule="auto"/>
         <w:pBdr>
-          <w:bottom w:val="single" w:sz="16" w:space="1" w:color="1B365D"/>
+          <w:bottom w:val="single" w:sz="16" w:space="1" w:color="3E4A43"/>
         </w:pBdr>
       </w:pPr>
     </w:p>
@@ -97,7 +97,7 @@
               <w:rPr>
                 <w:rFonts w:ascii="Liberation Sans" w:hAnsi="Liberation Sans" w:eastAsia="Liberation Sans" w:cs="Liberation Sans"/>
                 <w:b/>
-                <w:color w:val="1B365D"/>
+                <w:color w:val="3E4A43"/>
                 <w:sz w:val="18"/>
               </w:rPr>
               <w:t>Document ID</w:t>
@@ -165,7 +165,7 @@
               <w:rPr>
                 <w:rFonts w:ascii="Liberation Sans" w:hAnsi="Liberation Sans" w:eastAsia="Liberation Sans" w:cs="Liberation Sans"/>
                 <w:b/>
-                <w:color w:val="1B365D"/>
+                <w:color w:val="3E4A43"/>
                 <w:sz w:val="18"/>
               </w:rPr>
               <w:t>Version</w:t>
@@ -233,7 +233,7 @@
               <w:rPr>
                 <w:rFonts w:ascii="Liberation Sans" w:hAnsi="Liberation Sans" w:eastAsia="Liberation Sans" w:cs="Liberation Sans"/>
                 <w:b/>
-                <w:color w:val="1B365D"/>
+                <w:color w:val="3E4A43"/>
                 <w:sz w:val="18"/>
               </w:rPr>
               <w:t>Status</w:t>
@@ -269,7 +269,7 @@
                 <w:color w:val="222222"/>
                 <w:sz w:val="20"/>
               </w:rPr>
-              <w:t>Approved</w:t>
+              <w:t>Current</w:t>
             </w:r>
           </w:p>
         </w:tc>
@@ -301,7 +301,7 @@
               <w:rPr>
                 <w:rFonts w:ascii="Liberation Sans" w:hAnsi="Liberation Sans" w:eastAsia="Liberation Sans" w:cs="Liberation Sans"/>
                 <w:b/>
-                <w:color w:val="1B365D"/>
+                <w:color w:val="3E4A43"/>
                 <w:sz w:val="18"/>
               </w:rPr>
               <w:t>Date</w:t>
@@ -369,7 +369,7 @@
               <w:rPr>
                 <w:rFonts w:ascii="Liberation Sans" w:hAnsi="Liberation Sans" w:eastAsia="Liberation Sans" w:cs="Liberation Sans"/>
                 <w:b/>
-                <w:color w:val="1B365D"/>
+                <w:color w:val="3E4A43"/>
                 <w:sz w:val="18"/>
               </w:rPr>
               <w:t>Author</w:t>
@@ -437,7 +437,7 @@
               <w:rPr>
                 <w:rFonts w:ascii="Liberation Sans" w:hAnsi="Liberation Sans" w:eastAsia="Liberation Sans" w:cs="Liberation Sans"/>
                 <w:b/>
-                <w:color w:val="1B365D"/>
+                <w:color w:val="3E4A43"/>
                 <w:sz w:val="18"/>
               </w:rPr>
               <w:t>Role</w:t>
@@ -505,7 +505,7 @@
               <w:rPr>
                 <w:rFonts w:ascii="Liberation Sans" w:hAnsi="Liberation Sans" w:eastAsia="Liberation Sans" w:cs="Liberation Sans"/>
                 <w:b/>
-                <w:color w:val="1B365D"/>
+                <w:color w:val="3E4A43"/>
                 <w:sz w:val="18"/>
               </w:rPr>
               <w:t>Team / engagement</w:t>
@@ -573,7 +573,7 @@
               <w:rPr>
                 <w:rFonts w:ascii="Liberation Sans" w:hAnsi="Liberation Sans" w:eastAsia="Liberation Sans" w:cs="Liberation Sans"/>
                 <w:b/>
-                <w:color w:val="1B365D"/>
+                <w:color w:val="3E4A43"/>
                 <w:sz w:val="18"/>
               </w:rPr>
               <w:t>Audience</w:t>
@@ -641,7 +641,7 @@
               <w:rPr>
                 <w:rFonts w:ascii="Liberation Sans" w:hAnsi="Liberation Sans" w:eastAsia="Liberation Sans" w:cs="Liberation Sans"/>
                 <w:b/>
-                <w:color w:val="1B365D"/>
+                <w:color w:val="3E4A43"/>
                 <w:sz w:val="18"/>
               </w:rPr>
               <w:t>Classification</w:t>
@@ -709,7 +709,7 @@
               <w:rPr>
                 <w:rFonts w:ascii="Liberation Sans" w:hAnsi="Liberation Sans" w:eastAsia="Liberation Sans" w:cs="Liberation Sans"/>
                 <w:b/>
-                <w:color w:val="1B365D"/>
+                <w:color w:val="3E4A43"/>
                 <w:sz w:val="18"/>
               </w:rPr>
               <w:t>Owners</w:t>
@@ -777,7 +777,7 @@
               <w:rPr>
                 <w:rFonts w:ascii="Liberation Sans" w:hAnsi="Liberation Sans" w:eastAsia="Liberation Sans" w:cs="Liberation Sans"/>
                 <w:b/>
-                <w:color w:val="1B365D"/>
+                <w:color w:val="3E4A43"/>
                 <w:sz w:val="18"/>
               </w:rPr>
               <w:t>Related</w:t>
@@ -833,7 +833,7 @@
         <w:rPr>
           <w:rFonts w:ascii="Liberation Sans" w:hAnsi="Liberation Sans" w:eastAsia="Liberation Sans" w:cs="Liberation Sans"/>
           <w:b/>
-          <w:color w:val="1B365D"/>
+          <w:color w:val="3E4A43"/>
           <w:sz w:val="22"/>
         </w:rPr>
         <w:t>Revision history</w:t>
@@ -856,12 +856,12 @@
         <w:tc>
           <w:tcPr>
             <w:tcW w:type="dxa" w:w="900"/>
-            <w:shd w:fill="1B365D" w:val="clear"/>
+            <w:shd w:fill="3A4540" w:val="clear"/>
             <w:tcBorders>
-              <w:top w:val="single" w:sz="4" w:space="0" w:color="1B365D"/>
-              <w:left w:val="single" w:sz="4" w:space="0" w:color="1B365D"/>
-              <w:bottom w:val="single" w:sz="4" w:space="0" w:color="1B365D"/>
-              <w:right w:val="single" w:sz="4" w:space="0" w:color="1B365D"/>
+              <w:top w:val="single" w:sz="4" w:space="0" w:color="3E4A43"/>
+              <w:left w:val="single" w:sz="4" w:space="0" w:color="3E4A43"/>
+              <w:bottom w:val="single" w:sz="4" w:space="0" w:color="3E4A43"/>
+              <w:right w:val="single" w:sz="4" w:space="0" w:color="3E4A43"/>
             </w:tcBorders>
             <w:tcMar>
               <w:top w:w="50" w:type="dxa"/>
@@ -889,12 +889,12 @@
         <w:tc>
           <w:tcPr>
             <w:tcW w:type="dxa" w:w="1600"/>
-            <w:shd w:fill="1B365D" w:val="clear"/>
+            <w:shd w:fill="3A4540" w:val="clear"/>
             <w:tcBorders>
-              <w:top w:val="single" w:sz="4" w:space="0" w:color="1B365D"/>
-              <w:left w:val="single" w:sz="4" w:space="0" w:color="1B365D"/>
-              <w:bottom w:val="single" w:sz="4" w:space="0" w:color="1B365D"/>
-              <w:right w:val="single" w:sz="4" w:space="0" w:color="1B365D"/>
+              <w:top w:val="single" w:sz="4" w:space="0" w:color="3E4A43"/>
+              <w:left w:val="single" w:sz="4" w:space="0" w:color="3E4A43"/>
+              <w:bottom w:val="single" w:sz="4" w:space="0" w:color="3E4A43"/>
+              <w:right w:val="single" w:sz="4" w:space="0" w:color="3E4A43"/>
             </w:tcBorders>
             <w:tcMar>
               <w:top w:w="50" w:type="dxa"/>
@@ -922,12 +922,12 @@
         <w:tc>
           <w:tcPr>
             <w:tcW w:type="dxa" w:w="2000"/>
-            <w:shd w:fill="1B365D" w:val="clear"/>
+            <w:shd w:fill="3A4540" w:val="clear"/>
             <w:tcBorders>
-              <w:top w:val="single" w:sz="4" w:space="0" w:color="1B365D"/>
-              <w:left w:val="single" w:sz="4" w:space="0" w:color="1B365D"/>
-              <w:bottom w:val="single" w:sz="4" w:space="0" w:color="1B365D"/>
-              <w:right w:val="single" w:sz="4" w:space="0" w:color="1B365D"/>
+              <w:top w:val="single" w:sz="4" w:space="0" w:color="3E4A43"/>
+              <w:left w:val="single" w:sz="4" w:space="0" w:color="3E4A43"/>
+              <w:bottom w:val="single" w:sz="4" w:space="0" w:color="3E4A43"/>
+              <w:right w:val="single" w:sz="4" w:space="0" w:color="3E4A43"/>
             </w:tcBorders>
             <w:tcMar>
               <w:top w:w="50" w:type="dxa"/>
@@ -955,12 +955,12 @@
         <w:tc>
           <w:tcPr>
             <w:tcW w:type="dxa" w:w="4500"/>
-            <w:shd w:fill="1B365D" w:val="clear"/>
+            <w:shd w:fill="3A4540" w:val="clear"/>
             <w:tcBorders>
-              <w:top w:val="single" w:sz="4" w:space="0" w:color="1B365D"/>
-              <w:left w:val="single" w:sz="4" w:space="0" w:color="1B365D"/>
-              <w:bottom w:val="single" w:sz="4" w:space="0" w:color="1B365D"/>
-              <w:right w:val="single" w:sz="4" w:space="0" w:color="1B365D"/>
+              <w:top w:val="single" w:sz="4" w:space="0" w:color="3E4A43"/>
+              <w:left w:val="single" w:sz="4" w:space="0" w:color="3E4A43"/>
+              <w:bottom w:val="single" w:sz="4" w:space="0" w:color="3E4A43"/>
+              <w:right w:val="single" w:sz="4" w:space="0" w:color="3E4A43"/>
             </w:tcBorders>
             <w:tcMar>
               <w:top w:w="50" w:type="dxa"/>
@@ -1124,7 +1124,7 @@
         <w:tc>
           <w:tcPr>
             <w:tcW w:type="dxa" w:w="900"/>
-            <w:shd w:fill="EEF2F6" w:val="clear"/>
+            <w:shd w:fill="E7EDE8" w:val="clear"/>
             <w:tcBorders>
               <w:top w:val="single" w:sz="4" w:space="0" w:color="C5CDD6"/>
               <w:left w:val="single" w:sz="4" w:space="0" w:color="C5CDD6"/>
@@ -1157,7 +1157,7 @@
         <w:tc>
           <w:tcPr>
             <w:tcW w:type="dxa" w:w="1600"/>
-            <w:shd w:fill="EEF2F6" w:val="clear"/>
+            <w:shd w:fill="E7EDE8" w:val="clear"/>
             <w:tcBorders>
               <w:top w:val="single" w:sz="4" w:space="0" w:color="C5CDD6"/>
               <w:left w:val="single" w:sz="4" w:space="0" w:color="C5CDD6"/>
@@ -1190,7 +1190,7 @@
         <w:tc>
           <w:tcPr>
             <w:tcW w:type="dxa" w:w="2000"/>
-            <w:shd w:fill="EEF2F6" w:val="clear"/>
+            <w:shd w:fill="E7EDE8" w:val="clear"/>
             <w:tcBorders>
               <w:top w:val="single" w:sz="4" w:space="0" w:color="C5CDD6"/>
               <w:left w:val="single" w:sz="4" w:space="0" w:color="C5CDD6"/>
@@ -1223,7 +1223,7 @@
         <w:tc>
           <w:tcPr>
             <w:tcW w:type="dxa" w:w="4500"/>
-            <w:shd w:fill="EEF2F6" w:val="clear"/>
+            <w:shd w:fill="E7EDE8" w:val="clear"/>
             <w:tcBorders>
               <w:top w:val="single" w:sz="4" w:space="0" w:color="C5CDD6"/>
               <w:left w:val="single" w:sz="4" w:space="0" w:color="C5CDD6"/>
@@ -1392,7 +1392,7 @@
         <w:tc>
           <w:tcPr>
             <w:tcW w:type="dxa" w:w="900"/>
-            <w:shd w:fill="EEF2F6" w:val="clear"/>
+            <w:shd w:fill="E7EDE8" w:val="clear"/>
             <w:tcBorders>
               <w:top w:val="single" w:sz="4" w:space="0" w:color="C5CDD6"/>
               <w:left w:val="single" w:sz="4" w:space="0" w:color="C5CDD6"/>
@@ -1425,7 +1425,7 @@
         <w:tc>
           <w:tcPr>
             <w:tcW w:type="dxa" w:w="1600"/>
-            <w:shd w:fill="EEF2F6" w:val="clear"/>
+            <w:shd w:fill="E7EDE8" w:val="clear"/>
             <w:tcBorders>
               <w:top w:val="single" w:sz="4" w:space="0" w:color="C5CDD6"/>
               <w:left w:val="single" w:sz="4" w:space="0" w:color="C5CDD6"/>
@@ -1458,7 +1458,7 @@
         <w:tc>
           <w:tcPr>
             <w:tcW w:type="dxa" w:w="2000"/>
-            <w:shd w:fill="EEF2F6" w:val="clear"/>
+            <w:shd w:fill="E7EDE8" w:val="clear"/>
             <w:tcBorders>
               <w:top w:val="single" w:sz="4" w:space="0" w:color="C5CDD6"/>
               <w:left w:val="single" w:sz="4" w:space="0" w:color="C5CDD6"/>
@@ -1491,7 +1491,7 @@
         <w:tc>
           <w:tcPr>
             <w:tcW w:type="dxa" w:w="4500"/>
-            <w:shd w:fill="EEF2F6" w:val="clear"/>
+            <w:shd w:fill="E7EDE8" w:val="clear"/>
             <w:tcBorders>
               <w:top w:val="single" w:sz="4" w:space="0" w:color="C5CDD6"/>
               <w:left w:val="single" w:sz="4" w:space="0" w:color="C5CDD6"/>
@@ -1670,7 +1670,7 @@
         <w:rPr>
           <w:rFonts w:ascii="Liberation Sans" w:hAnsi="Liberation Sans" w:eastAsia="Liberation Sans" w:cs="Liberation Sans"/>
           <w:b/>
-          <w:color w:val="1B365D"/>
+          <w:color w:val="3E4A43"/>
           <w:sz w:val="22"/>
         </w:rPr>
         <w:t>What this is</w:t>
@@ -1678,8 +1678,7 @@
     </w:p>
     <w:p>
       <w:pPr>
-        <w:spacing w:before="0" w:after="240" w:line="427" w:lineRule="auto"/>
-        <w:ind w:firstLine="288"/>
+        <w:spacing w:before="0" w:after="220" w:line="403" w:lineRule="auto"/>
       </w:pPr>
       <w:r>
         <w:rPr>
@@ -1700,8 +1699,7 @@
     </w:p>
     <w:p>
       <w:pPr>
-        <w:spacing w:before="0" w:after="240" w:line="427" w:lineRule="auto"/>
-        <w:ind w:firstLine="288"/>
+        <w:spacing w:before="0" w:after="220" w:line="403" w:lineRule="auto"/>
       </w:pPr>
       <w:r>
         <w:rPr>
@@ -1714,8 +1712,7 @@
     </w:p>
     <w:p>
       <w:pPr>
-        <w:spacing w:before="0" w:after="240" w:line="427" w:lineRule="auto"/>
-        <w:ind w:firstLine="288"/>
+        <w:spacing w:before="0" w:after="220" w:line="403" w:lineRule="auto"/>
       </w:pPr>
       <w:r>
         <w:rPr>
@@ -1748,10 +1745,10 @@
             <w:tcW w:type="dxa" w:w="8928"/>
             <w:shd w:fill="E7EEF5" w:val="clear"/>
             <w:tcBorders>
-              <w:top w:val="single" w:sz="10" w:space="0" w:color="1B365D"/>
-              <w:left w:val="single" w:sz="10" w:space="0" w:color="1B365D"/>
-              <w:bottom w:val="single" w:sz="10" w:space="0" w:color="1B365D"/>
-              <w:right w:val="single" w:sz="10" w:space="0" w:color="1B365D"/>
+              <w:top w:val="single" w:sz="10" w:space="0" w:color="3E4A43"/>
+              <w:left w:val="single" w:sz="10" w:space="0" w:color="3E4A43"/>
+              <w:bottom w:val="single" w:sz="10" w:space="0" w:color="3E4A43"/>
+              <w:right w:val="single" w:sz="10" w:space="0" w:color="3E4A43"/>
             </w:tcBorders>
             <w:tcMar>
               <w:top w:w="80" w:type="dxa"/>
@@ -1769,7 +1766,7 @@
               <w:rPr>
                 <w:rFonts w:ascii="Liberation Sans" w:hAnsi="Liberation Sans" w:eastAsia="Liberation Sans" w:cs="Liberation Sans"/>
                 <w:b/>
-                <w:color w:val="1B365D"/>
+                <w:color w:val="3E4A43"/>
                 <w:sz w:val="16"/>
               </w:rPr>
               <w:t>DECISION</w:t>
@@ -1798,8 +1795,7 @@
     </w:p>
     <w:p>
       <w:pPr>
-        <w:spacing w:before="0" w:after="240" w:line="427" w:lineRule="auto"/>
-        <w:ind w:firstLine="288"/>
+        <w:spacing w:before="0" w:after="220" w:line="403" w:lineRule="auto"/>
       </w:pPr>
       <w:r>
         <w:rPr>
@@ -1820,8 +1816,7 @@
     </w:p>
     <w:p>
       <w:pPr>
-        <w:spacing w:before="0" w:after="240" w:line="427" w:lineRule="auto"/>
-        <w:ind w:firstLine="288"/>
+        <w:spacing w:before="0" w:after="220" w:line="403" w:lineRule="auto"/>
       </w:pPr>
       <w:r>
         <w:rPr>
@@ -1834,8 +1829,7 @@
     </w:p>
     <w:p>
       <w:pPr>
-        <w:spacing w:before="0" w:after="240" w:line="427" w:lineRule="auto"/>
-        <w:ind w:firstLine="288"/>
+        <w:spacing w:before="0" w:after="220" w:line="403" w:lineRule="auto"/>
       </w:pPr>
       <w:r>
         <w:rPr>
@@ -1848,8 +1842,7 @@
     </w:p>
     <w:p>
       <w:pPr>
-        <w:spacing w:before="0" w:after="240" w:line="427" w:lineRule="auto"/>
-        <w:ind w:firstLine="288"/>
+        <w:spacing w:before="0" w:after="220" w:line="403" w:lineRule="auto"/>
       </w:pPr>
       <w:r>
         <w:rPr>
@@ -1862,8 +1855,7 @@
     </w:p>
     <w:p>
       <w:pPr>
-        <w:spacing w:before="0" w:after="240" w:line="427" w:lineRule="auto"/>
-        <w:ind w:firstLine="288"/>
+        <w:spacing w:before="0" w:after="220" w:line="403" w:lineRule="auto"/>
       </w:pPr>
       <w:r>
         <w:rPr>
@@ -1892,8 +1884,7 @@
     </w:p>
     <w:p>
       <w:pPr>
-        <w:spacing w:before="0" w:after="240" w:line="427" w:lineRule="auto"/>
-        <w:ind w:firstLine="288"/>
+        <w:spacing w:before="0" w:after="220" w:line="403" w:lineRule="auto"/>
       </w:pPr>
       <w:r>
         <w:rPr>
@@ -1914,8 +1905,7 @@
     </w:p>
     <w:p>
       <w:pPr>
-        <w:spacing w:before="0" w:after="240" w:line="427" w:lineRule="auto"/>
-        <w:ind w:firstLine="288"/>
+        <w:spacing w:before="0" w:after="220" w:line="403" w:lineRule="auto"/>
       </w:pPr>
       <w:r>
         <w:rPr>
@@ -1936,8 +1926,7 @@
     </w:p>
     <w:p>
       <w:pPr>
-        <w:spacing w:before="0" w:after="240" w:line="427" w:lineRule="auto"/>
-        <w:ind w:firstLine="288"/>
+        <w:spacing w:before="0" w:after="220" w:line="403" w:lineRule="auto"/>
       </w:pPr>
       <w:r>
         <w:rPr>
@@ -1979,12 +1968,12 @@
         <w:tc>
           <w:tcPr>
             <w:tcW w:type="dxa" w:w="2232"/>
-            <w:shd w:fill="1B365D" w:val="clear"/>
+            <w:shd w:fill="3A4540" w:val="clear"/>
             <w:tcBorders>
-              <w:top w:val="single" w:sz="4" w:space="0" w:color="1B365D"/>
-              <w:left w:val="single" w:sz="4" w:space="0" w:color="1B365D"/>
-              <w:bottom w:val="single" w:sz="4" w:space="0" w:color="1B365D"/>
-              <w:right w:val="single" w:sz="4" w:space="0" w:color="1B365D"/>
+              <w:top w:val="single" w:sz="4" w:space="0" w:color="3E4A43"/>
+              <w:left w:val="single" w:sz="4" w:space="0" w:color="3E4A43"/>
+              <w:bottom w:val="single" w:sz="4" w:space="0" w:color="3E4A43"/>
+              <w:right w:val="single" w:sz="4" w:space="0" w:color="3E4A43"/>
             </w:tcBorders>
             <w:tcMar>
               <w:top w:w="50" w:type="dxa"/>
@@ -2012,12 +2001,12 @@
         <w:tc>
           <w:tcPr>
             <w:tcW w:type="dxa" w:w="2232"/>
-            <w:shd w:fill="1B365D" w:val="clear"/>
+            <w:shd w:fill="3A4540" w:val="clear"/>
             <w:tcBorders>
-              <w:top w:val="single" w:sz="4" w:space="0" w:color="1B365D"/>
-              <w:left w:val="single" w:sz="4" w:space="0" w:color="1B365D"/>
-              <w:bottom w:val="single" w:sz="4" w:space="0" w:color="1B365D"/>
-              <w:right w:val="single" w:sz="4" w:space="0" w:color="1B365D"/>
+              <w:top w:val="single" w:sz="4" w:space="0" w:color="3E4A43"/>
+              <w:left w:val="single" w:sz="4" w:space="0" w:color="3E4A43"/>
+              <w:bottom w:val="single" w:sz="4" w:space="0" w:color="3E4A43"/>
+              <w:right w:val="single" w:sz="4" w:space="0" w:color="3E4A43"/>
             </w:tcBorders>
             <w:tcMar>
               <w:top w:w="50" w:type="dxa"/>
@@ -2045,12 +2034,12 @@
         <w:tc>
           <w:tcPr>
             <w:tcW w:type="dxa" w:w="2232"/>
-            <w:shd w:fill="1B365D" w:val="clear"/>
+            <w:shd w:fill="3A4540" w:val="clear"/>
             <w:tcBorders>
-              <w:top w:val="single" w:sz="4" w:space="0" w:color="1B365D"/>
-              <w:left w:val="single" w:sz="4" w:space="0" w:color="1B365D"/>
-              <w:bottom w:val="single" w:sz="4" w:space="0" w:color="1B365D"/>
-              <w:right w:val="single" w:sz="4" w:space="0" w:color="1B365D"/>
+              <w:top w:val="single" w:sz="4" w:space="0" w:color="3E4A43"/>
+              <w:left w:val="single" w:sz="4" w:space="0" w:color="3E4A43"/>
+              <w:bottom w:val="single" w:sz="4" w:space="0" w:color="3E4A43"/>
+              <w:right w:val="single" w:sz="4" w:space="0" w:color="3E4A43"/>
             </w:tcBorders>
             <w:tcMar>
               <w:top w:w="50" w:type="dxa"/>
@@ -2078,12 +2067,12 @@
         <w:tc>
           <w:tcPr>
             <w:tcW w:type="dxa" w:w="2232"/>
-            <w:shd w:fill="1B365D" w:val="clear"/>
+            <w:shd w:fill="3A4540" w:val="clear"/>
             <w:tcBorders>
-              <w:top w:val="single" w:sz="4" w:space="0" w:color="1B365D"/>
-              <w:left w:val="single" w:sz="4" w:space="0" w:color="1B365D"/>
-              <w:bottom w:val="single" w:sz="4" w:space="0" w:color="1B365D"/>
-              <w:right w:val="single" w:sz="4" w:space="0" w:color="1B365D"/>
+              <w:top w:val="single" w:sz="4" w:space="0" w:color="3E4A43"/>
+              <w:left w:val="single" w:sz="4" w:space="0" w:color="3E4A43"/>
+              <w:bottom w:val="single" w:sz="4" w:space="0" w:color="3E4A43"/>
+              <w:right w:val="single" w:sz="4" w:space="0" w:color="3E4A43"/>
             </w:tcBorders>
             <w:tcMar>
               <w:top w:w="50" w:type="dxa"/>
@@ -2247,7 +2236,7 @@
         <w:tc>
           <w:tcPr>
             <w:tcW w:type="dxa" w:w="2232"/>
-            <w:shd w:fill="EEF2F6" w:val="clear"/>
+            <w:shd w:fill="E7EDE8" w:val="clear"/>
             <w:tcBorders>
               <w:top w:val="single" w:sz="4" w:space="0" w:color="C5CDD6"/>
               <w:left w:val="single" w:sz="4" w:space="0" w:color="C5CDD6"/>
@@ -2280,7 +2269,7 @@
         <w:tc>
           <w:tcPr>
             <w:tcW w:type="dxa" w:w="2232"/>
-            <w:shd w:fill="EEF2F6" w:val="clear"/>
+            <w:shd w:fill="E7EDE8" w:val="clear"/>
             <w:tcBorders>
               <w:top w:val="single" w:sz="4" w:space="0" w:color="C5CDD6"/>
               <w:left w:val="single" w:sz="4" w:space="0" w:color="C5CDD6"/>
@@ -2313,7 +2302,7 @@
         <w:tc>
           <w:tcPr>
             <w:tcW w:type="dxa" w:w="2232"/>
-            <w:shd w:fill="EEF2F6" w:val="clear"/>
+            <w:shd w:fill="E7EDE8" w:val="clear"/>
             <w:tcBorders>
               <w:top w:val="single" w:sz="4" w:space="0" w:color="C5CDD6"/>
               <w:left w:val="single" w:sz="4" w:space="0" w:color="C5CDD6"/>
@@ -2346,7 +2335,7 @@
         <w:tc>
           <w:tcPr>
             <w:tcW w:type="dxa" w:w="2232"/>
-            <w:shd w:fill="EEF2F6" w:val="clear"/>
+            <w:shd w:fill="E7EDE8" w:val="clear"/>
             <w:tcBorders>
               <w:top w:val="single" w:sz="4" w:space="0" w:color="C5CDD6"/>
               <w:left w:val="single" w:sz="4" w:space="0" w:color="C5CDD6"/>
@@ -2527,8 +2516,7 @@
     </w:p>
     <w:p>
       <w:pPr>
-        <w:spacing w:before="0" w:after="240" w:line="427" w:lineRule="auto"/>
-        <w:ind w:firstLine="288"/>
+        <w:spacing w:before="0" w:after="220" w:line="403" w:lineRule="auto"/>
       </w:pPr>
       <w:r>
         <w:rPr>
@@ -2541,8 +2529,7 @@
     </w:p>
     <w:p>
       <w:pPr>
-        <w:spacing w:before="0" w:after="240" w:line="427" w:lineRule="auto"/>
-        <w:ind w:firstLine="288"/>
+        <w:spacing w:before="0" w:after="220" w:line="403" w:lineRule="auto"/>
       </w:pPr>
       <w:r>
         <w:rPr>
@@ -2846,8 +2833,7 @@
     </w:p>
     <w:p>
       <w:pPr>
-        <w:spacing w:before="0" w:after="240" w:line="427" w:lineRule="auto"/>
-        <w:ind w:firstLine="288"/>
+        <w:spacing w:before="0" w:after="220" w:line="403" w:lineRule="auto"/>
       </w:pPr>
       <w:r>
         <w:rPr>
@@ -2860,8 +2846,7 @@
     </w:p>
     <w:p>
       <w:pPr>
-        <w:spacing w:before="0" w:after="240" w:line="427" w:lineRule="auto"/>
-        <w:ind w:firstLine="288"/>
+        <w:spacing w:before="0" w:after="220" w:line="403" w:lineRule="auto"/>
       </w:pPr>
       <w:r>
         <w:rPr>
@@ -2874,8 +2859,7 @@
     </w:p>
     <w:p>
       <w:pPr>
-        <w:spacing w:before="0" w:after="240" w:line="427" w:lineRule="auto"/>
-        <w:ind w:firstLine="288"/>
+        <w:spacing w:before="0" w:after="220" w:line="403" w:lineRule="auto"/>
       </w:pPr>
       <w:r>
         <w:rPr>
@@ -2917,12 +2901,12 @@
         <w:tc>
           <w:tcPr>
             <w:tcW w:type="dxa" w:w="2232"/>
-            <w:shd w:fill="1B365D" w:val="clear"/>
+            <w:shd w:fill="3A4540" w:val="clear"/>
             <w:tcBorders>
-              <w:top w:val="single" w:sz="4" w:space="0" w:color="1B365D"/>
-              <w:left w:val="single" w:sz="4" w:space="0" w:color="1B365D"/>
-              <w:bottom w:val="single" w:sz="4" w:space="0" w:color="1B365D"/>
-              <w:right w:val="single" w:sz="4" w:space="0" w:color="1B365D"/>
+              <w:top w:val="single" w:sz="4" w:space="0" w:color="3E4A43"/>
+              <w:left w:val="single" w:sz="4" w:space="0" w:color="3E4A43"/>
+              <w:bottom w:val="single" w:sz="4" w:space="0" w:color="3E4A43"/>
+              <w:right w:val="single" w:sz="4" w:space="0" w:color="3E4A43"/>
             </w:tcBorders>
             <w:tcMar>
               <w:top w:w="50" w:type="dxa"/>
@@ -2950,12 +2934,12 @@
         <w:tc>
           <w:tcPr>
             <w:tcW w:type="dxa" w:w="2232"/>
-            <w:shd w:fill="1B365D" w:val="clear"/>
+            <w:shd w:fill="3A4540" w:val="clear"/>
             <w:tcBorders>
-              <w:top w:val="single" w:sz="4" w:space="0" w:color="1B365D"/>
-              <w:left w:val="single" w:sz="4" w:space="0" w:color="1B365D"/>
-              <w:bottom w:val="single" w:sz="4" w:space="0" w:color="1B365D"/>
-              <w:right w:val="single" w:sz="4" w:space="0" w:color="1B365D"/>
+              <w:top w:val="single" w:sz="4" w:space="0" w:color="3E4A43"/>
+              <w:left w:val="single" w:sz="4" w:space="0" w:color="3E4A43"/>
+              <w:bottom w:val="single" w:sz="4" w:space="0" w:color="3E4A43"/>
+              <w:right w:val="single" w:sz="4" w:space="0" w:color="3E4A43"/>
             </w:tcBorders>
             <w:tcMar>
               <w:top w:w="50" w:type="dxa"/>
@@ -2983,12 +2967,12 @@
         <w:tc>
           <w:tcPr>
             <w:tcW w:type="dxa" w:w="2232"/>
-            <w:shd w:fill="1B365D" w:val="clear"/>
+            <w:shd w:fill="3A4540" w:val="clear"/>
             <w:tcBorders>
-              <w:top w:val="single" w:sz="4" w:space="0" w:color="1B365D"/>
-              <w:left w:val="single" w:sz="4" w:space="0" w:color="1B365D"/>
-              <w:bottom w:val="single" w:sz="4" w:space="0" w:color="1B365D"/>
-              <w:right w:val="single" w:sz="4" w:space="0" w:color="1B365D"/>
+              <w:top w:val="single" w:sz="4" w:space="0" w:color="3E4A43"/>
+              <w:left w:val="single" w:sz="4" w:space="0" w:color="3E4A43"/>
+              <w:bottom w:val="single" w:sz="4" w:space="0" w:color="3E4A43"/>
+              <w:right w:val="single" w:sz="4" w:space="0" w:color="3E4A43"/>
             </w:tcBorders>
             <w:tcMar>
               <w:top w:w="50" w:type="dxa"/>
@@ -3016,12 +3000,12 @@
         <w:tc>
           <w:tcPr>
             <w:tcW w:type="dxa" w:w="2232"/>
-            <w:shd w:fill="1B365D" w:val="clear"/>
+            <w:shd w:fill="3A4540" w:val="clear"/>
             <w:tcBorders>
-              <w:top w:val="single" w:sz="4" w:space="0" w:color="1B365D"/>
-              <w:left w:val="single" w:sz="4" w:space="0" w:color="1B365D"/>
-              <w:bottom w:val="single" w:sz="4" w:space="0" w:color="1B365D"/>
-              <w:right w:val="single" w:sz="4" w:space="0" w:color="1B365D"/>
+              <w:top w:val="single" w:sz="4" w:space="0" w:color="3E4A43"/>
+              <w:left w:val="single" w:sz="4" w:space="0" w:color="3E4A43"/>
+              <w:bottom w:val="single" w:sz="4" w:space="0" w:color="3E4A43"/>
+              <w:right w:val="single" w:sz="4" w:space="0" w:color="3E4A43"/>
             </w:tcBorders>
             <w:tcMar>
               <w:top w:w="50" w:type="dxa"/>
@@ -3185,7 +3169,7 @@
         <w:tc>
           <w:tcPr>
             <w:tcW w:type="dxa" w:w="2232"/>
-            <w:shd w:fill="EEF2F6" w:val="clear"/>
+            <w:shd w:fill="E7EDE8" w:val="clear"/>
             <w:tcBorders>
               <w:top w:val="single" w:sz="4" w:space="0" w:color="C5CDD6"/>
               <w:left w:val="single" w:sz="4" w:space="0" w:color="C5CDD6"/>
@@ -3218,7 +3202,7 @@
         <w:tc>
           <w:tcPr>
             <w:tcW w:type="dxa" w:w="2232"/>
-            <w:shd w:fill="EEF2F6" w:val="clear"/>
+            <w:shd w:fill="E7EDE8" w:val="clear"/>
             <w:tcBorders>
               <w:top w:val="single" w:sz="4" w:space="0" w:color="C5CDD6"/>
               <w:left w:val="single" w:sz="4" w:space="0" w:color="C5CDD6"/>
@@ -3251,7 +3235,7 @@
         <w:tc>
           <w:tcPr>
             <w:tcW w:type="dxa" w:w="2232"/>
-            <w:shd w:fill="EEF2F6" w:val="clear"/>
+            <w:shd w:fill="E7EDE8" w:val="clear"/>
             <w:tcBorders>
               <w:top w:val="single" w:sz="4" w:space="0" w:color="C5CDD6"/>
               <w:left w:val="single" w:sz="4" w:space="0" w:color="C5CDD6"/>
@@ -3284,7 +3268,7 @@
         <w:tc>
           <w:tcPr>
             <w:tcW w:type="dxa" w:w="2232"/>
-            <w:shd w:fill="EEF2F6" w:val="clear"/>
+            <w:shd w:fill="E7EDE8" w:val="clear"/>
             <w:tcBorders>
               <w:top w:val="single" w:sz="4" w:space="0" w:color="C5CDD6"/>
               <w:left w:val="single" w:sz="4" w:space="0" w:color="C5CDD6"/>
@@ -3453,7 +3437,7 @@
         <w:tc>
           <w:tcPr>
             <w:tcW w:type="dxa" w:w="2232"/>
-            <w:shd w:fill="EEF2F6" w:val="clear"/>
+            <w:shd w:fill="E7EDE8" w:val="clear"/>
             <w:tcBorders>
               <w:top w:val="single" w:sz="4" w:space="0" w:color="C5CDD6"/>
               <w:left w:val="single" w:sz="4" w:space="0" w:color="C5CDD6"/>
@@ -3486,7 +3470,7 @@
         <w:tc>
           <w:tcPr>
             <w:tcW w:type="dxa" w:w="2232"/>
-            <w:shd w:fill="EEF2F6" w:val="clear"/>
+            <w:shd w:fill="E7EDE8" w:val="clear"/>
             <w:tcBorders>
               <w:top w:val="single" w:sz="4" w:space="0" w:color="C5CDD6"/>
               <w:left w:val="single" w:sz="4" w:space="0" w:color="C5CDD6"/>
@@ -3519,7 +3503,7 @@
         <w:tc>
           <w:tcPr>
             <w:tcW w:type="dxa" w:w="2232"/>
-            <w:shd w:fill="EEF2F6" w:val="clear"/>
+            <w:shd w:fill="E7EDE8" w:val="clear"/>
             <w:tcBorders>
               <w:top w:val="single" w:sz="4" w:space="0" w:color="C5CDD6"/>
               <w:left w:val="single" w:sz="4" w:space="0" w:color="C5CDD6"/>
@@ -3552,7 +3536,7 @@
         <w:tc>
           <w:tcPr>
             <w:tcW w:type="dxa" w:w="2232"/>
-            <w:shd w:fill="EEF2F6" w:val="clear"/>
+            <w:shd w:fill="E7EDE8" w:val="clear"/>
             <w:tcBorders>
               <w:top w:val="single" w:sz="4" w:space="0" w:color="C5CDD6"/>
               <w:left w:val="single" w:sz="4" w:space="0" w:color="C5CDD6"/>
@@ -3599,8 +3583,7 @@
     </w:p>
     <w:p>
       <w:pPr>
-        <w:spacing w:before="0" w:after="240" w:line="427" w:lineRule="auto"/>
-        <w:ind w:firstLine="288"/>
+        <w:spacing w:before="0" w:after="220" w:line="403" w:lineRule="auto"/>
       </w:pPr>
       <w:r>
         <w:rPr>
@@ -3613,8 +3596,7 @@
     </w:p>
     <w:p>
       <w:pPr>
-        <w:spacing w:before="0" w:after="240" w:line="427" w:lineRule="auto"/>
-        <w:ind w:firstLine="288"/>
+        <w:spacing w:before="0" w:after="220" w:line="403" w:lineRule="auto"/>
       </w:pPr>
       <w:r>
         <w:rPr>
@@ -3627,8 +3609,7 @@
     </w:p>
     <w:p>
       <w:pPr>
-        <w:spacing w:before="0" w:after="240" w:line="427" w:lineRule="auto"/>
-        <w:ind w:firstLine="288"/>
+        <w:spacing w:before="0" w:after="220" w:line="403" w:lineRule="auto"/>
       </w:pPr>
       <w:r>
         <w:rPr>
@@ -3641,8 +3622,7 @@
     </w:p>
     <w:p>
       <w:pPr>
-        <w:spacing w:before="0" w:after="240" w:line="427" w:lineRule="auto"/>
-        <w:ind w:firstLine="288"/>
+        <w:spacing w:before="0" w:after="220" w:line="403" w:lineRule="auto"/>
       </w:pPr>
       <w:r>
         <w:rPr>
@@ -3663,8 +3643,7 @@
     </w:p>
     <w:p>
       <w:pPr>
-        <w:spacing w:before="0" w:after="240" w:line="427" w:lineRule="auto"/>
-        <w:ind w:firstLine="288"/>
+        <w:spacing w:before="0" w:after="220" w:line="403" w:lineRule="auto"/>
       </w:pPr>
       <w:r>
         <w:rPr>
@@ -3677,8 +3656,7 @@
     </w:p>
     <w:p>
       <w:pPr>
-        <w:spacing w:before="0" w:after="240" w:line="427" w:lineRule="auto"/>
-        <w:ind w:firstLine="288"/>
+        <w:spacing w:before="0" w:after="220" w:line="403" w:lineRule="auto"/>
       </w:pPr>
       <w:r>
         <w:rPr>
@@ -3707,8 +3685,7 @@
     </w:p>
     <w:p>
       <w:pPr>
-        <w:spacing w:before="0" w:after="240" w:line="427" w:lineRule="auto"/>
-        <w:ind w:firstLine="288"/>
+        <w:spacing w:before="0" w:after="220" w:line="403" w:lineRule="auto"/>
       </w:pPr>
       <w:r>
         <w:rPr>
@@ -3729,8 +3706,7 @@
     </w:p>
     <w:p>
       <w:pPr>
-        <w:spacing w:before="0" w:after="240" w:line="427" w:lineRule="auto"/>
-        <w:ind w:firstLine="288"/>
+        <w:spacing w:before="0" w:after="220" w:line="403" w:lineRule="auto"/>
       </w:pPr>
       <w:r>
         <w:rPr>
@@ -3751,8 +3727,7 @@
     </w:p>
     <w:p>
       <w:pPr>
-        <w:spacing w:before="0" w:after="240" w:line="427" w:lineRule="auto"/>
-        <w:ind w:firstLine="288"/>
+        <w:spacing w:before="0" w:after="220" w:line="403" w:lineRule="auto"/>
       </w:pPr>
       <w:r>
         <w:rPr>
@@ -3773,8 +3748,7 @@
     </w:p>
     <w:p>
       <w:pPr>
-        <w:spacing w:before="0" w:after="240" w:line="427" w:lineRule="auto"/>
-        <w:ind w:firstLine="288"/>
+        <w:spacing w:before="0" w:after="220" w:line="403" w:lineRule="auto"/>
       </w:pPr>
       <w:r>
         <w:rPr>
@@ -3795,8 +3769,7 @@
     </w:p>
     <w:p>
       <w:pPr>
-        <w:spacing w:before="0" w:after="240" w:line="427" w:lineRule="auto"/>
-        <w:ind w:firstLine="288"/>
+        <w:spacing w:before="0" w:after="220" w:line="403" w:lineRule="auto"/>
       </w:pPr>
       <w:r>
         <w:rPr>
@@ -3817,8 +3790,7 @@
     </w:p>
     <w:p>
       <w:pPr>
-        <w:spacing w:before="0" w:after="240" w:line="427" w:lineRule="auto"/>
-        <w:ind w:firstLine="288"/>
+        <w:spacing w:before="0" w:after="220" w:line="403" w:lineRule="auto"/>
       </w:pPr>
       <w:r>
         <w:rPr>
@@ -3901,8 +3873,7 @@
     </w:p>
     <w:p>
       <w:pPr>
-        <w:spacing w:before="0" w:after="240" w:line="427" w:lineRule="auto"/>
-        <w:ind w:firstLine="288"/>
+        <w:spacing w:before="0" w:after="220" w:line="403" w:lineRule="auto"/>
       </w:pPr>
       <w:r>
         <w:rPr>
@@ -3915,8 +3886,7 @@
     </w:p>
     <w:p>
       <w:pPr>
-        <w:spacing w:before="0" w:after="240" w:line="427" w:lineRule="auto"/>
-        <w:ind w:firstLine="288"/>
+        <w:spacing w:before="0" w:after="220" w:line="403" w:lineRule="auto"/>
       </w:pPr>
       <w:r>
         <w:rPr>
@@ -3957,12 +3927,12 @@
         <w:tc>
           <w:tcPr>
             <w:tcW w:type="dxa" w:w="2976"/>
-            <w:shd w:fill="1B365D" w:val="clear"/>
+            <w:shd w:fill="3A4540" w:val="clear"/>
             <w:tcBorders>
-              <w:top w:val="single" w:sz="4" w:space="0" w:color="1B365D"/>
-              <w:left w:val="single" w:sz="4" w:space="0" w:color="1B365D"/>
-              <w:bottom w:val="single" w:sz="4" w:space="0" w:color="1B365D"/>
-              <w:right w:val="single" w:sz="4" w:space="0" w:color="1B365D"/>
+              <w:top w:val="single" w:sz="4" w:space="0" w:color="3E4A43"/>
+              <w:left w:val="single" w:sz="4" w:space="0" w:color="3E4A43"/>
+              <w:bottom w:val="single" w:sz="4" w:space="0" w:color="3E4A43"/>
+              <w:right w:val="single" w:sz="4" w:space="0" w:color="3E4A43"/>
             </w:tcBorders>
             <w:tcMar>
               <w:top w:w="50" w:type="dxa"/>
@@ -3990,12 +3960,12 @@
         <w:tc>
           <w:tcPr>
             <w:tcW w:type="dxa" w:w="2976"/>
-            <w:shd w:fill="1B365D" w:val="clear"/>
+            <w:shd w:fill="3A4540" w:val="clear"/>
             <w:tcBorders>
-              <w:top w:val="single" w:sz="4" w:space="0" w:color="1B365D"/>
-              <w:left w:val="single" w:sz="4" w:space="0" w:color="1B365D"/>
-              <w:bottom w:val="single" w:sz="4" w:space="0" w:color="1B365D"/>
-              <w:right w:val="single" w:sz="4" w:space="0" w:color="1B365D"/>
+              <w:top w:val="single" w:sz="4" w:space="0" w:color="3E4A43"/>
+              <w:left w:val="single" w:sz="4" w:space="0" w:color="3E4A43"/>
+              <w:bottom w:val="single" w:sz="4" w:space="0" w:color="3E4A43"/>
+              <w:right w:val="single" w:sz="4" w:space="0" w:color="3E4A43"/>
             </w:tcBorders>
             <w:tcMar>
               <w:top w:w="50" w:type="dxa"/>
@@ -4023,12 +3993,12 @@
         <w:tc>
           <w:tcPr>
             <w:tcW w:type="dxa" w:w="2976"/>
-            <w:shd w:fill="1B365D" w:val="clear"/>
+            <w:shd w:fill="3A4540" w:val="clear"/>
             <w:tcBorders>
-              <w:top w:val="single" w:sz="4" w:space="0" w:color="1B365D"/>
-              <w:left w:val="single" w:sz="4" w:space="0" w:color="1B365D"/>
-              <w:bottom w:val="single" w:sz="4" w:space="0" w:color="1B365D"/>
-              <w:right w:val="single" w:sz="4" w:space="0" w:color="1B365D"/>
+              <w:top w:val="single" w:sz="4" w:space="0" w:color="3E4A43"/>
+              <w:left w:val="single" w:sz="4" w:space="0" w:color="3E4A43"/>
+              <w:bottom w:val="single" w:sz="4" w:space="0" w:color="3E4A43"/>
+              <w:right w:val="single" w:sz="4" w:space="0" w:color="3E4A43"/>
             </w:tcBorders>
             <w:tcMar>
               <w:top w:w="50" w:type="dxa"/>
@@ -4159,7 +4129,7 @@
         <w:tc>
           <w:tcPr>
             <w:tcW w:type="dxa" w:w="2976"/>
-            <w:shd w:fill="EEF2F6" w:val="clear"/>
+            <w:shd w:fill="E7EDE8" w:val="clear"/>
             <w:tcBorders>
               <w:top w:val="single" w:sz="4" w:space="0" w:color="C5CDD6"/>
               <w:left w:val="single" w:sz="4" w:space="0" w:color="C5CDD6"/>
@@ -4192,7 +4162,7 @@
         <w:tc>
           <w:tcPr>
             <w:tcW w:type="dxa" w:w="2976"/>
-            <w:shd w:fill="EEF2F6" w:val="clear"/>
+            <w:shd w:fill="E7EDE8" w:val="clear"/>
             <w:tcBorders>
               <w:top w:val="single" w:sz="4" w:space="0" w:color="C5CDD6"/>
               <w:left w:val="single" w:sz="4" w:space="0" w:color="C5CDD6"/>
@@ -4225,7 +4195,7 @@
         <w:tc>
           <w:tcPr>
             <w:tcW w:type="dxa" w:w="2976"/>
-            <w:shd w:fill="EEF2F6" w:val="clear"/>
+            <w:shd w:fill="E7EDE8" w:val="clear"/>
             <w:tcBorders>
               <w:top w:val="single" w:sz="4" w:space="0" w:color="C5CDD6"/>
               <w:left w:val="single" w:sz="4" w:space="0" w:color="C5CDD6"/>
@@ -4361,7 +4331,7 @@
         <w:tc>
           <w:tcPr>
             <w:tcW w:type="dxa" w:w="2976"/>
-            <w:shd w:fill="EEF2F6" w:val="clear"/>
+            <w:shd w:fill="E7EDE8" w:val="clear"/>
             <w:tcBorders>
               <w:top w:val="single" w:sz="4" w:space="0" w:color="C5CDD6"/>
               <w:left w:val="single" w:sz="4" w:space="0" w:color="C5CDD6"/>
@@ -4394,7 +4364,7 @@
         <w:tc>
           <w:tcPr>
             <w:tcW w:type="dxa" w:w="2976"/>
-            <w:shd w:fill="EEF2F6" w:val="clear"/>
+            <w:shd w:fill="E7EDE8" w:val="clear"/>
             <w:tcBorders>
               <w:top w:val="single" w:sz="4" w:space="0" w:color="C5CDD6"/>
               <w:left w:val="single" w:sz="4" w:space="0" w:color="C5CDD6"/>
@@ -4427,7 +4397,7 @@
         <w:tc>
           <w:tcPr>
             <w:tcW w:type="dxa" w:w="2976"/>
-            <w:shd w:fill="EEF2F6" w:val="clear"/>
+            <w:shd w:fill="E7EDE8" w:val="clear"/>
             <w:tcBorders>
               <w:top w:val="single" w:sz="4" w:space="0" w:color="C5CDD6"/>
               <w:left w:val="single" w:sz="4" w:space="0" w:color="C5CDD6"/>
@@ -4563,7 +4533,7 @@
         <w:tc>
           <w:tcPr>
             <w:tcW w:type="dxa" w:w="2976"/>
-            <w:shd w:fill="EEF2F6" w:val="clear"/>
+            <w:shd w:fill="E7EDE8" w:val="clear"/>
             <w:tcBorders>
               <w:top w:val="single" w:sz="4" w:space="0" w:color="C5CDD6"/>
               <w:left w:val="single" w:sz="4" w:space="0" w:color="C5CDD6"/>
@@ -4596,7 +4566,7 @@
         <w:tc>
           <w:tcPr>
             <w:tcW w:type="dxa" w:w="2976"/>
-            <w:shd w:fill="EEF2F6" w:val="clear"/>
+            <w:shd w:fill="E7EDE8" w:val="clear"/>
             <w:tcBorders>
               <w:top w:val="single" w:sz="4" w:space="0" w:color="C5CDD6"/>
               <w:left w:val="single" w:sz="4" w:space="0" w:color="C5CDD6"/>
@@ -4629,7 +4599,7 @@
         <w:tc>
           <w:tcPr>
             <w:tcW w:type="dxa" w:w="2976"/>
-            <w:shd w:fill="EEF2F6" w:val="clear"/>
+            <w:shd w:fill="E7EDE8" w:val="clear"/>
             <w:tcBorders>
               <w:top w:val="single" w:sz="4" w:space="0" w:color="C5CDD6"/>
               <w:left w:val="single" w:sz="4" w:space="0" w:color="C5CDD6"/>
@@ -4676,8 +4646,7 @@
     </w:p>
     <w:p>
       <w:pPr>
-        <w:spacing w:before="0" w:after="240" w:line="427" w:lineRule="auto"/>
-        <w:ind w:firstLine="288"/>
+        <w:spacing w:before="0" w:after="220" w:line="403" w:lineRule="auto"/>
       </w:pPr>
       <w:r>
         <w:rPr>
@@ -4690,8 +4659,7 @@
     </w:p>
     <w:p>
       <w:pPr>
-        <w:spacing w:before="0" w:after="240" w:line="427" w:lineRule="auto"/>
-        <w:ind w:firstLine="288"/>
+        <w:spacing w:before="0" w:after="220" w:line="403" w:lineRule="auto"/>
       </w:pPr>
       <w:r>
         <w:rPr>
@@ -4712,8 +4680,7 @@
     </w:p>
     <w:p>
       <w:pPr>
-        <w:spacing w:before="0" w:after="240" w:line="427" w:lineRule="auto"/>
-        <w:ind w:firstLine="288"/>
+        <w:spacing w:before="0" w:after="220" w:line="403" w:lineRule="auto"/>
       </w:pPr>
       <w:r>
         <w:rPr>
@@ -4755,12 +4722,12 @@
         <w:tc>
           <w:tcPr>
             <w:tcW w:type="dxa" w:w="2232"/>
-            <w:shd w:fill="1B365D" w:val="clear"/>
+            <w:shd w:fill="3A4540" w:val="clear"/>
             <w:tcBorders>
-              <w:top w:val="single" w:sz="4" w:space="0" w:color="1B365D"/>
-              <w:left w:val="single" w:sz="4" w:space="0" w:color="1B365D"/>
-              <w:bottom w:val="single" w:sz="4" w:space="0" w:color="1B365D"/>
-              <w:right w:val="single" w:sz="4" w:space="0" w:color="1B365D"/>
+              <w:top w:val="single" w:sz="4" w:space="0" w:color="3E4A43"/>
+              <w:left w:val="single" w:sz="4" w:space="0" w:color="3E4A43"/>
+              <w:bottom w:val="single" w:sz="4" w:space="0" w:color="3E4A43"/>
+              <w:right w:val="single" w:sz="4" w:space="0" w:color="3E4A43"/>
             </w:tcBorders>
             <w:tcMar>
               <w:top w:w="50" w:type="dxa"/>
@@ -4788,12 +4755,12 @@
         <w:tc>
           <w:tcPr>
             <w:tcW w:type="dxa" w:w="2232"/>
-            <w:shd w:fill="1B365D" w:val="clear"/>
+            <w:shd w:fill="3A4540" w:val="clear"/>
             <w:tcBorders>
-              <w:top w:val="single" w:sz="4" w:space="0" w:color="1B365D"/>
-              <w:left w:val="single" w:sz="4" w:space="0" w:color="1B365D"/>
-              <w:bottom w:val="single" w:sz="4" w:space="0" w:color="1B365D"/>
-              <w:right w:val="single" w:sz="4" w:space="0" w:color="1B365D"/>
+              <w:top w:val="single" w:sz="4" w:space="0" w:color="3E4A43"/>
+              <w:left w:val="single" w:sz="4" w:space="0" w:color="3E4A43"/>
+              <w:bottom w:val="single" w:sz="4" w:space="0" w:color="3E4A43"/>
+              <w:right w:val="single" w:sz="4" w:space="0" w:color="3E4A43"/>
             </w:tcBorders>
             <w:tcMar>
               <w:top w:w="50" w:type="dxa"/>
@@ -4821,12 +4788,12 @@
         <w:tc>
           <w:tcPr>
             <w:tcW w:type="dxa" w:w="2232"/>
-            <w:shd w:fill="1B365D" w:val="clear"/>
+            <w:shd w:fill="3A4540" w:val="clear"/>
             <w:tcBorders>
-              <w:top w:val="single" w:sz="4" w:space="0" w:color="1B365D"/>
-              <w:left w:val="single" w:sz="4" w:space="0" w:color="1B365D"/>
-              <w:bottom w:val="single" w:sz="4" w:space="0" w:color="1B365D"/>
-              <w:right w:val="single" w:sz="4" w:space="0" w:color="1B365D"/>
+              <w:top w:val="single" w:sz="4" w:space="0" w:color="3E4A43"/>
+              <w:left w:val="single" w:sz="4" w:space="0" w:color="3E4A43"/>
+              <w:bottom w:val="single" w:sz="4" w:space="0" w:color="3E4A43"/>
+              <w:right w:val="single" w:sz="4" w:space="0" w:color="3E4A43"/>
             </w:tcBorders>
             <w:tcMar>
               <w:top w:w="50" w:type="dxa"/>
@@ -4854,12 +4821,12 @@
         <w:tc>
           <w:tcPr>
             <w:tcW w:type="dxa" w:w="2232"/>
-            <w:shd w:fill="1B365D" w:val="clear"/>
+            <w:shd w:fill="3A4540" w:val="clear"/>
             <w:tcBorders>
-              <w:top w:val="single" w:sz="4" w:space="0" w:color="1B365D"/>
-              <w:left w:val="single" w:sz="4" w:space="0" w:color="1B365D"/>
-              <w:bottom w:val="single" w:sz="4" w:space="0" w:color="1B365D"/>
-              <w:right w:val="single" w:sz="4" w:space="0" w:color="1B365D"/>
+              <w:top w:val="single" w:sz="4" w:space="0" w:color="3E4A43"/>
+              <w:left w:val="single" w:sz="4" w:space="0" w:color="3E4A43"/>
+              <w:bottom w:val="single" w:sz="4" w:space="0" w:color="3E4A43"/>
+              <w:right w:val="single" w:sz="4" w:space="0" w:color="3E4A43"/>
             </w:tcBorders>
             <w:tcMar>
               <w:top w:w="50" w:type="dxa"/>
@@ -5023,7 +4990,7 @@
         <w:tc>
           <w:tcPr>
             <w:tcW w:type="dxa" w:w="2232"/>
-            <w:shd w:fill="EEF2F6" w:val="clear"/>
+            <w:shd w:fill="E7EDE8" w:val="clear"/>
             <w:tcBorders>
               <w:top w:val="single" w:sz="4" w:space="0" w:color="C5CDD6"/>
               <w:left w:val="single" w:sz="4" w:space="0" w:color="C5CDD6"/>
@@ -5056,7 +5023,7 @@
         <w:tc>
           <w:tcPr>
             <w:tcW w:type="dxa" w:w="2232"/>
-            <w:shd w:fill="EEF2F6" w:val="clear"/>
+            <w:shd w:fill="E7EDE8" w:val="clear"/>
             <w:tcBorders>
               <w:top w:val="single" w:sz="4" w:space="0" w:color="C5CDD6"/>
               <w:left w:val="single" w:sz="4" w:space="0" w:color="C5CDD6"/>
@@ -5089,7 +5056,7 @@
         <w:tc>
           <w:tcPr>
             <w:tcW w:type="dxa" w:w="2232"/>
-            <w:shd w:fill="EEF2F6" w:val="clear"/>
+            <w:shd w:fill="E7EDE8" w:val="clear"/>
             <w:tcBorders>
               <w:top w:val="single" w:sz="4" w:space="0" w:color="C5CDD6"/>
               <w:left w:val="single" w:sz="4" w:space="0" w:color="C5CDD6"/>
@@ -5122,7 +5089,7 @@
         <w:tc>
           <w:tcPr>
             <w:tcW w:type="dxa" w:w="2232"/>
-            <w:shd w:fill="EEF2F6" w:val="clear"/>
+            <w:shd w:fill="E7EDE8" w:val="clear"/>
             <w:tcBorders>
               <w:top w:val="single" w:sz="4" w:space="0" w:color="C5CDD6"/>
               <w:left w:val="single" w:sz="4" w:space="0" w:color="C5CDD6"/>
@@ -5291,7 +5258,7 @@
         <w:tc>
           <w:tcPr>
             <w:tcW w:type="dxa" w:w="2232"/>
-            <w:shd w:fill="EEF2F6" w:val="clear"/>
+            <w:shd w:fill="E7EDE8" w:val="clear"/>
             <w:tcBorders>
               <w:top w:val="single" w:sz="4" w:space="0" w:color="C5CDD6"/>
               <w:left w:val="single" w:sz="4" w:space="0" w:color="C5CDD6"/>
@@ -5324,7 +5291,7 @@
         <w:tc>
           <w:tcPr>
             <w:tcW w:type="dxa" w:w="2232"/>
-            <w:shd w:fill="EEF2F6" w:val="clear"/>
+            <w:shd w:fill="E7EDE8" w:val="clear"/>
             <w:tcBorders>
               <w:top w:val="single" w:sz="4" w:space="0" w:color="C5CDD6"/>
               <w:left w:val="single" w:sz="4" w:space="0" w:color="C5CDD6"/>
@@ -5357,7 +5324,7 @@
         <w:tc>
           <w:tcPr>
             <w:tcW w:type="dxa" w:w="2232"/>
-            <w:shd w:fill="EEF2F6" w:val="clear"/>
+            <w:shd w:fill="E7EDE8" w:val="clear"/>
             <w:tcBorders>
               <w:top w:val="single" w:sz="4" w:space="0" w:color="C5CDD6"/>
               <w:left w:val="single" w:sz="4" w:space="0" w:color="C5CDD6"/>
@@ -5390,7 +5357,7 @@
         <w:tc>
           <w:tcPr>
             <w:tcW w:type="dxa" w:w="2232"/>
-            <w:shd w:fill="EEF2F6" w:val="clear"/>
+            <w:shd w:fill="E7EDE8" w:val="clear"/>
             <w:tcBorders>
               <w:top w:val="single" w:sz="4" w:space="0" w:color="C5CDD6"/>
               <w:left w:val="single" w:sz="4" w:space="0" w:color="C5CDD6"/>
@@ -5559,7 +5526,7 @@
         <w:tc>
           <w:tcPr>
             <w:tcW w:type="dxa" w:w="2232"/>
-            <w:shd w:fill="EEF2F6" w:val="clear"/>
+            <w:shd w:fill="E7EDE8" w:val="clear"/>
             <w:tcBorders>
               <w:top w:val="single" w:sz="4" w:space="0" w:color="C5CDD6"/>
               <w:left w:val="single" w:sz="4" w:space="0" w:color="C5CDD6"/>
@@ -5592,7 +5559,7 @@
         <w:tc>
           <w:tcPr>
             <w:tcW w:type="dxa" w:w="2232"/>
-            <w:shd w:fill="EEF2F6" w:val="clear"/>
+            <w:shd w:fill="E7EDE8" w:val="clear"/>
             <w:tcBorders>
               <w:top w:val="single" w:sz="4" w:space="0" w:color="C5CDD6"/>
               <w:left w:val="single" w:sz="4" w:space="0" w:color="C5CDD6"/>
@@ -5625,7 +5592,7 @@
         <w:tc>
           <w:tcPr>
             <w:tcW w:type="dxa" w:w="2232"/>
-            <w:shd w:fill="EEF2F6" w:val="clear"/>
+            <w:shd w:fill="E7EDE8" w:val="clear"/>
             <w:tcBorders>
               <w:top w:val="single" w:sz="4" w:space="0" w:color="C5CDD6"/>
               <w:left w:val="single" w:sz="4" w:space="0" w:color="C5CDD6"/>
@@ -5658,7 +5625,7 @@
         <w:tc>
           <w:tcPr>
             <w:tcW w:type="dxa" w:w="2232"/>
-            <w:shd w:fill="EEF2F6" w:val="clear"/>
+            <w:shd w:fill="E7EDE8" w:val="clear"/>
             <w:tcBorders>
               <w:top w:val="single" w:sz="4" w:space="0" w:color="C5CDD6"/>
               <w:left w:val="single" w:sz="4" w:space="0" w:color="C5CDD6"/>
@@ -5827,7 +5794,7 @@
         <w:tc>
           <w:tcPr>
             <w:tcW w:type="dxa" w:w="2232"/>
-            <w:shd w:fill="EEF2F6" w:val="clear"/>
+            <w:shd w:fill="E7EDE8" w:val="clear"/>
             <w:tcBorders>
               <w:top w:val="single" w:sz="4" w:space="0" w:color="C5CDD6"/>
               <w:left w:val="single" w:sz="4" w:space="0" w:color="C5CDD6"/>
@@ -5860,7 +5827,7 @@
         <w:tc>
           <w:tcPr>
             <w:tcW w:type="dxa" w:w="2232"/>
-            <w:shd w:fill="EEF2F6" w:val="clear"/>
+            <w:shd w:fill="E7EDE8" w:val="clear"/>
             <w:tcBorders>
               <w:top w:val="single" w:sz="4" w:space="0" w:color="C5CDD6"/>
               <w:left w:val="single" w:sz="4" w:space="0" w:color="C5CDD6"/>
@@ -5893,7 +5860,7 @@
         <w:tc>
           <w:tcPr>
             <w:tcW w:type="dxa" w:w="2232"/>
-            <w:shd w:fill="EEF2F6" w:val="clear"/>
+            <w:shd w:fill="E7EDE8" w:val="clear"/>
             <w:tcBorders>
               <w:top w:val="single" w:sz="4" w:space="0" w:color="C5CDD6"/>
               <w:left w:val="single" w:sz="4" w:space="0" w:color="C5CDD6"/>
@@ -5926,7 +5893,7 @@
         <w:tc>
           <w:tcPr>
             <w:tcW w:type="dxa" w:w="2232"/>
-            <w:shd w:fill="EEF2F6" w:val="clear"/>
+            <w:shd w:fill="E7EDE8" w:val="clear"/>
             <w:tcBorders>
               <w:top w:val="single" w:sz="4" w:space="0" w:color="C5CDD6"/>
               <w:left w:val="single" w:sz="4" w:space="0" w:color="C5CDD6"/>
@@ -6095,7 +6062,7 @@
         <w:tc>
           <w:tcPr>
             <w:tcW w:type="dxa" w:w="2232"/>
-            <w:shd w:fill="EEF2F6" w:val="clear"/>
+            <w:shd w:fill="E7EDE8" w:val="clear"/>
             <w:tcBorders>
               <w:top w:val="single" w:sz="4" w:space="0" w:color="C5CDD6"/>
               <w:left w:val="single" w:sz="4" w:space="0" w:color="C5CDD6"/>
@@ -6128,7 +6095,7 @@
         <w:tc>
           <w:tcPr>
             <w:tcW w:type="dxa" w:w="2232"/>
-            <w:shd w:fill="EEF2F6" w:val="clear"/>
+            <w:shd w:fill="E7EDE8" w:val="clear"/>
             <w:tcBorders>
               <w:top w:val="single" w:sz="4" w:space="0" w:color="C5CDD6"/>
               <w:left w:val="single" w:sz="4" w:space="0" w:color="C5CDD6"/>
@@ -6161,7 +6128,7 @@
         <w:tc>
           <w:tcPr>
             <w:tcW w:type="dxa" w:w="2232"/>
-            <w:shd w:fill="EEF2F6" w:val="clear"/>
+            <w:shd w:fill="E7EDE8" w:val="clear"/>
             <w:tcBorders>
               <w:top w:val="single" w:sz="4" w:space="0" w:color="C5CDD6"/>
               <w:left w:val="single" w:sz="4" w:space="0" w:color="C5CDD6"/>
@@ -6194,7 +6161,7 @@
         <w:tc>
           <w:tcPr>
             <w:tcW w:type="dxa" w:w="2232"/>
-            <w:shd w:fill="EEF2F6" w:val="clear"/>
+            <w:shd w:fill="E7EDE8" w:val="clear"/>
             <w:tcBorders>
               <w:top w:val="single" w:sz="4" w:space="0" w:color="C5CDD6"/>
               <w:left w:val="single" w:sz="4" w:space="0" w:color="C5CDD6"/>
@@ -6363,7 +6330,7 @@
         <w:tc>
           <w:tcPr>
             <w:tcW w:type="dxa" w:w="2232"/>
-            <w:shd w:fill="EEF2F6" w:val="clear"/>
+            <w:shd w:fill="E7EDE8" w:val="clear"/>
             <w:tcBorders>
               <w:top w:val="single" w:sz="4" w:space="0" w:color="C5CDD6"/>
               <w:left w:val="single" w:sz="4" w:space="0" w:color="C5CDD6"/>
@@ -6396,7 +6363,7 @@
         <w:tc>
           <w:tcPr>
             <w:tcW w:type="dxa" w:w="2232"/>
-            <w:shd w:fill="EEF2F6" w:val="clear"/>
+            <w:shd w:fill="E7EDE8" w:val="clear"/>
             <w:tcBorders>
               <w:top w:val="single" w:sz="4" w:space="0" w:color="C5CDD6"/>
               <w:left w:val="single" w:sz="4" w:space="0" w:color="C5CDD6"/>
@@ -6429,7 +6396,7 @@
         <w:tc>
           <w:tcPr>
             <w:tcW w:type="dxa" w:w="2232"/>
-            <w:shd w:fill="EEF2F6" w:val="clear"/>
+            <w:shd w:fill="E7EDE8" w:val="clear"/>
             <w:tcBorders>
               <w:top w:val="single" w:sz="4" w:space="0" w:color="C5CDD6"/>
               <w:left w:val="single" w:sz="4" w:space="0" w:color="C5CDD6"/>
@@ -6462,7 +6429,7 @@
         <w:tc>
           <w:tcPr>
             <w:tcW w:type="dxa" w:w="2232"/>
-            <w:shd w:fill="EEF2F6" w:val="clear"/>
+            <w:shd w:fill="E7EDE8" w:val="clear"/>
             <w:tcBorders>
               <w:top w:val="single" w:sz="4" w:space="0" w:color="C5CDD6"/>
               <w:left w:val="single" w:sz="4" w:space="0" w:color="C5CDD6"/>
@@ -6501,8 +6468,7 @@
     </w:p>
     <w:p>
       <w:pPr>
-        <w:spacing w:before="0" w:after="240" w:line="427" w:lineRule="auto"/>
-        <w:ind w:firstLine="288"/>
+        <w:spacing w:before="0" w:after="220" w:line="403" w:lineRule="auto"/>
       </w:pPr>
       <w:r>
         <w:rPr>
@@ -6523,8 +6489,7 @@
     </w:p>
     <w:p>
       <w:pPr>
-        <w:spacing w:before="0" w:after="240" w:line="427" w:lineRule="auto"/>
-        <w:ind w:firstLine="288"/>
+        <w:spacing w:before="0" w:after="220" w:line="403" w:lineRule="auto"/>
       </w:pPr>
       <w:r>
         <w:rPr>
@@ -6727,8 +6692,7 @@
     </w:p>
     <w:p>
       <w:pPr>
-        <w:spacing w:before="0" w:after="240" w:line="427" w:lineRule="auto"/>
-        <w:ind w:firstLine="288"/>
+        <w:spacing w:before="0" w:after="220" w:line="403" w:lineRule="auto"/>
       </w:pPr>
       <w:r>
         <w:rPr>
@@ -6778,12 +6742,12 @@
         <w:tc>
           <w:tcPr>
             <w:tcW w:type="dxa" w:w="2232"/>
-            <w:shd w:fill="1B365D" w:val="clear"/>
+            <w:shd w:fill="3A4540" w:val="clear"/>
             <w:tcBorders>
-              <w:top w:val="single" w:sz="4" w:space="0" w:color="1B365D"/>
-              <w:left w:val="single" w:sz="4" w:space="0" w:color="1B365D"/>
-              <w:bottom w:val="single" w:sz="4" w:space="0" w:color="1B365D"/>
-              <w:right w:val="single" w:sz="4" w:space="0" w:color="1B365D"/>
+              <w:top w:val="single" w:sz="4" w:space="0" w:color="3E4A43"/>
+              <w:left w:val="single" w:sz="4" w:space="0" w:color="3E4A43"/>
+              <w:bottom w:val="single" w:sz="4" w:space="0" w:color="3E4A43"/>
+              <w:right w:val="single" w:sz="4" w:space="0" w:color="3E4A43"/>
             </w:tcBorders>
             <w:tcMar>
               <w:top w:w="50" w:type="dxa"/>
@@ -6811,12 +6775,12 @@
         <w:tc>
           <w:tcPr>
             <w:tcW w:type="dxa" w:w="2232"/>
-            <w:shd w:fill="1B365D" w:val="clear"/>
+            <w:shd w:fill="3A4540" w:val="clear"/>
             <w:tcBorders>
-              <w:top w:val="single" w:sz="4" w:space="0" w:color="1B365D"/>
-              <w:left w:val="single" w:sz="4" w:space="0" w:color="1B365D"/>
-              <w:bottom w:val="single" w:sz="4" w:space="0" w:color="1B365D"/>
-              <w:right w:val="single" w:sz="4" w:space="0" w:color="1B365D"/>
+              <w:top w:val="single" w:sz="4" w:space="0" w:color="3E4A43"/>
+              <w:left w:val="single" w:sz="4" w:space="0" w:color="3E4A43"/>
+              <w:bottom w:val="single" w:sz="4" w:space="0" w:color="3E4A43"/>
+              <w:right w:val="single" w:sz="4" w:space="0" w:color="3E4A43"/>
             </w:tcBorders>
             <w:tcMar>
               <w:top w:w="50" w:type="dxa"/>
@@ -6844,12 +6808,12 @@
         <w:tc>
           <w:tcPr>
             <w:tcW w:type="dxa" w:w="2232"/>
-            <w:shd w:fill="1B365D" w:val="clear"/>
+            <w:shd w:fill="3A4540" w:val="clear"/>
             <w:tcBorders>
-              <w:top w:val="single" w:sz="4" w:space="0" w:color="1B365D"/>
-              <w:left w:val="single" w:sz="4" w:space="0" w:color="1B365D"/>
-              <w:bottom w:val="single" w:sz="4" w:space="0" w:color="1B365D"/>
-              <w:right w:val="single" w:sz="4" w:space="0" w:color="1B365D"/>
+              <w:top w:val="single" w:sz="4" w:space="0" w:color="3E4A43"/>
+              <w:left w:val="single" w:sz="4" w:space="0" w:color="3E4A43"/>
+              <w:bottom w:val="single" w:sz="4" w:space="0" w:color="3E4A43"/>
+              <w:right w:val="single" w:sz="4" w:space="0" w:color="3E4A43"/>
             </w:tcBorders>
             <w:tcMar>
               <w:top w:w="50" w:type="dxa"/>
@@ -6877,12 +6841,12 @@
         <w:tc>
           <w:tcPr>
             <w:tcW w:type="dxa" w:w="2232"/>
-            <w:shd w:fill="1B365D" w:val="clear"/>
+            <w:shd w:fill="3A4540" w:val="clear"/>
             <w:tcBorders>
-              <w:top w:val="single" w:sz="4" w:space="0" w:color="1B365D"/>
-              <w:left w:val="single" w:sz="4" w:space="0" w:color="1B365D"/>
-              <w:bottom w:val="single" w:sz="4" w:space="0" w:color="1B365D"/>
-              <w:right w:val="single" w:sz="4" w:space="0" w:color="1B365D"/>
+              <w:top w:val="single" w:sz="4" w:space="0" w:color="3E4A43"/>
+              <w:left w:val="single" w:sz="4" w:space="0" w:color="3E4A43"/>
+              <w:bottom w:val="single" w:sz="4" w:space="0" w:color="3E4A43"/>
+              <w:right w:val="single" w:sz="4" w:space="0" w:color="3E4A43"/>
             </w:tcBorders>
             <w:tcMar>
               <w:top w:w="50" w:type="dxa"/>
@@ -7046,7 +7010,7 @@
         <w:tc>
           <w:tcPr>
             <w:tcW w:type="dxa" w:w="2232"/>
-            <w:shd w:fill="EEF2F6" w:val="clear"/>
+            <w:shd w:fill="E7EDE8" w:val="clear"/>
             <w:tcBorders>
               <w:top w:val="single" w:sz="4" w:space="0" w:color="C5CDD6"/>
               <w:left w:val="single" w:sz="4" w:space="0" w:color="C5CDD6"/>
@@ -7079,7 +7043,7 @@
         <w:tc>
           <w:tcPr>
             <w:tcW w:type="dxa" w:w="2232"/>
-            <w:shd w:fill="EEF2F6" w:val="clear"/>
+            <w:shd w:fill="E7EDE8" w:val="clear"/>
             <w:tcBorders>
               <w:top w:val="single" w:sz="4" w:space="0" w:color="C5CDD6"/>
               <w:left w:val="single" w:sz="4" w:space="0" w:color="C5CDD6"/>
@@ -7112,7 +7076,7 @@
         <w:tc>
           <w:tcPr>
             <w:tcW w:type="dxa" w:w="2232"/>
-            <w:shd w:fill="EEF2F6" w:val="clear"/>
+            <w:shd w:fill="E7EDE8" w:val="clear"/>
             <w:tcBorders>
               <w:top w:val="single" w:sz="4" w:space="0" w:color="C5CDD6"/>
               <w:left w:val="single" w:sz="4" w:space="0" w:color="C5CDD6"/>
@@ -7145,7 +7109,7 @@
         <w:tc>
           <w:tcPr>
             <w:tcW w:type="dxa" w:w="2232"/>
-            <w:shd w:fill="EEF2F6" w:val="clear"/>
+            <w:shd w:fill="E7EDE8" w:val="clear"/>
             <w:tcBorders>
               <w:top w:val="single" w:sz="4" w:space="0" w:color="C5CDD6"/>
               <w:left w:val="single" w:sz="4" w:space="0" w:color="C5CDD6"/>
@@ -7314,7 +7278,7 @@
         <w:tc>
           <w:tcPr>
             <w:tcW w:type="dxa" w:w="2232"/>
-            <w:shd w:fill="EEF2F6" w:val="clear"/>
+            <w:shd w:fill="E7EDE8" w:val="clear"/>
             <w:tcBorders>
               <w:top w:val="single" w:sz="4" w:space="0" w:color="C5CDD6"/>
               <w:left w:val="single" w:sz="4" w:space="0" w:color="C5CDD6"/>
@@ -7347,7 +7311,7 @@
         <w:tc>
           <w:tcPr>
             <w:tcW w:type="dxa" w:w="2232"/>
-            <w:shd w:fill="EEF2F6" w:val="clear"/>
+            <w:shd w:fill="E7EDE8" w:val="clear"/>
             <w:tcBorders>
               <w:top w:val="single" w:sz="4" w:space="0" w:color="C5CDD6"/>
               <w:left w:val="single" w:sz="4" w:space="0" w:color="C5CDD6"/>
@@ -7380,7 +7344,7 @@
         <w:tc>
           <w:tcPr>
             <w:tcW w:type="dxa" w:w="2232"/>
-            <w:shd w:fill="EEF2F6" w:val="clear"/>
+            <w:shd w:fill="E7EDE8" w:val="clear"/>
             <w:tcBorders>
               <w:top w:val="single" w:sz="4" w:space="0" w:color="C5CDD6"/>
               <w:left w:val="single" w:sz="4" w:space="0" w:color="C5CDD6"/>
@@ -7413,7 +7377,7 @@
         <w:tc>
           <w:tcPr>
             <w:tcW w:type="dxa" w:w="2232"/>
-            <w:shd w:fill="EEF2F6" w:val="clear"/>
+            <w:shd w:fill="E7EDE8" w:val="clear"/>
             <w:tcBorders>
               <w:top w:val="single" w:sz="4" w:space="0" w:color="C5CDD6"/>
               <w:left w:val="single" w:sz="4" w:space="0" w:color="C5CDD6"/>
@@ -7598,10 +7562,10 @@
             <w:tcW w:type="dxa" w:w="8928"/>
             <w:shd w:fill="F4F1E8" w:val="clear"/>
             <w:tcBorders>
-              <w:top w:val="single" w:sz="10" w:space="0" w:color="1B365D"/>
-              <w:left w:val="single" w:sz="10" w:space="0" w:color="1B365D"/>
-              <w:bottom w:val="single" w:sz="10" w:space="0" w:color="1B365D"/>
-              <w:right w:val="single" w:sz="10" w:space="0" w:color="1B365D"/>
+              <w:top w:val="single" w:sz="10" w:space="0" w:color="3E4A43"/>
+              <w:left w:val="single" w:sz="10" w:space="0" w:color="3E4A43"/>
+              <w:bottom w:val="single" w:sz="10" w:space="0" w:color="3E4A43"/>
+              <w:right w:val="single" w:sz="10" w:space="0" w:color="3E4A43"/>
             </w:tcBorders>
             <w:tcMar>
               <w:top w:w="80" w:type="dxa"/>
@@ -7619,7 +7583,7 @@
               <w:rPr>
                 <w:rFonts w:ascii="Liberation Sans" w:hAnsi="Liberation Sans" w:eastAsia="Liberation Sans" w:cs="Liberation Sans"/>
                 <w:b/>
-                <w:color w:val="1B365D"/>
+                <w:color w:val="3E4A43"/>
                 <w:sz w:val="16"/>
               </w:rPr>
               <w:t>NOTE</w:t>
@@ -7648,8 +7612,7 @@
     </w:p>
     <w:p>
       <w:pPr>
-        <w:spacing w:before="0" w:after="240" w:line="427" w:lineRule="auto"/>
-        <w:ind w:firstLine="288"/>
+        <w:spacing w:before="0" w:after="220" w:line="403" w:lineRule="auto"/>
       </w:pPr>
       <w:r>
         <w:rPr>
@@ -7670,8 +7633,7 @@
     </w:p>
     <w:p>
       <w:pPr>
-        <w:spacing w:before="0" w:after="240" w:line="427" w:lineRule="auto"/>
-        <w:ind w:firstLine="288"/>
+        <w:spacing w:before="0" w:after="220" w:line="403" w:lineRule="auto"/>
       </w:pPr>
       <w:r>
         <w:rPr>
@@ -7692,8 +7654,7 @@
     </w:p>
     <w:p>
       <w:pPr>
-        <w:spacing w:before="0" w:after="240" w:line="427" w:lineRule="auto"/>
-        <w:ind w:firstLine="288"/>
+        <w:spacing w:before="0" w:after="220" w:line="403" w:lineRule="auto"/>
       </w:pPr>
       <w:r>
         <w:rPr>
@@ -7706,8 +7667,7 @@
     </w:p>
     <w:p>
       <w:pPr>
-        <w:spacing w:before="0" w:after="240" w:line="427" w:lineRule="auto"/>
-        <w:ind w:firstLine="288"/>
+        <w:spacing w:before="0" w:after="220" w:line="403" w:lineRule="auto"/>
       </w:pPr>
       <w:r>
         <w:rPr>
@@ -7728,8 +7688,7 @@
     </w:p>
     <w:p>
       <w:pPr>
-        <w:spacing w:before="0" w:after="240" w:line="427" w:lineRule="auto"/>
-        <w:ind w:firstLine="288"/>
+        <w:spacing w:before="0" w:after="220" w:line="403" w:lineRule="auto"/>
       </w:pPr>
       <w:r>
         <w:rPr>
@@ -7742,8 +7701,7 @@
     </w:p>
     <w:p>
       <w:pPr>
-        <w:spacing w:before="0" w:after="240" w:line="427" w:lineRule="auto"/>
-        <w:ind w:firstLine="288"/>
+        <w:spacing w:before="0" w:after="220" w:line="403" w:lineRule="auto"/>
       </w:pPr>
       <w:r>
         <w:rPr>
@@ -7764,8 +7722,7 @@
     </w:p>
     <w:p>
       <w:pPr>
-        <w:spacing w:before="0" w:after="240" w:line="427" w:lineRule="auto"/>
-        <w:ind w:firstLine="288"/>
+        <w:spacing w:before="0" w:after="220" w:line="403" w:lineRule="auto"/>
       </w:pPr>
       <w:r>
         <w:rPr>
@@ -7778,8 +7735,7 @@
     </w:p>
     <w:p>
       <w:pPr>
-        <w:spacing w:before="0" w:after="240" w:line="427" w:lineRule="auto"/>
-        <w:ind w:firstLine="288"/>
+        <w:spacing w:before="0" w:after="220" w:line="403" w:lineRule="auto"/>
       </w:pPr>
       <w:r>
         <w:rPr>
@@ -7800,8 +7756,7 @@
     </w:p>
     <w:p>
       <w:pPr>
-        <w:spacing w:before="0" w:after="240" w:line="427" w:lineRule="auto"/>
-        <w:ind w:firstLine="288"/>
+        <w:spacing w:before="0" w:after="220" w:line="403" w:lineRule="auto"/>
       </w:pPr>
       <w:r>
         <w:rPr>
@@ -7814,8 +7769,7 @@
     </w:p>
     <w:p>
       <w:pPr>
-        <w:spacing w:before="0" w:after="240" w:line="427" w:lineRule="auto"/>
-        <w:ind w:firstLine="288"/>
+        <w:spacing w:before="0" w:after="220" w:line="403" w:lineRule="auto"/>
       </w:pPr>
       <w:r>
         <w:rPr>
@@ -7836,8 +7790,7 @@
     </w:p>
     <w:p>
       <w:pPr>
-        <w:spacing w:before="0" w:after="240" w:line="427" w:lineRule="auto"/>
-        <w:ind w:firstLine="288"/>
+        <w:spacing w:before="0" w:after="220" w:line="403" w:lineRule="auto"/>
       </w:pPr>
       <w:r>
         <w:rPr>
@@ -7850,8 +7803,7 @@
     </w:p>
     <w:p>
       <w:pPr>
-        <w:spacing w:before="0" w:after="240" w:line="427" w:lineRule="auto"/>
-        <w:ind w:firstLine="288"/>
+        <w:spacing w:before="0" w:after="220" w:line="403" w:lineRule="auto"/>
       </w:pPr>
       <w:r>
         <w:rPr>
@@ -7872,8 +7824,7 @@
     </w:p>
     <w:p>
       <w:pPr>
-        <w:spacing w:before="0" w:after="240" w:line="427" w:lineRule="auto"/>
-        <w:ind w:firstLine="288"/>
+        <w:spacing w:before="0" w:after="220" w:line="403" w:lineRule="auto"/>
       </w:pPr>
       <w:r>
         <w:rPr>
@@ -7886,8 +7837,7 @@
     </w:p>
     <w:p>
       <w:pPr>
-        <w:spacing w:before="0" w:after="240" w:line="427" w:lineRule="auto"/>
-        <w:ind w:firstLine="288"/>
+        <w:spacing w:before="0" w:after="220" w:line="403" w:lineRule="auto"/>
       </w:pPr>
       <w:r>
         <w:rPr>
@@ -7908,8 +7858,7 @@
     </w:p>
     <w:p>
       <w:pPr>
-        <w:spacing w:before="0" w:after="240" w:line="427" w:lineRule="auto"/>
-        <w:ind w:firstLine="288"/>
+        <w:spacing w:before="0" w:after="220" w:line="403" w:lineRule="auto"/>
       </w:pPr>
       <w:r>
         <w:rPr>
@@ -7922,8 +7871,7 @@
     </w:p>
     <w:p>
       <w:pPr>
-        <w:spacing w:before="0" w:after="240" w:line="427" w:lineRule="auto"/>
-        <w:ind w:firstLine="288"/>
+        <w:spacing w:before="0" w:after="220" w:line="403" w:lineRule="auto"/>
       </w:pPr>
       <w:r>
         <w:rPr>
@@ -7944,8 +7892,7 @@
     </w:p>
     <w:p>
       <w:pPr>
-        <w:spacing w:before="0" w:after="240" w:line="427" w:lineRule="auto"/>
-        <w:ind w:firstLine="288"/>
+        <w:spacing w:before="0" w:after="220" w:line="403" w:lineRule="auto"/>
       </w:pPr>
       <w:r>
         <w:rPr>
@@ -7958,8 +7905,7 @@
     </w:p>
     <w:p>
       <w:pPr>
-        <w:spacing w:before="0" w:after="240" w:line="427" w:lineRule="auto"/>
-        <w:ind w:firstLine="288"/>
+        <w:spacing w:before="0" w:after="220" w:line="403" w:lineRule="auto"/>
       </w:pPr>
       <w:r>
         <w:rPr>
@@ -7980,8 +7926,7 @@
     </w:p>
     <w:p>
       <w:pPr>
-        <w:spacing w:before="0" w:after="240" w:line="427" w:lineRule="auto"/>
-        <w:ind w:firstLine="288"/>
+        <w:spacing w:before="0" w:after="220" w:line="403" w:lineRule="auto"/>
       </w:pPr>
       <w:r>
         <w:rPr>
@@ -7994,8 +7939,7 @@
     </w:p>
     <w:p>
       <w:pPr>
-        <w:spacing w:before="0" w:after="240" w:line="427" w:lineRule="auto"/>
-        <w:ind w:firstLine="288"/>
+        <w:spacing w:before="0" w:after="220" w:line="403" w:lineRule="auto"/>
       </w:pPr>
       <w:r>
         <w:rPr>
@@ -8016,8 +7960,7 @@
     </w:p>
     <w:p>
       <w:pPr>
-        <w:spacing w:before="0" w:after="240" w:line="427" w:lineRule="auto"/>
-        <w:ind w:firstLine="288"/>
+        <w:spacing w:before="0" w:after="220" w:line="403" w:lineRule="auto"/>
       </w:pPr>
       <w:r>
         <w:rPr>
@@ -8030,8 +7973,7 @@
     </w:p>
     <w:p>
       <w:pPr>
-        <w:spacing w:before="0" w:after="240" w:line="427" w:lineRule="auto"/>
-        <w:ind w:firstLine="288"/>
+        <w:spacing w:before="0" w:after="220" w:line="403" w:lineRule="auto"/>
       </w:pPr>
       <w:r>
         <w:rPr>
@@ -8052,8 +7994,7 @@
     </w:p>
     <w:p>
       <w:pPr>
-        <w:spacing w:before="0" w:after="240" w:line="427" w:lineRule="auto"/>
-        <w:ind w:firstLine="288"/>
+        <w:spacing w:before="0" w:after="220" w:line="403" w:lineRule="auto"/>
       </w:pPr>
       <w:r>
         <w:rPr>
@@ -8066,8 +8007,7 @@
     </w:p>
     <w:p>
       <w:pPr>
-        <w:spacing w:before="0" w:after="240" w:line="427" w:lineRule="auto"/>
-        <w:ind w:firstLine="288"/>
+        <w:spacing w:before="0" w:after="220" w:line="403" w:lineRule="auto"/>
       </w:pPr>
       <w:r>
         <w:rPr>
@@ -8088,8 +8028,7 @@
     </w:p>
     <w:p>
       <w:pPr>
-        <w:spacing w:before="0" w:after="240" w:line="427" w:lineRule="auto"/>
-        <w:ind w:firstLine="288"/>
+        <w:spacing w:before="0" w:after="220" w:line="403" w:lineRule="auto"/>
       </w:pPr>
       <w:r>
         <w:rPr>
@@ -8102,8 +8041,7 @@
     </w:p>
     <w:p>
       <w:pPr>
-        <w:spacing w:before="0" w:after="240" w:line="427" w:lineRule="auto"/>
-        <w:ind w:firstLine="288"/>
+        <w:spacing w:before="0" w:after="220" w:line="403" w:lineRule="auto"/>
       </w:pPr>
       <w:r>
         <w:rPr>
@@ -8128,10 +8066,10 @@
             <w:tcW w:type="dxa" w:w="8928"/>
             <w:shd w:fill="E7EEF5" w:val="clear"/>
             <w:tcBorders>
-              <w:top w:val="single" w:sz="10" w:space="0" w:color="1B365D"/>
-              <w:left w:val="single" w:sz="10" w:space="0" w:color="1B365D"/>
-              <w:bottom w:val="single" w:sz="10" w:space="0" w:color="1B365D"/>
-              <w:right w:val="single" w:sz="10" w:space="0" w:color="1B365D"/>
+              <w:top w:val="single" w:sz="10" w:space="0" w:color="3E4A43"/>
+              <w:left w:val="single" w:sz="10" w:space="0" w:color="3E4A43"/>
+              <w:bottom w:val="single" w:sz="10" w:space="0" w:color="3E4A43"/>
+              <w:right w:val="single" w:sz="10" w:space="0" w:color="3E4A43"/>
             </w:tcBorders>
             <w:tcMar>
               <w:top w:w="80" w:type="dxa"/>
@@ -8149,7 +8087,7 @@
               <w:rPr>
                 <w:rFonts w:ascii="Liberation Sans" w:hAnsi="Liberation Sans" w:eastAsia="Liberation Sans" w:cs="Liberation Sans"/>
                 <w:b/>
-                <w:color w:val="1B365D"/>
+                <w:color w:val="3E4A43"/>
                 <w:sz w:val="16"/>
               </w:rPr>
               <w:t>STILL THE DECISION</w:t>
@@ -8186,8 +8124,7 @@
     </w:p>
     <w:p>
       <w:pPr>
-        <w:spacing w:before="0" w:after="240" w:line="427" w:lineRule="auto"/>
-        <w:ind w:firstLine="288"/>
+        <w:spacing w:before="0" w:after="220" w:line="403" w:lineRule="auto"/>
       </w:pPr>
       <w:r>
         <w:rPr>
@@ -8203,13 +8140,12 @@
         <w:pStyle w:val="Heading1"/>
       </w:pPr>
       <w:r>
-        <w:t>Open work after January 9, 2020</w:t>
+        <w:t>Lock budget, blast radius, leftovers</w:t>
       </w:r>
     </w:p>
     <w:p>
       <w:pPr>
-        <w:spacing w:before="0" w:after="240" w:line="427" w:lineRule="auto"/>
-        <w:ind w:firstLine="288"/>
+        <w:spacing w:before="0" w:after="220" w:line="403" w:lineRule="auto"/>
       </w:pPr>
       <w:r>
         <w:rPr>
@@ -8217,7 +8153,7 @@
           <w:color w:val="222222"/>
           <w:sz w:val="24"/>
         </w:rPr>
-        <w:t>What follows is leftover work from Oakridge inventory-api v1 REST design: named people, named boxes, named tickets, and the items I still owe. If a paragraph fights the decision in the front of OAK-TDD-2020-002, strike the paragraph.</w:t>
+        <w:t>Back of Oakridge inventory-api v1 REST design: execution only. The decision in the front does not move. Date on this pack is January 9, 2020.</w:t>
       </w:r>
     </w:p>
     <w:p>
@@ -8225,7 +8161,197 @@
         <w:pStyle w:val="Heading2"/>
       </w:pPr>
       <w:r>
-        <w:t>What we are still refusing (staging that is too small to catch the bug)</w:t>
+        <w:t>People who missed the room</w:t>
+      </w:r>
+    </w:p>
+    <w:p>
+      <w:pPr>
+        <w:spacing w:before="0" w:after="220" w:line="403" w:lineRule="auto"/>
+      </w:pPr>
+      <w:r>
+        <w:rPr>
+          <w:rFonts w:ascii="Liberation Serif" w:hAnsi="Liberation Serif" w:eastAsia="Liberation Serif" w:cs="Liberation Serif"/>
+          <w:color w:val="222222"/>
+          <w:sz w:val="24"/>
+        </w:rPr>
+        <w:t>Attendees who still owe something: Aman Kumar, Aman Kumar, and whoever owns inv-api-01.oak.internal. One question was on the table: can we ship without dealing with a dashboard screenshot standing in for a permalink. Answer was no. I repeated the number 4.1 because two people in the room had stale graphs. Action: Aman Kumar files the follow-up on OAK-REQ-2019-014 before January 13, 2020. I will not mark the ticket done because a meeting happened.</w:t>
+      </w:r>
+    </w:p>
+    <w:p>
+      <w:pPr>
+        <w:spacing w:before="0" w:after="220" w:line="403" w:lineRule="auto"/>
+      </w:pPr>
+      <w:r>
+        <w:rPr>
+          <w:rFonts w:ascii="Liberation Serif" w:hAnsi="Liberation Serif" w:eastAsia="Liberation Serif" w:cs="Liberation Serif"/>
+          <w:color w:val="222222"/>
+          <w:sz w:val="24"/>
+        </w:rPr>
+        <w:t>Parking lot: a dashboard request that does not unblock OAK-REQ-2019-014. I parked it. A calendar invite is not a decision. If someone wants this recorded as a decision, they write it here or they change the callout in the front of OAK-TDD-2020-002. Quotes from the room stay quotes. They do not become scope.</w:t>
+      </w:r>
+    </w:p>
+    <w:p>
+      <w:pPr>
+        <w:spacing w:before="0" w:after="220" w:line="403" w:lineRule="auto"/>
+      </w:pPr>
+      <w:r>
+        <w:rPr>
+          <w:rFonts w:ascii="Liberation Serif" w:hAnsi="Liberation Serif" w:eastAsia="Liberation Serif" w:cs="Liberation Serif"/>
+          <w:color w:val="222222"/>
+          <w:sz w:val="24"/>
+        </w:rPr>
+        <w:t>Aman Kumar owes a close on a dashboard screenshot standing in for a permalink by January 15, 2020, not a status emoji, a green job with no rows still pages, and abort beats a lying dual-run.</w:t>
+      </w:r>
+    </w:p>
+    <w:p>
+      <w:pPr>
+        <w:spacing w:before="0" w:after="220" w:line="403" w:lineRule="auto"/>
+      </w:pPr>
+      <w:r>
+        <w:rPr>
+          <w:rFonts w:ascii="Liberation Serif" w:hAnsi="Liberation Serif" w:eastAsia="Liberation Serif" w:cs="Liberation Serif"/>
+          <w:color w:val="222222"/>
+          <w:sz w:val="24"/>
+        </w:rPr>
+        <w:t>leftover a dashboard screenshot standing in for a permalink sits with Priya Nair on OAK-4412, polling faster is not a substitute for fixing a dashboard screenshot standing in for a permalink, and the sample I would still defend uses the same clock as 20.</w:t>
+      </w:r>
+    </w:p>
+    <w:p>
+      <w:pPr>
+        <w:pStyle w:val="Heading2"/>
+      </w:pPr>
+      <w:r>
+        <w:t>Aman Kumar still owes a close</w:t>
+      </w:r>
+    </w:p>
+    <w:p>
+      <w:pPr>
+        <w:spacing w:before="0" w:after="220" w:line="403" w:lineRule="auto"/>
+      </w:pPr>
+      <w:r>
+        <w:rPr>
+          <w:rFonts w:ascii="Liberation Serif" w:hAnsi="Liberation Serif" w:eastAsia="Liberation Serif" w:cs="Liberation Serif"/>
+          <w:color w:val="222222"/>
+          <w:sz w:val="24"/>
+        </w:rPr>
+        <w:t>Priya Nair still owes a close, not a status. Due January 18, 2020. The question is whether redis-inv-01.oak.internal stays in the path for the freeze clock versus a 'small apply'. If yes, the main body already says how. If no, Priya Nair writes the cut on OAK-4412. I will ping once. After that the owner is late, not blocked.</w:t>
+      </w:r>
+    </w:p>
+    <w:p>
+      <w:pPr>
+        <w:pStyle w:val="ListBullet"/>
+        <w:spacing w:before="20" w:after="60" w:line="260" w:lineRule="auto"/>
+      </w:pPr>
+      <w:r>
+        <w:rPr>
+          <w:rFonts w:ascii="Liberation Serif" w:hAnsi="Liberation Serif" w:eastAsia="Liberation Serif" w:cs="Liberation Serif"/>
+          <w:color w:val="222222"/>
+          <w:sz w:val="24"/>
+        </w:rPr>
+        <w:t>Owner: Priya Nair</w:t>
+      </w:r>
+    </w:p>
+    <w:p>
+      <w:pPr>
+        <w:pStyle w:val="ListBullet"/>
+        <w:spacing w:before="20" w:after="60" w:line="260" w:lineRule="auto"/>
+      </w:pPr>
+      <w:r>
+        <w:rPr>
+          <w:rFonts w:ascii="Liberation Serif" w:hAnsi="Liberation Serif" w:eastAsia="Liberation Serif" w:cs="Liberation Serif"/>
+          <w:color w:val="222222"/>
+          <w:sz w:val="24"/>
+        </w:rPr>
+        <w:t>Ticket: OAK-4412</w:t>
+      </w:r>
+    </w:p>
+    <w:p>
+      <w:pPr>
+        <w:pStyle w:val="ListBullet"/>
+        <w:spacing w:before="20" w:after="60" w:line="260" w:lineRule="auto"/>
+      </w:pPr>
+      <w:r>
+        <w:rPr>
+          <w:rFonts w:ascii="Liberation Serif" w:hAnsi="Liberation Serif" w:eastAsia="Liberation Serif" w:cs="Liberation Serif"/>
+          <w:color w:val="222222"/>
+          <w:sz w:val="24"/>
+        </w:rPr>
+        <w:t>Host in play: redis-inv-01.oak.internal</w:t>
+      </w:r>
+    </w:p>
+    <w:p>
+      <w:pPr>
+        <w:pStyle w:val="ListBullet"/>
+        <w:spacing w:before="20" w:after="60" w:line="260" w:lineRule="auto"/>
+      </w:pPr>
+      <w:r>
+        <w:rPr>
+          <w:rFonts w:ascii="Liberation Serif" w:hAnsi="Liberation Serif" w:eastAsia="Liberation Serif" w:cs="Liberation Serif"/>
+          <w:color w:val="222222"/>
+          <w:sz w:val="24"/>
+        </w:rPr>
+        <w:t>Acceptable close: yes, no, or a new date with a reason.</w:t>
+      </w:r>
+    </w:p>
+    <w:p>
+      <w:pPr>
+        <w:pStyle w:val="ListBullet"/>
+        <w:spacing w:before="20" w:after="60" w:line="260" w:lineRule="auto"/>
+      </w:pPr>
+      <w:r>
+        <w:rPr>
+          <w:rFonts w:ascii="Liberation Serif" w:hAnsi="Liberation Serif" w:eastAsia="Liberation Serif" w:cs="Liberation Serif"/>
+          <w:color w:val="222222"/>
+          <w:sz w:val="24"/>
+        </w:rPr>
+        <w:t>Not acceptable: a list of meetings, a thumbs-up emoji, a parking-lot rename.</w:t>
+      </w:r>
+    </w:p>
+    <w:p>
+      <w:pPr>
+        <w:spacing w:before="0" w:after="220" w:line="403" w:lineRule="auto"/>
+      </w:pPr>
+      <w:r>
+        <w:rPr>
+          <w:rFonts w:ascii="Liberation Serif" w:hAnsi="Liberation Serif" w:eastAsia="Liberation Serif" w:cs="Liberation Serif"/>
+          <w:color w:val="222222"/>
+          <w:sz w:val="24"/>
+        </w:rPr>
+        <w:t>Check that the close does not collide with the freeze or ops window already named in the main body. If it does, the date moves, the scope does not. Number I will cite if someone asks whether this is blocking: 20. If that number is not the blocker, say so on OAK-4412 in the first line.</w:t>
+      </w:r>
+    </w:p>
+    <w:p>
+      <w:pPr>
+        <w:spacing w:before="0" w:after="220" w:line="403" w:lineRule="auto"/>
+      </w:pPr>
+      <w:r>
+        <w:rPr>
+          <w:rFonts w:ascii="Liberation Serif" w:hAnsi="Liberation Serif" w:eastAsia="Liberation Serif" w:cs="Liberation Serif"/>
+          <w:color w:val="222222"/>
+          <w:sz w:val="24"/>
+        </w:rPr>
+        <w:t>Walt Hendricks still has the freeze clock versus a 'small apply' on OAK-MTG-2019-044, grant expiry is a date Walt Hendricks writes on OAK-MTG-2019-044, and config, Helm, and a flag flip are all changes.</w:t>
+      </w:r>
+    </w:p>
+    <w:p>
+      <w:pPr>
+        <w:spacing w:before="0" w:after="220" w:line="403" w:lineRule="auto"/>
+      </w:pPr>
+      <w:r>
+        <w:rPr>
+          <w:rFonts w:ascii="Liberation Serif" w:hAnsi="Liberation Serif" w:eastAsia="Liberation Serif" w:cs="Liberation Serif"/>
+          <w:color w:val="222222"/>
+          <w:sz w:val="24"/>
+        </w:rPr>
+        <w:t>do not treat the freeze clock versus a 'small apply' as polish, Sneha Iyer either owns it or we drop it, a green job with no rows still pages, and Oakridge does not get inv-api-01.oak.internal in an outbound sentence.</w:t>
+      </w:r>
+    </w:p>
+    <w:p>
+      <w:pPr>
+        <w:pStyle w:val="Heading2"/>
+      </w:pPr>
+      <w:r>
+        <w:t>When OAK-TDD-2020-002 gets reopened</w:t>
       </w:r>
     </w:p>
     <w:tbl>
@@ -8240,12 +8366,12 @@
         <w:tc>
           <w:tcPr>
             <w:tcW w:type="dxa" w:w="8928"/>
-            <w:shd w:fill="F8EDE8" w:val="clear"/>
+            <w:shd w:fill="E7EEF5" w:val="clear"/>
             <w:tcBorders>
-              <w:top w:val="single" w:sz="10" w:space="0" w:color="A15C46"/>
-              <w:left w:val="single" w:sz="10" w:space="0" w:color="A15C46"/>
-              <w:bottom w:val="single" w:sz="10" w:space="0" w:color="A15C46"/>
-              <w:right w:val="single" w:sz="10" w:space="0" w:color="A15C46"/>
+              <w:top w:val="single" w:sz="10" w:space="0" w:color="3E4A43"/>
+              <w:left w:val="single" w:sz="10" w:space="0" w:color="3E4A43"/>
+              <w:bottom w:val="single" w:sz="10" w:space="0" w:color="3E4A43"/>
+              <w:right w:val="single" w:sz="10" w:space="0" w:color="3E4A43"/>
             </w:tcBorders>
             <w:tcMar>
               <w:top w:w="80" w:type="dxa"/>
@@ -8263,10 +8389,10 @@
               <w:rPr>
                 <w:rFonts w:ascii="Liberation Sans" w:hAnsi="Liberation Sans" w:eastAsia="Liberation Sans" w:cs="Liberation Sans"/>
                 <w:b/>
-                <w:color w:val="8A3B28"/>
+                <w:color w:val="3E4A43"/>
                 <w:sz w:val="16"/>
               </w:rPr>
-              <w:t>REFUSE</w:t>
+              <w:t>STILL THE CALL</w:t>
             </w:r>
           </w:p>
           <w:p>
@@ -8279,7 +8405,7 @@
                 <w:color w:val="222222"/>
                 <w:sz w:val="21"/>
               </w:rPr>
-              <w:t>Aman Kumar does not get a shortcut that reopens staging that is too small to catch the bug. If inv-api-01.oak.internal looks easy to bump, stop and write the count on OAK-REQ-2019-014 first.</w:t>
+              <w:t>The front of OAK-TDD-2020-002 still stands. residency: no 'just a replica elsewhere' does not reopen it. Walt Hendricks owns OAK-MTG-2019-044. id.oak.internal stays in the path already named.</w:t>
             </w:r>
           </w:p>
         </w:tc>
@@ -8292,8 +8418,7 @@
     </w:p>
     <w:p>
       <w:pPr>
-        <w:spacing w:before="0" w:after="240" w:line="427" w:lineRule="auto"/>
-        <w:ind w:firstLine="288"/>
+        <w:spacing w:before="0" w:after="220" w:line="403" w:lineRule="auto"/>
       </w:pPr>
       <w:r>
         <w:rPr>
@@ -8301,13 +8426,12 @@
           <w:color w:val="222222"/>
           <w:sz w:val="24"/>
         </w:rPr>
-        <w:t>I am writing this because staging that is too small to catch the bug is the thing people reopen when a date slips. The front of OAK-TDD-2020-002 already killed a path. I will not kill it again in a wiki comment. Ticket OAK-REQ-2019-014 is the record. Aman Kumar owns the next sentence if they want it undone. Aman Kumar is the writer, not the backup owner. Elapsed I would still defend: 39 minutes on inv-api-01.oak.internal, sample 1930, using the same clock as the number 4.1 already in the front matter.</w:t>
+        <w:t>I will reopen this file if the measurement on id.oak.internal says the cutover is lying, if a freeze and a migrate disagree, or if Walt Hendricks puts a new date on OAK-MTG-2019-044 that the EM accepts. I will not reopen it because a meeting is booked, because a vendor offered a discount, or because someone found a blog post. Evidence is a dry-run count, a replay that used to be wrong, or a miss rate worse than the do-nothing line.</w:t>
       </w:r>
     </w:p>
     <w:p>
       <w:pPr>
-        <w:spacing w:before="0" w:after="240" w:line="427" w:lineRule="auto"/>
-        <w:ind w:firstLine="288"/>
+        <w:spacing w:before="0" w:after="220" w:line="403" w:lineRule="auto"/>
       </w:pPr>
       <w:r>
         <w:rPr>
@@ -8315,13 +8439,12 @@
           <w:color w:val="222222"/>
           <w:sz w:val="24"/>
         </w:rPr>
-        <w:t>A status dump that lists meetings is not a close. If the date slips, Aman Kumar writes the new date on OAK-REQ-2019-014 before asking for more people. If legal or the control owner asks why we still refuse staging that is too small to catch the bug, the answer is this paragraph plus the decision callout in the front, not a Slack thread from January 9, 2020. Client remains Oakridge. I will not paste a payload to prove the point.</w:t>
+        <w:t>This heading is the reopen rule. residency: no 'just a replica elsewhere' is done when Walt Hendricks closes OAK-MTG-2019-044 or writes a new date.</w:t>
       </w:r>
     </w:p>
     <w:p>
       <w:pPr>
-        <w:spacing w:before="0" w:after="240" w:line="427" w:lineRule="auto"/>
-        <w:ind w:firstLine="288"/>
+        <w:spacing w:before="0" w:after="220" w:line="403" w:lineRule="auto"/>
       </w:pPr>
       <w:r>
         <w:rPr>
@@ -8329,13 +8452,12 @@
           <w:color w:val="222222"/>
           <w:sz w:val="24"/>
         </w:rPr>
-        <w:t>Rejected move that keeps coming back: treat inv-api-01.oak.internal as a special case until the window is over. That is how we grew the last exception file nobody reads. Exceptions expire. This one does not get written. If we need a time-boxed carve-out, Aman Kumar files a new ticket with an expiry, reviewers on-call plus the team that owns inv-api-01.oak.internal, and a rollback that is 'delete the carve-out and restart,' not 'leave it until someone notices.'</w:t>
+        <w:t>date pressure on residency: no 'just a replica elsewhere' is not a date, January 19, 2020 is if Diego Alvarez keeps it, polling faster is not a substitute for fixing residency: no 'just a replica elsewhere', and a vendor discount is not evidence.</w:t>
       </w:r>
     </w:p>
     <w:p>
       <w:pPr>
-        <w:spacing w:before="0" w:after="240" w:line="427" w:lineRule="auto"/>
-        <w:ind w:firstLine="288"/>
+        <w:spacing w:before="0" w:after="220" w:line="403" w:lineRule="auto"/>
       </w:pPr>
       <w:r>
         <w:rPr>
@@ -8343,13 +8465,20 @@
           <w:color w:val="222222"/>
           <w:sz w:val="24"/>
         </w:rPr>
-        <w:t>How I would explain staging that is too small to catch the bug to Aman Kumar in one minute: the front of OAK-TDD-2020-002 already made the call. This leftover is execution. Aman Kumar owns OAK-REQ-2019-014. inv-api-01.oak.internal is the box I would open first. The number I would put on the table is 4.1, and if that is stale I would say so instead of performing precision. I would ask whether we are still inside the freeze and whether Aman Kumar can hit January 15, 2020.</w:t>
+        <w:t>id.oak.internal is the box I would open first for residency: no 'just a replica elsewhere', grant expiry is a date Fort Wayne writes on OAK-4412-DBA, and a skip is a ticket and a flake is a capture.</w:t>
       </w:r>
     </w:p>
     <w:p>
       <w:pPr>
-        <w:spacing w:before="0" w:after="240" w:line="427" w:lineRule="auto"/>
-        <w:ind w:firstLine="288"/>
+        <w:pStyle w:val="Heading2"/>
+      </w:pPr>
+      <w:r>
+        <w:t>No hostnames in the customer line</w:t>
+      </w:r>
+    </w:p>
+    <w:p>
+      <w:pPr>
+        <w:spacing w:before="0" w:after="220" w:line="403" w:lineRule="auto"/>
       </w:pPr>
       <w:r>
         <w:rPr>
@@ -8357,13 +8486,13 @@
           <w:color w:val="222222"/>
           <w:sz w:val="24"/>
         </w:rPr>
-        <w:t>Priya Nair asked whether we could 'just' keep a side path for staging that is too small to catch the bug until the window ends. No. Side paths are how the last exception file grew. If we need a carve-out, it expires, it lives on OAK-REQ-2019-014, and rollback is delete-and-restart on inv-api-01.oak.internal, not 'leave it until someone notices.'</w:t>
+        <w:t>Outbound mail about idempotency that is not a filename does not include inv-api-01.oak.internal. It includes the window, the user-visible effect, and whether we are done. Sneha Iyer drafts. I review. Ticket OAK-DOC-2020-003. Tone is plain. I will not say we are investigating if we already know the cause. I will not promise a timestamp we cannot hit. Oakridge owns the business clock. We own the engineering one. If those clocks disagree, the first sentence says so.</w:t>
       </w:r>
     </w:p>
     <w:p>
       <w:pPr>
-        <w:spacing w:before="0" w:after="240" w:line="427" w:lineRule="auto"/>
-        <w:ind w:firstLine="288"/>
+        <w:pStyle w:val="ListBullet"/>
+        <w:spacing w:before="20" w:after="60" w:line="260" w:lineRule="auto"/>
       </w:pPr>
       <w:r>
         <w:rPr>
@@ -8371,21 +8500,13 @@
           <w:color w:val="222222"/>
           <w:sz w:val="24"/>
         </w:rPr>
-        <w:t>I will not put staging that is too small to catch the bug on a wiki that drifts. OAK-REQ-2019-014 and this file are the record. If Aman Kumar needs a diagram, they get a permalink, not a photo of a whiteboard. inv-api-01.oak.internal stays out of the diagram title. If a new engineer asks where the leftover lives, I point here. I do not point at a Slack pin from January 9, 2020.</w:t>
+        <w:t>External: window, effect, done or not. Owner Sneha Iyer.</w:t>
       </w:r>
     </w:p>
     <w:p>
       <w:pPr>
-        <w:pStyle w:val="Heading2"/>
-      </w:pPr>
-      <w:r>
-        <w:t>Numbers I will still quote (the freeze clock versus a 'small apply')</w:t>
-      </w:r>
-    </w:p>
-    <w:p>
-      <w:pPr>
-        <w:spacing w:before="0" w:after="240" w:line="427" w:lineRule="auto"/>
-        <w:ind w:firstLine="288"/>
+        <w:pStyle w:val="ListBullet"/>
+        <w:spacing w:before="20" w:after="60" w:line="260" w:lineRule="auto"/>
       </w:pPr>
       <w:r>
         <w:rPr>
@@ -8393,844 +8514,7 @@
           <w:color w:val="222222"/>
           <w:sz w:val="24"/>
         </w:rPr>
-        <w:t>These are working numbers for the freeze clock versus a 'small apply', not a new model. If they disagree with the front of Oakridge inventory-api v1 REST design, the front wins. I measured on redis-inv-01.oak.internal. Ticket OAK-4412. Owner for the next measurement is Priya Nair. Sample window was 66 minutes. Rows in the sample: 14973. Front-matter figure I am not relitigating: 4.1.</w:t>
-      </w:r>
-    </w:p>
-    <w:p>
-      <w:pPr>
-        <w:spacing w:before="80" w:after="60" w:line="200" w:lineRule="auto"/>
-      </w:pPr>
-      <w:r>
-        <w:rPr>
-          <w:rFonts w:ascii="Liberation Sans" w:hAnsi="Liberation Sans" w:eastAsia="Liberation Sans" w:cs="Liberation Sans"/>
-          <w:i/>
-          <w:color w:val="555555"/>
-          <w:sz w:val="17"/>
-        </w:rPr>
-        <w:t>Working measurements for OAK-TDD-2020-002, the freeze clock versus a 'small apply'.</w:t>
-      </w:r>
-    </w:p>
-    <w:tbl>
-      <w:tblPr>
-        <w:tblW w:type="auto" w:w="0"/>
-        <w:jc w:val="center"/>
-        <w:tblLayout w:type="autofit"/>
-        <w:tblLook w:firstColumn="1" w:firstRow="1" w:lastColumn="0" w:lastRow="0" w:noHBand="0" w:noVBand="1" w:val="04A0"/>
-      </w:tblPr>
-      <w:tblGrid>
-        <w:gridCol w:w="2232"/>
-        <w:gridCol w:w="2232"/>
-        <w:gridCol w:w="2232"/>
-        <w:gridCol w:w="2232"/>
-      </w:tblGrid>
-      <w:tr>
-        <w:tc>
-          <w:tcPr>
-            <w:tcW w:type="dxa" w:w="2232"/>
-            <w:shd w:fill="1B365D" w:val="clear"/>
-            <w:tcBorders>
-              <w:top w:val="single" w:sz="4" w:space="0" w:color="1B365D"/>
-              <w:left w:val="single" w:sz="4" w:space="0" w:color="1B365D"/>
-              <w:bottom w:val="single" w:sz="4" w:space="0" w:color="1B365D"/>
-              <w:right w:val="single" w:sz="4" w:space="0" w:color="1B365D"/>
-            </w:tcBorders>
-            <w:tcMar>
-              <w:top w:w="50" w:type="dxa"/>
-              <w:left w:w="70" w:type="dxa"/>
-              <w:bottom w:w="50" w:type="dxa"/>
-              <w:right w:w="70" w:type="dxa"/>
-            </w:tcMar>
-          </w:tcPr>
-          <w:p>
-            <w:pPr>
-              <w:spacing w:before="0" w:after="0" w:line="230" w:lineRule="auto"/>
-            </w:pPr>
-            <w:r/>
-            <w:r>
-              <w:rPr>
-                <w:rFonts w:ascii="Liberation Sans" w:hAnsi="Liberation Sans" w:eastAsia="Liberation Sans" w:cs="Liberation Sans"/>
-                <w:b/>
-                <w:color w:val="FFFFFF"/>
-                <w:sz w:val="18"/>
-              </w:rPr>
-              <w:t>Clock</w:t>
-            </w:r>
-          </w:p>
-        </w:tc>
-        <w:tc>
-          <w:tcPr>
-            <w:tcW w:type="dxa" w:w="2232"/>
-            <w:shd w:fill="1B365D" w:val="clear"/>
-            <w:tcBorders>
-              <w:top w:val="single" w:sz="4" w:space="0" w:color="1B365D"/>
-              <w:left w:val="single" w:sz="4" w:space="0" w:color="1B365D"/>
-              <w:bottom w:val="single" w:sz="4" w:space="0" w:color="1B365D"/>
-              <w:right w:val="single" w:sz="4" w:space="0" w:color="1B365D"/>
-            </w:tcBorders>
-            <w:tcMar>
-              <w:top w:w="50" w:type="dxa"/>
-              <w:left w:w="70" w:type="dxa"/>
-              <w:bottom w:w="50" w:type="dxa"/>
-              <w:right w:w="70" w:type="dxa"/>
-            </w:tcMar>
-          </w:tcPr>
-          <w:p>
-            <w:pPr>
-              <w:spacing w:before="0" w:after="0" w:line="230" w:lineRule="auto"/>
-            </w:pPr>
-            <w:r/>
-            <w:r>
-              <w:rPr>
-                <w:rFonts w:ascii="Liberation Sans" w:hAnsi="Liberation Sans" w:eastAsia="Liberation Sans" w:cs="Liberation Sans"/>
-                <w:b/>
-                <w:color w:val="FFFFFF"/>
-                <w:sz w:val="18"/>
-              </w:rPr>
-              <w:t>Value</w:t>
-            </w:r>
-          </w:p>
-        </w:tc>
-        <w:tc>
-          <w:tcPr>
-            <w:tcW w:type="dxa" w:w="2232"/>
-            <w:shd w:fill="1B365D" w:val="clear"/>
-            <w:tcBorders>
-              <w:top w:val="single" w:sz="4" w:space="0" w:color="1B365D"/>
-              <w:left w:val="single" w:sz="4" w:space="0" w:color="1B365D"/>
-              <w:bottom w:val="single" w:sz="4" w:space="0" w:color="1B365D"/>
-              <w:right w:val="single" w:sz="4" w:space="0" w:color="1B365D"/>
-            </w:tcBorders>
-            <w:tcMar>
-              <w:top w:w="50" w:type="dxa"/>
-              <w:left w:w="70" w:type="dxa"/>
-              <w:bottom w:w="50" w:type="dxa"/>
-              <w:right w:w="70" w:type="dxa"/>
-            </w:tcMar>
-          </w:tcPr>
-          <w:p>
-            <w:pPr>
-              <w:spacing w:before="0" w:after="0" w:line="230" w:lineRule="auto"/>
-            </w:pPr>
-            <w:r/>
-            <w:r>
-              <w:rPr>
-                <w:rFonts w:ascii="Liberation Sans" w:hAnsi="Liberation Sans" w:eastAsia="Liberation Sans" w:cs="Liberation Sans"/>
-                <w:b/>
-                <w:color w:val="FFFFFF"/>
-                <w:sz w:val="18"/>
-              </w:rPr>
-              <w:t>Where</w:t>
-            </w:r>
-          </w:p>
-        </w:tc>
-        <w:tc>
-          <w:tcPr>
-            <w:tcW w:type="dxa" w:w="2232"/>
-            <w:shd w:fill="1B365D" w:val="clear"/>
-            <w:tcBorders>
-              <w:top w:val="single" w:sz="4" w:space="0" w:color="1B365D"/>
-              <w:left w:val="single" w:sz="4" w:space="0" w:color="1B365D"/>
-              <w:bottom w:val="single" w:sz="4" w:space="0" w:color="1B365D"/>
-              <w:right w:val="single" w:sz="4" w:space="0" w:color="1B365D"/>
-            </w:tcBorders>
-            <w:tcMar>
-              <w:top w:w="50" w:type="dxa"/>
-              <w:left w:w="70" w:type="dxa"/>
-              <w:bottom w:w="50" w:type="dxa"/>
-              <w:right w:w="70" w:type="dxa"/>
-            </w:tcMar>
-          </w:tcPr>
-          <w:p>
-            <w:pPr>
-              <w:spacing w:before="0" w:after="0" w:line="230" w:lineRule="auto"/>
-            </w:pPr>
-            <w:r/>
-            <w:r>
-              <w:rPr>
-                <w:rFonts w:ascii="Liberation Sans" w:hAnsi="Liberation Sans" w:eastAsia="Liberation Sans" w:cs="Liberation Sans"/>
-                <w:b/>
-                <w:color w:val="FFFFFF"/>
-                <w:sz w:val="18"/>
-              </w:rPr>
-              <w:t>Who repeats it</w:t>
-            </w:r>
-          </w:p>
-        </w:tc>
-      </w:tr>
-      <w:tr>
-        <w:tc>
-          <w:tcPr>
-            <w:tcW w:type="dxa" w:w="2232"/>
-            <w:shd w:fill="FFFFFF" w:val="clear"/>
-            <w:tcBorders>
-              <w:top w:val="single" w:sz="4" w:space="0" w:color="C5CDD6"/>
-              <w:left w:val="single" w:sz="4" w:space="0" w:color="C5CDD6"/>
-              <w:bottom w:val="single" w:sz="4" w:space="0" w:color="C5CDD6"/>
-              <w:right w:val="single" w:sz="4" w:space="0" w:color="C5CDD6"/>
-            </w:tcBorders>
-            <w:tcMar>
-              <w:top w:w="50" w:type="dxa"/>
-              <w:left w:w="70" w:type="dxa"/>
-              <w:bottom w:w="50" w:type="dxa"/>
-              <w:right w:w="70" w:type="dxa"/>
-            </w:tcMar>
-          </w:tcPr>
-          <w:p>
-            <w:pPr>
-              <w:spacing w:before="0" w:after="0" w:line="230" w:lineRule="auto"/>
-            </w:pPr>
-            <w:r/>
-            <w:r>
-              <w:rPr>
-                <w:rFonts w:ascii="Liberation Serif" w:hAnsi="Liberation Serif" w:eastAsia="Liberation Serif" w:cs="Liberation Serif"/>
-                <w:b w:val="0"/>
-                <w:color w:val="222222"/>
-                <w:sz w:val="19"/>
-              </w:rPr>
-              <w:t>p95 I would quote</w:t>
-            </w:r>
-          </w:p>
-        </w:tc>
-        <w:tc>
-          <w:tcPr>
-            <w:tcW w:type="dxa" w:w="2232"/>
-            <w:shd w:fill="FFFFFF" w:val="clear"/>
-            <w:tcBorders>
-              <w:top w:val="single" w:sz="4" w:space="0" w:color="C5CDD6"/>
-              <w:left w:val="single" w:sz="4" w:space="0" w:color="C5CDD6"/>
-              <w:bottom w:val="single" w:sz="4" w:space="0" w:color="C5CDD6"/>
-              <w:right w:val="single" w:sz="4" w:space="0" w:color="C5CDD6"/>
-            </w:tcBorders>
-            <w:tcMar>
-              <w:top w:w="50" w:type="dxa"/>
-              <w:left w:w="70" w:type="dxa"/>
-              <w:bottom w:w="50" w:type="dxa"/>
-              <w:right w:w="70" w:type="dxa"/>
-            </w:tcMar>
-          </w:tcPr>
-          <w:p>
-            <w:pPr>
-              <w:spacing w:before="0" w:after="0" w:line="230" w:lineRule="auto"/>
-            </w:pPr>
-            <w:r/>
-            <w:r>
-              <w:rPr>
-                <w:rFonts w:ascii="Liberation Serif" w:hAnsi="Liberation Serif" w:eastAsia="Liberation Serif" w:cs="Liberation Serif"/>
-                <w:b w:val="0"/>
-                <w:color w:val="222222"/>
-                <w:sz w:val="19"/>
-              </w:rPr>
-              <w:t>76.8</w:t>
-            </w:r>
-          </w:p>
-        </w:tc>
-        <w:tc>
-          <w:tcPr>
-            <w:tcW w:type="dxa" w:w="2232"/>
-            <w:shd w:fill="FFFFFF" w:val="clear"/>
-            <w:tcBorders>
-              <w:top w:val="single" w:sz="4" w:space="0" w:color="C5CDD6"/>
-              <w:left w:val="single" w:sz="4" w:space="0" w:color="C5CDD6"/>
-              <w:bottom w:val="single" w:sz="4" w:space="0" w:color="C5CDD6"/>
-              <w:right w:val="single" w:sz="4" w:space="0" w:color="C5CDD6"/>
-            </w:tcBorders>
-            <w:tcMar>
-              <w:top w:w="50" w:type="dxa"/>
-              <w:left w:w="70" w:type="dxa"/>
-              <w:bottom w:w="50" w:type="dxa"/>
-              <w:right w:w="70" w:type="dxa"/>
-            </w:tcMar>
-          </w:tcPr>
-          <w:p>
-            <w:pPr>
-              <w:spacing w:before="0" w:after="0" w:line="230" w:lineRule="auto"/>
-            </w:pPr>
-            <w:r/>
-            <w:r>
-              <w:rPr>
-                <w:rFonts w:ascii="Liberation Serif" w:hAnsi="Liberation Serif" w:eastAsia="Liberation Serif" w:cs="Liberation Serif"/>
-                <w:b w:val="0"/>
-                <w:color w:val="222222"/>
-                <w:sz w:val="19"/>
-              </w:rPr>
-              <w:t>redis-inv-01.oak.internal</w:t>
-            </w:r>
-          </w:p>
-        </w:tc>
-        <w:tc>
-          <w:tcPr>
-            <w:tcW w:type="dxa" w:w="2232"/>
-            <w:shd w:fill="FFFFFF" w:val="clear"/>
-            <w:tcBorders>
-              <w:top w:val="single" w:sz="4" w:space="0" w:color="C5CDD6"/>
-              <w:left w:val="single" w:sz="4" w:space="0" w:color="C5CDD6"/>
-              <w:bottom w:val="single" w:sz="4" w:space="0" w:color="C5CDD6"/>
-              <w:right w:val="single" w:sz="4" w:space="0" w:color="C5CDD6"/>
-            </w:tcBorders>
-            <w:tcMar>
-              <w:top w:w="50" w:type="dxa"/>
-              <w:left w:w="70" w:type="dxa"/>
-              <w:bottom w:w="50" w:type="dxa"/>
-              <w:right w:w="70" w:type="dxa"/>
-            </w:tcMar>
-          </w:tcPr>
-          <w:p>
-            <w:pPr>
-              <w:spacing w:before="0" w:after="0" w:line="230" w:lineRule="auto"/>
-            </w:pPr>
-            <w:r/>
-            <w:r>
-              <w:rPr>
-                <w:rFonts w:ascii="Liberation Serif" w:hAnsi="Liberation Serif" w:eastAsia="Liberation Serif" w:cs="Liberation Serif"/>
-                <w:b w:val="0"/>
-                <w:color w:val="222222"/>
-                <w:sz w:val="19"/>
-              </w:rPr>
-              <w:t>Priya Nair</w:t>
-            </w:r>
-          </w:p>
-        </w:tc>
-      </w:tr>
-      <w:tr>
-        <w:tc>
-          <w:tcPr>
-            <w:tcW w:type="dxa" w:w="2232"/>
-            <w:shd w:fill="EEF2F6" w:val="clear"/>
-            <w:tcBorders>
-              <w:top w:val="single" w:sz="4" w:space="0" w:color="C5CDD6"/>
-              <w:left w:val="single" w:sz="4" w:space="0" w:color="C5CDD6"/>
-              <w:bottom w:val="single" w:sz="4" w:space="0" w:color="C5CDD6"/>
-              <w:right w:val="single" w:sz="4" w:space="0" w:color="C5CDD6"/>
-            </w:tcBorders>
-            <w:tcMar>
-              <w:top w:w="50" w:type="dxa"/>
-              <w:left w:w="70" w:type="dxa"/>
-              <w:bottom w:w="50" w:type="dxa"/>
-              <w:right w:w="70" w:type="dxa"/>
-            </w:tcMar>
-          </w:tcPr>
-          <w:p>
-            <w:pPr>
-              <w:spacing w:before="0" w:after="0" w:line="230" w:lineRule="auto"/>
-            </w:pPr>
-            <w:r/>
-            <w:r>
-              <w:rPr>
-                <w:rFonts w:ascii="Liberation Serif" w:hAnsi="Liberation Serif" w:eastAsia="Liberation Serif" w:cs="Liberation Serif"/>
-                <w:b w:val="0"/>
-                <w:color w:val="222222"/>
-                <w:sz w:val="19"/>
-              </w:rPr>
-              <w:t>errors in the sampled hour</w:t>
-            </w:r>
-          </w:p>
-        </w:tc>
-        <w:tc>
-          <w:tcPr>
-            <w:tcW w:type="dxa" w:w="2232"/>
-            <w:shd w:fill="EEF2F6" w:val="clear"/>
-            <w:tcBorders>
-              <w:top w:val="single" w:sz="4" w:space="0" w:color="C5CDD6"/>
-              <w:left w:val="single" w:sz="4" w:space="0" w:color="C5CDD6"/>
-              <w:bottom w:val="single" w:sz="4" w:space="0" w:color="C5CDD6"/>
-              <w:right w:val="single" w:sz="4" w:space="0" w:color="C5CDD6"/>
-            </w:tcBorders>
-            <w:tcMar>
-              <w:top w:w="50" w:type="dxa"/>
-              <w:left w:w="70" w:type="dxa"/>
-              <w:bottom w:w="50" w:type="dxa"/>
-              <w:right w:w="70" w:type="dxa"/>
-            </w:tcMar>
-          </w:tcPr>
-          <w:p>
-            <w:pPr>
-              <w:spacing w:before="0" w:after="0" w:line="230" w:lineRule="auto"/>
-            </w:pPr>
-            <w:r/>
-            <w:r>
-              <w:rPr>
-                <w:rFonts w:ascii="Liberation Serif" w:hAnsi="Liberation Serif" w:eastAsia="Liberation Serif" w:cs="Liberation Serif"/>
-                <w:b w:val="0"/>
-                <w:color w:val="222222"/>
-                <w:sz w:val="19"/>
-              </w:rPr>
-              <w:t>18</w:t>
-            </w:r>
-          </w:p>
-        </w:tc>
-        <w:tc>
-          <w:tcPr>
-            <w:tcW w:type="dxa" w:w="2232"/>
-            <w:shd w:fill="EEF2F6" w:val="clear"/>
-            <w:tcBorders>
-              <w:top w:val="single" w:sz="4" w:space="0" w:color="C5CDD6"/>
-              <w:left w:val="single" w:sz="4" w:space="0" w:color="C5CDD6"/>
-              <w:bottom w:val="single" w:sz="4" w:space="0" w:color="C5CDD6"/>
-              <w:right w:val="single" w:sz="4" w:space="0" w:color="C5CDD6"/>
-            </w:tcBorders>
-            <w:tcMar>
-              <w:top w:w="50" w:type="dxa"/>
-              <w:left w:w="70" w:type="dxa"/>
-              <w:bottom w:w="50" w:type="dxa"/>
-              <w:right w:w="70" w:type="dxa"/>
-            </w:tcMar>
-          </w:tcPr>
-          <w:p>
-            <w:pPr>
-              <w:spacing w:before="0" w:after="0" w:line="230" w:lineRule="auto"/>
-            </w:pPr>
-            <w:r/>
-            <w:r>
-              <w:rPr>
-                <w:rFonts w:ascii="Liberation Serif" w:hAnsi="Liberation Serif" w:eastAsia="Liberation Serif" w:cs="Liberation Serif"/>
-                <w:b w:val="0"/>
-                <w:color w:val="222222"/>
-                <w:sz w:val="19"/>
-              </w:rPr>
-              <w:t>redis-inv-01.oak.internal</w:t>
-            </w:r>
-          </w:p>
-        </w:tc>
-        <w:tc>
-          <w:tcPr>
-            <w:tcW w:type="dxa" w:w="2232"/>
-            <w:shd w:fill="EEF2F6" w:val="clear"/>
-            <w:tcBorders>
-              <w:top w:val="single" w:sz="4" w:space="0" w:color="C5CDD6"/>
-              <w:left w:val="single" w:sz="4" w:space="0" w:color="C5CDD6"/>
-              <w:bottom w:val="single" w:sz="4" w:space="0" w:color="C5CDD6"/>
-              <w:right w:val="single" w:sz="4" w:space="0" w:color="C5CDD6"/>
-            </w:tcBorders>
-            <w:tcMar>
-              <w:top w:w="50" w:type="dxa"/>
-              <w:left w:w="70" w:type="dxa"/>
-              <w:bottom w:w="50" w:type="dxa"/>
-              <w:right w:w="70" w:type="dxa"/>
-            </w:tcMar>
-          </w:tcPr>
-          <w:p>
-            <w:pPr>
-              <w:spacing w:before="0" w:after="0" w:line="230" w:lineRule="auto"/>
-            </w:pPr>
-            <w:r/>
-            <w:r>
-              <w:rPr>
-                <w:rFonts w:ascii="Liberation Serif" w:hAnsi="Liberation Serif" w:eastAsia="Liberation Serif" w:cs="Liberation Serif"/>
-                <w:b w:val="0"/>
-                <w:color w:val="222222"/>
-                <w:sz w:val="19"/>
-              </w:rPr>
-              <w:t>Aman Kumar</w:t>
-            </w:r>
-          </w:p>
-        </w:tc>
-      </w:tr>
-      <w:tr>
-        <w:tc>
-          <w:tcPr>
-            <w:tcW w:type="dxa" w:w="2232"/>
-            <w:shd w:fill="FFFFFF" w:val="clear"/>
-            <w:tcBorders>
-              <w:top w:val="single" w:sz="4" w:space="0" w:color="C5CDD6"/>
-              <w:left w:val="single" w:sz="4" w:space="0" w:color="C5CDD6"/>
-              <w:bottom w:val="single" w:sz="4" w:space="0" w:color="C5CDD6"/>
-              <w:right w:val="single" w:sz="4" w:space="0" w:color="C5CDD6"/>
-            </w:tcBorders>
-            <w:tcMar>
-              <w:top w:w="50" w:type="dxa"/>
-              <w:left w:w="70" w:type="dxa"/>
-              <w:bottom w:w="50" w:type="dxa"/>
-              <w:right w:w="70" w:type="dxa"/>
-            </w:tcMar>
-          </w:tcPr>
-          <w:p>
-            <w:pPr>
-              <w:spacing w:before="0" w:after="0" w:line="230" w:lineRule="auto"/>
-            </w:pPr>
-            <w:r/>
-            <w:r>
-              <w:rPr>
-                <w:rFonts w:ascii="Liberation Serif" w:hAnsi="Liberation Serif" w:eastAsia="Liberation Serif" w:cs="Liberation Serif"/>
-                <w:b w:val="0"/>
-                <w:color w:val="222222"/>
-                <w:sz w:val="19"/>
-              </w:rPr>
-              <w:t>queue or backlog</w:t>
-            </w:r>
-          </w:p>
-        </w:tc>
-        <w:tc>
-          <w:tcPr>
-            <w:tcW w:type="dxa" w:w="2232"/>
-            <w:shd w:fill="FFFFFF" w:val="clear"/>
-            <w:tcBorders>
-              <w:top w:val="single" w:sz="4" w:space="0" w:color="C5CDD6"/>
-              <w:left w:val="single" w:sz="4" w:space="0" w:color="C5CDD6"/>
-              <w:bottom w:val="single" w:sz="4" w:space="0" w:color="C5CDD6"/>
-              <w:right w:val="single" w:sz="4" w:space="0" w:color="C5CDD6"/>
-            </w:tcBorders>
-            <w:tcMar>
-              <w:top w:w="50" w:type="dxa"/>
-              <w:left w:w="70" w:type="dxa"/>
-              <w:bottom w:w="50" w:type="dxa"/>
-              <w:right w:w="70" w:type="dxa"/>
-            </w:tcMar>
-          </w:tcPr>
-          <w:p>
-            <w:pPr>
-              <w:spacing w:before="0" w:after="0" w:line="230" w:lineRule="auto"/>
-            </w:pPr>
-            <w:r/>
-            <w:r>
-              <w:rPr>
-                <w:rFonts w:ascii="Liberation Serif" w:hAnsi="Liberation Serif" w:eastAsia="Liberation Serif" w:cs="Liberation Serif"/>
-                <w:b w:val="0"/>
-                <w:color w:val="222222"/>
-                <w:sz w:val="19"/>
-              </w:rPr>
-              <w:t>75</w:t>
-            </w:r>
-          </w:p>
-        </w:tc>
-        <w:tc>
-          <w:tcPr>
-            <w:tcW w:type="dxa" w:w="2232"/>
-            <w:shd w:fill="FFFFFF" w:val="clear"/>
-            <w:tcBorders>
-              <w:top w:val="single" w:sz="4" w:space="0" w:color="C5CDD6"/>
-              <w:left w:val="single" w:sz="4" w:space="0" w:color="C5CDD6"/>
-              <w:bottom w:val="single" w:sz="4" w:space="0" w:color="C5CDD6"/>
-              <w:right w:val="single" w:sz="4" w:space="0" w:color="C5CDD6"/>
-            </w:tcBorders>
-            <w:tcMar>
-              <w:top w:w="50" w:type="dxa"/>
-              <w:left w:w="70" w:type="dxa"/>
-              <w:bottom w:w="50" w:type="dxa"/>
-              <w:right w:w="70" w:type="dxa"/>
-            </w:tcMar>
-          </w:tcPr>
-          <w:p>
-            <w:pPr>
-              <w:spacing w:before="0" w:after="0" w:line="230" w:lineRule="auto"/>
-            </w:pPr>
-            <w:r/>
-            <w:r>
-              <w:rPr>
-                <w:rFonts w:ascii="Liberation Serif" w:hAnsi="Liberation Serif" w:eastAsia="Liberation Serif" w:cs="Liberation Serif"/>
-                <w:b w:val="0"/>
-                <w:color w:val="222222"/>
-                <w:sz w:val="19"/>
-              </w:rPr>
-              <w:t>OAK-MTG-2019-044</w:t>
-            </w:r>
-          </w:p>
-        </w:tc>
-        <w:tc>
-          <w:tcPr>
-            <w:tcW w:type="dxa" w:w="2232"/>
-            <w:shd w:fill="FFFFFF" w:val="clear"/>
-            <w:tcBorders>
-              <w:top w:val="single" w:sz="4" w:space="0" w:color="C5CDD6"/>
-              <w:left w:val="single" w:sz="4" w:space="0" w:color="C5CDD6"/>
-              <w:bottom w:val="single" w:sz="4" w:space="0" w:color="C5CDD6"/>
-              <w:right w:val="single" w:sz="4" w:space="0" w:color="C5CDD6"/>
-            </w:tcBorders>
-            <w:tcMar>
-              <w:top w:w="50" w:type="dxa"/>
-              <w:left w:w="70" w:type="dxa"/>
-              <w:bottom w:w="50" w:type="dxa"/>
-              <w:right w:w="70" w:type="dxa"/>
-            </w:tcMar>
-          </w:tcPr>
-          <w:p>
-            <w:pPr>
-              <w:spacing w:before="0" w:after="0" w:line="230" w:lineRule="auto"/>
-            </w:pPr>
-            <w:r/>
-            <w:r>
-              <w:rPr>
-                <w:rFonts w:ascii="Liberation Serif" w:hAnsi="Liberation Serif" w:eastAsia="Liberation Serif" w:cs="Liberation Serif"/>
-                <w:b w:val="0"/>
-                <w:color w:val="222222"/>
-                <w:sz w:val="19"/>
-              </w:rPr>
-              <w:t>Aman Kumar</w:t>
-            </w:r>
-          </w:p>
-        </w:tc>
-      </w:tr>
-      <w:tr>
-        <w:tc>
-          <w:tcPr>
-            <w:tcW w:type="dxa" w:w="2232"/>
-            <w:shd w:fill="EEF2F6" w:val="clear"/>
-            <w:tcBorders>
-              <w:top w:val="single" w:sz="4" w:space="0" w:color="C5CDD6"/>
-              <w:left w:val="single" w:sz="4" w:space="0" w:color="C5CDD6"/>
-              <w:bottom w:val="single" w:sz="4" w:space="0" w:color="C5CDD6"/>
-              <w:right w:val="single" w:sz="4" w:space="0" w:color="C5CDD6"/>
-            </w:tcBorders>
-            <w:tcMar>
-              <w:top w:w="50" w:type="dxa"/>
-              <w:left w:w="70" w:type="dxa"/>
-              <w:bottom w:w="50" w:type="dxa"/>
-              <w:right w:w="70" w:type="dxa"/>
-            </w:tcMar>
-          </w:tcPr>
-          <w:p>
-            <w:pPr>
-              <w:spacing w:before="0" w:after="0" w:line="230" w:lineRule="auto"/>
-            </w:pPr>
-            <w:r/>
-            <w:r>
-              <w:rPr>
-                <w:rFonts w:ascii="Liberation Serif" w:hAnsi="Liberation Serif" w:eastAsia="Liberation Serif" w:cs="Liberation Serif"/>
-                <w:b w:val="0"/>
-                <w:color w:val="222222"/>
-                <w:sz w:val="19"/>
-              </w:rPr>
-              <w:t>front-matter number</w:t>
-            </w:r>
-          </w:p>
-        </w:tc>
-        <w:tc>
-          <w:tcPr>
-            <w:tcW w:type="dxa" w:w="2232"/>
-            <w:shd w:fill="EEF2F6" w:val="clear"/>
-            <w:tcBorders>
-              <w:top w:val="single" w:sz="4" w:space="0" w:color="C5CDD6"/>
-              <w:left w:val="single" w:sz="4" w:space="0" w:color="C5CDD6"/>
-              <w:bottom w:val="single" w:sz="4" w:space="0" w:color="C5CDD6"/>
-              <w:right w:val="single" w:sz="4" w:space="0" w:color="C5CDD6"/>
-            </w:tcBorders>
-            <w:tcMar>
-              <w:top w:w="50" w:type="dxa"/>
-              <w:left w:w="70" w:type="dxa"/>
-              <w:bottom w:w="50" w:type="dxa"/>
-              <w:right w:w="70" w:type="dxa"/>
-            </w:tcMar>
-          </w:tcPr>
-          <w:p>
-            <w:pPr>
-              <w:spacing w:before="0" w:after="0" w:line="230" w:lineRule="auto"/>
-            </w:pPr>
-            <w:r/>
-            <w:r>
-              <w:rPr>
-                <w:rFonts w:ascii="Liberation Serif" w:hAnsi="Liberation Serif" w:eastAsia="Liberation Serif" w:cs="Liberation Serif"/>
-                <w:b w:val="0"/>
-                <w:color w:val="222222"/>
-                <w:sz w:val="19"/>
-              </w:rPr>
-              <w:t>20</w:t>
-            </w:r>
-          </w:p>
-        </w:tc>
-        <w:tc>
-          <w:tcPr>
-            <w:tcW w:type="dxa" w:w="2232"/>
-            <w:shd w:fill="EEF2F6" w:val="clear"/>
-            <w:tcBorders>
-              <w:top w:val="single" w:sz="4" w:space="0" w:color="C5CDD6"/>
-              <w:left w:val="single" w:sz="4" w:space="0" w:color="C5CDD6"/>
-              <w:bottom w:val="single" w:sz="4" w:space="0" w:color="C5CDD6"/>
-              <w:right w:val="single" w:sz="4" w:space="0" w:color="C5CDD6"/>
-            </w:tcBorders>
-            <w:tcMar>
-              <w:top w:w="50" w:type="dxa"/>
-              <w:left w:w="70" w:type="dxa"/>
-              <w:bottom w:w="50" w:type="dxa"/>
-              <w:right w:w="70" w:type="dxa"/>
-            </w:tcMar>
-          </w:tcPr>
-          <w:p>
-            <w:pPr>
-              <w:spacing w:before="0" w:after="0" w:line="230" w:lineRule="auto"/>
-            </w:pPr>
-            <w:r/>
-            <w:r>
-              <w:rPr>
-                <w:rFonts w:ascii="Liberation Serif" w:hAnsi="Liberation Serif" w:eastAsia="Liberation Serif" w:cs="Liberation Serif"/>
-                <w:b w:val="0"/>
-                <w:color w:val="222222"/>
-                <w:sz w:val="19"/>
-              </w:rPr>
-              <w:t>this file</w:t>
-            </w:r>
-          </w:p>
-        </w:tc>
-        <w:tc>
-          <w:tcPr>
-            <w:tcW w:type="dxa" w:w="2232"/>
-            <w:shd w:fill="EEF2F6" w:val="clear"/>
-            <w:tcBorders>
-              <w:top w:val="single" w:sz="4" w:space="0" w:color="C5CDD6"/>
-              <w:left w:val="single" w:sz="4" w:space="0" w:color="C5CDD6"/>
-              <w:bottom w:val="single" w:sz="4" w:space="0" w:color="C5CDD6"/>
-              <w:right w:val="single" w:sz="4" w:space="0" w:color="C5CDD6"/>
-            </w:tcBorders>
-            <w:tcMar>
-              <w:top w:w="50" w:type="dxa"/>
-              <w:left w:w="70" w:type="dxa"/>
-              <w:bottom w:w="50" w:type="dxa"/>
-              <w:right w:w="70" w:type="dxa"/>
-            </w:tcMar>
-          </w:tcPr>
-          <w:p>
-            <w:pPr>
-              <w:spacing w:before="0" w:after="0" w:line="230" w:lineRule="auto"/>
-            </w:pPr>
-            <w:r/>
-            <w:r>
-              <w:rPr>
-                <w:rFonts w:ascii="Liberation Serif" w:hAnsi="Liberation Serif" w:eastAsia="Liberation Serif" w:cs="Liberation Serif"/>
-                <w:b w:val="0"/>
-                <w:color w:val="222222"/>
-                <w:sz w:val="19"/>
-              </w:rPr>
-              <w:t>Priya Nair</w:t>
-            </w:r>
-          </w:p>
-        </w:tc>
-      </w:tr>
-    </w:tbl>
-    <w:p>
-      <w:pPr>
-        <w:spacing w:before="40" w:after="160" w:line="80" w:lineRule="auto"/>
-      </w:pPr>
-    </w:p>
-    <w:p>
-      <w:pPr>
-        <w:spacing w:before="0" w:after="240" w:line="427" w:lineRule="auto"/>
-        <w:ind w:firstLine="288"/>
-      </w:pPr>
-      <w:r>
-        <w:rPr>
-          <w:rFonts w:ascii="Liberation Serif" w:hAnsi="Liberation Serif" w:eastAsia="Liberation Serif" w:cs="Liberation Serif"/>
-          <w:color w:val="222222"/>
-          <w:sz w:val="24"/>
-        </w:rPr>
-        <w:t>I will not average this into a team dashboard that hides redis-inv-01.oak.internal. If finance or the EM asks why we did not pick the cheaper looking option, the answer is the page we would have taken and the miss rate on month-end, not a slide. Headroom I want on a normal Tuesday is about 29 percent. Below that I file for hardware or I shed load. I will not do both in the same change. Priya Nair can disagree in writing on OAK-4412.</w:t>
-      </w:r>
-    </w:p>
-    <w:p>
-      <w:pPr>
-        <w:spacing w:before="0" w:after="240" w:line="427" w:lineRule="auto"/>
-        <w:ind w:firstLine="288"/>
-      </w:pPr>
-      <w:r>
-        <w:rPr>
-          <w:rFonts w:ascii="Liberation Serif" w:hAnsi="Liberation Serif" w:eastAsia="Liberation Serif" w:cs="Liberation Serif"/>
-          <w:color w:val="222222"/>
-          <w:sz w:val="24"/>
-        </w:rPr>
-        <w:t>Blast radius if we ignore the freeze clock versus a 'small apply': the whole drop. That is the difference between a DLQ and a desk thread. I want the gate in CI or in the runbook, not in my memory. Related leftover OAK-MTG-2019-044 is not a twin tracker. Keep one thread.</w:t>
-      </w:r>
-    </w:p>
-    <w:p>
-      <w:pPr>
-        <w:spacing w:before="0" w:after="240" w:line="427" w:lineRule="auto"/>
-        <w:ind w:firstLine="288"/>
-      </w:pPr>
-      <w:r>
-        <w:rPr>
-          <w:rFonts w:ascii="Liberation Serif" w:hAnsi="Liberation Serif" w:eastAsia="Liberation Serif" w:cs="Liberation Serif"/>
-          <w:color w:val="222222"/>
-          <w:sz w:val="24"/>
-        </w:rPr>
-        <w:t>Cost I can defend for the freeze clock versus a 'small apply' is the spend on redis-inv-01.oak.internal and this job. I will not average it into a team number. If finance asks why we skipped the cheaper look, the answer is the page and the miss rate, not a deck. Priya Nair can disagree on OAK-4412. Sample I still like: 955 rows, 26 minutes.</w:t>
-      </w:r>
-    </w:p>
-    <w:p>
-      <w:pPr>
-        <w:spacing w:before="0" w:after="240" w:line="427" w:lineRule="auto"/>
-        <w:ind w:firstLine="288"/>
-      </w:pPr>
-      <w:r>
-        <w:rPr>
-          <w:rFonts w:ascii="Liberation Serif" w:hAnsi="Liberation Serif" w:eastAsia="Liberation Serif" w:cs="Liberation Serif"/>
-          <w:color w:val="222222"/>
-          <w:sz w:val="24"/>
-        </w:rPr>
-        <w:t>I keep the receipt: ticket OAK-4412, merge, and the bill line. I will not argue from a screenshot of a dashboard. Permalink or it did not happen. Aman Kumar will reject a status update that is only a graph PNG in Slack.</w:t>
-      </w:r>
-    </w:p>
-    <w:p>
-      <w:pPr>
-        <w:spacing w:before="0" w:after="240" w:line="427" w:lineRule="auto"/>
-        <w:ind w:firstLine="288"/>
-      </w:pPr>
-      <w:r>
-        <w:rPr>
-          <w:rFonts w:ascii="Liberation Serif" w:hAnsi="Liberation Serif" w:eastAsia="Liberation Serif" w:cs="Liberation Serif"/>
-          <w:color w:val="222222"/>
-          <w:sz w:val="24"/>
-        </w:rPr>
-        <w:t>Month-end math for this leftover uses the same clock as 20. I will not mix clocks to make the freeze clock versus a 'small apply' look healthier. Priya Nair can correct the clock on OAK-4412. If finance or the EM wants a single slide, they get this paragraph plus the decision callout, not a new model I made up to look precise.</w:t>
-      </w:r>
-    </w:p>
-    <w:p>
-      <w:pPr>
-        <w:pStyle w:val="Heading2"/>
-      </w:pPr>
-      <w:r>
-        <w:t>What we send, and what stays internal (a dashboard screenshot standing in for a permalink)</w:t>
-      </w:r>
-    </w:p>
-    <w:p>
-      <w:pPr>
-        <w:spacing w:before="0" w:after="240" w:line="427" w:lineRule="auto"/>
-        <w:ind w:firstLine="288"/>
-      </w:pPr>
-      <w:r>
-        <w:rPr>
-          <w:rFonts w:ascii="Liberation Serif" w:hAnsi="Liberation Serif" w:eastAsia="Liberation Serif" w:cs="Liberation Serif"/>
-          <w:color w:val="222222"/>
-          <w:sz w:val="24"/>
-        </w:rPr>
-        <w:t>Outbound mail about a dashboard screenshot standing in for a permalink does not include id.oak.internal. It includes the window, the user-visible effect, and whether we are done. Walt Hendricks drafts. I review. Ticket OAK-MTG-2019-044. Tone is plain. I will not say we are investigating if we already know the cause. I will not promise a timestamp we cannot hit. Oakridge owns the business clock. We own the engineering one. If those clocks disagree, the first sentence says so.</w:t>
-      </w:r>
-    </w:p>
-    <w:p>
-      <w:pPr>
-        <w:spacing w:before="0" w:after="240" w:line="427" w:lineRule="auto"/>
-        <w:ind w:firstLine="288"/>
-      </w:pPr>
-      <w:r>
-        <w:rPr>
-          <w:rFonts w:ascii="Liberation Serif" w:hAnsi="Liberation Serif" w:eastAsia="Liberation Serif" w:cs="Liberation Serif"/>
-          <w:color w:val="222222"/>
-          <w:sz w:val="24"/>
-        </w:rPr>
-        <w:t>Internal note can name id.oak.internal, OAK-DOC-2020-003, and the last error line. It still does not paste identifiers. If someone asks for a root cause the same day, they get the user-visible version. Legal reads outbound mail that names money or medical data. I will not put a hostname in a customer ticket because it makes me look precise.</w:t>
-      </w:r>
-    </w:p>
-    <w:p>
-      <w:pPr>
-        <w:pStyle w:val="ListBullet"/>
-        <w:spacing w:before="20" w:after="60" w:line="260" w:lineRule="auto"/>
-      </w:pPr>
-      <w:r>
-        <w:rPr>
-          <w:rFonts w:ascii="Liberation Serif" w:hAnsi="Liberation Serif" w:eastAsia="Liberation Serif" w:cs="Liberation Serif"/>
-          <w:color w:val="222222"/>
-          <w:sz w:val="24"/>
-        </w:rPr>
-        <w:t>External: window, effect, done or not. Owner Walt Hendricks.</w:t>
-      </w:r>
-    </w:p>
-    <w:p>
-      <w:pPr>
-        <w:pStyle w:val="ListBullet"/>
-        <w:spacing w:before="20" w:after="60" w:line="260" w:lineRule="auto"/>
-      </w:pPr>
-      <w:r>
-        <w:rPr>
-          <w:rFonts w:ascii="Liberation Serif" w:hAnsi="Liberation Serif" w:eastAsia="Liberation Serif" w:cs="Liberation Serif"/>
-          <w:color w:val="222222"/>
-          <w:sz w:val="24"/>
-        </w:rPr>
-        <w:t>Internal: id.oak.internal, counts, OAK-MTG-2019-044. Owner Aman Kumar.</w:t>
+        <w:t>Internal: inv-api-01.oak.internal, counts, OAK-DOC-2020-003. Owner Aman Kumar.</w:t>
       </w:r>
     </w:p>
     <w:p>
@@ -9263,8 +8547,7 @@
     </w:p>
     <w:p>
       <w:pPr>
-        <w:spacing w:before="0" w:after="240" w:line="427" w:lineRule="auto"/>
-        <w:ind w:firstLine="288"/>
+        <w:spacing w:before="0" w:after="220" w:line="403" w:lineRule="auto"/>
       </w:pPr>
       <w:r>
         <w:rPr>
@@ -9272,13 +8555,12 @@
           <w:color w:val="222222"/>
           <w:sz w:val="24"/>
         </w:rPr>
-        <w:t>I keep a one-line draft in OAK-MTG-2019-044 so we do not invent tone at 01:10. If the incident is still open, the draft says 'still open' and a next update time we can actually hit, usually 88 minutes. If we are done, the draft says what changed for the user and what did not. I will not apologize in a way that implies a cash or clinical miss we did not have.</w:t>
+        <w:t>I keep a one-line draft in OAK-DOC-2020-003 so we do not invent tone at 01:10. If the incident is still open, the draft says 'still open' and a next update time we can actually hit, usually 51 minutes. If we are done, the draft says what changed for the user and what did not. I will not apologize in a way that implies a cash or clinical miss we did not have.</w:t>
       </w:r>
     </w:p>
     <w:p>
       <w:pPr>
-        <w:spacing w:before="0" w:after="240" w:line="427" w:lineRule="auto"/>
-        <w:ind w:firstLine="288"/>
+        <w:spacing w:before="0" w:after="220" w:line="403" w:lineRule="auto"/>
       </w:pPr>
       <w:r>
         <w:rPr>
@@ -9286,13 +8568,12 @@
           <w:color w:val="222222"/>
           <w:sz w:val="24"/>
         </w:rPr>
-        <w:t>Customer-facing sentence for a dashboard screenshot standing in for a permalink if Walt Hendricks asks today: we are inside the window already named, the user-visible effect is the one in the front, and we are not done until Walt Hendricks closes OAK-MTG-2019-044. I will not add id.oak.internal to that sentence. I will not promise January 17, 2020 in outbound mail unless we can hit it.</w:t>
+        <w:t>Spring Boot asked for a one-line version of idempotency that is not a filename, a green job with no rows still pages, and close is yes, no, or a new date on OAK-REQ-2019-014 by January 21, 2020.</w:t>
       </w:r>
     </w:p>
     <w:p>
       <w:pPr>
-        <w:spacing w:before="0" w:after="240" w:line="427" w:lineRule="auto"/>
-        <w:ind w:firstLine="288"/>
+        <w:spacing w:before="0" w:after="220" w:line="403" w:lineRule="auto"/>
       </w:pPr>
       <w:r>
         <w:rPr>
@@ -9300,13 +8581,20 @@
           <w:color w:val="222222"/>
           <w:sz w:val="24"/>
         </w:rPr>
-        <w:t>Internal sentence can name id.oak.internal and the last error class. It still does not paste identifiers. Legal reads outbound mail that names money or medical data. I will not get clever about that because a dashboard screenshot standing in for a permalink is loud.</w:t>
+        <w:t>I bounced a hallway yes on idempotency that is not a filename, polling faster is not a substitute for fixing idempotency that is not a filename, and object on OAK-4412, not in a side thread.</w:t>
       </w:r>
     </w:p>
     <w:p>
       <w:pPr>
-        <w:spacing w:before="0" w:after="240" w:line="427" w:lineRule="auto"/>
-        <w:ind w:firstLine="288"/>
+        <w:pStyle w:val="Heading2"/>
+      </w:pPr>
+      <w:r>
+        <w:t>Print a count before a write</w:t>
+      </w:r>
+    </w:p>
+    <w:p>
+      <w:pPr>
+        <w:spacing w:before="0" w:after="220" w:line="403" w:lineRule="auto"/>
       </w:pPr>
       <w:r>
         <w:rPr>
@@ -9314,48 +8602,12 @@
           <w:color w:val="222222"/>
           <w:sz w:val="24"/>
         </w:rPr>
-        <w:t>If Walt Hendricks forwards a customer thread about a dashboard screenshot standing in for a permalink, I answer from the comms leftover. I do not paste id.oak.internal. I do not paste a stack trace. I do not promise January 17, 2020 unless we can hit it. User-visible effect, window, done or not. That is the whole outbound mail.</w:t>
+        <w:t>A dry-run for lock budget on the primary prints a count before it writes. If we cannot show that count on redis-inv-01.oak.internal, we abort. Diego Alvarez pastes the output on OAK-SOP-2020-011. I will not accept 'it looked fine in the UI' or 'staging was green.' Staging has lied about partition count before.</w:t>
       </w:r>
     </w:p>
     <w:p>
       <w:pPr>
-        <w:pStyle w:val="Heading2"/>
-      </w:pPr>
-      <w:r>
-        <w:t>Handoff for residency: no 'just a replica elsewhere'</w:t>
-      </w:r>
-    </w:p>
-    <w:p>
-      <w:pPr>
-        <w:spacing w:before="0" w:after="240" w:line="427" w:lineRule="auto"/>
-        <w:ind w:firstLine="288"/>
-      </w:pPr>
-      <w:r>
-        <w:rPr>
-          <w:rFonts w:ascii="Liberation Serif" w:hAnsi="Liberation Serif" w:eastAsia="Liberation Serif" w:cs="Liberation Serif"/>
-          <w:color w:val="222222"/>
-          <w:sz w:val="24"/>
-        </w:rPr>
-        <w:t>Next owner inherits inv-api-01.oak.internal, OAK-DOC-2020-003, and the last three working pages of OAK-TDD-2020-002. I will not leave a Slack screenshot as the record. Sneha Iyer is owner until they accept in writing. Date I want that written: January 21, 2020. Access that has to move: who can ssh or kubectl, who can merge, who can talk to Oakridge. If any of those is still me after that date, the handoff failed.</w:t>
-      </w:r>
-    </w:p>
-    <w:p>
-      <w:pPr>
-        <w:spacing w:before="0" w:after="240" w:line="427" w:lineRule="auto"/>
-        <w:ind w:firstLine="288"/>
-      </w:pPr>
-      <w:r>
-        <w:rPr>
-          <w:rFonts w:ascii="Liberation Serif" w:hAnsi="Liberation Serif" w:eastAsia="Liberation Serif" w:cs="Liberation Serif"/>
-          <w:color w:val="222222"/>
-          <w:sz w:val="24"/>
-        </w:rPr>
-        <w:t>Pages start going to Sneha Iyer the morning after, not to a rotation alias that still rings my laptop. I stay on the ticket as reviewer for one week, not as the person who gets paged. Aman Kumar will not silently keep the IAM grant 'just in case.' If we need a temporary grant, it expires. Topic in play: residency: no 'just a replica elsewhere'.</w:t>
-      </w:r>
-    </w:p>
-    <w:p>
-      <w:pPr>
-        <w:spacing w:before="80" w:after="60" w:line="200" w:lineRule="auto"/>
+        <w:spacing w:before="80" w:after="40" w:line="200" w:lineRule="auto"/>
       </w:pPr>
       <w:r>
         <w:rPr>
@@ -9364,654 +8616,7 @@
           <w:color w:val="555555"/>
           <w:sz w:val="17"/>
         </w:rPr>
-        <w:t>Access that has to move with OAK-DOC-2020-003.</w:t>
-      </w:r>
-    </w:p>
-    <w:tbl>
-      <w:tblPr>
-        <w:tblW w:type="auto" w:w="0"/>
-        <w:jc w:val="center"/>
-        <w:tblLayout w:type="autofit"/>
-        <w:tblLook w:firstColumn="1" w:firstRow="1" w:lastColumn="0" w:lastRow="0" w:noHBand="0" w:noVBand="1" w:val="04A0"/>
-      </w:tblPr>
-      <w:tblGrid>
-        <w:gridCol w:w="2232"/>
-        <w:gridCol w:w="2232"/>
-        <w:gridCol w:w="2232"/>
-        <w:gridCol w:w="2232"/>
-      </w:tblGrid>
-      <w:tr>
-        <w:tc>
-          <w:tcPr>
-            <w:tcW w:type="dxa" w:w="2232"/>
-            <w:shd w:fill="1B365D" w:val="clear"/>
-            <w:tcBorders>
-              <w:top w:val="single" w:sz="4" w:space="0" w:color="1B365D"/>
-              <w:left w:val="single" w:sz="4" w:space="0" w:color="1B365D"/>
-              <w:bottom w:val="single" w:sz="4" w:space="0" w:color="1B365D"/>
-              <w:right w:val="single" w:sz="4" w:space="0" w:color="1B365D"/>
-            </w:tcBorders>
-            <w:tcMar>
-              <w:top w:w="50" w:type="dxa"/>
-              <w:left w:w="70" w:type="dxa"/>
-              <w:bottom w:w="50" w:type="dxa"/>
-              <w:right w:w="70" w:type="dxa"/>
-            </w:tcMar>
-          </w:tcPr>
-          <w:p>
-            <w:pPr>
-              <w:spacing w:before="0" w:after="0" w:line="230" w:lineRule="auto"/>
-            </w:pPr>
-            <w:r/>
-            <w:r>
-              <w:rPr>
-                <w:rFonts w:ascii="Liberation Sans" w:hAnsi="Liberation Sans" w:eastAsia="Liberation Sans" w:cs="Liberation Sans"/>
-                <w:b/>
-                <w:color w:val="FFFFFF"/>
-                <w:sz w:val="18"/>
-              </w:rPr>
-              <w:t>What</w:t>
-            </w:r>
-          </w:p>
-        </w:tc>
-        <w:tc>
-          <w:tcPr>
-            <w:tcW w:type="dxa" w:w="2232"/>
-            <w:shd w:fill="1B365D" w:val="clear"/>
-            <w:tcBorders>
-              <w:top w:val="single" w:sz="4" w:space="0" w:color="1B365D"/>
-              <w:left w:val="single" w:sz="4" w:space="0" w:color="1B365D"/>
-              <w:bottom w:val="single" w:sz="4" w:space="0" w:color="1B365D"/>
-              <w:right w:val="single" w:sz="4" w:space="0" w:color="1B365D"/>
-            </w:tcBorders>
-            <w:tcMar>
-              <w:top w:w="50" w:type="dxa"/>
-              <w:left w:w="70" w:type="dxa"/>
-              <w:bottom w:w="50" w:type="dxa"/>
-              <w:right w:w="70" w:type="dxa"/>
-            </w:tcMar>
-          </w:tcPr>
-          <w:p>
-            <w:pPr>
-              <w:spacing w:before="0" w:after="0" w:line="230" w:lineRule="auto"/>
-            </w:pPr>
-            <w:r/>
-            <w:r>
-              <w:rPr>
-                <w:rFonts w:ascii="Liberation Sans" w:hAnsi="Liberation Sans" w:eastAsia="Liberation Sans" w:cs="Liberation Sans"/>
-                <w:b/>
-                <w:color w:val="FFFFFF"/>
-                <w:sz w:val="18"/>
-              </w:rPr>
-              <w:t>From</w:t>
-            </w:r>
-          </w:p>
-        </w:tc>
-        <w:tc>
-          <w:tcPr>
-            <w:tcW w:type="dxa" w:w="2232"/>
-            <w:shd w:fill="1B365D" w:val="clear"/>
-            <w:tcBorders>
-              <w:top w:val="single" w:sz="4" w:space="0" w:color="1B365D"/>
-              <w:left w:val="single" w:sz="4" w:space="0" w:color="1B365D"/>
-              <w:bottom w:val="single" w:sz="4" w:space="0" w:color="1B365D"/>
-              <w:right w:val="single" w:sz="4" w:space="0" w:color="1B365D"/>
-            </w:tcBorders>
-            <w:tcMar>
-              <w:top w:w="50" w:type="dxa"/>
-              <w:left w:w="70" w:type="dxa"/>
-              <w:bottom w:w="50" w:type="dxa"/>
-              <w:right w:w="70" w:type="dxa"/>
-            </w:tcMar>
-          </w:tcPr>
-          <w:p>
-            <w:pPr>
-              <w:spacing w:before="0" w:after="0" w:line="230" w:lineRule="auto"/>
-            </w:pPr>
-            <w:r/>
-            <w:r>
-              <w:rPr>
-                <w:rFonts w:ascii="Liberation Sans" w:hAnsi="Liberation Sans" w:eastAsia="Liberation Sans" w:cs="Liberation Sans"/>
-                <w:b/>
-                <w:color w:val="FFFFFF"/>
-                <w:sz w:val="18"/>
-              </w:rPr>
-              <w:t>To</w:t>
-            </w:r>
-          </w:p>
-        </w:tc>
-        <w:tc>
-          <w:tcPr>
-            <w:tcW w:type="dxa" w:w="2232"/>
-            <w:shd w:fill="1B365D" w:val="clear"/>
-            <w:tcBorders>
-              <w:top w:val="single" w:sz="4" w:space="0" w:color="1B365D"/>
-              <w:left w:val="single" w:sz="4" w:space="0" w:color="1B365D"/>
-              <w:bottom w:val="single" w:sz="4" w:space="0" w:color="1B365D"/>
-              <w:right w:val="single" w:sz="4" w:space="0" w:color="1B365D"/>
-            </w:tcBorders>
-            <w:tcMar>
-              <w:top w:w="50" w:type="dxa"/>
-              <w:left w:w="70" w:type="dxa"/>
-              <w:bottom w:w="50" w:type="dxa"/>
-              <w:right w:w="70" w:type="dxa"/>
-            </w:tcMar>
-          </w:tcPr>
-          <w:p>
-            <w:pPr>
-              <w:spacing w:before="0" w:after="0" w:line="230" w:lineRule="auto"/>
-            </w:pPr>
-            <w:r/>
-            <w:r>
-              <w:rPr>
-                <w:rFonts w:ascii="Liberation Sans" w:hAnsi="Liberation Sans" w:eastAsia="Liberation Sans" w:cs="Liberation Sans"/>
-                <w:b/>
-                <w:color w:val="FFFFFF"/>
-                <w:sz w:val="18"/>
-              </w:rPr>
-              <w:t>When</w:t>
-            </w:r>
-          </w:p>
-        </w:tc>
-      </w:tr>
-      <w:tr>
-        <w:tc>
-          <w:tcPr>
-            <w:tcW w:type="dxa" w:w="2232"/>
-            <w:shd w:fill="FFFFFF" w:val="clear"/>
-            <w:tcBorders>
-              <w:top w:val="single" w:sz="4" w:space="0" w:color="C5CDD6"/>
-              <w:left w:val="single" w:sz="4" w:space="0" w:color="C5CDD6"/>
-              <w:bottom w:val="single" w:sz="4" w:space="0" w:color="C5CDD6"/>
-              <w:right w:val="single" w:sz="4" w:space="0" w:color="C5CDD6"/>
-            </w:tcBorders>
-            <w:tcMar>
-              <w:top w:w="50" w:type="dxa"/>
-              <w:left w:w="70" w:type="dxa"/>
-              <w:bottom w:w="50" w:type="dxa"/>
-              <w:right w:w="70" w:type="dxa"/>
-            </w:tcMar>
-          </w:tcPr>
-          <w:p>
-            <w:pPr>
-              <w:spacing w:before="0" w:after="0" w:line="230" w:lineRule="auto"/>
-            </w:pPr>
-            <w:r/>
-            <w:r>
-              <w:rPr>
-                <w:rFonts w:ascii="Liberation Serif" w:hAnsi="Liberation Serif" w:eastAsia="Liberation Serif" w:cs="Liberation Serif"/>
-                <w:b w:val="0"/>
-                <w:color w:val="222222"/>
-                <w:sz w:val="19"/>
-              </w:rPr>
-              <w:t>On-call for inv-api-01.oak.internal</w:t>
-            </w:r>
-          </w:p>
-        </w:tc>
-        <w:tc>
-          <w:tcPr>
-            <w:tcW w:type="dxa" w:w="2232"/>
-            <w:shd w:fill="FFFFFF" w:val="clear"/>
-            <w:tcBorders>
-              <w:top w:val="single" w:sz="4" w:space="0" w:color="C5CDD6"/>
-              <w:left w:val="single" w:sz="4" w:space="0" w:color="C5CDD6"/>
-              <w:bottom w:val="single" w:sz="4" w:space="0" w:color="C5CDD6"/>
-              <w:right w:val="single" w:sz="4" w:space="0" w:color="C5CDD6"/>
-            </w:tcBorders>
-            <w:tcMar>
-              <w:top w:w="50" w:type="dxa"/>
-              <w:left w:w="70" w:type="dxa"/>
-              <w:bottom w:w="50" w:type="dxa"/>
-              <w:right w:w="70" w:type="dxa"/>
-            </w:tcMar>
-          </w:tcPr>
-          <w:p>
-            <w:pPr>
-              <w:spacing w:before="0" w:after="0" w:line="230" w:lineRule="auto"/>
-            </w:pPr>
-            <w:r/>
-            <w:r>
-              <w:rPr>
-                <w:rFonts w:ascii="Liberation Serif" w:hAnsi="Liberation Serif" w:eastAsia="Liberation Serif" w:cs="Liberation Serif"/>
-                <w:b w:val="0"/>
-                <w:color w:val="222222"/>
-                <w:sz w:val="19"/>
-              </w:rPr>
-              <w:t>Aman Kumar</w:t>
-            </w:r>
-          </w:p>
-        </w:tc>
-        <w:tc>
-          <w:tcPr>
-            <w:tcW w:type="dxa" w:w="2232"/>
-            <w:shd w:fill="FFFFFF" w:val="clear"/>
-            <w:tcBorders>
-              <w:top w:val="single" w:sz="4" w:space="0" w:color="C5CDD6"/>
-              <w:left w:val="single" w:sz="4" w:space="0" w:color="C5CDD6"/>
-              <w:bottom w:val="single" w:sz="4" w:space="0" w:color="C5CDD6"/>
-              <w:right w:val="single" w:sz="4" w:space="0" w:color="C5CDD6"/>
-            </w:tcBorders>
-            <w:tcMar>
-              <w:top w:w="50" w:type="dxa"/>
-              <w:left w:w="70" w:type="dxa"/>
-              <w:bottom w:w="50" w:type="dxa"/>
-              <w:right w:w="70" w:type="dxa"/>
-            </w:tcMar>
-          </w:tcPr>
-          <w:p>
-            <w:pPr>
-              <w:spacing w:before="0" w:after="0" w:line="230" w:lineRule="auto"/>
-            </w:pPr>
-            <w:r/>
-            <w:r>
-              <w:rPr>
-                <w:rFonts w:ascii="Liberation Serif" w:hAnsi="Liberation Serif" w:eastAsia="Liberation Serif" w:cs="Liberation Serif"/>
-                <w:b w:val="0"/>
-                <w:color w:val="222222"/>
-                <w:sz w:val="19"/>
-              </w:rPr>
-              <w:t>Sneha Iyer</w:t>
-            </w:r>
-          </w:p>
-        </w:tc>
-        <w:tc>
-          <w:tcPr>
-            <w:tcW w:type="dxa" w:w="2232"/>
-            <w:shd w:fill="FFFFFF" w:val="clear"/>
-            <w:tcBorders>
-              <w:top w:val="single" w:sz="4" w:space="0" w:color="C5CDD6"/>
-              <w:left w:val="single" w:sz="4" w:space="0" w:color="C5CDD6"/>
-              <w:bottom w:val="single" w:sz="4" w:space="0" w:color="C5CDD6"/>
-              <w:right w:val="single" w:sz="4" w:space="0" w:color="C5CDD6"/>
-            </w:tcBorders>
-            <w:tcMar>
-              <w:top w:w="50" w:type="dxa"/>
-              <w:left w:w="70" w:type="dxa"/>
-              <w:bottom w:w="50" w:type="dxa"/>
-              <w:right w:w="70" w:type="dxa"/>
-            </w:tcMar>
-          </w:tcPr>
-          <w:p>
-            <w:pPr>
-              <w:spacing w:before="0" w:after="0" w:line="230" w:lineRule="auto"/>
-            </w:pPr>
-            <w:r/>
-            <w:r>
-              <w:rPr>
-                <w:rFonts w:ascii="Liberation Serif" w:hAnsi="Liberation Serif" w:eastAsia="Liberation Serif" w:cs="Liberation Serif"/>
-                <w:b w:val="0"/>
-                <w:color w:val="222222"/>
-                <w:sz w:val="19"/>
-              </w:rPr>
-              <w:t>2020-01-21</w:t>
-            </w:r>
-          </w:p>
-        </w:tc>
-      </w:tr>
-      <w:tr>
-        <w:tc>
-          <w:tcPr>
-            <w:tcW w:type="dxa" w:w="2232"/>
-            <w:shd w:fill="EEF2F6" w:val="clear"/>
-            <w:tcBorders>
-              <w:top w:val="single" w:sz="4" w:space="0" w:color="C5CDD6"/>
-              <w:left w:val="single" w:sz="4" w:space="0" w:color="C5CDD6"/>
-              <w:bottom w:val="single" w:sz="4" w:space="0" w:color="C5CDD6"/>
-              <w:right w:val="single" w:sz="4" w:space="0" w:color="C5CDD6"/>
-            </w:tcBorders>
-            <w:tcMar>
-              <w:top w:w="50" w:type="dxa"/>
-              <w:left w:w="70" w:type="dxa"/>
-              <w:bottom w:w="50" w:type="dxa"/>
-              <w:right w:w="70" w:type="dxa"/>
-            </w:tcMar>
-          </w:tcPr>
-          <w:p>
-            <w:pPr>
-              <w:spacing w:before="0" w:after="0" w:line="230" w:lineRule="auto"/>
-            </w:pPr>
-            <w:r/>
-            <w:r>
-              <w:rPr>
-                <w:rFonts w:ascii="Liberation Serif" w:hAnsi="Liberation Serif" w:eastAsia="Liberation Serif" w:cs="Liberation Serif"/>
-                <w:b w:val="0"/>
-                <w:color w:val="222222"/>
-                <w:sz w:val="19"/>
-              </w:rPr>
-              <w:t>Merge on the repo named in front matter</w:t>
-            </w:r>
-          </w:p>
-        </w:tc>
-        <w:tc>
-          <w:tcPr>
-            <w:tcW w:type="dxa" w:w="2232"/>
-            <w:shd w:fill="EEF2F6" w:val="clear"/>
-            <w:tcBorders>
-              <w:top w:val="single" w:sz="4" w:space="0" w:color="C5CDD6"/>
-              <w:left w:val="single" w:sz="4" w:space="0" w:color="C5CDD6"/>
-              <w:bottom w:val="single" w:sz="4" w:space="0" w:color="C5CDD6"/>
-              <w:right w:val="single" w:sz="4" w:space="0" w:color="C5CDD6"/>
-            </w:tcBorders>
-            <w:tcMar>
-              <w:top w:w="50" w:type="dxa"/>
-              <w:left w:w="70" w:type="dxa"/>
-              <w:bottom w:w="50" w:type="dxa"/>
-              <w:right w:w="70" w:type="dxa"/>
-            </w:tcMar>
-          </w:tcPr>
-          <w:p>
-            <w:pPr>
-              <w:spacing w:before="0" w:after="0" w:line="230" w:lineRule="auto"/>
-            </w:pPr>
-            <w:r/>
-            <w:r>
-              <w:rPr>
-                <w:rFonts w:ascii="Liberation Serif" w:hAnsi="Liberation Serif" w:eastAsia="Liberation Serif" w:cs="Liberation Serif"/>
-                <w:b w:val="0"/>
-                <w:color w:val="222222"/>
-                <w:sz w:val="19"/>
-              </w:rPr>
-              <w:t>Priya Nair</w:t>
-            </w:r>
-          </w:p>
-        </w:tc>
-        <w:tc>
-          <w:tcPr>
-            <w:tcW w:type="dxa" w:w="2232"/>
-            <w:shd w:fill="EEF2F6" w:val="clear"/>
-            <w:tcBorders>
-              <w:top w:val="single" w:sz="4" w:space="0" w:color="C5CDD6"/>
-              <w:left w:val="single" w:sz="4" w:space="0" w:color="C5CDD6"/>
-              <w:bottom w:val="single" w:sz="4" w:space="0" w:color="C5CDD6"/>
-              <w:right w:val="single" w:sz="4" w:space="0" w:color="C5CDD6"/>
-            </w:tcBorders>
-            <w:tcMar>
-              <w:top w:w="50" w:type="dxa"/>
-              <w:left w:w="70" w:type="dxa"/>
-              <w:bottom w:w="50" w:type="dxa"/>
-              <w:right w:w="70" w:type="dxa"/>
-            </w:tcMar>
-          </w:tcPr>
-          <w:p>
-            <w:pPr>
-              <w:spacing w:before="0" w:after="0" w:line="230" w:lineRule="auto"/>
-            </w:pPr>
-            <w:r/>
-            <w:r>
-              <w:rPr>
-                <w:rFonts w:ascii="Liberation Serif" w:hAnsi="Liberation Serif" w:eastAsia="Liberation Serif" w:cs="Liberation Serif"/>
-                <w:b w:val="0"/>
-                <w:color w:val="222222"/>
-                <w:sz w:val="19"/>
-              </w:rPr>
-              <w:t>Sneha Iyer</w:t>
-            </w:r>
-          </w:p>
-        </w:tc>
-        <w:tc>
-          <w:tcPr>
-            <w:tcW w:type="dxa" w:w="2232"/>
-            <w:shd w:fill="EEF2F6" w:val="clear"/>
-            <w:tcBorders>
-              <w:top w:val="single" w:sz="4" w:space="0" w:color="C5CDD6"/>
-              <w:left w:val="single" w:sz="4" w:space="0" w:color="C5CDD6"/>
-              <w:bottom w:val="single" w:sz="4" w:space="0" w:color="C5CDD6"/>
-              <w:right w:val="single" w:sz="4" w:space="0" w:color="C5CDD6"/>
-            </w:tcBorders>
-            <w:tcMar>
-              <w:top w:w="50" w:type="dxa"/>
-              <w:left w:w="70" w:type="dxa"/>
-              <w:bottom w:w="50" w:type="dxa"/>
-              <w:right w:w="70" w:type="dxa"/>
-            </w:tcMar>
-          </w:tcPr>
-          <w:p>
-            <w:pPr>
-              <w:spacing w:before="0" w:after="0" w:line="230" w:lineRule="auto"/>
-            </w:pPr>
-            <w:r/>
-            <w:r>
-              <w:rPr>
-                <w:rFonts w:ascii="Liberation Serif" w:hAnsi="Liberation Serif" w:eastAsia="Liberation Serif" w:cs="Liberation Serif"/>
-                <w:b w:val="0"/>
-                <w:color w:val="222222"/>
-                <w:sz w:val="19"/>
-              </w:rPr>
-              <w:t>2020-01-21</w:t>
-            </w:r>
-          </w:p>
-        </w:tc>
-      </w:tr>
-      <w:tr>
-        <w:tc>
-          <w:tcPr>
-            <w:tcW w:type="dxa" w:w="2232"/>
-            <w:shd w:fill="FFFFFF" w:val="clear"/>
-            <w:tcBorders>
-              <w:top w:val="single" w:sz="4" w:space="0" w:color="C5CDD6"/>
-              <w:left w:val="single" w:sz="4" w:space="0" w:color="C5CDD6"/>
-              <w:bottom w:val="single" w:sz="4" w:space="0" w:color="C5CDD6"/>
-              <w:right w:val="single" w:sz="4" w:space="0" w:color="C5CDD6"/>
-            </w:tcBorders>
-            <w:tcMar>
-              <w:top w:w="50" w:type="dxa"/>
-              <w:left w:w="70" w:type="dxa"/>
-              <w:bottom w:w="50" w:type="dxa"/>
-              <w:right w:w="70" w:type="dxa"/>
-            </w:tcMar>
-          </w:tcPr>
-          <w:p>
-            <w:pPr>
-              <w:spacing w:before="0" w:after="0" w:line="230" w:lineRule="auto"/>
-            </w:pPr>
-            <w:r/>
-            <w:r>
-              <w:rPr>
-                <w:rFonts w:ascii="Liberation Serif" w:hAnsi="Liberation Serif" w:eastAsia="Liberation Serif" w:cs="Liberation Serif"/>
-                <w:b w:val="0"/>
-                <w:color w:val="222222"/>
-                <w:sz w:val="19"/>
-              </w:rPr>
-              <w:t>Customer/ops thread</w:t>
-            </w:r>
-          </w:p>
-        </w:tc>
-        <w:tc>
-          <w:tcPr>
-            <w:tcW w:type="dxa" w:w="2232"/>
-            <w:shd w:fill="FFFFFF" w:val="clear"/>
-            <w:tcBorders>
-              <w:top w:val="single" w:sz="4" w:space="0" w:color="C5CDD6"/>
-              <w:left w:val="single" w:sz="4" w:space="0" w:color="C5CDD6"/>
-              <w:bottom w:val="single" w:sz="4" w:space="0" w:color="C5CDD6"/>
-              <w:right w:val="single" w:sz="4" w:space="0" w:color="C5CDD6"/>
-            </w:tcBorders>
-            <w:tcMar>
-              <w:top w:w="50" w:type="dxa"/>
-              <w:left w:w="70" w:type="dxa"/>
-              <w:bottom w:w="50" w:type="dxa"/>
-              <w:right w:w="70" w:type="dxa"/>
-            </w:tcMar>
-          </w:tcPr>
-          <w:p>
-            <w:pPr>
-              <w:spacing w:before="0" w:after="0" w:line="230" w:lineRule="auto"/>
-            </w:pPr>
-            <w:r/>
-            <w:r>
-              <w:rPr>
-                <w:rFonts w:ascii="Liberation Serif" w:hAnsi="Liberation Serif" w:eastAsia="Liberation Serif" w:cs="Liberation Serif"/>
-                <w:b w:val="0"/>
-                <w:color w:val="222222"/>
-                <w:sz w:val="19"/>
-              </w:rPr>
-              <w:t>Aman Kumar</w:t>
-            </w:r>
-          </w:p>
-        </w:tc>
-        <w:tc>
-          <w:tcPr>
-            <w:tcW w:type="dxa" w:w="2232"/>
-            <w:shd w:fill="FFFFFF" w:val="clear"/>
-            <w:tcBorders>
-              <w:top w:val="single" w:sz="4" w:space="0" w:color="C5CDD6"/>
-              <w:left w:val="single" w:sz="4" w:space="0" w:color="C5CDD6"/>
-              <w:bottom w:val="single" w:sz="4" w:space="0" w:color="C5CDD6"/>
-              <w:right w:val="single" w:sz="4" w:space="0" w:color="C5CDD6"/>
-            </w:tcBorders>
-            <w:tcMar>
-              <w:top w:w="50" w:type="dxa"/>
-              <w:left w:w="70" w:type="dxa"/>
-              <w:bottom w:w="50" w:type="dxa"/>
-              <w:right w:w="70" w:type="dxa"/>
-            </w:tcMar>
-          </w:tcPr>
-          <w:p>
-            <w:pPr>
-              <w:spacing w:before="0" w:after="0" w:line="230" w:lineRule="auto"/>
-            </w:pPr>
-            <w:r/>
-            <w:r>
-              <w:rPr>
-                <w:rFonts w:ascii="Liberation Serif" w:hAnsi="Liberation Serif" w:eastAsia="Liberation Serif" w:cs="Liberation Serif"/>
-                <w:b w:val="0"/>
-                <w:color w:val="222222"/>
-                <w:sz w:val="19"/>
-              </w:rPr>
-              <w:t>Aman Kumar</w:t>
-            </w:r>
-          </w:p>
-        </w:tc>
-        <w:tc>
-          <w:tcPr>
-            <w:tcW w:type="dxa" w:w="2232"/>
-            <w:shd w:fill="FFFFFF" w:val="clear"/>
-            <w:tcBorders>
-              <w:top w:val="single" w:sz="4" w:space="0" w:color="C5CDD6"/>
-              <w:left w:val="single" w:sz="4" w:space="0" w:color="C5CDD6"/>
-              <w:bottom w:val="single" w:sz="4" w:space="0" w:color="C5CDD6"/>
-              <w:right w:val="single" w:sz="4" w:space="0" w:color="C5CDD6"/>
-            </w:tcBorders>
-            <w:tcMar>
-              <w:top w:w="50" w:type="dxa"/>
-              <w:left w:w="70" w:type="dxa"/>
-              <w:bottom w:w="50" w:type="dxa"/>
-              <w:right w:w="70" w:type="dxa"/>
-            </w:tcMar>
-          </w:tcPr>
-          <w:p>
-            <w:pPr>
-              <w:spacing w:before="0" w:after="0" w:line="230" w:lineRule="auto"/>
-            </w:pPr>
-            <w:r/>
-            <w:r>
-              <w:rPr>
-                <w:rFonts w:ascii="Liberation Serif" w:hAnsi="Liberation Serif" w:eastAsia="Liberation Serif" w:cs="Liberation Serif"/>
-                <w:b w:val="0"/>
-                <w:color w:val="222222"/>
-                <w:sz w:val="19"/>
-              </w:rPr>
-              <w:t>2020-01-21</w:t>
-            </w:r>
-          </w:p>
-        </w:tc>
-      </w:tr>
-    </w:tbl>
-    <w:p>
-      <w:pPr>
-        <w:spacing w:before="40" w:after="160" w:line="80" w:lineRule="auto"/>
-      </w:pPr>
-    </w:p>
-    <w:p>
-      <w:pPr>
-        <w:spacing w:before="0" w:after="240" w:line="427" w:lineRule="auto"/>
-        <w:ind w:firstLine="288"/>
-      </w:pPr>
-      <w:r>
-        <w:rPr>
-          <w:rFonts w:ascii="Liberation Serif" w:hAnsi="Liberation Serif" w:eastAsia="Liberation Serif" w:cs="Liberation Serif"/>
-          <w:color w:val="222222"/>
-          <w:sz w:val="24"/>
-        </w:rPr>
-        <w:t>If Sneha Iyer is out that week, Priya Nair is the named backup, not 'the team.' I will write that on OAK-DOC-2020-003 the day I hand off, not the day the page fires. This handoff does not reopen residency: no 'just a replica elsewhere'. It only changes who carries it.</w:t>
-      </w:r>
-    </w:p>
-    <w:p>
-      <w:pPr>
-        <w:spacing w:before="0" w:after="240" w:line="427" w:lineRule="auto"/>
-        <w:ind w:firstLine="288"/>
-      </w:pPr>
-      <w:r>
-        <w:rPr>
-          <w:rFonts w:ascii="Liberation Serif" w:hAnsi="Liberation Serif" w:eastAsia="Liberation Serif" w:cs="Liberation Serif"/>
-          <w:color w:val="222222"/>
-          <w:sz w:val="24"/>
-        </w:rPr>
-        <w:t>Access that still has my name on it for residency: no 'just a replica elsewhere': if I can still kubectl to inv-api-01.oak.internal after January 18, 2020, the handoff failed. Sneha Iyer accepts in writing on OAK-DOC-2020-003 or we keep paging me, which is the same as not handing off. Diego Alvarez is backup only if named on that ticket the same day.</w:t>
-      </w:r>
-    </w:p>
-    <w:p>
-      <w:pPr>
-        <w:spacing w:before="0" w:after="240" w:line="427" w:lineRule="auto"/>
-        <w:ind w:firstLine="288"/>
-      </w:pPr>
-      <w:r>
-        <w:rPr>
-          <w:rFonts w:ascii="Liberation Serif" w:hAnsi="Liberation Serif" w:eastAsia="Liberation Serif" w:cs="Liberation Serif"/>
-          <w:color w:val="222222"/>
-          <w:sz w:val="24"/>
-        </w:rPr>
-        <w:t>I will drop the IAM grant instead of leaving it 'just in case.' Temporary grants expire. A copied kubeconfig is not a grant. Aman Kumar will not keep a personal break-glass for convenience.</w:t>
-      </w:r>
-    </w:p>
-    <w:p>
-      <w:pPr>
-        <w:spacing w:before="0" w:after="240" w:line="427" w:lineRule="auto"/>
-        <w:ind w:firstLine="288"/>
-      </w:pPr>
-      <w:r>
-        <w:rPr>
-          <w:rFonts w:ascii="Liberation Serif" w:hAnsi="Liberation Serif" w:eastAsia="Liberation Serif" w:cs="Liberation Serif"/>
-          <w:color w:val="222222"/>
-          <w:sz w:val="24"/>
-        </w:rPr>
-        <w:t>Grant review date for residency: no 'just a replica elsewhere' is January 18, 2020. If we miss it, the grant dies, the work waits. Sneha Iyer can renew on OAK-DOC-2020-003 with an expiry. I will not silently extend. A copied kubeconfig on a laptop is not a grant. Aman Kumar will revoke my own leftover access the same day the handoff is accepted.</w:t>
-      </w:r>
-    </w:p>
-    <w:p>
-      <w:pPr>
-        <w:pStyle w:val="Heading2"/>
-      </w:pPr>
-      <w:r>
-        <w:t>Read-only first: raising retries on a poison record</w:t>
-      </w:r>
-    </w:p>
-    <w:p>
-      <w:pPr>
-        <w:spacing w:before="0" w:after="240" w:line="427" w:lineRule="auto"/>
-        <w:ind w:firstLine="288"/>
-      </w:pPr>
-      <w:r>
-        <w:rPr>
-          <w:rFonts w:ascii="Liberation Serif" w:hAnsi="Liberation Serif" w:eastAsia="Liberation Serif" w:cs="Liberation Serif"/>
-          <w:color w:val="222222"/>
-          <w:sz w:val="24"/>
-        </w:rPr>
-        <w:t>Only if the front matter already put you on redis-inv-01.oak.internal. Stop after the first unexpected line. Diego Alvarez is the wake-up, not a group chat. Ticket OAK-SOP-2020-011 opens before any write. This is the raising retries on a poison record path, not a general restart recipe.</w:t>
-      </w:r>
-    </w:p>
-    <w:p>
-      <w:pPr>
-        <w:spacing w:before="80" w:after="40" w:line="200" w:lineRule="auto"/>
-      </w:pPr>
-      <w:r>
-        <w:rPr>
-          <w:rFonts w:ascii="Liberation Sans" w:hAnsi="Liberation Sans" w:eastAsia="Liberation Sans" w:cs="Liberation Sans"/>
-          <w:i/>
-          <w:color w:val="555555"/>
-          <w:sz w:val="17"/>
-        </w:rPr>
-        <w:t>Read-only. OAK-SOP-2020-011. redis-inv-01.oak.internal.</w:t>
+        <w:t>Shape of the dry-run, not a paste of production data. OAK-SOP-2020-011.</w:t>
       </w:r>
     </w:p>
     <w:tbl>
@@ -10051,7 +8656,20 @@
                 <w:color w:val="222222"/>
                 <w:sz w:val="17"/>
               </w:rPr>
-              <w:t># OAK-TDD-2020-002 / OAK-SOP-2020-011 / raising retries on a poison record</w:t>
+              <w:t># OAK-TDD-2020-002 dry-run / lock budget on the primary</w:t>
+            </w:r>
+          </w:p>
+          <w:p>
+            <w:pPr>
+              <w:spacing w:before="0" w:after="0" w:line="220" w:lineRule="auto"/>
+            </w:pPr>
+            <w:r>
+              <w:rPr>
+                <w:rFonts w:ascii="Liberation Mono" w:hAnsi="Liberation Mono" w:eastAsia="Liberation Mono" w:cs="Liberation Mono"/>
+                <w:color w:val="222222"/>
+                <w:sz w:val="17"/>
+              </w:rPr>
+              <w:t># run on redis-inv-01.oak.internal or a listed replica, read-only</w:t>
             </w:r>
           </w:p>
           <w:p>
@@ -10077,7 +8695,7 @@
                 <w:color w:val="222222"/>
                 <w:sz w:val="17"/>
               </w:rPr>
-              <w:t>ssh redis-inv-01.oak.internal 'uptime; df -h | head'</w:t>
+              <w:t># print the count the write would touch</w:t>
             </w:r>
           </w:p>
           <w:p>
@@ -10090,7 +8708,7 @@
                 <w:color w:val="222222"/>
                 <w:sz w:val="17"/>
               </w:rPr>
-              <w:t>kubectl -n riverview-chart get pods -l app=inventory-api -o wide | head</w:t>
+              <w:t># abort if the count is 0, or larger than 5x the front-matter guess</w:t>
             </w:r>
           </w:p>
           <w:p>
@@ -10103,33 +8721,7 @@
                 <w:color w:val="222222"/>
                 <w:sz w:val="17"/>
               </w:rPr>
-              <w:t>kubectl -n riverview-chart logs deploy/inventory-api --tail=80 | tail</w:t>
-            </w:r>
-          </w:p>
-          <w:p>
-            <w:pPr>
-              <w:spacing w:before="0" w:after="0" w:line="220" w:lineRule="auto"/>
-            </w:pPr>
-            <w:r>
-              <w:rPr>
-                <w:rFonts w:ascii="Liberation Mono" w:hAnsi="Liberation Mono" w:eastAsia="Liberation Mono" w:cs="Liberation Mono"/>
-                <w:color w:val="222222"/>
-                <w:sz w:val="17"/>
-              </w:rPr>
-              <w:t># stop. write the last error in one sentence on OAK-SOP-2020-011</w:t>
-            </w:r>
-          </w:p>
-          <w:p>
-            <w:pPr>
-              <w:spacing w:before="0" w:after="0" w:line="220" w:lineRule="auto"/>
-            </w:pPr>
-            <w:r>
-              <w:rPr>
-                <w:rFonts w:ascii="Liberation Mono" w:hAnsi="Liberation Mono" w:eastAsia="Liberation Mono" w:cs="Liberation Mono"/>
-                <w:color w:val="222222"/>
-                <w:sz w:val="17"/>
-              </w:rPr>
-              <w:t># do not helm upgrade from a laptop in a freeze</w:t>
+              <w:t># write the number on OAK-SOP-2020-011 before any mutate</w:t>
             </w:r>
           </w:p>
         </w:tc>
@@ -10142,8 +8734,7 @@
     </w:p>
     <w:p>
       <w:pPr>
-        <w:pStyle w:val="ListNumber"/>
-        <w:spacing w:before="20" w:after="60" w:line="260" w:lineRule="auto"/>
+        <w:spacing w:before="0" w:after="220" w:line="403" w:lineRule="auto"/>
       </w:pPr>
       <w:r>
         <w:rPr>
@@ -10151,13 +8742,12 @@
           <w:color w:val="222222"/>
           <w:sz w:val="24"/>
         </w:rPr>
-        <w:t>Write the symptom on OAK-SOP-2020-011 before any write.</w:t>
+        <w:t>If the dry-run count disagrees with 2019 by more than we can explain in one sentence, we do not 'split the difference.' We stop and Diego Alvarez writes the discrepancy on OAK-SOP-2020-011.</w:t>
       </w:r>
     </w:p>
     <w:p>
       <w:pPr>
-        <w:pStyle w:val="ListNumber"/>
-        <w:spacing w:before="20" w:after="60" w:line="260" w:lineRule="auto"/>
+        <w:spacing w:before="0" w:after="220" w:line="403" w:lineRule="auto"/>
       </w:pPr>
       <w:r>
         <w:rPr>
@@ -10165,13 +8755,12 @@
           <w:color w:val="222222"/>
           <w:sz w:val="24"/>
         </w:rPr>
-        <w:t>If poison: fence the record. Do not raise retries past 3.</w:t>
+        <w:t>after January 23, 2020, leftover access for lock budget on the primary is a bug, not a courtesy, grant expiry is a date Elena Vasquez writes on OAK-MTG-2019-044, and I ping once and after that Elena Vasquez is late, not blocked.</w:t>
       </w:r>
     </w:p>
     <w:p>
       <w:pPr>
-        <w:pStyle w:val="ListNumber"/>
-        <w:spacing w:before="20" w:after="60" w:line="260" w:lineRule="auto"/>
+        <w:spacing w:before="0" w:after="220" w:line="403" w:lineRule="auto"/>
       </w:pPr>
       <w:r>
         <w:rPr>
@@ -10179,13 +8768,20 @@
           <w:color w:val="222222"/>
           <w:sz w:val="24"/>
         </w:rPr>
-        <w:t>If lag with all partitions moving: scale only after Diego Alvarez would scale.</w:t>
+        <w:t>Aman Kumar owes a close on lock budget on the primary by January 24, 2020, not a status emoji, a green job with no rows still pages, and abort beats a lying dual-run.</w:t>
       </w:r>
     </w:p>
     <w:p>
       <w:pPr>
-        <w:pStyle w:val="ListNumber"/>
-        <w:spacing w:before="20" w:after="60" w:line="260" w:lineRule="auto"/>
+        <w:pStyle w:val="Heading2"/>
+      </w:pPr>
+      <w:r>
+        <w:t>Freeze leftover for OAK-REQ-2019-014</w:t>
+      </w:r>
+    </w:p>
+    <w:p>
+      <w:pPr>
+        <w:spacing w:before="0" w:after="220" w:line="403" w:lineRule="auto"/>
       </w:pPr>
       <w:r>
         <w:rPr>
@@ -10193,13 +8789,12 @@
           <w:color w:val="222222"/>
           <w:sz w:val="24"/>
         </w:rPr>
-        <w:t>If rollback: read the schema SOP. Expanded columns roll forward.</w:t>
+        <w:t>If the front of this file already named a freeze, owner as a team name instead of a person does not get a courtesy thaw on id.oak.internal. A small apply is still an apply. SEV1 is the SOP definition. Fort Wayne can argue SEV1 on OAK-4412-DBA with a count, not with a demo time. I will not Helm-apply from a laptop because the window is 'almost over.'</w:t>
       </w:r>
     </w:p>
     <w:p>
       <w:pPr>
-        <w:pStyle w:val="ListNumber"/>
-        <w:spacing w:before="20" w:after="60" w:line="260" w:lineRule="auto"/>
+        <w:spacing w:before="0" w:after="220" w:line="403" w:lineRule="auto"/>
       </w:pPr>
       <w:r>
         <w:rPr>
@@ -10207,13 +8802,12 @@
           <w:color w:val="222222"/>
           <w:sz w:val="24"/>
         </w:rPr>
-        <w:t>Wake Diego Alvarez only after the read-only commands and a one-line diagnosis.</w:t>
+        <w:t>Calendar leftovers I will not hide inside owner as a team name instead of a person: weekend coverage that is not in the SLA, a plant shutdown, a clinical quiet hours window, month-end 16:00-21:00 ET. If the leftover date lands inside one of those, the date moves. The scope does not. Aman Kumar hears the new date on OAK-4412-DBA.</w:t>
       </w:r>
     </w:p>
     <w:p>
       <w:pPr>
-        <w:spacing w:before="0" w:after="240" w:line="427" w:lineRule="auto"/>
-        <w:ind w:firstLine="288"/>
+        <w:spacing w:before="0" w:after="220" w:line="403" w:lineRule="auto"/>
       </w:pPr>
       <w:r>
         <w:rPr>
@@ -10221,13 +8815,12 @@
           <w:color w:val="222222"/>
           <w:sz w:val="24"/>
         </w:rPr>
-        <w:t>I will not restart redis-inv-01.oak.internal because it is the fastest way to stop a page. Restart is a listed step with a listed rollback. If I am wrong, the next page is louder. Memory bump is a last resort and it is a ticket, not a one-line kubectl set. Aman Kumar has already been wrong about that twice this year.</w:t>
+        <w:t>leftover owner as a team name instead of a person sits with September Node on OAK-SOP-2020-011, polling faster is not a substitute for fixing owner as a team name instead of a person, and the sample I would still defend uses the same clock as 30.</w:t>
       </w:r>
     </w:p>
     <w:p>
       <w:pPr>
-        <w:spacing w:before="0" w:after="240" w:line="427" w:lineRule="auto"/>
-        <w:ind w:firstLine="288"/>
+        <w:spacing w:before="0" w:after="220" w:line="403" w:lineRule="auto"/>
       </w:pPr>
       <w:r>
         <w:rPr>
@@ -10235,556 +8828,20 @@
           <w:color w:val="222222"/>
           <w:sz w:val="24"/>
         </w:rPr>
-        <w:t>First command on redis-inv-01.oak.internal for raising retries on a poison record is still a read. Second is the last error line. Third is whether the front-matter rule is still true. I will not restart to silence a page. Restart is a listed step. Diego Alvarez gets the one-line diagnosis before a write. Ticket OAK-SOP-2020-011 is open first.</w:t>
+        <w:t>Dana Whitlock still has owner as a team name instead of a person on OAK-4412-DBA, grant expiry is a date Dana Whitlock writes on OAK-4412-DBA, and config, Helm, and a flag flip are all changes.</w:t>
       </w:r>
     </w:p>
     <w:p>
       <w:pPr>
-        <w:spacing w:before="0" w:after="240" w:line="427" w:lineRule="auto"/>
-        <w:ind w:firstLine="288"/>
+        <w:pStyle w:val="Heading2"/>
       </w:pPr>
       <w:r>
-        <w:rPr>
-          <w:rFonts w:ascii="Liberation Serif" w:hAnsi="Liberation Serif" w:eastAsia="Liberation Serif" w:cs="Liberation Serif"/>
-          <w:color w:val="222222"/>
-          <w:sz w:val="24"/>
-        </w:rPr>
-        <w:t>If the tell is poison, fence. If the tell is lag with every partition moving, scale only the way Diego Alvarez would scale. If the tell is empty-success, page. Green plus zero rows is a lie we have already paid for.</w:t>
+        <w:t>Person names for averaging QPS instead of testing the close</w:t>
       </w:r>
     </w:p>
     <w:p>
       <w:pPr>
-        <w:spacing w:before="0" w:after="240" w:line="427" w:lineRule="auto"/>
-        <w:ind w:firstLine="288"/>
-      </w:pPr>
-      <w:r>
-        <w:rPr>
-          <w:rFonts w:ascii="Liberation Serif" w:hAnsi="Liberation Serif" w:eastAsia="Liberation Serif" w:cs="Liberation Serif"/>
-          <w:color w:val="222222"/>
-          <w:sz w:val="24"/>
-        </w:rPr>
-        <w:t>I want the last error line from redis-inv-01.oak.internal in OAK-SOP-2020-011 before anyone says they 'restarted just in case.' Restart without a tell is how we lost time last incident. Diego Alvarez can restart after the read-only commands and a one-line diagnosis. Not before. Memory bump is a ticket, not a one-liner.</w:t>
-      </w:r>
-    </w:p>
-    <w:p>
-      <w:pPr>
-        <w:pStyle w:val="Heading2"/>
-      </w:pPr>
-      <w:r>
-        <w:t>Still open: averaging QPS instead of testing the close</w:t>
-      </w:r>
-    </w:p>
-    <w:p>
-      <w:pPr>
-        <w:spacing w:before="0" w:after="240" w:line="427" w:lineRule="auto"/>
-        <w:ind w:firstLine="288"/>
-      </w:pPr>
-      <w:r>
-        <w:rPr>
-          <w:rFonts w:ascii="Liberation Serif" w:hAnsi="Liberation Serif" w:eastAsia="Liberation Serif" w:cs="Liberation Serif"/>
-          <w:color w:val="222222"/>
-          <w:sz w:val="24"/>
-        </w:rPr>
-        <w:t>Fort Wayne still owes a close, not a status. Due January 26, 2020. The question is whether id.oak.internal stays in the path for averaging QPS instead of testing the close. If yes, the main body already says how. If no, Fort Wayne writes the cut on OAK-4412-DBA. I will ping once. After that the owner is late, not blocked.</w:t>
-      </w:r>
-    </w:p>
-    <w:p>
-      <w:pPr>
-        <w:pStyle w:val="ListBullet"/>
-        <w:spacing w:before="20" w:after="60" w:line="260" w:lineRule="auto"/>
-      </w:pPr>
-      <w:r>
-        <w:rPr>
-          <w:rFonts w:ascii="Liberation Serif" w:hAnsi="Liberation Serif" w:eastAsia="Liberation Serif" w:cs="Liberation Serif"/>
-          <w:color w:val="222222"/>
-          <w:sz w:val="24"/>
-        </w:rPr>
-        <w:t>Owner: Fort Wayne</w:t>
-      </w:r>
-    </w:p>
-    <w:p>
-      <w:pPr>
-        <w:pStyle w:val="ListBullet"/>
-        <w:spacing w:before="20" w:after="60" w:line="260" w:lineRule="auto"/>
-      </w:pPr>
-      <w:r>
-        <w:rPr>
-          <w:rFonts w:ascii="Liberation Serif" w:hAnsi="Liberation Serif" w:eastAsia="Liberation Serif" w:cs="Liberation Serif"/>
-          <w:color w:val="222222"/>
-          <w:sz w:val="24"/>
-        </w:rPr>
-        <w:t>Ticket: OAK-4412-DBA</w:t>
-      </w:r>
-    </w:p>
-    <w:p>
-      <w:pPr>
-        <w:pStyle w:val="ListBullet"/>
-        <w:spacing w:before="20" w:after="60" w:line="260" w:lineRule="auto"/>
-      </w:pPr>
-      <w:r>
-        <w:rPr>
-          <w:rFonts w:ascii="Liberation Serif" w:hAnsi="Liberation Serif" w:eastAsia="Liberation Serif" w:cs="Liberation Serif"/>
-          <w:color w:val="222222"/>
-          <w:sz w:val="24"/>
-        </w:rPr>
-        <w:t>Host in play: id.oak.internal</w:t>
-      </w:r>
-    </w:p>
-    <w:p>
-      <w:pPr>
-        <w:pStyle w:val="ListBullet"/>
-        <w:spacing w:before="20" w:after="60" w:line="260" w:lineRule="auto"/>
-      </w:pPr>
-      <w:r>
-        <w:rPr>
-          <w:rFonts w:ascii="Liberation Serif" w:hAnsi="Liberation Serif" w:eastAsia="Liberation Serif" w:cs="Liberation Serif"/>
-          <w:color w:val="222222"/>
-          <w:sz w:val="24"/>
-        </w:rPr>
-        <w:t>Acceptable close: yes, no, or a new date with a reason.</w:t>
-      </w:r>
-    </w:p>
-    <w:p>
-      <w:pPr>
-        <w:pStyle w:val="ListBullet"/>
-        <w:spacing w:before="20" w:after="60" w:line="260" w:lineRule="auto"/>
-      </w:pPr>
-      <w:r>
-        <w:rPr>
-          <w:rFonts w:ascii="Liberation Serif" w:hAnsi="Liberation Serif" w:eastAsia="Liberation Serif" w:cs="Liberation Serif"/>
-          <w:color w:val="222222"/>
-          <w:sz w:val="24"/>
-        </w:rPr>
-        <w:t>Not acceptable: a list of meetings, a thumbs-up emoji, a parking-lot rename.</w:t>
-      </w:r>
-    </w:p>
-    <w:p>
-      <w:pPr>
-        <w:spacing w:before="0" w:after="240" w:line="427" w:lineRule="auto"/>
-        <w:ind w:firstLine="288"/>
-      </w:pPr>
-      <w:r>
-        <w:rPr>
-          <w:rFonts w:ascii="Liberation Serif" w:hAnsi="Liberation Serif" w:eastAsia="Liberation Serif" w:cs="Liberation Serif"/>
-          <w:color w:val="222222"/>
-          <w:sz w:val="24"/>
-        </w:rPr>
-        <w:t>This question does not reopen the recommendation in the front of Oakridge inventory-api v1 REST design. It is leftover work. If Fort Wayne wants a different product, that is a new ticket and Aman Kumar is in the thread. I will not hide a scope change inside averaging QPS instead of testing the close.</w:t>
-      </w:r>
-    </w:p>
-    <w:p>
-      <w:pPr>
-        <w:spacing w:before="0" w:after="240" w:line="427" w:lineRule="auto"/>
-        <w:ind w:firstLine="288"/>
-      </w:pPr>
-      <w:r>
-        <w:rPr>
-          <w:rFonts w:ascii="Liberation Serif" w:hAnsi="Liberation Serif" w:eastAsia="Liberation Serif" w:cs="Liberation Serif"/>
-          <w:color w:val="222222"/>
-          <w:sz w:val="24"/>
-        </w:rPr>
-        <w:t>Check that the close does not collide with the freeze or ops window already named in the main body. If it does, the date moves, the scope does not. Number I will cite if someone asks whether this is blocking: 014. If that number is not the blocker, say so on OAK-4412-DBA in the first line.</w:t>
-      </w:r>
-    </w:p>
-    <w:p>
-      <w:pPr>
-        <w:spacing w:before="0" w:after="240" w:line="427" w:lineRule="auto"/>
-        <w:ind w:firstLine="288"/>
-      </w:pPr>
-      <w:r>
-        <w:rPr>
-          <w:rFonts w:ascii="Liberation Serif" w:hAnsi="Liberation Serif" w:eastAsia="Liberation Serif" w:cs="Liberation Serif"/>
-          <w:color w:val="222222"/>
-          <w:sz w:val="24"/>
-        </w:rPr>
-        <w:t>Close for averaging QPS instead of testing the close is yes, no, or a new date on OAK-4412-DBA by January 20, 2020. Fort Wayne writes it. I ping once. Late is late. I will not convert this into a standing meeting. I will not hide a scope change inside a 'quick align.' Aman Kumar is in the thread if the product changes.</w:t>
-      </w:r>
-    </w:p>
-    <w:p>
-      <w:pPr>
-        <w:spacing w:before="0" w:after="240" w:line="427" w:lineRule="auto"/>
-        <w:ind w:firstLine="288"/>
-      </w:pPr>
-      <w:r>
-        <w:rPr>
-          <w:rFonts w:ascii="Liberation Serif" w:hAnsi="Liberation Serif" w:eastAsia="Liberation Serif" w:cs="Liberation Serif"/>
-          <w:color w:val="222222"/>
-          <w:sz w:val="24"/>
-        </w:rPr>
-        <w:t>If averaging QPS instead of testing the close collides with a freeze, the date moves and the scope does not. That is the whole rule. id.oak.internal does not get a special thaw because someone booked a demo. Number I will cite: 014.</w:t>
-      </w:r>
-    </w:p>
-    <w:p>
-      <w:pPr>
-        <w:spacing w:before="0" w:after="240" w:line="427" w:lineRule="auto"/>
-        <w:ind w:firstLine="288"/>
-      </w:pPr>
-      <w:r>
-        <w:rPr>
-          <w:rFonts w:ascii="Liberation Serif" w:hAnsi="Liberation Serif" w:eastAsia="Liberation Serif" w:cs="Liberation Serif"/>
-          <w:color w:val="222222"/>
-          <w:sz w:val="24"/>
-        </w:rPr>
-        <w:t>Scope leftover: averaging QPS instead of testing the close is not a place to sneak serial, WIP, weekend, or identifier work back in. New slice, new signature from Aman Kumar. Hallway yes is not a signature. I will not hide that inside OAK-4412-DBA as a subtask so it looks small.</w:t>
-      </w:r>
-    </w:p>
-    <w:p>
-      <w:pPr>
-        <w:pStyle w:val="Heading2"/>
-      </w:pPr>
-      <w:r>
-        <w:t>Failure we already paid for (dropping a column in the same release as the readers)</w:t>
-      </w:r>
-    </w:p>
-    <w:p>
-      <w:pPr>
-        <w:spacing w:before="0" w:after="240" w:line="427" w:lineRule="auto"/>
-        <w:ind w:firstLine="288"/>
-      </w:pPr>
-      <w:r>
-        <w:rPr>
-          <w:rFonts w:ascii="Liberation Serif" w:hAnsi="Liberation Serif" w:eastAsia="Liberation Serif" w:cs="Liberation Serif"/>
-          <w:color w:val="222222"/>
-          <w:sz w:val="24"/>
-        </w:rPr>
-        <w:t>Tell: duplicate replay because two clocks both ran. That showed up around inv-api-01.oak.internal. OAK-REQ-2019-014 is the record. dropping a column in the same release as the readers is how it will show up again if we get sloppy. The fix is to make the failure loud and stop the write path before it creates 5083 junk rows, not to widen a retry. Verification is a staging replay that used to succeed at being wrong and must now fail.</w:t>
-      </w:r>
-    </w:p>
-    <w:p>
-      <w:pPr>
-        <w:spacing w:before="0" w:after="240" w:line="427" w:lineRule="auto"/>
-        <w:ind w:firstLine="288"/>
-      </w:pPr>
-      <w:r>
-        <w:rPr>
-          <w:rFonts w:ascii="Liberation Serif" w:hAnsi="Liberation Serif" w:eastAsia="Liberation Serif" w:cs="Liberation Serif"/>
-          <w:color w:val="222222"/>
-          <w:sz w:val="24"/>
-        </w:rPr>
-        <w:t>We will not claim this class cannot happen. We will claim the next one dies at the gate we are building, and that the page names the tell we missed. Spring Boot accepts the gate. Aman Kumar writes it. Aman Kumar gets a factual count if it repeats, not an apology paragraph.</w:t>
-      </w:r>
-    </w:p>
-    <w:p>
-      <w:pPr>
-        <w:spacing w:before="0" w:after="240" w:line="427" w:lineRule="auto"/>
-        <w:ind w:firstLine="288"/>
-      </w:pPr>
-      <w:r>
-        <w:rPr>
-          <w:rFonts w:ascii="Liberation Serif" w:hAnsi="Liberation Serif" w:eastAsia="Liberation Serif" w:cs="Liberation Serif"/>
-          <w:color w:val="222222"/>
-          <w:sz w:val="24"/>
-        </w:rPr>
-        <w:t>What we will not do: a rewrite of Oakridge inventory-api v1 REST design as therapy. What we will do if the date slips: Spring Boot says so on OAK-REQ-2019-014 with a new date. Detection that should have fired: a join of freshness and uniqueness, or an empty-success alert, depending on the tell. I want that alert in the same pack as the code change, not a follow-up that dies in a quarter plan.</w:t>
-      </w:r>
-    </w:p>
-    <w:p>
-      <w:pPr>
-        <w:spacing w:before="0" w:after="240" w:line="427" w:lineRule="auto"/>
-        <w:ind w:firstLine="288"/>
-      </w:pPr>
-      <w:r>
-        <w:rPr>
-          <w:rFonts w:ascii="Liberation Serif" w:hAnsi="Liberation Serif" w:eastAsia="Liberation Serif" w:cs="Liberation Serif"/>
-          <w:color w:val="222222"/>
-          <w:sz w:val="24"/>
-        </w:rPr>
-        <w:t>The last time dropping a column in the same release as the readers bit us, the tell showed up on inv-api-01.oak.internal and we argued about CPU. CPU was late. Queue was the tell. I want the next page to name queue. Spring Boot owns that alert text. OAK-REQ-2019-014 is where the wording lives, not a wiki that drifts.</w:t>
-      </w:r>
-    </w:p>
-    <w:p>
-      <w:pPr>
-        <w:spacing w:before="0" w:after="240" w:line="427" w:lineRule="auto"/>
-        <w:ind w:firstLine="288"/>
-      </w:pPr>
-      <w:r>
-        <w:rPr>
-          <w:rFonts w:ascii="Liberation Serif" w:hAnsi="Liberation Serif" w:eastAsia="Liberation Serif" w:cs="Liberation Serif"/>
-          <w:color w:val="222222"/>
-          <w:sz w:val="24"/>
-        </w:rPr>
-        <w:t>Verification is a replay that used to succeed at being wrong. If staging cannot run that replay, staging is lying and we do not ship. No Node does not get to waive it because the calendar is tight.</w:t>
-      </w:r>
-    </w:p>
-    <w:p>
-      <w:pPr>
-        <w:spacing w:before="0" w:after="240" w:line="427" w:lineRule="auto"/>
-        <w:ind w:firstLine="288"/>
-      </w:pPr>
-      <w:r>
-        <w:rPr>
-          <w:rFonts w:ascii="Liberation Serif" w:hAnsi="Liberation Serif" w:eastAsia="Liberation Serif" w:cs="Liberation Serif"/>
-          <w:color w:val="222222"/>
-          <w:sz w:val="24"/>
-        </w:rPr>
-        <w:t>Alert text for dropping a column in the same release as the readers names the tell in plain words. Spring Boot writes it. I will not accept 'check the dashboard' as a page body. If uniqueness is red and freshness is green, the page says that. If rows are zero and the job is green, the page says that. inv-api-01.oak.internal can be in the internal page. Not in the customer one.</w:t>
-      </w:r>
-    </w:p>
-    <w:p>
-      <w:pPr>
-        <w:pStyle w:val="Heading2"/>
-      </w:pPr>
-      <w:r>
-        <w:t>Expand / backfill / contract (replica lag after a count that looked fine)</w:t>
-      </w:r>
-    </w:p>
-    <w:p>
-      <w:pPr>
-        <w:spacing w:before="0" w:after="240" w:line="427" w:lineRule="auto"/>
-        <w:ind w:firstLine="288"/>
-      </w:pPr>
-      <w:r>
-        <w:rPr>
-          <w:rFonts w:ascii="Liberation Serif" w:hAnsi="Liberation Serif" w:eastAsia="Liberation Serif" w:cs="Liberation Serif"/>
-          <w:color w:val="222222"/>
-          <w:sz w:val="24"/>
-        </w:rPr>
-        <w:t>The column or field that moved is the one replica lag after a count that looked fine cares about on redis-inv-01.oak.internal. Order is expand, backfill, contract. I will not drop a column in the same release as a code deploy that still reads it. Owner No Node. Ticket OAK-4412. Dual-write window is measured in hours, not left open. If the backfill is still running at a freeze, I stop the freeze, not the backfill, unless legal says otherwise. I write the stop condition on OAK-4412 before I start the job.</w:t>
-      </w:r>
-    </w:p>
-    <w:p>
-      <w:pPr>
-        <w:spacing w:before="0" w:after="240" w:line="427" w:lineRule="auto"/>
-        <w:ind w:firstLine="288"/>
-      </w:pPr>
-      <w:r>
-        <w:rPr>
-          <w:rFonts w:ascii="Liberation Serif" w:hAnsi="Liberation Serif" w:eastAsia="Liberation Serif" w:cs="Liberation Serif"/>
-          <w:color w:val="222222"/>
-          <w:sz w:val="24"/>
-        </w:rPr>
-        <w:t>Rejected: rewrite the type in place because Postgres will 'just cast it.' That is how we locked redis-inv-01.oak.internal for longer than the 9s budget last time. Historical load never runs on the OLTP primary. Cost the job, then run it. Number from the front I am using as the size hint: 12.</w:t>
-      </w:r>
-    </w:p>
-    <w:p>
-      <w:pPr>
-        <w:pStyle w:val="ListNumber"/>
-        <w:spacing w:before="20" w:after="60" w:line="260" w:lineRule="auto"/>
-      </w:pPr>
-      <w:r>
-        <w:rPr>
-          <w:rFonts w:ascii="Liberation Serif" w:hAnsi="Liberation Serif" w:eastAsia="Liberation Serif" w:cs="Liberation Serif"/>
-          <w:color w:val="222222"/>
-          <w:sz w:val="24"/>
-        </w:rPr>
-        <w:t>Add the new column or field. Ship readers that tolerate both. OAK-4412.</w:t>
-      </w:r>
-    </w:p>
-    <w:p>
-      <w:pPr>
-        <w:pStyle w:val="ListNumber"/>
-        <w:spacing w:before="20" w:after="60" w:line="260" w:lineRule="auto"/>
-      </w:pPr>
-      <w:r>
-        <w:rPr>
-          <w:rFonts w:ascii="Liberation Serif" w:hAnsi="Liberation Serif" w:eastAsia="Liberation Serif" w:cs="Liberation Serif"/>
-          <w:color w:val="222222"/>
-          <w:sz w:val="24"/>
-        </w:rPr>
-        <w:t>Backfill in batches of 40k. Pause on replication lag.</w:t>
-      </w:r>
-    </w:p>
-    <w:p>
-      <w:pPr>
-        <w:pStyle w:val="ListNumber"/>
-        <w:spacing w:before="20" w:after="60" w:line="260" w:lineRule="auto"/>
-      </w:pPr>
-      <w:r>
-        <w:rPr>
-          <w:rFonts w:ascii="Liberation Serif" w:hAnsi="Liberation Serif" w:eastAsia="Liberation Serif" w:cs="Liberation Serif"/>
-          <w:color w:val="222222"/>
-          <w:sz w:val="24"/>
-        </w:rPr>
-        <w:t>Flip writers. Watch error class, not CPU.</w:t>
-      </w:r>
-    </w:p>
-    <w:p>
-      <w:pPr>
-        <w:pStyle w:val="ListNumber"/>
-        <w:spacing w:before="20" w:after="60" w:line="260" w:lineRule="auto"/>
-      </w:pPr>
-      <w:r>
-        <w:rPr>
-          <w:rFonts w:ascii="Liberation Serif" w:hAnsi="Liberation Serif" w:eastAsia="Liberation Serif" w:cs="Liberation Serif"/>
-          <w:color w:val="222222"/>
-          <w:sz w:val="24"/>
-        </w:rPr>
-        <w:t>Contract only after No Node signs the count on OAK-4412.</w:t>
-      </w:r>
-    </w:p>
-    <w:p>
-      <w:pPr>
-        <w:spacing w:before="0" w:after="240" w:line="427" w:lineRule="auto"/>
-        <w:ind w:firstLine="288"/>
-      </w:pPr>
-      <w:r>
-        <w:rPr>
-          <w:rFonts w:ascii="Liberation Serif" w:hAnsi="Liberation Serif" w:eastAsia="Liberation Serif" w:cs="Liberation Serif"/>
-          <w:color w:val="222222"/>
-          <w:sz w:val="24"/>
-        </w:rPr>
-        <w:t>If Helm rollback is the instinct after a bad migrate, stop. Expanded columns roll forward. Read the schema SOP. Aman Kumar will not approve a rollback that leaves the database ahead of the chart.</w:t>
-      </w:r>
-    </w:p>
-    <w:p>
-      <w:pPr>
-        <w:spacing w:before="0" w:after="240" w:line="427" w:lineRule="auto"/>
-        <w:ind w:firstLine="288"/>
-      </w:pPr>
-      <w:r>
-        <w:rPr>
-          <w:rFonts w:ascii="Liberation Serif" w:hAnsi="Liberation Serif" w:eastAsia="Liberation Serif" w:cs="Liberation Serif"/>
-          <w:color w:val="222222"/>
-          <w:sz w:val="24"/>
-        </w:rPr>
-        <w:t>Schema leftover for replica lag after a count that looked fine: expand, backfill, contract. redis-inv-01.oak.internal is not the place to drop a column the same day readers still need it. No Node signs the count on OAK-4412 before contract. Lock budget is 5s. Abort and retry off-peak if we miss it.</w:t>
-      </w:r>
-    </w:p>
-    <w:p>
-      <w:pPr>
-        <w:spacing w:before="0" w:after="240" w:line="427" w:lineRule="auto"/>
-        <w:ind w:firstLine="288"/>
-      </w:pPr>
-      <w:r>
-        <w:rPr>
-          <w:rFonts w:ascii="Liberation Serif" w:hAnsi="Liberation Serif" w:eastAsia="Liberation Serif" w:cs="Liberation Serif"/>
-          <w:color w:val="222222"/>
-          <w:sz w:val="24"/>
-        </w:rPr>
-        <w:t>Helm rollback after a migrate that expanded is the wrong instinct. Roll forward. I will say that again because we have already tried the wrong instinct. Aman Kumar will not approve a chart rollback that leaves Postgres ahead.</w:t>
-      </w:r>
-    </w:p>
-    <w:p>
-      <w:pPr>
-        <w:spacing w:before="0" w:after="240" w:line="427" w:lineRule="auto"/>
-        <w:ind w:firstLine="288"/>
-      </w:pPr>
-      <w:r>
-        <w:rPr>
-          <w:rFonts w:ascii="Liberation Serif" w:hAnsi="Liberation Serif" w:eastAsia="Liberation Serif" w:cs="Liberation Serif"/>
-          <w:color w:val="222222"/>
-          <w:sz w:val="24"/>
-        </w:rPr>
-        <w:t>Backfill leftover: not on the OLTP primary, not during freeze, not without a stop condition on OAK-4412. No Node writes the stop condition first. Batch size I would start at 16k. Pause on replication lag. Contract only after the count is signed.</w:t>
-      </w:r>
-    </w:p>
-    <w:p>
-      <w:pPr>
-        <w:pStyle w:val="Heading2"/>
-      </w:pPr>
-      <w:r>
-        <w:t>Meeting leftover: owner as a team name instead of a person</w:t>
-      </w:r>
-    </w:p>
-    <w:p>
-      <w:pPr>
-        <w:spacing w:before="0" w:after="240" w:line="427" w:lineRule="auto"/>
-        <w:ind w:firstLine="288"/>
-      </w:pPr>
-      <w:r>
-        <w:rPr>
-          <w:rFonts w:ascii="Liberation Serif" w:hAnsi="Liberation Serif" w:eastAsia="Liberation Serif" w:cs="Liberation Serif"/>
-          <w:color w:val="222222"/>
-          <w:sz w:val="24"/>
-        </w:rPr>
-        <w:t>Attendees who still owe something: Elena Vasquez, Aman Kumar, and whoever owns id.oak.internal. One question was on the table: can we ship without dealing with owner as a team name instead of a person. Answer was no. I repeated the number 01 because two people in the room had stale graphs. Action: Elena Vasquez files the follow-up on OAK-MTG-2019-044 before January 21, 2020. I will not mark the ticket done because a meeting happened.</w:t>
-      </w:r>
-    </w:p>
-    <w:p>
-      <w:pPr>
-        <w:spacing w:before="0" w:after="240" w:line="427" w:lineRule="auto"/>
-        <w:ind w:firstLine="288"/>
-      </w:pPr>
-      <w:r>
-        <w:rPr>
-          <w:rFonts w:ascii="Liberation Serif" w:hAnsi="Liberation Serif" w:eastAsia="Liberation Serif" w:cs="Liberation Serif"/>
-          <w:color w:val="222222"/>
-          <w:sz w:val="24"/>
-        </w:rPr>
-        <w:t>Parking lot: a dashboard request that does not unblock OAK-MTG-2019-044. I parked it. A calendar invite is not a decision. If someone wants this recorded as a decision, they write it here or they change the callout in the front of OAK-TDD-2020-002. Quotes from the room stay quotes. They do not become scope.</w:t>
-      </w:r>
-    </w:p>
-    <w:p>
-      <w:pPr>
-        <w:spacing w:before="0" w:after="240" w:line="427" w:lineRule="auto"/>
-        <w:ind w:firstLine="288"/>
-      </w:pPr>
-      <w:r>
-        <w:rPr>
-          <w:rFonts w:ascii="Liberation Serif" w:hAnsi="Liberation Serif" w:eastAsia="Liberation Serif" w:cs="Liberation Serif"/>
-          <w:color w:val="222222"/>
-          <w:sz w:val="24"/>
-        </w:rPr>
-        <w:t>People who were absent still get a usable remainder, not a transcript. Walt Hendricks gets the decision, the refuse, and the date. They do not get a reconstruction of who raised their voice. If they object, they object on OAK-MTG-2019-044.</w:t>
-      </w:r>
-    </w:p>
-    <w:p>
-      <w:pPr>
-        <w:spacing w:before="0" w:after="240" w:line="427" w:lineRule="auto"/>
-        <w:ind w:firstLine="288"/>
-      </w:pPr>
-      <w:r>
-        <w:rPr>
-          <w:rFonts w:ascii="Liberation Serif" w:hAnsi="Liberation Serif" w:eastAsia="Liberation Serif" w:cs="Liberation Serif"/>
-          <w:color w:val="222222"/>
-          <w:sz w:val="24"/>
-        </w:rPr>
-        <w:t>People who missed the room still need owner as a team name instead of a person in a form they can act on. Decision, refuse, date, owner Elena Vasquez, ticket OAK-MTG-2019-044. Not a reconstruction of tone. Helix Grid gets that pack. If they object, they object on the ticket.</w:t>
-      </w:r>
-    </w:p>
-    <w:p>
-      <w:pPr>
-        <w:spacing w:before="0" w:after="240" w:line="427" w:lineRule="auto"/>
-        <w:ind w:firstLine="288"/>
-      </w:pPr>
-      <w:r>
-        <w:rPr>
-          <w:rFonts w:ascii="Liberation Serif" w:hAnsi="Liberation Serif" w:eastAsia="Liberation Serif" w:cs="Liberation Serif"/>
-          <w:color w:val="222222"/>
-          <w:sz w:val="24"/>
-        </w:rPr>
-        <w:t>A quote is a quote. It is not scope. I will not launder a hallway yes into v1 because it was vivid. Parking lot stays parked until Aman Kumar signs a new slice.</w:t>
-      </w:r>
-    </w:p>
-    <w:p>
-      <w:pPr>
-        <w:spacing w:before="0" w:after="240" w:line="427" w:lineRule="auto"/>
-        <w:ind w:firstLine="288"/>
-      </w:pPr>
-      <w:r>
-        <w:rPr>
-          <w:rFonts w:ascii="Liberation Serif" w:hAnsi="Liberation Serif" w:eastAsia="Liberation Serif" w:cs="Liberation Serif"/>
-          <w:color w:val="222222"/>
-          <w:sz w:val="24"/>
-        </w:rPr>
-        <w:t>Absent people get the pack for owner as a team name instead of a person the same day, not after they ask. Helix Grid is on that list if they were missing. Decision, refuse, date, owner, ticket OAK-MTG-2019-044. Not a reconstruction of tone. If they object, they object on the ticket.</w:t>
-      </w:r>
-    </w:p>
-    <w:p>
-      <w:pPr>
-        <w:pStyle w:val="Heading2"/>
-      </w:pPr>
-      <w:r>
-        <w:t>Fixture and test note (a cleanup PR that renames a field)</w:t>
-      </w:r>
-    </w:p>
-    <w:p>
-      <w:pPr>
-        <w:spacing w:before="0" w:after="240" w:line="427" w:lineRule="auto"/>
-        <w:ind w:firstLine="288"/>
-      </w:pPr>
-      <w:r>
-        <w:rPr>
-          <w:rFonts w:ascii="Liberation Serif" w:hAnsi="Liberation Serif" w:eastAsia="Liberation Serif" w:cs="Liberation Serif"/>
-          <w:color w:val="222222"/>
-          <w:sz w:val="24"/>
-        </w:rPr>
-        <w:t>Fixture for a cleanup PR that renames a field lives next to the test, not in a laptop path. No PHI, no PAN. Host if we have to soak: inv-api-01.oak.internal. Assert the smallest row that still fails without the fix. I will not copy a sanitized production dump; it is too big and it hid the bug twice. Owner Helix Grid. Ticket OAK-DOC-2020-003. If the test is skipped, the skip reason is a ticket, not a comment.</w:t>
-      </w:r>
-    </w:p>
-    <w:p>
-      <w:pPr>
-        <w:spacing w:before="80" w:after="40" w:line="200" w:lineRule="auto"/>
+        <w:spacing w:before="80" w:after="60" w:line="200" w:lineRule="auto"/>
       </w:pPr>
       <w:r>
         <w:rPr>
@@ -10793,384 +8850,7 @@
           <w:color w:val="555555"/>
           <w:sz w:val="17"/>
         </w:rPr>
-        <w:t>Name the test after the bug. OAK-DOC-2020-003.</w:t>
-      </w:r>
-    </w:p>
-    <w:tbl>
-      <w:tblPr>
-        <w:tblW w:type="auto" w:w="0"/>
-        <w:tblLook w:firstColumn="1" w:firstRow="1" w:lastColumn="0" w:lastRow="0" w:noHBand="0" w:noVBand="1" w:val="04A0"/>
-      </w:tblPr>
-      <w:tblGrid>
-        <w:gridCol w:w="8928"/>
-      </w:tblGrid>
-      <w:tr>
-        <w:tc>
-          <w:tcPr>
-            <w:tcW w:type="dxa" w:w="8928"/>
-            <w:shd w:fill="F3F4F6" w:val="clear"/>
-            <w:tcBorders>
-              <w:top w:val="single" w:sz="6" w:space="0" w:color="C5CDD6"/>
-              <w:left w:val="single" w:sz="6" w:space="0" w:color="C5CDD6"/>
-              <w:bottom w:val="single" w:sz="6" w:space="0" w:color="C5CDD6"/>
-              <w:right w:val="single" w:sz="6" w:space="0" w:color="C5CDD6"/>
-            </w:tcBorders>
-            <w:tcMar>
-              <w:top w:w="90" w:type="dxa"/>
-              <w:left w:w="120" w:type="dxa"/>
-              <w:bottom w:w="90" w:type="dxa"/>
-              <w:right w:w="120" w:type="dxa"/>
-            </w:tcMar>
-          </w:tcPr>
-          <w:p>
-            <w:pPr>
-              <w:spacing w:before="0" w:after="0" w:line="220" w:lineRule="auto"/>
-            </w:pPr>
-            <w:r/>
-            <w:r>
-              <w:rPr>
-                <w:rFonts w:ascii="Liberation Mono" w:hAnsi="Liberation Mono" w:eastAsia="Liberation Mono" w:cs="Liberation Mono"/>
-                <w:color w:val="222222"/>
-                <w:sz w:val="17"/>
-              </w:rPr>
-              <w:t># OAK-TDD-2020-002 / a cleanup PR that renames a field</w:t>
-            </w:r>
-          </w:p>
-          <w:p>
-            <w:pPr>
-              <w:spacing w:before="0" w:after="0" w:line="220" w:lineRule="auto"/>
-            </w:pPr>
-            <w:r>
-              <w:rPr>
-                <w:rFonts w:ascii="Liberation Mono" w:hAnsi="Liberation Mono" w:eastAsia="Liberation Mono" w:cs="Liberation Mono"/>
-                <w:color w:val="222222"/>
-                <w:sz w:val="17"/>
-              </w:rPr>
-              <w:t>pytest -k 'phi_log' -q</w:t>
-            </w:r>
-          </w:p>
-          <w:p>
-            <w:pPr>
-              <w:spacing w:before="0" w:after="0" w:line="220" w:lineRule="auto"/>
-            </w:pPr>
-            <w:r>
-              <w:rPr>
-                <w:rFonts w:ascii="Liberation Mono" w:hAnsi="Liberation Mono" w:eastAsia="Liberation Mono" w:cs="Liberation Mono"/>
-                <w:color w:val="222222"/>
-                <w:sz w:val="17"/>
-              </w:rPr>
-              <w:t># fail if the fixture hash changes without OAK-DOC-2020-003</w:t>
-            </w:r>
-          </w:p>
-          <w:p>
-            <w:pPr>
-              <w:spacing w:before="0" w:after="0" w:line="220" w:lineRule="auto"/>
-            </w:pPr>
-            <w:r>
-              <w:rPr>
-                <w:rFonts w:ascii="Liberation Mono" w:hAnsi="Liberation Mono" w:eastAsia="Liberation Mono" w:cs="Liberation Mono"/>
-                <w:color w:val="222222"/>
-                <w:sz w:val="17"/>
-              </w:rPr>
-              <w:t># do not record against inv-api-01.oak.internal from a laptop</w:t>
-            </w:r>
-          </w:p>
-        </w:tc>
-      </w:tr>
-    </w:tbl>
-    <w:p>
-      <w:pPr>
-        <w:spacing w:before="40" w:after="160" w:line="80" w:lineRule="auto"/>
-      </w:pPr>
-    </w:p>
-    <w:p>
-      <w:pPr>
-        <w:spacing w:before="0" w:after="240" w:line="427" w:lineRule="auto"/>
-        <w:ind w:firstLine="288"/>
-      </w:pPr>
-      <w:r>
-        <w:rPr>
-          <w:rFonts w:ascii="Liberation Serif" w:hAnsi="Liberation Serif" w:eastAsia="Liberation Serif" w:cs="Liberation Serif"/>
-          <w:color w:val="222222"/>
-          <w:sz w:val="24"/>
-        </w:rPr>
-        <w:t>Setup should take under two minutes on a laptop. Teardown drops the fixture database. Flakes I will not blame on the network without a packet capture. If someone deletes this test, they also delete the incident it maps to (OAK-DOC-2020-003) and they do that in review. Helix Grid owns golden fixtures. Aman Kumar owns the case list.</w:t>
-      </w:r>
-    </w:p>
-    <w:p>
-      <w:pPr>
-        <w:spacing w:before="0" w:after="240" w:line="427" w:lineRule="auto"/>
-        <w:ind w:firstLine="288"/>
-      </w:pPr>
-      <w:r>
-        <w:rPr>
-          <w:rFonts w:ascii="Liberation Serif" w:hAnsi="Liberation Serif" w:eastAsia="Liberation Serif" w:cs="Liberation Serif"/>
-          <w:color w:val="222222"/>
-          <w:sz w:val="24"/>
-        </w:rPr>
-        <w:t>Staging partition count has to be high enough to catch a rebalance. If prod has dozens of partitions, a staging cluster with one will bless a bad build. I want that written next to a cleanup PR that renames a field, not rediscovered on a Monday. Number from the front I am not going to 'simplify': 40.</w:t>
-      </w:r>
-    </w:p>
-    <w:p>
-      <w:pPr>
-        <w:spacing w:before="0" w:after="240" w:line="427" w:lineRule="auto"/>
-        <w:ind w:firstLine="288"/>
-      </w:pPr>
-      <w:r>
-        <w:rPr>
-          <w:rFonts w:ascii="Liberation Serif" w:hAnsi="Liberation Serif" w:eastAsia="Liberation Serif" w:cs="Liberation Serif"/>
-          <w:color w:val="222222"/>
-          <w:sz w:val="24"/>
-        </w:rPr>
-        <w:t>Fixture for a cleanup PR that renames a field is the smallest failing row, next to the test, hashed. No production dump. No PHI. If the hash moves without OAK-DOC-2020-003, CI fails. Helix Grid owns the fixture. Soak host if we must: inv-api-01.oak.internal. I will not record from a laptop against prod.</w:t>
-      </w:r>
-    </w:p>
-    <w:p>
-      <w:pPr>
-        <w:spacing w:before="0" w:after="240" w:line="427" w:lineRule="auto"/>
-        <w:ind w:firstLine="288"/>
-      </w:pPr>
-      <w:r>
-        <w:rPr>
-          <w:rFonts w:ascii="Liberation Serif" w:hAnsi="Liberation Serif" w:eastAsia="Liberation Serif" w:cs="Liberation Serif"/>
-          <w:color w:val="222222"/>
-          <w:sz w:val="24"/>
-        </w:rPr>
-        <w:t>If someone deletes the test, they delete the incident mapping in review, not in a drive-by. Skip needs a ticket. Flakes need a capture, not a shrug about the network.</w:t>
-      </w:r>
-    </w:p>
-    <w:p>
-      <w:pPr>
-        <w:spacing w:before="0" w:after="240" w:line="427" w:lineRule="auto"/>
-        <w:ind w:firstLine="288"/>
-      </w:pPr>
-      <w:r>
-        <w:rPr>
-          <w:rFonts w:ascii="Liberation Serif" w:hAnsi="Liberation Serif" w:eastAsia="Liberation Serif" w:cs="Liberation Serif"/>
-          <w:color w:val="222222"/>
-          <w:sz w:val="24"/>
-        </w:rPr>
-        <w:t>CI leftover: fixture hash is the gate. If someone needs a one-off on inv-api-01.oak.internal, that is a soak, and it is ticketed. It is not a reason to skip CI. Skip reason is a ticket. Flake reason is a capture. Helix Grid owns golden fixtures. Aman Kumar owns the case list.</w:t>
-      </w:r>
-    </w:p>
-    <w:p>
-      <w:pPr>
-        <w:pStyle w:val="Heading2"/>
-      </w:pPr>
-      <w:r>
-        <w:t>Capacity and cost (idempotency that is not a filename)</w:t>
-      </w:r>
-    </w:p>
-    <w:p>
-      <w:pPr>
-        <w:spacing w:before="0" w:after="240" w:line="427" w:lineRule="auto"/>
-        <w:ind w:firstLine="288"/>
-      </w:pPr>
-      <w:r>
-        <w:rPr>
-          <w:rFonts w:ascii="Liberation Serif" w:hAnsi="Liberation Serif" w:eastAsia="Liberation Serif" w:cs="Liberation Serif"/>
-          <w:color w:val="222222"/>
-          <w:sz w:val="24"/>
-        </w:rPr>
-        <w:t>redis-inv-01.oak.internal is the box I keep measuring because it is the one that pages. idempotency that is not a filename is the reason the graph lies if you only watch CPU. Queue depth and disk are the two numbers I write down. Owner September Node. Ticket OAK-SOP-2020-011. If the graph is green and the queue is growing, I page. CPU lagged the queue by about 24 minutes on the last incident I will admit to.</w:t>
-      </w:r>
-    </w:p>
-    <w:p>
-      <w:pPr>
-        <w:spacing w:before="0" w:after="240" w:line="427" w:lineRule="auto"/>
-        <w:ind w:firstLine="288"/>
-      </w:pPr>
-      <w:r>
-        <w:rPr>
-          <w:rFonts w:ascii="Liberation Serif" w:hAnsi="Liberation Serif" w:eastAsia="Liberation Serif" w:cs="Liberation Serif"/>
-          <w:color w:val="222222"/>
-          <w:sz w:val="24"/>
-        </w:rPr>
-        <w:t>The spend I can defend is the spend tied to redis-inv-01.oak.internal and this job, not a team average. Year-1 extra I would put on a sticky: about $9.8k on top of what we already burn, or zero if we do nothing and eat the miss rate. Front-matter volume I am using: 4.1. I will not argue from a slide.</w:t>
-      </w:r>
-    </w:p>
-    <w:p>
-      <w:pPr>
-        <w:spacing w:before="0" w:after="240" w:line="427" w:lineRule="auto"/>
-        <w:ind w:firstLine="288"/>
-      </w:pPr>
-      <w:r>
-        <w:rPr>
-          <w:rFonts w:ascii="Liberation Serif" w:hAnsi="Liberation Serif" w:eastAsia="Liberation Serif" w:cs="Liberation Serif"/>
-          <w:color w:val="222222"/>
-          <w:sz w:val="24"/>
-        </w:rPr>
-        <w:t>If we need more brokers or more pods, I want the reason to be idempotency that is not a filename, not a round number someone saw in a vendor deck. Do-nothing through next month-end still has a miss rate I will write down. September Node picks in writing on OAK-SOP-2020-011. I will not hide a hardware buy inside a 'temporary' memory limit.</w:t>
-      </w:r>
-    </w:p>
-    <w:p>
-      <w:pPr>
-        <w:spacing w:before="0" w:after="240" w:line="427" w:lineRule="auto"/>
-        <w:ind w:firstLine="288"/>
-      </w:pPr>
-      <w:r>
-        <w:rPr>
-          <w:rFonts w:ascii="Liberation Serif" w:hAnsi="Liberation Serif" w:eastAsia="Liberation Serif" w:cs="Liberation Serif"/>
-          <w:color w:val="222222"/>
-          <w:sz w:val="24"/>
-        </w:rPr>
-        <w:t>redis-inv-01.oak.internal pages because of idempotency that is not a filename more than because of CPU. I write queue and disk. Headroom I want on a Tuesday is about 26 percent. Below that I file for hardware or I shed load, not both. September Node picks on OAK-SOP-2020-011.</w:t>
-      </w:r>
-    </w:p>
-    <w:p>
-      <w:pPr>
-        <w:spacing w:before="0" w:after="240" w:line="427" w:lineRule="auto"/>
-        <w:ind w:firstLine="288"/>
-      </w:pPr>
-      <w:r>
-        <w:rPr>
-          <w:rFonts w:ascii="Liberation Serif" w:hAnsi="Liberation Serif" w:eastAsia="Liberation Serif" w:cs="Liberation Serif"/>
-          <w:color w:val="222222"/>
-          <w:sz w:val="24"/>
-        </w:rPr>
-        <w:t>Do-nothing through month-end still has a miss rate. I will write it. I will not hide a buy inside a temporary memory limit. Front-matter volume I am using: 30.</w:t>
-      </w:r>
-    </w:p>
-    <w:p>
-      <w:pPr>
-        <w:spacing w:before="0" w:after="240" w:line="427" w:lineRule="auto"/>
-        <w:ind w:firstLine="288"/>
-      </w:pPr>
-      <w:r>
-        <w:rPr>
-          <w:rFonts w:ascii="Liberation Serif" w:hAnsi="Liberation Serif" w:eastAsia="Liberation Serif" w:cs="Liberation Serif"/>
-          <w:color w:val="222222"/>
-          <w:sz w:val="24"/>
-        </w:rPr>
-        <w:t>I will not buy my way out of idempotency that is not a filename with a round hardware number. Queue and disk on redis-inv-01.oak.internal first. Then a ticket. Then a buy if September Node still needs it. Headroom I want on a Tuesday is about 33 percent. Below that I file or I shed, not both in one change.</w:t>
-      </w:r>
-    </w:p>
-    <w:p>
-      <w:pPr>
-        <w:pStyle w:val="Heading2"/>
-      </w:pPr>
-      <w:r>
-        <w:t>Secrets, grants, and a vendor overlay we already rejected</w:t>
-      </w:r>
-    </w:p>
-    <w:p>
-      <w:pPr>
-        <w:spacing w:before="0" w:after="240" w:line="427" w:lineRule="auto"/>
-        <w:ind w:firstLine="288"/>
-      </w:pPr>
-      <w:r>
-        <w:rPr>
-          <w:rFonts w:ascii="Liberation Serif" w:hAnsi="Liberation Serif" w:eastAsia="Liberation Serif" w:cs="Liberation Serif"/>
-          <w:color w:val="222222"/>
-          <w:sz w:val="24"/>
-        </w:rPr>
-        <w:t>Secret handling on id.oak.internal: not in git, not in the ticket description, not in a screenshot. a vendor overlay we already rejected is not a reason to paste a token into chat. Owner Dana Whitlock. Ticket OAK-4412-DBA. If I need a temporary grant, it expires. If I need a production query, I use the replica and I log the query id. Wrong secret looks healthy as 'no work.' Alert on zero rows, not on HTTP 200.</w:t>
-      </w:r>
-    </w:p>
-    <w:p>
-      <w:pPr>
-        <w:spacing w:before="0" w:after="240" w:line="427" w:lineRule="auto"/>
-        <w:ind w:firstLine="288"/>
-      </w:pPr>
-      <w:r>
-        <w:rPr>
-          <w:rFonts w:ascii="Liberation Serif" w:hAnsi="Liberation Serif" w:eastAsia="Liberation Serif" w:cs="Liberation Serif"/>
-          <w:color w:val="222222"/>
-          <w:sz w:val="24"/>
-        </w:rPr>
-        <w:t>Break-glass is a separate path. Missing role is 403, missing token is 401. I will not collapse those because the UI looks nicer. Aman Kumar accepted that split in the front matter. I am not reopening it here. IRSA or the equivalent role on id.oak.internal is the grant. A copied kubeconfig on a laptop is not.</w:t>
-      </w:r>
-    </w:p>
-    <w:p>
-      <w:pPr>
-        <w:spacing w:before="0" w:after="240" w:line="427" w:lineRule="auto"/>
-        <w:ind w:firstLine="288"/>
-      </w:pPr>
-      <w:r>
-        <w:rPr>
-          <w:rFonts w:ascii="Liberation Serif" w:hAnsi="Liberation Serif" w:eastAsia="Liberation Serif" w:cs="Liberation Serif"/>
-          <w:color w:val="222222"/>
-          <w:sz w:val="24"/>
-        </w:rPr>
-        <w:t>Support zips go through redaction first. I will not 'just this once' attach an application log because a vendor overlay we already rejected is on fire. The on-call SOP already says this. Repeating it here is for the person who has not opened that SOP. Aman Kumar will reject the zip in the ticket if it still has identifiers.</w:t>
-      </w:r>
-    </w:p>
-    <w:p>
-      <w:pPr>
-        <w:spacing w:before="0" w:after="240" w:line="427" w:lineRule="auto"/>
-        <w:ind w:firstLine="288"/>
-      </w:pPr>
-      <w:r>
-        <w:rPr>
-          <w:rFonts w:ascii="Liberation Serif" w:hAnsi="Liberation Serif" w:eastAsia="Liberation Serif" w:cs="Liberation Serif"/>
-          <w:color w:val="222222"/>
-          <w:sz w:val="24"/>
-        </w:rPr>
-        <w:t>Secrets for a vendor overlay we already rejected stay out of git, tickets, and screenshots. Zero-row success on id.oak.internal is the tell that the secret is wrong. Alert on that. Dana Whitlock owns the grant. OAK-4412-DBA owns the expiry. I query the replica and I log the query id.</w:t>
-      </w:r>
-    </w:p>
-    <w:p>
-      <w:pPr>
-        <w:spacing w:before="0" w:after="240" w:line="427" w:lineRule="auto"/>
-        <w:ind w:firstLine="288"/>
-      </w:pPr>
-      <w:r>
-        <w:rPr>
-          <w:rFonts w:ascii="Liberation Serif" w:hAnsi="Liberation Serif" w:eastAsia="Liberation Serif" w:cs="Liberation Serif"/>
-          <w:color w:val="222222"/>
-          <w:sz w:val="24"/>
-        </w:rPr>
-        <w:t>403 versus 401 stays split. Break-glass is separate. I will not collapse them for a prettier UI. Support zips go through redaction. Aman Kumar rejects the zip if identifiers remain.</w:t>
-      </w:r>
-    </w:p>
-    <w:p>
-      <w:pPr>
-        <w:spacing w:before="0" w:after="240" w:line="427" w:lineRule="auto"/>
-        <w:ind w:firstLine="288"/>
-      </w:pPr>
-      <w:r>
-        <w:rPr>
-          <w:rFonts w:ascii="Liberation Serif" w:hAnsi="Liberation Serif" w:eastAsia="Liberation Serif" w:cs="Liberation Serif"/>
-          <w:color w:val="222222"/>
-          <w:sz w:val="24"/>
-        </w:rPr>
-        <w:t>Redaction leftover: if a zip for a vendor overlay we already rejected still has identifiers, it comes back. No 'just this once.' Aman Kumar will reject it on OAK-4412-DBA. Support pressure is not a reason to paste MRN, PAN, or a secret. The SOP already says this. Repeating it is for the person who has not opened the SOP.</w:t>
-      </w:r>
-    </w:p>
-    <w:p>
-      <w:pPr>
-        <w:pStyle w:val="Heading2"/>
-      </w:pPr>
-      <w:r>
-        <w:t>Clock for secret skew that looks like 'no work'</w:t>
-      </w:r>
-    </w:p>
-    <w:p>
-      <w:pPr>
-        <w:spacing w:before="0" w:after="240" w:line="427" w:lineRule="auto"/>
-        <w:ind w:firstLine="288"/>
-      </w:pPr>
-      <w:r>
-        <w:rPr>
-          <w:rFonts w:ascii="Liberation Serif" w:hAnsi="Liberation Serif" w:eastAsia="Liberation Serif" w:cs="Liberation Serif"/>
-          <w:color w:val="222222"/>
-          <w:sz w:val="24"/>
-        </w:rPr>
-        <w:t>This is not a full incident timeline. It is the clock I will use when someone asks which thing happened first around secret skew that looks like 'no work'. inv-api-01.oak.internal is the box. OAK-REQ-2019-014 is the thread. Kavya Menon is the person I will name if the clocks disagree. Customer/ops clock and match/extract clock are different. I will not pretend they are the same.</w:t>
-      </w:r>
-    </w:p>
-    <w:p>
-      <w:pPr>
-        <w:spacing w:before="80" w:after="60" w:line="200" w:lineRule="auto"/>
-      </w:pPr>
-      <w:r>
-        <w:rPr>
-          <w:rFonts w:ascii="Liberation Sans" w:hAnsi="Liberation Sans" w:eastAsia="Liberation Sans" w:cs="Liberation Sans"/>
-          <w:i/>
-          <w:color w:val="555555"/>
-          <w:sz w:val="17"/>
-        </w:rPr>
-        <w:t>Working clock for OAK-TDD-2020-002. Times are ET unless noted.</w:t>
+        <w:t>RACI for averaging QPS instead of testing the close on OAK-REQ-2019-014. Team names are a defect.</w:t>
       </w:r>
     </w:p>
     <w:tbl>
@@ -11189,934 +8869,12 @@
         <w:tc>
           <w:tcPr>
             <w:tcW w:type="dxa" w:w="2976"/>
-            <w:shd w:fill="1B365D" w:val="clear"/>
+            <w:shd w:fill="3A4540" w:val="clear"/>
             <w:tcBorders>
-              <w:top w:val="single" w:sz="4" w:space="0" w:color="1B365D"/>
-              <w:left w:val="single" w:sz="4" w:space="0" w:color="1B365D"/>
-              <w:bottom w:val="single" w:sz="4" w:space="0" w:color="1B365D"/>
-              <w:right w:val="single" w:sz="4" w:space="0" w:color="1B365D"/>
-            </w:tcBorders>
-            <w:tcMar>
-              <w:top w:w="50" w:type="dxa"/>
-              <w:left w:w="70" w:type="dxa"/>
-              <w:bottom w:w="50" w:type="dxa"/>
-              <w:right w:w="70" w:type="dxa"/>
-            </w:tcMar>
-          </w:tcPr>
-          <w:p>
-            <w:pPr>
-              <w:spacing w:before="0" w:after="0" w:line="230" w:lineRule="auto"/>
-            </w:pPr>
-            <w:r/>
-            <w:r>
-              <w:rPr>
-                <w:rFonts w:ascii="Liberation Sans" w:hAnsi="Liberation Sans" w:eastAsia="Liberation Sans" w:cs="Liberation Sans"/>
-                <w:b/>
-                <w:color w:val="FFFFFF"/>
-                <w:sz w:val="18"/>
-              </w:rPr>
-              <w:t>When</w:t>
-            </w:r>
-          </w:p>
-        </w:tc>
-        <w:tc>
-          <w:tcPr>
-            <w:tcW w:type="dxa" w:w="2976"/>
-            <w:shd w:fill="1B365D" w:val="clear"/>
-            <w:tcBorders>
-              <w:top w:val="single" w:sz="4" w:space="0" w:color="1B365D"/>
-              <w:left w:val="single" w:sz="4" w:space="0" w:color="1B365D"/>
-              <w:bottom w:val="single" w:sz="4" w:space="0" w:color="1B365D"/>
-              <w:right w:val="single" w:sz="4" w:space="0" w:color="1B365D"/>
-            </w:tcBorders>
-            <w:tcMar>
-              <w:top w:w="50" w:type="dxa"/>
-              <w:left w:w="70" w:type="dxa"/>
-              <w:bottom w:w="50" w:type="dxa"/>
-              <w:right w:w="70" w:type="dxa"/>
-            </w:tcMar>
-          </w:tcPr>
-          <w:p>
-            <w:pPr>
-              <w:spacing w:before="0" w:after="0" w:line="230" w:lineRule="auto"/>
-            </w:pPr>
-            <w:r/>
-            <w:r>
-              <w:rPr>
-                <w:rFonts w:ascii="Liberation Sans" w:hAnsi="Liberation Sans" w:eastAsia="Liberation Sans" w:cs="Liberation Sans"/>
-                <w:b/>
-                <w:color w:val="FFFFFF"/>
-                <w:sz w:val="18"/>
-              </w:rPr>
-              <w:t>What I can defend</w:t>
-            </w:r>
-          </w:p>
-        </w:tc>
-        <w:tc>
-          <w:tcPr>
-            <w:tcW w:type="dxa" w:w="2976"/>
-            <w:shd w:fill="1B365D" w:val="clear"/>
-            <w:tcBorders>
-              <w:top w:val="single" w:sz="4" w:space="0" w:color="1B365D"/>
-              <w:left w:val="single" w:sz="4" w:space="0" w:color="1B365D"/>
-              <w:bottom w:val="single" w:sz="4" w:space="0" w:color="1B365D"/>
-              <w:right w:val="single" w:sz="4" w:space="0" w:color="1B365D"/>
-            </w:tcBorders>
-            <w:tcMar>
-              <w:top w:w="50" w:type="dxa"/>
-              <w:left w:w="70" w:type="dxa"/>
-              <w:bottom w:w="50" w:type="dxa"/>
-              <w:right w:w="70" w:type="dxa"/>
-            </w:tcMar>
-          </w:tcPr>
-          <w:p>
-            <w:pPr>
-              <w:spacing w:before="0" w:after="0" w:line="230" w:lineRule="auto"/>
-            </w:pPr>
-            <w:r/>
-            <w:r>
-              <w:rPr>
-                <w:rFonts w:ascii="Liberation Sans" w:hAnsi="Liberation Sans" w:eastAsia="Liberation Sans" w:cs="Liberation Sans"/>
-                <w:b/>
-                <w:color w:val="FFFFFF"/>
-                <w:sz w:val="18"/>
-              </w:rPr>
-              <w:t>Who</w:t>
-            </w:r>
-          </w:p>
-        </w:tc>
-      </w:tr>
-      <w:tr>
-        <w:tc>
-          <w:tcPr>
-            <w:tcW w:type="dxa" w:w="2976"/>
-            <w:shd w:fill="FFFFFF" w:val="clear"/>
-            <w:tcBorders>
-              <w:top w:val="single" w:sz="4" w:space="0" w:color="C5CDD6"/>
-              <w:left w:val="single" w:sz="4" w:space="0" w:color="C5CDD6"/>
-              <w:bottom w:val="single" w:sz="4" w:space="0" w:color="C5CDD6"/>
-              <w:right w:val="single" w:sz="4" w:space="0" w:color="C5CDD6"/>
-            </w:tcBorders>
-            <w:tcMar>
-              <w:top w:w="50" w:type="dxa"/>
-              <w:left w:w="70" w:type="dxa"/>
-              <w:bottom w:w="50" w:type="dxa"/>
-              <w:right w:w="70" w:type="dxa"/>
-            </w:tcMar>
-          </w:tcPr>
-          <w:p>
-            <w:pPr>
-              <w:spacing w:before="0" w:after="0" w:line="230" w:lineRule="auto"/>
-            </w:pPr>
-            <w:r/>
-            <w:r>
-              <w:rPr>
-                <w:rFonts w:ascii="Liberation Serif" w:hAnsi="Liberation Serif" w:eastAsia="Liberation Serif" w:cs="Liberation Serif"/>
-                <w:b w:val="0"/>
-                <w:color w:val="222222"/>
-                <w:sz w:val="19"/>
-              </w:rPr>
-              <w:t>January 7</w:t>
-            </w:r>
-          </w:p>
-        </w:tc>
-        <w:tc>
-          <w:tcPr>
-            <w:tcW w:type="dxa" w:w="2976"/>
-            <w:shd w:fill="FFFFFF" w:val="clear"/>
-            <w:tcBorders>
-              <w:top w:val="single" w:sz="4" w:space="0" w:color="C5CDD6"/>
-              <w:left w:val="single" w:sz="4" w:space="0" w:color="C5CDD6"/>
-              <w:bottom w:val="single" w:sz="4" w:space="0" w:color="C5CDD6"/>
-              <w:right w:val="single" w:sz="4" w:space="0" w:color="C5CDD6"/>
-            </w:tcBorders>
-            <w:tcMar>
-              <w:top w:w="50" w:type="dxa"/>
-              <w:left w:w="70" w:type="dxa"/>
-              <w:bottom w:w="50" w:type="dxa"/>
-              <w:right w:w="70" w:type="dxa"/>
-            </w:tcMar>
-          </w:tcPr>
-          <w:p>
-            <w:pPr>
-              <w:spacing w:before="0" w:after="0" w:line="230" w:lineRule="auto"/>
-            </w:pPr>
-            <w:r/>
-            <w:r>
-              <w:rPr>
-                <w:rFonts w:ascii="Liberation Serif" w:hAnsi="Liberation Serif" w:eastAsia="Liberation Serif" w:cs="Liberation Serif"/>
-                <w:b w:val="0"/>
-                <w:color w:val="222222"/>
-                <w:sz w:val="19"/>
-              </w:rPr>
-              <w:t>First stale graph or first complaint tied to secret skew that looks like 'no work'</w:t>
-            </w:r>
-          </w:p>
-        </w:tc>
-        <w:tc>
-          <w:tcPr>
-            <w:tcW w:type="dxa" w:w="2976"/>
-            <w:shd w:fill="FFFFFF" w:val="clear"/>
-            <w:tcBorders>
-              <w:top w:val="single" w:sz="4" w:space="0" w:color="C5CDD6"/>
-              <w:left w:val="single" w:sz="4" w:space="0" w:color="C5CDD6"/>
-              <w:bottom w:val="single" w:sz="4" w:space="0" w:color="C5CDD6"/>
-              <w:right w:val="single" w:sz="4" w:space="0" w:color="C5CDD6"/>
-            </w:tcBorders>
-            <w:tcMar>
-              <w:top w:w="50" w:type="dxa"/>
-              <w:left w:w="70" w:type="dxa"/>
-              <w:bottom w:w="50" w:type="dxa"/>
-              <w:right w:w="70" w:type="dxa"/>
-            </w:tcMar>
-          </w:tcPr>
-          <w:p>
-            <w:pPr>
-              <w:spacing w:before="0" w:after="0" w:line="230" w:lineRule="auto"/>
-            </w:pPr>
-            <w:r/>
-            <w:r>
-              <w:rPr>
-                <w:rFonts w:ascii="Liberation Serif" w:hAnsi="Liberation Serif" w:eastAsia="Liberation Serif" w:cs="Liberation Serif"/>
-                <w:b w:val="0"/>
-                <w:color w:val="222222"/>
-                <w:sz w:val="19"/>
-              </w:rPr>
-              <w:t>Walt Hendricks</w:t>
-            </w:r>
-          </w:p>
-        </w:tc>
-      </w:tr>
-      <w:tr>
-        <w:tc>
-          <w:tcPr>
-            <w:tcW w:type="dxa" w:w="2976"/>
-            <w:shd w:fill="EEF2F6" w:val="clear"/>
-            <w:tcBorders>
-              <w:top w:val="single" w:sz="4" w:space="0" w:color="C5CDD6"/>
-              <w:left w:val="single" w:sz="4" w:space="0" w:color="C5CDD6"/>
-              <w:bottom w:val="single" w:sz="4" w:space="0" w:color="C5CDD6"/>
-              <w:right w:val="single" w:sz="4" w:space="0" w:color="C5CDD6"/>
-            </w:tcBorders>
-            <w:tcMar>
-              <w:top w:w="50" w:type="dxa"/>
-              <w:left w:w="70" w:type="dxa"/>
-              <w:bottom w:w="50" w:type="dxa"/>
-              <w:right w:w="70" w:type="dxa"/>
-            </w:tcMar>
-          </w:tcPr>
-          <w:p>
-            <w:pPr>
-              <w:spacing w:before="0" w:after="0" w:line="230" w:lineRule="auto"/>
-            </w:pPr>
-            <w:r/>
-            <w:r>
-              <w:rPr>
-                <w:rFonts w:ascii="Liberation Serif" w:hAnsi="Liberation Serif" w:eastAsia="Liberation Serif" w:cs="Liberation Serif"/>
-                <w:b w:val="0"/>
-                <w:color w:val="222222"/>
-                <w:sz w:val="19"/>
-              </w:rPr>
-              <w:t>January 8</w:t>
-            </w:r>
-          </w:p>
-        </w:tc>
-        <w:tc>
-          <w:tcPr>
-            <w:tcW w:type="dxa" w:w="2976"/>
-            <w:shd w:fill="EEF2F6" w:val="clear"/>
-            <w:tcBorders>
-              <w:top w:val="single" w:sz="4" w:space="0" w:color="C5CDD6"/>
-              <w:left w:val="single" w:sz="4" w:space="0" w:color="C5CDD6"/>
-              <w:bottom w:val="single" w:sz="4" w:space="0" w:color="C5CDD6"/>
-              <w:right w:val="single" w:sz="4" w:space="0" w:color="C5CDD6"/>
-            </w:tcBorders>
-            <w:tcMar>
-              <w:top w:w="50" w:type="dxa"/>
-              <w:left w:w="70" w:type="dxa"/>
-              <w:bottom w:w="50" w:type="dxa"/>
-              <w:right w:w="70" w:type="dxa"/>
-            </w:tcMar>
-          </w:tcPr>
-          <w:p>
-            <w:pPr>
-              <w:spacing w:before="0" w:after="0" w:line="230" w:lineRule="auto"/>
-            </w:pPr>
-            <w:r/>
-            <w:r>
-              <w:rPr>
-                <w:rFonts w:ascii="Liberation Serif" w:hAnsi="Liberation Serif" w:eastAsia="Liberation Serif" w:cs="Liberation Serif"/>
-                <w:b w:val="0"/>
-                <w:color w:val="222222"/>
-                <w:sz w:val="19"/>
-              </w:rPr>
-              <w:t>Read-only check on inv-api-01.oak.internal; ticket OAK-REQ-2019-014 exists or is opened</w:t>
-            </w:r>
-          </w:p>
-        </w:tc>
-        <w:tc>
-          <w:tcPr>
-            <w:tcW w:type="dxa" w:w="2976"/>
-            <w:shd w:fill="EEF2F6" w:val="clear"/>
-            <w:tcBorders>
-              <w:top w:val="single" w:sz="4" w:space="0" w:color="C5CDD6"/>
-              <w:left w:val="single" w:sz="4" w:space="0" w:color="C5CDD6"/>
-              <w:bottom w:val="single" w:sz="4" w:space="0" w:color="C5CDD6"/>
-              <w:right w:val="single" w:sz="4" w:space="0" w:color="C5CDD6"/>
-            </w:tcBorders>
-            <w:tcMar>
-              <w:top w:w="50" w:type="dxa"/>
-              <w:left w:w="70" w:type="dxa"/>
-              <w:bottom w:w="50" w:type="dxa"/>
-              <w:right w:w="70" w:type="dxa"/>
-            </w:tcMar>
-          </w:tcPr>
-          <w:p>
-            <w:pPr>
-              <w:spacing w:before="0" w:after="0" w:line="230" w:lineRule="auto"/>
-            </w:pPr>
-            <w:r/>
-            <w:r>
-              <w:rPr>
-                <w:rFonts w:ascii="Liberation Serif" w:hAnsi="Liberation Serif" w:eastAsia="Liberation Serif" w:cs="Liberation Serif"/>
-                <w:b w:val="0"/>
-                <w:color w:val="222222"/>
-                <w:sz w:val="19"/>
-              </w:rPr>
-              <w:t>Aman Kumar</w:t>
-            </w:r>
-          </w:p>
-        </w:tc>
-      </w:tr>
-      <w:tr>
-        <w:tc>
-          <w:tcPr>
-            <w:tcW w:type="dxa" w:w="2976"/>
-            <w:shd w:fill="FFFFFF" w:val="clear"/>
-            <w:tcBorders>
-              <w:top w:val="single" w:sz="4" w:space="0" w:color="C5CDD6"/>
-              <w:left w:val="single" w:sz="4" w:space="0" w:color="C5CDD6"/>
-              <w:bottom w:val="single" w:sz="4" w:space="0" w:color="C5CDD6"/>
-              <w:right w:val="single" w:sz="4" w:space="0" w:color="C5CDD6"/>
-            </w:tcBorders>
-            <w:tcMar>
-              <w:top w:w="50" w:type="dxa"/>
-              <w:left w:w="70" w:type="dxa"/>
-              <w:bottom w:w="50" w:type="dxa"/>
-              <w:right w:w="70" w:type="dxa"/>
-            </w:tcMar>
-          </w:tcPr>
-          <w:p>
-            <w:pPr>
-              <w:spacing w:before="0" w:after="0" w:line="230" w:lineRule="auto"/>
-            </w:pPr>
-            <w:r/>
-            <w:r>
-              <w:rPr>
-                <w:rFonts w:ascii="Liberation Serif" w:hAnsi="Liberation Serif" w:eastAsia="Liberation Serif" w:cs="Liberation Serif"/>
-                <w:b w:val="0"/>
-                <w:color w:val="222222"/>
-                <w:sz w:val="19"/>
-              </w:rPr>
-              <w:t>January 9, 2020</w:t>
-            </w:r>
-          </w:p>
-        </w:tc>
-        <w:tc>
-          <w:tcPr>
-            <w:tcW w:type="dxa" w:w="2976"/>
-            <w:shd w:fill="FFFFFF" w:val="clear"/>
-            <w:tcBorders>
-              <w:top w:val="single" w:sz="4" w:space="0" w:color="C5CDD6"/>
-              <w:left w:val="single" w:sz="4" w:space="0" w:color="C5CDD6"/>
-              <w:bottom w:val="single" w:sz="4" w:space="0" w:color="C5CDD6"/>
-              <w:right w:val="single" w:sz="4" w:space="0" w:color="C5CDD6"/>
-            </w:tcBorders>
-            <w:tcMar>
-              <w:top w:w="50" w:type="dxa"/>
-              <w:left w:w="70" w:type="dxa"/>
-              <w:bottom w:w="50" w:type="dxa"/>
-              <w:right w:w="70" w:type="dxa"/>
-            </w:tcMar>
-          </w:tcPr>
-          <w:p>
-            <w:pPr>
-              <w:spacing w:before="0" w:after="0" w:line="230" w:lineRule="auto"/>
-            </w:pPr>
-            <w:r/>
-            <w:r>
-              <w:rPr>
-                <w:rFonts w:ascii="Liberation Serif" w:hAnsi="Liberation Serif" w:eastAsia="Liberation Serif" w:cs="Liberation Serif"/>
-                <w:b w:val="0"/>
-                <w:color w:val="222222"/>
-                <w:sz w:val="19"/>
-              </w:rPr>
-              <w:t>Decision in the front of this file still stands</w:t>
-            </w:r>
-          </w:p>
-        </w:tc>
-        <w:tc>
-          <w:tcPr>
-            <w:tcW w:type="dxa" w:w="2976"/>
-            <w:shd w:fill="FFFFFF" w:val="clear"/>
-            <w:tcBorders>
-              <w:top w:val="single" w:sz="4" w:space="0" w:color="C5CDD6"/>
-              <w:left w:val="single" w:sz="4" w:space="0" w:color="C5CDD6"/>
-              <w:bottom w:val="single" w:sz="4" w:space="0" w:color="C5CDD6"/>
-              <w:right w:val="single" w:sz="4" w:space="0" w:color="C5CDD6"/>
-            </w:tcBorders>
-            <w:tcMar>
-              <w:top w:w="50" w:type="dxa"/>
-              <w:left w:w="70" w:type="dxa"/>
-              <w:bottom w:w="50" w:type="dxa"/>
-              <w:right w:w="70" w:type="dxa"/>
-            </w:tcMar>
-          </w:tcPr>
-          <w:p>
-            <w:pPr>
-              <w:spacing w:before="0" w:after="0" w:line="230" w:lineRule="auto"/>
-            </w:pPr>
-            <w:r/>
-            <w:r>
-              <w:rPr>
-                <w:rFonts w:ascii="Liberation Serif" w:hAnsi="Liberation Serif" w:eastAsia="Liberation Serif" w:cs="Liberation Serif"/>
-                <w:b w:val="0"/>
-                <w:color w:val="222222"/>
-                <w:sz w:val="19"/>
-              </w:rPr>
-              <w:t>Kavya Menon</w:t>
-            </w:r>
-          </w:p>
-        </w:tc>
-      </w:tr>
-    </w:tbl>
-    <w:p>
-      <w:pPr>
-        <w:spacing w:before="40" w:after="160" w:line="80" w:lineRule="auto"/>
-      </w:pPr>
-    </w:p>
-    <w:p>
-      <w:pPr>
-        <w:spacing w:before="0" w:after="240" w:line="427" w:lineRule="auto"/>
-        <w:ind w:firstLine="288"/>
-      </w:pPr>
-      <w:r>
-        <w:rPr>
-          <w:rFonts w:ascii="Liberation Serif" w:hAnsi="Liberation Serif" w:eastAsia="Liberation Serif" w:cs="Liberation Serif"/>
-          <w:color w:val="222222"/>
-          <w:sz w:val="24"/>
-        </w:rPr>
-        <w:t>If NTP on inv-api-01.oak.internal jumped, window math is garbage. I want that checked before I argue about 4.1. I will not reconstruct a minute-by-minute novel. I will reconstruct enough that Aman Kumar can brief without calling me.</w:t>
-      </w:r>
-    </w:p>
-    <w:p>
-      <w:pPr>
-        <w:spacing w:before="0" w:after="240" w:line="427" w:lineRule="auto"/>
-        <w:ind w:firstLine="288"/>
-      </w:pPr>
-      <w:r>
-        <w:rPr>
-          <w:rFonts w:ascii="Liberation Serif" w:hAnsi="Liberation Serif" w:eastAsia="Liberation Serif" w:cs="Liberation Serif"/>
-          <w:color w:val="222222"/>
-          <w:sz w:val="24"/>
-        </w:rPr>
-        <w:t>After this clock, the remaining work is owned, or it is late. I will not add a fourth restart to make the timeline look shorter. Oakridge can have the user-visible version of this table. They cannot have internal hostnames.</w:t>
-      </w:r>
-    </w:p>
-    <w:p>
-      <w:pPr>
-        <w:spacing w:before="0" w:after="240" w:line="427" w:lineRule="auto"/>
-        <w:ind w:firstLine="288"/>
-      </w:pPr>
-      <w:r>
-        <w:rPr>
-          <w:rFonts w:ascii="Liberation Serif" w:hAnsi="Liberation Serif" w:eastAsia="Liberation Serif" w:cs="Liberation Serif"/>
-          <w:color w:val="222222"/>
-          <w:sz w:val="24"/>
-        </w:rPr>
-        <w:t>Clock for secret skew that looks like 'no work': ops/customer clock and match/extract clock are different. I will say which one I am using. inv-api-01.oak.internal NTP gets checked before I argue about 4.1. Kavya Menon can brief Aman Kumar without calling me if this table in the heading above is right.</w:t>
-      </w:r>
-    </w:p>
-    <w:p>
-      <w:pPr>
-        <w:spacing w:before="0" w:after="240" w:line="427" w:lineRule="auto"/>
-        <w:ind w:firstLine="288"/>
-      </w:pPr>
-      <w:r>
-        <w:rPr>
-          <w:rFonts w:ascii="Liberation Serif" w:hAnsi="Liberation Serif" w:eastAsia="Liberation Serif" w:cs="Liberation Serif"/>
-          <w:color w:val="222222"/>
-          <w:sz w:val="24"/>
-        </w:rPr>
-        <w:t>Oakridge can have the user-visible clock. They cannot have inv-api-01.oak.internal. I will not reconstruct a minute novel. I will reconstruct enough to act.</w:t>
-      </w:r>
-    </w:p>
-    <w:p>
-      <w:pPr>
-        <w:spacing w:before="0" w:after="240" w:line="427" w:lineRule="auto"/>
-        <w:ind w:firstLine="288"/>
-      </w:pPr>
-      <w:r>
-        <w:rPr>
-          <w:rFonts w:ascii="Liberation Serif" w:hAnsi="Liberation Serif" w:eastAsia="Liberation Serif" w:cs="Liberation Serif"/>
-          <w:color w:val="222222"/>
-          <w:sz w:val="24"/>
-        </w:rPr>
-        <w:t>If NTP on inv-api-01.oak.internal is wrong, I will not debate 4.1. Fix the clock, then measure. Kavya Menon owns that check. Window math is garbage if the clock jumped. I will not reconstruct a minute novel to hide that.</w:t>
-      </w:r>
-    </w:p>
-    <w:p>
-      <w:pPr>
-        <w:pStyle w:val="Heading2"/>
-      </w:pPr>
-      <w:r>
-        <w:t>What would make me reopen OAK-TDD-2020-002 (lock budget on the primary)</w:t>
-      </w:r>
-    </w:p>
-    <w:tbl>
-      <w:tblPr>
-        <w:tblW w:type="auto" w:w="0"/>
-        <w:tblLook w:firstColumn="1" w:firstRow="1" w:lastColumn="0" w:lastRow="0" w:noHBand="0" w:noVBand="1" w:val="04A0"/>
-      </w:tblPr>
-      <w:tblGrid>
-        <w:gridCol w:w="8928"/>
-      </w:tblGrid>
-      <w:tr>
-        <w:tc>
-          <w:tcPr>
-            <w:tcW w:type="dxa" w:w="8928"/>
-            <w:shd w:fill="E7EEF5" w:val="clear"/>
-            <w:tcBorders>
-              <w:top w:val="single" w:sz="10" w:space="0" w:color="1B365D"/>
-              <w:left w:val="single" w:sz="10" w:space="0" w:color="1B365D"/>
-              <w:bottom w:val="single" w:sz="10" w:space="0" w:color="1B365D"/>
-              <w:right w:val="single" w:sz="10" w:space="0" w:color="1B365D"/>
-            </w:tcBorders>
-            <w:tcMar>
-              <w:top w:w="80" w:type="dxa"/>
-              <w:left w:w="120" w:type="dxa"/>
-              <w:bottom w:w="90" w:type="dxa"/>
-              <w:right w:w="120" w:type="dxa"/>
-            </w:tcMar>
-          </w:tcPr>
-          <w:p>
-            <w:pPr>
-              <w:spacing w:before="0" w:after="80" w:line="220" w:lineRule="auto"/>
-            </w:pPr>
-            <w:r/>
-            <w:r>
-              <w:rPr>
-                <w:rFonts w:ascii="Liberation Sans" w:hAnsi="Liberation Sans" w:eastAsia="Liberation Sans" w:cs="Liberation Sans"/>
-                <w:b/>
-                <w:color w:val="1B365D"/>
-                <w:sz w:val="16"/>
-              </w:rPr>
-              <w:t>STILL THE CALL</w:t>
-            </w:r>
-          </w:p>
-          <w:p>
-            <w:pPr>
-              <w:spacing w:before="0" w:after="0" w:line="250" w:lineRule="auto"/>
-            </w:pPr>
-            <w:r>
-              <w:rPr>
-                <w:rFonts w:ascii="Liberation Serif" w:hAnsi="Liberation Serif" w:eastAsia="Liberation Serif" w:cs="Liberation Serif"/>
-                <w:color w:val="222222"/>
-                <w:sz w:val="21"/>
-              </w:rPr>
-              <w:t>The front of OAK-TDD-2020-002 still stands. lock budget on the primary does not reopen it. Aman Kumar owns OAK-4412. redis-inv-01.oak.internal stays in the path already named.</w:t>
-            </w:r>
-          </w:p>
-        </w:tc>
-      </w:tr>
-    </w:tbl>
-    <w:p>
-      <w:pPr>
-        <w:spacing w:before="80" w:after="160" w:line="80" w:lineRule="auto"/>
-      </w:pPr>
-    </w:p>
-    <w:p>
-      <w:pPr>
-        <w:spacing w:before="0" w:after="240" w:line="427" w:lineRule="auto"/>
-        <w:ind w:firstLine="288"/>
-      </w:pPr>
-      <w:r>
-        <w:rPr>
-          <w:rFonts w:ascii="Liberation Serif" w:hAnsi="Liberation Serif" w:eastAsia="Liberation Serif" w:cs="Liberation Serif"/>
-          <w:color w:val="222222"/>
-          <w:sz w:val="24"/>
-        </w:rPr>
-        <w:t>I will reopen this file if the measurement on redis-inv-01.oak.internal says the cutover is lying, if a freeze and a migrate disagree, or if Aman Kumar puts a new date on OAK-4412 that the EM accepts. I will not reopen it because a meeting is booked, because a vendor offered a discount, or because someone found a blog post. Evidence is a dry-run count, a replay that used to be wrong, or a miss rate worse than the do-nothing line.</w:t>
-      </w:r>
-    </w:p>
-    <w:p>
-      <w:pPr>
-        <w:spacing w:before="0" w:after="240" w:line="427" w:lineRule="auto"/>
-        <w:ind w:firstLine="288"/>
-      </w:pPr>
-      <w:r>
-        <w:rPr>
-          <w:rFonts w:ascii="Liberation Serif" w:hAnsi="Liberation Serif" w:eastAsia="Liberation Serif" w:cs="Liberation Serif"/>
-          <w:color w:val="222222"/>
-          <w:sz w:val="24"/>
-        </w:rPr>
-        <w:t>If you are implementing, keep the rejected alternative dead. If you are on-call, start read-only. If you are Aman Kumar, the ask is unchanged: pick the path in the main body or send it back with a named objection. Sample I would still defend: 741 rows, 21 minutes, freeze respected. Strike this section if it ever fights the decision callout.</w:t>
-      </w:r>
-    </w:p>
-    <w:p>
-      <w:pPr>
-        <w:spacing w:before="0" w:after="240" w:line="427" w:lineRule="auto"/>
-        <w:ind w:firstLine="288"/>
-      </w:pPr>
-      <w:r>
-        <w:rPr>
-          <w:rFonts w:ascii="Liberation Serif" w:hAnsi="Liberation Serif" w:eastAsia="Liberation Serif" w:cs="Liberation Serif"/>
-          <w:color w:val="222222"/>
-          <w:sz w:val="24"/>
-        </w:rPr>
-        <w:t>This heading is the reopen rule. lock budget on the primary is done when Aman Kumar closes OAK-4412 or writes a new date.</w:t>
-      </w:r>
-    </w:p>
-    <w:p>
-      <w:pPr>
-        <w:spacing w:before="0" w:after="240" w:line="427" w:lineRule="auto"/>
-        <w:ind w:firstLine="288"/>
-      </w:pPr>
-      <w:r>
-        <w:rPr>
-          <w:rFonts w:ascii="Liberation Serif" w:hAnsi="Liberation Serif" w:eastAsia="Liberation Serif" w:cs="Liberation Serif"/>
-          <w:color w:val="222222"/>
-          <w:sz w:val="24"/>
-        </w:rPr>
-        <w:t>I reopen OAK-TDD-2020-002 for lock budget on the primary only if the measurement on redis-inv-01.oak.internal says the cutover is lying, a freeze and a migrate disagree, or Aman Kumar puts a new date on OAK-4412 that the EM accepts. I do not reopen for a booked meeting or a vendor discount.</w:t>
-      </w:r>
-    </w:p>
-    <w:p>
-      <w:pPr>
-        <w:spacing w:before="0" w:after="240" w:line="427" w:lineRule="auto"/>
-        <w:ind w:firstLine="288"/>
-      </w:pPr>
-      <w:r>
-        <w:rPr>
-          <w:rFonts w:ascii="Liberation Serif" w:hAnsi="Liberation Serif" w:eastAsia="Liberation Serif" w:cs="Liberation Serif"/>
-          <w:color w:val="222222"/>
-          <w:sz w:val="24"/>
-        </w:rPr>
-        <w:t>Evidence is a dry-run count, a replay that used to be wrong, or a miss rate worse than do-nothing. Everything else is noise. Strike this remainder if it fights the front callout.</w:t>
-      </w:r>
-    </w:p>
-    <w:p>
-      <w:pPr>
-        <w:spacing w:before="0" w:after="240" w:line="427" w:lineRule="auto"/>
-        <w:ind w:firstLine="288"/>
-      </w:pPr>
-      <w:r>
-        <w:rPr>
-          <w:rFonts w:ascii="Liberation Serif" w:hAnsi="Liberation Serif" w:eastAsia="Liberation Serif" w:cs="Liberation Serif"/>
-          <w:color w:val="222222"/>
-          <w:sz w:val="24"/>
-        </w:rPr>
-        <w:t>Reopen leftover is evidence, not volume of Slack. Dry-run count, bad replay, or miss rate worse than do-nothing. Aman Kumar brings one of those or we stay closed. A booked meeting is not evidence. A vendor discount is not evidence.</w:t>
-      </w:r>
-    </w:p>
-    <w:p>
-      <w:pPr>
-        <w:pStyle w:val="Heading2"/>
-      </w:pPr>
-      <w:r>
-        <w:t>Questions I still get about weekend coverage that is not in the SLA</w:t>
-      </w:r>
-    </w:p>
-    <w:p>
-      <w:pPr>
-        <w:spacing w:before="0" w:after="240" w:line="427" w:lineRule="auto"/>
-        <w:ind w:firstLine="288"/>
-      </w:pPr>
-      <w:r>
-        <w:rPr>
-          <w:rFonts w:ascii="Liberation Serif" w:hAnsi="Liberation Serif" w:eastAsia="Liberation Serif" w:cs="Liberation Serif"/>
-          <w:color w:val="222222"/>
-          <w:sz w:val="24"/>
-        </w:rPr>
-        <w:t>I am writing the answers here so they stop living in my inbox. Priya Nair can point at OAK-MTG-2019-044 instead of asking me to re-explain weekend coverage that is not in the SLA on id.oak.internal.</w:t>
-      </w:r>
-    </w:p>
-    <w:p>
-      <w:pPr>
-        <w:pStyle w:val="ListBullet"/>
-        <w:spacing w:before="20" w:after="60" w:line="260" w:lineRule="auto"/>
-      </w:pPr>
-      <w:r>
-        <w:rPr>
-          <w:rFonts w:ascii="Liberation Serif" w:hAnsi="Liberation Serif" w:eastAsia="Liberation Serif" w:cs="Liberation Serif"/>
-          <w:color w:val="222222"/>
-          <w:sz w:val="24"/>
-        </w:rPr>
-        <w:t>Is v1 smaller than Oakridge asked in the hallway? Yes. That is the point.</w:t>
-      </w:r>
-    </w:p>
-    <w:p>
-      <w:pPr>
-        <w:pStyle w:val="ListBullet"/>
-        <w:spacing w:before="20" w:after="60" w:line="260" w:lineRule="auto"/>
-      </w:pPr>
-      <w:r>
-        <w:rPr>
-          <w:rFonts w:ascii="Liberation Serif" w:hAnsi="Liberation Serif" w:eastAsia="Liberation Serif" w:cs="Liberation Serif"/>
-          <w:color w:val="222222"/>
-          <w:sz w:val="24"/>
-        </w:rPr>
-        <w:t>Can we add the extra slice in this release? Only if Aman Kumar signs it.</w:t>
-      </w:r>
-    </w:p>
-    <w:p>
-      <w:pPr>
-        <w:pStyle w:val="ListBullet"/>
-        <w:spacing w:before="20" w:after="60" w:line="260" w:lineRule="auto"/>
-      </w:pPr>
-      <w:r>
-        <w:rPr>
-          <w:rFonts w:ascii="Liberation Serif" w:hAnsi="Liberation Serif" w:eastAsia="Liberation Serif" w:cs="Liberation Serif"/>
-          <w:color w:val="222222"/>
-          <w:sz w:val="24"/>
-        </w:rPr>
-        <w:t>Is id.oak.internal a special case? No.</w:t>
-      </w:r>
-    </w:p>
-    <w:p>
-      <w:pPr>
-        <w:pStyle w:val="ListBullet"/>
-        <w:spacing w:before="20" w:after="60" w:line="260" w:lineRule="auto"/>
-      </w:pPr>
-      <w:r>
-        <w:rPr>
-          <w:rFonts w:ascii="Liberation Serif" w:hAnsi="Liberation Serif" w:eastAsia="Liberation Serif" w:cs="Liberation Serif"/>
-          <w:color w:val="222222"/>
-          <w:sz w:val="24"/>
-        </w:rPr>
-        <w:t>Who closes OAK-MTG-2019-044? Priya Nair.</w:t>
-      </w:r>
-    </w:p>
-    <w:p>
-      <w:pPr>
-        <w:pStyle w:val="ListBullet"/>
-        <w:spacing w:before="20" w:after="60" w:line="260" w:lineRule="auto"/>
-      </w:pPr>
-      <w:r>
-        <w:rPr>
-          <w:rFonts w:ascii="Liberation Serif" w:hAnsi="Liberation Serif" w:eastAsia="Liberation Serif" w:cs="Liberation Serif"/>
-          <w:color w:val="222222"/>
-          <w:sz w:val="24"/>
-        </w:rPr>
-        <w:t>What number do I cite? 12, or I say it is stale.</w:t>
-      </w:r>
-    </w:p>
-    <w:p>
-      <w:pPr>
-        <w:spacing w:before="0" w:after="240" w:line="427" w:lineRule="auto"/>
-        <w:ind w:firstLine="288"/>
-      </w:pPr>
-      <w:r>
-        <w:rPr>
-          <w:rFonts w:ascii="Liberation Serif" w:hAnsi="Liberation Serif" w:eastAsia="Liberation Serif" w:cs="Liberation Serif"/>
-          <w:color w:val="222222"/>
-          <w:sz w:val="24"/>
-        </w:rPr>
-        <w:t>If the answer changes, we change the front of OAK-TDD-2020-002 in review. We do not keep a shadow FAQ. Aman Kumar will not maintain two truths.</w:t>
-      </w:r>
-    </w:p>
-    <w:p>
-      <w:pPr>
-        <w:spacing w:before="0" w:after="240" w:line="427" w:lineRule="auto"/>
-        <w:ind w:firstLine="288"/>
-      </w:pPr>
-      <w:r>
-        <w:rPr>
-          <w:rFonts w:ascii="Liberation Serif" w:hAnsi="Liberation Serif" w:eastAsia="Liberation Serif" w:cs="Liberation Serif"/>
-          <w:color w:val="222222"/>
-          <w:sz w:val="24"/>
-        </w:rPr>
-        <w:t>The question I will not answer in Slack is 'can we just this once.' The answer is already no, and writing it on OAK-MTG-2019-044 is what makes it a record. If Walt Hendricks needs a user-visible version, they get the comms leftover, not this list.</w:t>
-      </w:r>
-    </w:p>
-    <w:p>
-      <w:pPr>
-        <w:spacing w:before="0" w:after="240" w:line="427" w:lineRule="auto"/>
-        <w:ind w:firstLine="288"/>
-      </w:pPr>
-      <w:r>
-        <w:rPr>
-          <w:rFonts w:ascii="Liberation Serif" w:hAnsi="Liberation Serif" w:eastAsia="Liberation Serif" w:cs="Liberation Serif"/>
-          <w:color w:val="222222"/>
-          <w:sz w:val="24"/>
-        </w:rPr>
-        <w:t>Questions I still get about weekend coverage that is not in the SLA, with the short answers: Is v1 smaller than people want? Yes. Is that a bug? No. Can we add it in the same release? Only if Aman Kumar signs a new slice. Can id.oak.internal be a special case? No. Owner on the FAQ is Priya Nair via OAK-MTG-2019-044.</w:t>
-      </w:r>
-    </w:p>
-    <w:p>
-      <w:pPr>
-        <w:spacing w:before="0" w:after="240" w:line="427" w:lineRule="auto"/>
-        <w:ind w:firstLine="288"/>
-      </w:pPr>
-      <w:r>
-        <w:rPr>
-          <w:rFonts w:ascii="Liberation Serif" w:hAnsi="Liberation Serif" w:eastAsia="Liberation Serif" w:cs="Liberation Serif"/>
-          <w:color w:val="222222"/>
-          <w:sz w:val="24"/>
-        </w:rPr>
-        <w:t>I will not publish a second FAQ in Confluence that drifts. This file is the FAQ. If the answer changes, the front matter changes in review, not a comment thread.</w:t>
-      </w:r>
-    </w:p>
-    <w:p>
-      <w:pPr>
-        <w:spacing w:before="0" w:after="240" w:line="427" w:lineRule="auto"/>
-        <w:ind w:firstLine="288"/>
-      </w:pPr>
-      <w:r>
-        <w:rPr>
-          <w:rFonts w:ascii="Liberation Serif" w:hAnsi="Liberation Serif" w:eastAsia="Liberation Serif" w:cs="Liberation Serif"/>
-          <w:color w:val="222222"/>
-          <w:sz w:val="24"/>
-        </w:rPr>
-        <w:t>I will keep answering weekend coverage that is not in the SLA from this file until OAK-MTG-2019-044 closes. I will not fork a FAQ. Two truths is how we shipped the last wrong field name. If the answer changes, the front of OAK-TDD-2020-002 changes in review.</w:t>
-      </w:r>
-    </w:p>
-    <w:p>
-      <w:pPr>
-        <w:pStyle w:val="Heading2"/>
-      </w:pPr>
-      <w:r>
-        <w:t>Freeze and calendar leftover (exactly-once claims we will not make)</w:t>
-      </w:r>
-    </w:p>
-    <w:p>
-      <w:pPr>
-        <w:spacing w:before="0" w:after="240" w:line="427" w:lineRule="auto"/>
-        <w:ind w:firstLine="288"/>
-      </w:pPr>
-      <w:r>
-        <w:rPr>
-          <w:rFonts w:ascii="Liberation Serif" w:hAnsi="Liberation Serif" w:eastAsia="Liberation Serif" w:cs="Liberation Serif"/>
-          <w:color w:val="222222"/>
-          <w:sz w:val="24"/>
-        </w:rPr>
-        <w:t>If the front of this file already named a freeze, exactly-once claims we will not make does not get a courtesy thaw on inv-api-01.oak.internal. A small apply is still an apply. SEV1 is the SOP definition. Walt Hendricks can argue SEV1 on OAK-DOC-2020-003 with a count, not with a demo time. I will not Helm-apply from a laptop because the window is 'almost over.'</w:t>
-      </w:r>
-    </w:p>
-    <w:p>
-      <w:pPr>
-        <w:spacing w:before="0" w:after="240" w:line="427" w:lineRule="auto"/>
-        <w:ind w:firstLine="288"/>
-      </w:pPr>
-      <w:r>
-        <w:rPr>
-          <w:rFonts w:ascii="Liberation Serif" w:hAnsi="Liberation Serif" w:eastAsia="Liberation Serif" w:cs="Liberation Serif"/>
-          <w:color w:val="222222"/>
-          <w:sz w:val="24"/>
-        </w:rPr>
-        <w:t>Calendar leftovers I will not hide inside exactly-once claims we will not make: weekend coverage that is not in the SLA, a plant shutdown, a clinical quiet hours window, month-end 16:00-21:00 ET. If the leftover date lands inside one of those, the date moves. The scope does not. Aman Kumar hears the new date on OAK-DOC-2020-003.</w:t>
-      </w:r>
-    </w:p>
-    <w:p>
-      <w:pPr>
-        <w:spacing w:before="0" w:after="240" w:line="427" w:lineRule="auto"/>
-        <w:ind w:firstLine="288"/>
-      </w:pPr>
-      <w:r>
-        <w:rPr>
-          <w:rFonts w:ascii="Liberation Serif" w:hAnsi="Liberation Serif" w:eastAsia="Liberation Serif" w:cs="Liberation Serif"/>
-          <w:color w:val="222222"/>
-          <w:sz w:val="24"/>
-        </w:rPr>
-        <w:t>I will not book a change in the last 38 minutes of a freeze because the change is 'just config.' Config is a change. Aman Kumar has already lost that argument once and I am not losing it again on inv-api-01.oak.internal.</w:t>
-      </w:r>
-    </w:p>
-    <w:p>
-      <w:pPr>
-        <w:spacing w:before="0" w:after="240" w:line="427" w:lineRule="auto"/>
-        <w:ind w:firstLine="288"/>
-      </w:pPr>
-      <w:r>
-        <w:rPr>
-          <w:rFonts w:ascii="Liberation Serif" w:hAnsi="Liberation Serif" w:eastAsia="Liberation Serif" w:cs="Liberation Serif"/>
-          <w:color w:val="222222"/>
-          <w:sz w:val="24"/>
-        </w:rPr>
-        <w:t>Freeze math for exactly-once claims we will not make: if the window is already named in the front, a small apply is still an apply. inv-api-01.oak.internal does not get a courtesy thaw. SEV1 is the definition in the SOP, not a feeling. Walt Hendricks can argue SEV1 on OAK-DOC-2020-003 with a count.</w:t>
-      </w:r>
-    </w:p>
-    <w:p>
-      <w:pPr>
-        <w:spacing w:before="0" w:after="240" w:line="427" w:lineRule="auto"/>
-        <w:ind w:firstLine="288"/>
-      </w:pPr>
-      <w:r>
-        <w:rPr>
-          <w:rFonts w:ascii="Liberation Serif" w:hAnsi="Liberation Serif" w:eastAsia="Liberation Serif" w:cs="Liberation Serif"/>
-          <w:color w:val="222222"/>
-          <w:sz w:val="24"/>
-        </w:rPr>
-        <w:t>I will not Helm-apply from a laptop because the freeze 'is almost over.' Almost over is still freeze. January 30, 2020 is a date for leftover work, not a freeze exception.</w:t>
-      </w:r>
-    </w:p>
-    <w:p>
-      <w:pPr>
-        <w:spacing w:before="0" w:after="240" w:line="427" w:lineRule="auto"/>
-        <w:ind w:firstLine="288"/>
-      </w:pPr>
-      <w:r>
-        <w:rPr>
-          <w:rFonts w:ascii="Liberation Serif" w:hAnsi="Liberation Serif" w:eastAsia="Liberation Serif" w:cs="Liberation Serif"/>
-          <w:color w:val="222222"/>
-          <w:sz w:val="24"/>
-        </w:rPr>
-        <w:t>Freeze leftover: config is a change. Helm is a change. A tiny flag flip on inv-api-01.oak.internal is a change. Walt Hendricks can wait or they can argue SEV1 with a count on OAK-DOC-2020-003. Almost over is still freeze. I will not apply from a laptop.</w:t>
-      </w:r>
-    </w:p>
-    <w:p>
-      <w:pPr>
-        <w:pStyle w:val="Heading2"/>
-      </w:pPr>
-      <w:r>
-        <w:t>Names, not teams (date pressure versus a date with owners)</w:t>
-      </w:r>
-    </w:p>
-    <w:p>
-      <w:pPr>
-        <w:spacing w:before="80" w:after="60" w:line="200" w:lineRule="auto"/>
-      </w:pPr>
-      <w:r>
-        <w:rPr>
-          <w:rFonts w:ascii="Liberation Sans" w:hAnsi="Liberation Sans" w:eastAsia="Liberation Sans" w:cs="Liberation Sans"/>
-          <w:i/>
-          <w:color w:val="555555"/>
-          <w:sz w:val="17"/>
-        </w:rPr>
-        <w:t>RACI for date pressure versus a date with owners on OAK-SOP-2020-011. Team names are a defect.</w:t>
-      </w:r>
-    </w:p>
-    <w:tbl>
-      <w:tblPr>
-        <w:tblW w:type="auto" w:w="0"/>
-        <w:jc w:val="center"/>
-        <w:tblLayout w:type="autofit"/>
-        <w:tblLook w:firstColumn="1" w:firstRow="1" w:lastColumn="0" w:lastRow="0" w:noHBand="0" w:noVBand="1" w:val="04A0"/>
-      </w:tblPr>
-      <w:tblGrid>
-        <w:gridCol w:w="2976"/>
-        <w:gridCol w:w="2976"/>
-        <w:gridCol w:w="2976"/>
-      </w:tblGrid>
-      <w:tr>
-        <w:tc>
-          <w:tcPr>
-            <w:tcW w:type="dxa" w:w="2976"/>
-            <w:shd w:fill="1B365D" w:val="clear"/>
-            <w:tcBorders>
-              <w:top w:val="single" w:sz="4" w:space="0" w:color="1B365D"/>
-              <w:left w:val="single" w:sz="4" w:space="0" w:color="1B365D"/>
-              <w:bottom w:val="single" w:sz="4" w:space="0" w:color="1B365D"/>
-              <w:right w:val="single" w:sz="4" w:space="0" w:color="1B365D"/>
+              <w:top w:val="single" w:sz="4" w:space="0" w:color="3E4A43"/>
+              <w:left w:val="single" w:sz="4" w:space="0" w:color="3E4A43"/>
+              <w:bottom w:val="single" w:sz="4" w:space="0" w:color="3E4A43"/>
+              <w:right w:val="single" w:sz="4" w:space="0" w:color="3E4A43"/>
             </w:tcBorders>
             <w:tcMar>
               <w:top w:w="50" w:type="dxa"/>
@@ -12144,12 +8902,12 @@
         <w:tc>
           <w:tcPr>
             <w:tcW w:type="dxa" w:w="2976"/>
-            <w:shd w:fill="1B365D" w:val="clear"/>
+            <w:shd w:fill="3A4540" w:val="clear"/>
             <w:tcBorders>
-              <w:top w:val="single" w:sz="4" w:space="0" w:color="1B365D"/>
-              <w:left w:val="single" w:sz="4" w:space="0" w:color="1B365D"/>
-              <w:bottom w:val="single" w:sz="4" w:space="0" w:color="1B365D"/>
-              <w:right w:val="single" w:sz="4" w:space="0" w:color="1B365D"/>
+              <w:top w:val="single" w:sz="4" w:space="0" w:color="3E4A43"/>
+              <w:left w:val="single" w:sz="4" w:space="0" w:color="3E4A43"/>
+              <w:bottom w:val="single" w:sz="4" w:space="0" w:color="3E4A43"/>
+              <w:right w:val="single" w:sz="4" w:space="0" w:color="3E4A43"/>
             </w:tcBorders>
             <w:tcMar>
               <w:top w:w="50" w:type="dxa"/>
@@ -12177,12 +8935,12 @@
         <w:tc>
           <w:tcPr>
             <w:tcW w:type="dxa" w:w="2976"/>
-            <w:shd w:fill="1B365D" w:val="clear"/>
+            <w:shd w:fill="3A4540" w:val="clear"/>
             <w:tcBorders>
-              <w:top w:val="single" w:sz="4" w:space="0" w:color="1B365D"/>
-              <w:left w:val="single" w:sz="4" w:space="0" w:color="1B365D"/>
-              <w:bottom w:val="single" w:sz="4" w:space="0" w:color="1B365D"/>
-              <w:right w:val="single" w:sz="4" w:space="0" w:color="1B365D"/>
+              <w:top w:val="single" w:sz="4" w:space="0" w:color="3E4A43"/>
+              <w:left w:val="single" w:sz="4" w:space="0" w:color="3E4A43"/>
+              <w:bottom w:val="single" w:sz="4" w:space="0" w:color="3E4A43"/>
+              <w:right w:val="single" w:sz="4" w:space="0" w:color="3E4A43"/>
             </w:tcBorders>
             <w:tcMar>
               <w:top w:w="50" w:type="dxa"/>
@@ -12271,7 +9029,7 @@
                 <w:color w:val="222222"/>
                 <w:sz w:val="19"/>
               </w:rPr>
-              <w:t>Sneha Iyer</w:t>
+              <w:t>Spring Boot</w:t>
             </w:r>
           </w:p>
         </w:tc>
@@ -12304,7 +9062,7 @@
                 <w:color w:val="222222"/>
                 <w:sz w:val="19"/>
               </w:rPr>
-              <w:t>Does the work on redis-inv-01.oak.internal</w:t>
+              <w:t>Does the work on inv-api-01.oak.internal</w:t>
             </w:r>
           </w:p>
         </w:tc>
@@ -12313,7 +9071,7 @@
         <w:tc>
           <w:tcPr>
             <w:tcW w:type="dxa" w:w="2976"/>
-            <w:shd w:fill="EEF2F6" w:val="clear"/>
+            <w:shd w:fill="E7EDE8" w:val="clear"/>
             <w:tcBorders>
               <w:top w:val="single" w:sz="4" w:space="0" w:color="C5CDD6"/>
               <w:left w:val="single" w:sz="4" w:space="0" w:color="C5CDD6"/>
@@ -12346,7 +9104,7 @@
         <w:tc>
           <w:tcPr>
             <w:tcW w:type="dxa" w:w="2976"/>
-            <w:shd w:fill="EEF2F6" w:val="clear"/>
+            <w:shd w:fill="E7EDE8" w:val="clear"/>
             <w:tcBorders>
               <w:top w:val="single" w:sz="4" w:space="0" w:color="C5CDD6"/>
               <w:left w:val="single" w:sz="4" w:space="0" w:color="C5CDD6"/>
@@ -12379,7 +9137,7 @@
         <w:tc>
           <w:tcPr>
             <w:tcW w:type="dxa" w:w="2976"/>
-            <w:shd w:fill="EEF2F6" w:val="clear"/>
+            <w:shd w:fill="E7EDE8" w:val="clear"/>
             <w:tcBorders>
               <w:top w:val="single" w:sz="4" w:space="0" w:color="C5CDD6"/>
               <w:left w:val="single" w:sz="4" w:space="0" w:color="C5CDD6"/>
@@ -12515,7 +9273,7 @@
         <w:tc>
           <w:tcPr>
             <w:tcW w:type="dxa" w:w="2976"/>
-            <w:shd w:fill="EEF2F6" w:val="clear"/>
+            <w:shd w:fill="E7EDE8" w:val="clear"/>
             <w:tcBorders>
               <w:top w:val="single" w:sz="4" w:space="0" w:color="C5CDD6"/>
               <w:left w:val="single" w:sz="4" w:space="0" w:color="C5CDD6"/>
@@ -12548,7 +9306,7 @@
         <w:tc>
           <w:tcPr>
             <w:tcW w:type="dxa" w:w="2976"/>
-            <w:shd w:fill="EEF2F6" w:val="clear"/>
+            <w:shd w:fill="E7EDE8" w:val="clear"/>
             <w:tcBorders>
               <w:top w:val="single" w:sz="4" w:space="0" w:color="C5CDD6"/>
               <w:left w:val="single" w:sz="4" w:space="0" w:color="C5CDD6"/>
@@ -12581,7 +9339,7 @@
         <w:tc>
           <w:tcPr>
             <w:tcW w:type="dxa" w:w="2976"/>
-            <w:shd w:fill="EEF2F6" w:val="clear"/>
+            <w:shd w:fill="E7EDE8" w:val="clear"/>
             <w:tcBorders>
               <w:top w:val="single" w:sz="4" w:space="0" w:color="C5CDD6"/>
               <w:left w:val="single" w:sz="4" w:space="0" w:color="C5CDD6"/>
@@ -12620,8 +9378,7 @@
     </w:p>
     <w:p>
       <w:pPr>
-        <w:spacing w:before="0" w:after="240" w:line="427" w:lineRule="auto"/>
-        <w:ind w:firstLine="288"/>
+        <w:spacing w:before="0" w:after="220" w:line="403" w:lineRule="auto"/>
       </w:pPr>
       <w:r>
         <w:rPr>
@@ -12629,13 +9386,12 @@
           <w:color w:val="222222"/>
           <w:sz w:val="24"/>
         </w:rPr>
-        <w:t>If two people think they are accountable, Aman Kumar picks one on OAK-SOP-2020-011. If nobody is, date pressure versus a date with owners has not started. Aman Kumar is the writer of this file. That is not the same as accountable unless the front already said so. I will rewrite any row that says 'platform' or 'ops' as a person before I call this done.</w:t>
+        <w:t>If two people think they are accountable, Aman Kumar picks one on OAK-REQ-2019-014. If nobody is, averaging QPS instead of testing the close has not started. Aman Kumar is the writer of this file. That is not the same as accountable unless the front already said so. I will rewrite any row that says 'platform' or 'ops' as a person before I call this done.</w:t>
       </w:r>
     </w:p>
     <w:p>
       <w:pPr>
-        <w:spacing w:before="0" w:after="240" w:line="427" w:lineRule="auto"/>
-        <w:ind w:firstLine="288"/>
+        <w:spacing w:before="0" w:after="220" w:line="403" w:lineRule="auto"/>
       </w:pPr>
       <w:r>
         <w:rPr>
@@ -12643,13 +9399,12 @@
           <w:color w:val="222222"/>
           <w:sz w:val="24"/>
         </w:rPr>
-        <w:t>Pages go to the responsible person, not to a Slack channel that everyone mutes. If Sneha Iyer is out, the backup is a name on OAK-SOP-2020-011 the same day, not a hope that someone is watching redis-inv-01.oak.internal.</w:t>
+        <w:t>Pages go to the responsible person, not to a Slack channel that everyone mutes. If Spring Boot is out, the backup is a name on OAK-REQ-2019-014 the same day, not a hope that someone is watching inv-api-01.oak.internal.</w:t>
       </w:r>
     </w:p>
     <w:p>
       <w:pPr>
-        <w:spacing w:before="0" w:after="240" w:line="427" w:lineRule="auto"/>
-        <w:ind w:firstLine="288"/>
+        <w:spacing w:before="0" w:after="220" w:line="403" w:lineRule="auto"/>
       </w:pPr>
       <w:r>
         <w:rPr>
@@ -12657,13 +9412,12 @@
           <w:color w:val="222222"/>
           <w:sz w:val="24"/>
         </w:rPr>
-        <w:t>RACI I will actually use for date pressure versus a date with owners: responsible Sneha Iyer, accountable Aman Kumar, consulted Diego Alvarez, informed Walt Hendricks. Ticket OAK-SOP-2020-011. A team name in any of those slots is a defect. I will rewrite it as a person.</w:t>
+        <w:t>do not treat averaging QPS instead of testing the close as polish, Kavya Menon either owns it or we drop it, a green job with no rows still pages, and Oakridge does not get inv-api-01.oak.internal in an outbound sentence.</w:t>
       </w:r>
     </w:p>
     <w:p>
       <w:pPr>
-        <w:spacing w:before="0" w:after="240" w:line="427" w:lineRule="auto"/>
-        <w:ind w:firstLine="288"/>
+        <w:spacing w:before="0" w:after="220" w:line="403" w:lineRule="auto"/>
       </w:pPr>
       <w:r>
         <w:rPr>
@@ -12671,13 +9425,20 @@
           <w:color w:val="222222"/>
           <w:sz w:val="24"/>
         </w:rPr>
-        <w:t>If two people think they are accountable, Aman Kumar picks one. If nobody is, the work is not started. Aman Kumar is consulted on the writeup, not accountable for date pressure versus a date with owners unless the front already said so.</w:t>
+        <w:t>date pressure on averaging QPS instead of testing the close is not a date, January 17, 2020 is if Aman Kumar keeps it, polling faster is not a substitute for fixing averaging QPS instead of testing the close, and a vendor discount is not evidence.</w:t>
       </w:r>
     </w:p>
     <w:p>
       <w:pPr>
-        <w:spacing w:before="0" w:after="240" w:line="427" w:lineRule="auto"/>
-        <w:ind w:firstLine="288"/>
+        <w:pStyle w:val="Heading2"/>
+      </w:pPr>
+      <w:r>
+        <w:t>Secrets stay off OAK-REQ-2019-014 descriptions</w:t>
+      </w:r>
+    </w:p>
+    <w:p>
+      <w:pPr>
+        <w:spacing w:before="0" w:after="220" w:line="403" w:lineRule="auto"/>
       </w:pPr>
       <w:r>
         <w:rPr>
@@ -12685,21 +9446,12 @@
           <w:color w:val="222222"/>
           <w:sz w:val="24"/>
         </w:rPr>
-        <w:t>If a row in the RACI still says a team name next week, date pressure versus a date with owners is not staffed. Sneha Iyer fixes the row on OAK-SOP-2020-011 or we do not start. Pages go to a person. A muted channel is not an owner. Backup is a name written the same day.</w:t>
+        <w:t>Break-glass is a separate path. Missing role is 403, missing token is 401. I will not collapse those because the UI looks nicer. Aman Kumar accepted that split in the front matter. I am not reopening it here. The grant is the cluster role already named for redis-inv-01.oak.internal. A home-directory kube file is leftover access to revoke.</w:t>
       </w:r>
     </w:p>
     <w:p>
       <w:pPr>
-        <w:pStyle w:val="Heading2"/>
-      </w:pPr>
-      <w:r>
-        <w:t>Dry-run before a write (identifiers in chat, logs, or a support zip)</w:t>
-      </w:r>
-    </w:p>
-    <w:p>
-      <w:pPr>
-        <w:spacing w:before="0" w:after="240" w:line="427" w:lineRule="auto"/>
-        <w:ind w:firstLine="288"/>
+        <w:spacing w:before="0" w:after="220" w:line="403" w:lineRule="auto"/>
       </w:pPr>
       <w:r>
         <w:rPr>
@@ -12707,12 +9459,305 @@
           <w:color w:val="222222"/>
           <w:sz w:val="24"/>
         </w:rPr>
-        <w:t>A dry-run for identifiers in chat, logs, or a support zip prints a count before it writes. If we cannot show that count on id.oak.internal, we abort. Diego Alvarez pastes the output on OAK-4412-DBA. I will not accept 'it looked fine in the UI' or 'staging was green.' Staging has lied about partition count before.</w:t>
+        <w:t>Support zips go through redaction first. I will not 'just this once' attach an application log because a cleanup PR that renames a field is on fire. The on-call SOP already says this. Repeating it here is for the person who has not opened that SOP. Aman Kumar will reject the zip in the ticket if it still has identifiers.</w:t>
       </w:r>
     </w:p>
     <w:p>
       <w:pPr>
-        <w:spacing w:before="80" w:after="40" w:line="200" w:lineRule="auto"/>
+        <w:spacing w:before="0" w:after="220" w:line="403" w:lineRule="auto"/>
+      </w:pPr>
+      <w:r>
+        <w:rPr>
+          <w:rFonts w:ascii="Liberation Serif" w:hAnsi="Liberation Serif" w:eastAsia="Liberation Serif" w:cs="Liberation Serif"/>
+          <w:color w:val="222222"/>
+          <w:sz w:val="24"/>
+        </w:rPr>
+        <w:t>id.oak.internal is the box I would open first for a cleanup PR that renames a field, grant expiry is a date Priya Nair writes on OAK-MTG-2019-044, and a skip is a ticket and a flake is a capture.</w:t>
+      </w:r>
+    </w:p>
+    <w:p>
+      <w:pPr>
+        <w:spacing w:before="0" w:after="220" w:line="403" w:lineRule="auto"/>
+      </w:pPr>
+      <w:r>
+        <w:rPr>
+          <w:rFonts w:ascii="Liberation Serif" w:hAnsi="Liberation Serif" w:eastAsia="Liberation Serif" w:cs="Liberation Serif"/>
+          <w:color w:val="222222"/>
+          <w:sz w:val="24"/>
+        </w:rPr>
+        <w:t>Walt Hendricks asked for a one-line version of a cleanup PR that renames a field, a green job with no rows still pages, and close is yes, no, or a new date on OAK-DOC-2020-003 by January 19, 2020.</w:t>
+      </w:r>
+    </w:p>
+    <w:p>
+      <w:pPr>
+        <w:pStyle w:val="Heading2"/>
+      </w:pPr>
+      <w:r>
+        <w:t>FAQ for secret skew that looks like 'no work'</w:t>
+      </w:r>
+    </w:p>
+    <w:p>
+      <w:pPr>
+        <w:pStyle w:val="ListBullet"/>
+        <w:spacing w:before="20" w:after="60" w:line="260" w:lineRule="auto"/>
+      </w:pPr>
+      <w:r>
+        <w:rPr>
+          <w:rFonts w:ascii="Liberation Serif" w:hAnsi="Liberation Serif" w:eastAsia="Liberation Serif" w:cs="Liberation Serif"/>
+          <w:color w:val="222222"/>
+          <w:sz w:val="24"/>
+        </w:rPr>
+        <w:t>Is v1 smaller than Oakridge asked in the hallway? Yes. That is the point.</w:t>
+      </w:r>
+    </w:p>
+    <w:p>
+      <w:pPr>
+        <w:pStyle w:val="ListBullet"/>
+        <w:spacing w:before="20" w:after="60" w:line="260" w:lineRule="auto"/>
+      </w:pPr>
+      <w:r>
+        <w:rPr>
+          <w:rFonts w:ascii="Liberation Serif" w:hAnsi="Liberation Serif" w:eastAsia="Liberation Serif" w:cs="Liberation Serif"/>
+          <w:color w:val="222222"/>
+          <w:sz w:val="24"/>
+        </w:rPr>
+        <w:t>Can we add the extra slice in this release? Only if Aman Kumar signs it.</w:t>
+      </w:r>
+    </w:p>
+    <w:p>
+      <w:pPr>
+        <w:pStyle w:val="ListBullet"/>
+        <w:spacing w:before="20" w:after="60" w:line="260" w:lineRule="auto"/>
+      </w:pPr>
+      <w:r>
+        <w:rPr>
+          <w:rFonts w:ascii="Liberation Serif" w:hAnsi="Liberation Serif" w:eastAsia="Liberation Serif" w:cs="Liberation Serif"/>
+          <w:color w:val="222222"/>
+          <w:sz w:val="24"/>
+        </w:rPr>
+        <w:t>Is id.oak.internal a special case? No.</w:t>
+      </w:r>
+    </w:p>
+    <w:p>
+      <w:pPr>
+        <w:pStyle w:val="ListBullet"/>
+        <w:spacing w:before="20" w:after="60" w:line="260" w:lineRule="auto"/>
+      </w:pPr>
+      <w:r>
+        <w:rPr>
+          <w:rFonts w:ascii="Liberation Serif" w:hAnsi="Liberation Serif" w:eastAsia="Liberation Serif" w:cs="Liberation Serif"/>
+          <w:color w:val="222222"/>
+          <w:sz w:val="24"/>
+        </w:rPr>
+        <w:t>Who closes OAK-MTG-2019-044? Elena Vasquez.</w:t>
+      </w:r>
+    </w:p>
+    <w:p>
+      <w:pPr>
+        <w:pStyle w:val="ListBullet"/>
+        <w:spacing w:before="20" w:after="60" w:line="260" w:lineRule="auto"/>
+      </w:pPr>
+      <w:r>
+        <w:rPr>
+          <w:rFonts w:ascii="Liberation Serif" w:hAnsi="Liberation Serif" w:eastAsia="Liberation Serif" w:cs="Liberation Serif"/>
+          <w:color w:val="222222"/>
+          <w:sz w:val="24"/>
+        </w:rPr>
+        <w:t>What number do I cite? 01, or I say it is stale.</w:t>
+      </w:r>
+    </w:p>
+    <w:p>
+      <w:pPr>
+        <w:spacing w:before="0" w:after="220" w:line="403" w:lineRule="auto"/>
+      </w:pPr>
+      <w:r>
+        <w:rPr>
+          <w:rFonts w:ascii="Liberation Serif" w:hAnsi="Liberation Serif" w:eastAsia="Liberation Serif" w:cs="Liberation Serif"/>
+          <w:color w:val="222222"/>
+          <w:sz w:val="24"/>
+        </w:rPr>
+        <w:t>If the answer changes, we change the front of OAK-TDD-2020-002 in review. We do not keep a shadow FAQ. Aman Kumar will not maintain two truths.</w:t>
+      </w:r>
+    </w:p>
+    <w:p>
+      <w:pPr>
+        <w:spacing w:before="0" w:after="220" w:line="403" w:lineRule="auto"/>
+      </w:pPr>
+      <w:r>
+        <w:rPr>
+          <w:rFonts w:ascii="Liberation Serif" w:hAnsi="Liberation Serif" w:eastAsia="Liberation Serif" w:cs="Liberation Serif"/>
+          <w:color w:val="222222"/>
+          <w:sz w:val="24"/>
+        </w:rPr>
+        <w:t>The question I will not answer in Slack is 'can we just this once.' The answer is already no, and writing it on OAK-MTG-2019-044 is what makes it a record. If Walt Hendricks needs a user-visible version, they get the comms leftover, not this list.</w:t>
+      </w:r>
+    </w:p>
+    <w:p>
+      <w:pPr>
+        <w:spacing w:before="0" w:after="220" w:line="403" w:lineRule="auto"/>
+      </w:pPr>
+      <w:r>
+        <w:rPr>
+          <w:rFonts w:ascii="Liberation Serif" w:hAnsi="Liberation Serif" w:eastAsia="Liberation Serif" w:cs="Liberation Serif"/>
+          <w:color w:val="222222"/>
+          <w:sz w:val="24"/>
+        </w:rPr>
+        <w:t>I bounced a hallway yes on secret skew that looks like 'no work', polling faster is not a substitute for fixing secret skew that looks like 'no work', and object on OAK-SOP-2020-011, not in a side thread.</w:t>
+      </w:r>
+    </w:p>
+    <w:p>
+      <w:pPr>
+        <w:spacing w:before="0" w:after="220" w:line="403" w:lineRule="auto"/>
+      </w:pPr>
+      <w:r>
+        <w:rPr>
+          <w:rFonts w:ascii="Liberation Serif" w:hAnsi="Liberation Serif" w:eastAsia="Liberation Serif" w:cs="Liberation Serif"/>
+          <w:color w:val="222222"/>
+          <w:sz w:val="24"/>
+        </w:rPr>
+        <w:t>after January 21, 2020, leftover access for secret skew that looks like 'no work' is a bug, not a courtesy, grant expiry is a date Diego Alvarez writes on OAK-4412-DBA, and I ping once and after that Diego Alvarez is late, not blocked.</w:t>
+      </w:r>
+    </w:p>
+    <w:p>
+      <w:pPr>
+        <w:pStyle w:val="Heading2"/>
+      </w:pPr>
+      <w:r>
+        <w:t>Expand then contract (a vendor overlay we already rejected)</w:t>
+      </w:r>
+    </w:p>
+    <w:p>
+      <w:pPr>
+        <w:spacing w:before="0" w:after="220" w:line="403" w:lineRule="auto"/>
+      </w:pPr>
+      <w:r>
+        <w:rPr>
+          <w:rFonts w:ascii="Liberation Serif" w:hAnsi="Liberation Serif" w:eastAsia="Liberation Serif" w:cs="Liberation Serif"/>
+          <w:color w:val="222222"/>
+          <w:sz w:val="24"/>
+        </w:rPr>
+        <w:t>The column or field that moved is the one a vendor overlay we already rejected cares about on inv-api-01.oak.internal. Order is expand, backfill, contract. I will not drop a column in the same release as a code deploy that still reads it. Owner Helix Grid. Ticket OAK-DOC-2020-003. Dual-write window is measured in hours, not left open. If the backfill is still running at a freeze, I stop the freeze, not the backfill, unless legal says otherwise. I write the stop condition on OAK-DOC-2020-003 before I start the job.</w:t>
+      </w:r>
+    </w:p>
+    <w:p>
+      <w:pPr>
+        <w:spacing w:before="0" w:after="220" w:line="403" w:lineRule="auto"/>
+      </w:pPr>
+      <w:r>
+        <w:rPr>
+          <w:rFonts w:ascii="Liberation Serif" w:hAnsi="Liberation Serif" w:eastAsia="Liberation Serif" w:cs="Liberation Serif"/>
+          <w:color w:val="222222"/>
+          <w:sz w:val="24"/>
+        </w:rPr>
+        <w:t>Rejected: rewrite the type in place because Postgres will 'just cast it.' That is how we locked inv-api-01.oak.internal for longer than the 5s budget last time. Historical load never runs on the OLTP primary. Cost the job, then run it. Number from the front I am using as the size hint: 12.</w:t>
+      </w:r>
+    </w:p>
+    <w:p>
+      <w:pPr>
+        <w:pStyle w:val="ListNumber"/>
+        <w:spacing w:before="20" w:after="60" w:line="260" w:lineRule="auto"/>
+      </w:pPr>
+      <w:r>
+        <w:rPr>
+          <w:rFonts w:ascii="Liberation Serif" w:hAnsi="Liberation Serif" w:eastAsia="Liberation Serif" w:cs="Liberation Serif"/>
+          <w:color w:val="222222"/>
+          <w:sz w:val="24"/>
+        </w:rPr>
+        <w:t>Add the new column or field. Ship readers that tolerate both. OAK-DOC-2020-003.</w:t>
+      </w:r>
+    </w:p>
+    <w:p>
+      <w:pPr>
+        <w:pStyle w:val="ListNumber"/>
+        <w:spacing w:before="20" w:after="60" w:line="260" w:lineRule="auto"/>
+      </w:pPr>
+      <w:r>
+        <w:rPr>
+          <w:rFonts w:ascii="Liberation Serif" w:hAnsi="Liberation Serif" w:eastAsia="Liberation Serif" w:cs="Liberation Serif"/>
+          <w:color w:val="222222"/>
+          <w:sz w:val="24"/>
+        </w:rPr>
+        <w:t>Backfill in batches of 13k. Pause on replication lag.</w:t>
+      </w:r>
+    </w:p>
+    <w:p>
+      <w:pPr>
+        <w:pStyle w:val="ListNumber"/>
+        <w:spacing w:before="20" w:after="60" w:line="260" w:lineRule="auto"/>
+      </w:pPr>
+      <w:r>
+        <w:rPr>
+          <w:rFonts w:ascii="Liberation Serif" w:hAnsi="Liberation Serif" w:eastAsia="Liberation Serif" w:cs="Liberation Serif"/>
+          <w:color w:val="222222"/>
+          <w:sz w:val="24"/>
+        </w:rPr>
+        <w:t>Flip writers. Watch error class, not CPU.</w:t>
+      </w:r>
+    </w:p>
+    <w:p>
+      <w:pPr>
+        <w:pStyle w:val="ListNumber"/>
+        <w:spacing w:before="20" w:after="60" w:line="260" w:lineRule="auto"/>
+      </w:pPr>
+      <w:r>
+        <w:rPr>
+          <w:rFonts w:ascii="Liberation Serif" w:hAnsi="Liberation Serif" w:eastAsia="Liberation Serif" w:cs="Liberation Serif"/>
+          <w:color w:val="222222"/>
+          <w:sz w:val="24"/>
+        </w:rPr>
+        <w:t>Contract only after Helix Grid signs the count on OAK-DOC-2020-003.</w:t>
+      </w:r>
+    </w:p>
+    <w:p>
+      <w:pPr>
+        <w:spacing w:before="0" w:after="220" w:line="403" w:lineRule="auto"/>
+      </w:pPr>
+      <w:r>
+        <w:rPr>
+          <w:rFonts w:ascii="Liberation Serif" w:hAnsi="Liberation Serif" w:eastAsia="Liberation Serif" w:cs="Liberation Serif"/>
+          <w:color w:val="222222"/>
+          <w:sz w:val="24"/>
+        </w:rPr>
+        <w:t>Aman Kumar owes a close on a vendor overlay we already rejected by January 22, 2020, not a status emoji, a green job with no rows still pages, and abort beats a lying dual-run.</w:t>
+      </w:r>
+    </w:p>
+    <w:p>
+      <w:pPr>
+        <w:spacing w:before="0" w:after="220" w:line="403" w:lineRule="auto"/>
+      </w:pPr>
+      <w:r>
+        <w:rPr>
+          <w:rFonts w:ascii="Liberation Serif" w:hAnsi="Liberation Serif" w:eastAsia="Liberation Serif" w:cs="Liberation Serif"/>
+          <w:color w:val="222222"/>
+          <w:sz w:val="24"/>
+        </w:rPr>
+        <w:t>leftover a vendor overlay we already rejected sits with Spring Boot on OAK-4412, polling faster is not a substitute for fixing a vendor overlay we already rejected, and the sample I would still defend uses the same clock as 22.</w:t>
+      </w:r>
+    </w:p>
+    <w:p>
+      <w:pPr>
+        <w:pStyle w:val="Heading2"/>
+      </w:pPr>
+      <w:r>
+        <w:t>What I would quote for dropping a column in the same release as the readers</w:t>
+      </w:r>
+    </w:p>
+    <w:p>
+      <w:pPr>
+        <w:spacing w:before="0" w:after="220" w:line="403" w:lineRule="auto"/>
+      </w:pPr>
+      <w:r>
+        <w:rPr>
+          <w:rFonts w:ascii="Liberation Serif" w:hAnsi="Liberation Serif" w:eastAsia="Liberation Serif" w:cs="Liberation Serif"/>
+          <w:color w:val="222222"/>
+          <w:sz w:val="24"/>
+        </w:rPr>
+        <w:t>These are working numbers for dropping a column in the same release as the readers, not a new model. If they disagree with the front of Oakridge inventory-api v1 REST design, the front wins. I measured on redis-inv-01.oak.internal. Ticket OAK-SOP-2020-011. Owner for the next measurement is September Node. Sample window was 70 minutes. Rows in the sample: 16248. Front-matter figure I am not relitigating: 4.1.</w:t>
+      </w:r>
+    </w:p>
+    <w:p>
+      <w:pPr>
+        <w:spacing w:before="80" w:after="60" w:line="200" w:lineRule="auto"/>
       </w:pPr>
       <w:r>
         <w:rPr>
@@ -12721,112 +9766,688 @@
           <w:color w:val="555555"/>
           <w:sz w:val="17"/>
         </w:rPr>
-        <w:t>Shape of the dry-run, not a paste of production data. OAK-4412-DBA.</w:t>
+        <w:t>Working measurements for OAK-TDD-2020-002, dropping a column in the same release as the readers.</w:t>
       </w:r>
     </w:p>
     <w:tbl>
       <w:tblPr>
         <w:tblW w:type="auto" w:w="0"/>
+        <w:jc w:val="center"/>
+        <w:tblLayout w:type="autofit"/>
         <w:tblLook w:firstColumn="1" w:firstRow="1" w:lastColumn="0" w:lastRow="0" w:noHBand="0" w:noVBand="1" w:val="04A0"/>
       </w:tblPr>
       <w:tblGrid>
-        <w:gridCol w:w="8928"/>
+        <w:gridCol w:w="2232"/>
+        <w:gridCol w:w="2232"/>
+        <w:gridCol w:w="2232"/>
+        <w:gridCol w:w="2232"/>
       </w:tblGrid>
       <w:tr>
         <w:tc>
           <w:tcPr>
-            <w:tcW w:type="dxa" w:w="8928"/>
-            <w:shd w:fill="F3F4F6" w:val="clear"/>
+            <w:tcW w:type="dxa" w:w="2232"/>
+            <w:shd w:fill="3A4540" w:val="clear"/>
             <w:tcBorders>
-              <w:top w:val="single" w:sz="6" w:space="0" w:color="C5CDD6"/>
-              <w:left w:val="single" w:sz="6" w:space="0" w:color="C5CDD6"/>
-              <w:bottom w:val="single" w:sz="6" w:space="0" w:color="C5CDD6"/>
-              <w:right w:val="single" w:sz="6" w:space="0" w:color="C5CDD6"/>
+              <w:top w:val="single" w:sz="4" w:space="0" w:color="3E4A43"/>
+              <w:left w:val="single" w:sz="4" w:space="0" w:color="3E4A43"/>
+              <w:bottom w:val="single" w:sz="4" w:space="0" w:color="3E4A43"/>
+              <w:right w:val="single" w:sz="4" w:space="0" w:color="3E4A43"/>
             </w:tcBorders>
             <w:tcMar>
-              <w:top w:w="90" w:type="dxa"/>
-              <w:left w:w="120" w:type="dxa"/>
-              <w:bottom w:w="90" w:type="dxa"/>
-              <w:right w:w="120" w:type="dxa"/>
+              <w:top w:w="50" w:type="dxa"/>
+              <w:left w:w="70" w:type="dxa"/>
+              <w:bottom w:w="50" w:type="dxa"/>
+              <w:right w:w="70" w:type="dxa"/>
             </w:tcMar>
           </w:tcPr>
           <w:p>
             <w:pPr>
-              <w:spacing w:before="0" w:after="0" w:line="220" w:lineRule="auto"/>
+              <w:spacing w:before="0" w:after="0" w:line="230" w:lineRule="auto"/>
             </w:pPr>
             <w:r/>
             <w:r>
               <w:rPr>
-                <w:rFonts w:ascii="Liberation Mono" w:hAnsi="Liberation Mono" w:eastAsia="Liberation Mono" w:cs="Liberation Mono"/>
-                <w:color w:val="222222"/>
-                <w:sz w:val="17"/>
+                <w:rFonts w:ascii="Liberation Sans" w:hAnsi="Liberation Sans" w:eastAsia="Liberation Sans" w:cs="Liberation Sans"/>
+                <w:b/>
+                <w:color w:val="FFFFFF"/>
+                <w:sz w:val="18"/>
               </w:rPr>
-              <w:t># OAK-TDD-2020-002 dry-run / identifiers in chat, logs, or a support zip</w:t>
+              <w:t>Clock</w:t>
             </w:r>
           </w:p>
+        </w:tc>
+        <w:tc>
+          <w:tcPr>
+            <w:tcW w:type="dxa" w:w="2232"/>
+            <w:shd w:fill="3A4540" w:val="clear"/>
+            <w:tcBorders>
+              <w:top w:val="single" w:sz="4" w:space="0" w:color="3E4A43"/>
+              <w:left w:val="single" w:sz="4" w:space="0" w:color="3E4A43"/>
+              <w:bottom w:val="single" w:sz="4" w:space="0" w:color="3E4A43"/>
+              <w:right w:val="single" w:sz="4" w:space="0" w:color="3E4A43"/>
+            </w:tcBorders>
+            <w:tcMar>
+              <w:top w:w="50" w:type="dxa"/>
+              <w:left w:w="70" w:type="dxa"/>
+              <w:bottom w:w="50" w:type="dxa"/>
+              <w:right w:w="70" w:type="dxa"/>
+            </w:tcMar>
+          </w:tcPr>
           <w:p>
             <w:pPr>
-              <w:spacing w:before="0" w:after="0" w:line="220" w:lineRule="auto"/>
+              <w:spacing w:before="0" w:after="0" w:line="230" w:lineRule="auto"/>
             </w:pPr>
+            <w:r/>
             <w:r>
               <w:rPr>
-                <w:rFonts w:ascii="Liberation Mono" w:hAnsi="Liberation Mono" w:eastAsia="Liberation Mono" w:cs="Liberation Mono"/>
-                <w:color w:val="222222"/>
-                <w:sz w:val="17"/>
+                <w:rFonts w:ascii="Liberation Sans" w:hAnsi="Liberation Sans" w:eastAsia="Liberation Sans" w:cs="Liberation Sans"/>
+                <w:b/>
+                <w:color w:val="FFFFFF"/>
+                <w:sz w:val="18"/>
               </w:rPr>
-              <w:t># run on id.oak.internal or a listed replica, read-only</w:t>
+              <w:t>Value</w:t>
             </w:r>
           </w:p>
+        </w:tc>
+        <w:tc>
+          <w:tcPr>
+            <w:tcW w:type="dxa" w:w="2232"/>
+            <w:shd w:fill="3A4540" w:val="clear"/>
+            <w:tcBorders>
+              <w:top w:val="single" w:sz="4" w:space="0" w:color="3E4A43"/>
+              <w:left w:val="single" w:sz="4" w:space="0" w:color="3E4A43"/>
+              <w:bottom w:val="single" w:sz="4" w:space="0" w:color="3E4A43"/>
+              <w:right w:val="single" w:sz="4" w:space="0" w:color="3E4A43"/>
+            </w:tcBorders>
+            <w:tcMar>
+              <w:top w:w="50" w:type="dxa"/>
+              <w:left w:w="70" w:type="dxa"/>
+              <w:bottom w:w="50" w:type="dxa"/>
+              <w:right w:w="70" w:type="dxa"/>
+            </w:tcMar>
+          </w:tcPr>
           <w:p>
             <w:pPr>
-              <w:spacing w:before="0" w:after="0" w:line="220" w:lineRule="auto"/>
+              <w:spacing w:before="0" w:after="0" w:line="230" w:lineRule="auto"/>
             </w:pPr>
+            <w:r/>
             <w:r>
               <w:rPr>
-                <w:rFonts w:ascii="Liberation Mono" w:hAnsi="Liberation Mono" w:eastAsia="Liberation Mono" w:cs="Liberation Mono"/>
-                <w:color w:val="222222"/>
-                <w:sz w:val="17"/>
+                <w:rFonts w:ascii="Liberation Sans" w:hAnsi="Liberation Sans" w:eastAsia="Liberation Sans" w:cs="Liberation Sans"/>
+                <w:b/>
+                <w:color w:val="FFFFFF"/>
+                <w:sz w:val="18"/>
               </w:rPr>
-              <w:t>date -u</w:t>
+              <w:t>Where</w:t>
             </w:r>
           </w:p>
+        </w:tc>
+        <w:tc>
+          <w:tcPr>
+            <w:tcW w:type="dxa" w:w="2232"/>
+            <w:shd w:fill="3A4540" w:val="clear"/>
+            <w:tcBorders>
+              <w:top w:val="single" w:sz="4" w:space="0" w:color="3E4A43"/>
+              <w:left w:val="single" w:sz="4" w:space="0" w:color="3E4A43"/>
+              <w:bottom w:val="single" w:sz="4" w:space="0" w:color="3E4A43"/>
+              <w:right w:val="single" w:sz="4" w:space="0" w:color="3E4A43"/>
+            </w:tcBorders>
+            <w:tcMar>
+              <w:top w:w="50" w:type="dxa"/>
+              <w:left w:w="70" w:type="dxa"/>
+              <w:bottom w:w="50" w:type="dxa"/>
+              <w:right w:w="70" w:type="dxa"/>
+            </w:tcMar>
+          </w:tcPr>
           <w:p>
             <w:pPr>
-              <w:spacing w:before="0" w:after="0" w:line="220" w:lineRule="auto"/>
+              <w:spacing w:before="0" w:after="0" w:line="230" w:lineRule="auto"/>
             </w:pPr>
+            <w:r/>
             <w:r>
               <w:rPr>
-                <w:rFonts w:ascii="Liberation Mono" w:hAnsi="Liberation Mono" w:eastAsia="Liberation Mono" w:cs="Liberation Mono"/>
-                <w:color w:val="222222"/>
-                <w:sz w:val="17"/>
+                <w:rFonts w:ascii="Liberation Sans" w:hAnsi="Liberation Sans" w:eastAsia="Liberation Sans" w:cs="Liberation Sans"/>
+                <w:b/>
+                <w:color w:val="FFFFFF"/>
+                <w:sz w:val="18"/>
               </w:rPr>
-              <w:t># print the count the write would touch</w:t>
+              <w:t>Who repeats it</w:t>
             </w:r>
           </w:p>
+        </w:tc>
+      </w:tr>
+      <w:tr>
+        <w:tc>
+          <w:tcPr>
+            <w:tcW w:type="dxa" w:w="2232"/>
+            <w:shd w:fill="FFFFFF" w:val="clear"/>
+            <w:tcBorders>
+              <w:top w:val="single" w:sz="4" w:space="0" w:color="C5CDD6"/>
+              <w:left w:val="single" w:sz="4" w:space="0" w:color="C5CDD6"/>
+              <w:bottom w:val="single" w:sz="4" w:space="0" w:color="C5CDD6"/>
+              <w:right w:val="single" w:sz="4" w:space="0" w:color="C5CDD6"/>
+            </w:tcBorders>
+            <w:tcMar>
+              <w:top w:w="50" w:type="dxa"/>
+              <w:left w:w="70" w:type="dxa"/>
+              <w:bottom w:w="50" w:type="dxa"/>
+              <w:right w:w="70" w:type="dxa"/>
+            </w:tcMar>
+          </w:tcPr>
           <w:p>
             <w:pPr>
-              <w:spacing w:before="0" w:after="0" w:line="220" w:lineRule="auto"/>
+              <w:spacing w:before="0" w:after="0" w:line="230" w:lineRule="auto"/>
             </w:pPr>
+            <w:r/>
             <w:r>
               <w:rPr>
-                <w:rFonts w:ascii="Liberation Mono" w:hAnsi="Liberation Mono" w:eastAsia="Liberation Mono" w:cs="Liberation Mono"/>
+                <w:rFonts w:ascii="Liberation Serif" w:hAnsi="Liberation Serif" w:eastAsia="Liberation Serif" w:cs="Liberation Serif"/>
+                <w:b w:val="0"/>
                 <w:color w:val="222222"/>
-                <w:sz w:val="17"/>
+                <w:sz w:val="19"/>
               </w:rPr>
-              <w:t># abort if the count is 0, or larger than 5x the front-matter guess</w:t>
+              <w:t>p95 I would quote</w:t>
             </w:r>
           </w:p>
+        </w:tc>
+        <w:tc>
+          <w:tcPr>
+            <w:tcW w:type="dxa" w:w="2232"/>
+            <w:shd w:fill="FFFFFF" w:val="clear"/>
+            <w:tcBorders>
+              <w:top w:val="single" w:sz="4" w:space="0" w:color="C5CDD6"/>
+              <w:left w:val="single" w:sz="4" w:space="0" w:color="C5CDD6"/>
+              <w:bottom w:val="single" w:sz="4" w:space="0" w:color="C5CDD6"/>
+              <w:right w:val="single" w:sz="4" w:space="0" w:color="C5CDD6"/>
+            </w:tcBorders>
+            <w:tcMar>
+              <w:top w:w="50" w:type="dxa"/>
+              <w:left w:w="70" w:type="dxa"/>
+              <w:bottom w:w="50" w:type="dxa"/>
+              <w:right w:w="70" w:type="dxa"/>
+            </w:tcMar>
+          </w:tcPr>
           <w:p>
             <w:pPr>
-              <w:spacing w:before="0" w:after="0" w:line="220" w:lineRule="auto"/>
+              <w:spacing w:before="0" w:after="0" w:line="230" w:lineRule="auto"/>
             </w:pPr>
+            <w:r/>
             <w:r>
               <w:rPr>
-                <w:rFonts w:ascii="Liberation Mono" w:hAnsi="Liberation Mono" w:eastAsia="Liberation Mono" w:cs="Liberation Mono"/>
+                <w:rFonts w:ascii="Liberation Serif" w:hAnsi="Liberation Serif" w:eastAsia="Liberation Serif" w:cs="Liberation Serif"/>
+                <w:b w:val="0"/>
                 <w:color w:val="222222"/>
-                <w:sz w:val="17"/>
+                <w:sz w:val="19"/>
               </w:rPr>
-              <w:t># write the number on OAK-4412-DBA before any mutate</w:t>
+              <w:t>73.0</w:t>
+            </w:r>
+          </w:p>
+        </w:tc>
+        <w:tc>
+          <w:tcPr>
+            <w:tcW w:type="dxa" w:w="2232"/>
+            <w:shd w:fill="FFFFFF" w:val="clear"/>
+            <w:tcBorders>
+              <w:top w:val="single" w:sz="4" w:space="0" w:color="C5CDD6"/>
+              <w:left w:val="single" w:sz="4" w:space="0" w:color="C5CDD6"/>
+              <w:bottom w:val="single" w:sz="4" w:space="0" w:color="C5CDD6"/>
+              <w:right w:val="single" w:sz="4" w:space="0" w:color="C5CDD6"/>
+            </w:tcBorders>
+            <w:tcMar>
+              <w:top w:w="50" w:type="dxa"/>
+              <w:left w:w="70" w:type="dxa"/>
+              <w:bottom w:w="50" w:type="dxa"/>
+              <w:right w:w="70" w:type="dxa"/>
+            </w:tcMar>
+          </w:tcPr>
+          <w:p>
+            <w:pPr>
+              <w:spacing w:before="0" w:after="0" w:line="230" w:lineRule="auto"/>
+            </w:pPr>
+            <w:r/>
+            <w:r>
+              <w:rPr>
+                <w:rFonts w:ascii="Liberation Serif" w:hAnsi="Liberation Serif" w:eastAsia="Liberation Serif" w:cs="Liberation Serif"/>
+                <w:b w:val="0"/>
+                <w:color w:val="222222"/>
+                <w:sz w:val="19"/>
+              </w:rPr>
+              <w:t>redis-inv-01.oak.internal</w:t>
+            </w:r>
+          </w:p>
+        </w:tc>
+        <w:tc>
+          <w:tcPr>
+            <w:tcW w:type="dxa" w:w="2232"/>
+            <w:shd w:fill="FFFFFF" w:val="clear"/>
+            <w:tcBorders>
+              <w:top w:val="single" w:sz="4" w:space="0" w:color="C5CDD6"/>
+              <w:left w:val="single" w:sz="4" w:space="0" w:color="C5CDD6"/>
+              <w:bottom w:val="single" w:sz="4" w:space="0" w:color="C5CDD6"/>
+              <w:right w:val="single" w:sz="4" w:space="0" w:color="C5CDD6"/>
+            </w:tcBorders>
+            <w:tcMar>
+              <w:top w:w="50" w:type="dxa"/>
+              <w:left w:w="70" w:type="dxa"/>
+              <w:bottom w:w="50" w:type="dxa"/>
+              <w:right w:w="70" w:type="dxa"/>
+            </w:tcMar>
+          </w:tcPr>
+          <w:p>
+            <w:pPr>
+              <w:spacing w:before="0" w:after="0" w:line="230" w:lineRule="auto"/>
+            </w:pPr>
+            <w:r/>
+            <w:r>
+              <w:rPr>
+                <w:rFonts w:ascii="Liberation Serif" w:hAnsi="Liberation Serif" w:eastAsia="Liberation Serif" w:cs="Liberation Serif"/>
+                <w:b w:val="0"/>
+                <w:color w:val="222222"/>
+                <w:sz w:val="19"/>
+              </w:rPr>
+              <w:t>September Node</w:t>
+            </w:r>
+          </w:p>
+        </w:tc>
+      </w:tr>
+      <w:tr>
+        <w:tc>
+          <w:tcPr>
+            <w:tcW w:type="dxa" w:w="2232"/>
+            <w:shd w:fill="E7EDE8" w:val="clear"/>
+            <w:tcBorders>
+              <w:top w:val="single" w:sz="4" w:space="0" w:color="C5CDD6"/>
+              <w:left w:val="single" w:sz="4" w:space="0" w:color="C5CDD6"/>
+              <w:bottom w:val="single" w:sz="4" w:space="0" w:color="C5CDD6"/>
+              <w:right w:val="single" w:sz="4" w:space="0" w:color="C5CDD6"/>
+            </w:tcBorders>
+            <w:tcMar>
+              <w:top w:w="50" w:type="dxa"/>
+              <w:left w:w="70" w:type="dxa"/>
+              <w:bottom w:w="50" w:type="dxa"/>
+              <w:right w:w="70" w:type="dxa"/>
+            </w:tcMar>
+          </w:tcPr>
+          <w:p>
+            <w:pPr>
+              <w:spacing w:before="0" w:after="0" w:line="230" w:lineRule="auto"/>
+            </w:pPr>
+            <w:r/>
+            <w:r>
+              <w:rPr>
+                <w:rFonts w:ascii="Liberation Serif" w:hAnsi="Liberation Serif" w:eastAsia="Liberation Serif" w:cs="Liberation Serif"/>
+                <w:b w:val="0"/>
+                <w:color w:val="222222"/>
+                <w:sz w:val="19"/>
+              </w:rPr>
+              <w:t>errors in the sampled hour</w:t>
+            </w:r>
+          </w:p>
+        </w:tc>
+        <w:tc>
+          <w:tcPr>
+            <w:tcW w:type="dxa" w:w="2232"/>
+            <w:shd w:fill="E7EDE8" w:val="clear"/>
+            <w:tcBorders>
+              <w:top w:val="single" w:sz="4" w:space="0" w:color="C5CDD6"/>
+              <w:left w:val="single" w:sz="4" w:space="0" w:color="C5CDD6"/>
+              <w:bottom w:val="single" w:sz="4" w:space="0" w:color="C5CDD6"/>
+              <w:right w:val="single" w:sz="4" w:space="0" w:color="C5CDD6"/>
+            </w:tcBorders>
+            <w:tcMar>
+              <w:top w:w="50" w:type="dxa"/>
+              <w:left w:w="70" w:type="dxa"/>
+              <w:bottom w:w="50" w:type="dxa"/>
+              <w:right w:w="70" w:type="dxa"/>
+            </w:tcMar>
+          </w:tcPr>
+          <w:p>
+            <w:pPr>
+              <w:spacing w:before="0" w:after="0" w:line="230" w:lineRule="auto"/>
+            </w:pPr>
+            <w:r/>
+            <w:r>
+              <w:rPr>
+                <w:rFonts w:ascii="Liberation Serif" w:hAnsi="Liberation Serif" w:eastAsia="Liberation Serif" w:cs="Liberation Serif"/>
+                <w:b w:val="0"/>
+                <w:color w:val="222222"/>
+                <w:sz w:val="19"/>
+              </w:rPr>
+              <w:t>2</w:t>
+            </w:r>
+          </w:p>
+        </w:tc>
+        <w:tc>
+          <w:tcPr>
+            <w:tcW w:type="dxa" w:w="2232"/>
+            <w:shd w:fill="E7EDE8" w:val="clear"/>
+            <w:tcBorders>
+              <w:top w:val="single" w:sz="4" w:space="0" w:color="C5CDD6"/>
+              <w:left w:val="single" w:sz="4" w:space="0" w:color="C5CDD6"/>
+              <w:bottom w:val="single" w:sz="4" w:space="0" w:color="C5CDD6"/>
+              <w:right w:val="single" w:sz="4" w:space="0" w:color="C5CDD6"/>
+            </w:tcBorders>
+            <w:tcMar>
+              <w:top w:w="50" w:type="dxa"/>
+              <w:left w:w="70" w:type="dxa"/>
+              <w:bottom w:w="50" w:type="dxa"/>
+              <w:right w:w="70" w:type="dxa"/>
+            </w:tcMar>
+          </w:tcPr>
+          <w:p>
+            <w:pPr>
+              <w:spacing w:before="0" w:after="0" w:line="230" w:lineRule="auto"/>
+            </w:pPr>
+            <w:r/>
+            <w:r>
+              <w:rPr>
+                <w:rFonts w:ascii="Liberation Serif" w:hAnsi="Liberation Serif" w:eastAsia="Liberation Serif" w:cs="Liberation Serif"/>
+                <w:b w:val="0"/>
+                <w:color w:val="222222"/>
+                <w:sz w:val="19"/>
+              </w:rPr>
+              <w:t>redis-inv-01.oak.internal</w:t>
+            </w:r>
+          </w:p>
+        </w:tc>
+        <w:tc>
+          <w:tcPr>
+            <w:tcW w:type="dxa" w:w="2232"/>
+            <w:shd w:fill="E7EDE8" w:val="clear"/>
+            <w:tcBorders>
+              <w:top w:val="single" w:sz="4" w:space="0" w:color="C5CDD6"/>
+              <w:left w:val="single" w:sz="4" w:space="0" w:color="C5CDD6"/>
+              <w:bottom w:val="single" w:sz="4" w:space="0" w:color="C5CDD6"/>
+              <w:right w:val="single" w:sz="4" w:space="0" w:color="C5CDD6"/>
+            </w:tcBorders>
+            <w:tcMar>
+              <w:top w:w="50" w:type="dxa"/>
+              <w:left w:w="70" w:type="dxa"/>
+              <w:bottom w:w="50" w:type="dxa"/>
+              <w:right w:w="70" w:type="dxa"/>
+            </w:tcMar>
+          </w:tcPr>
+          <w:p>
+            <w:pPr>
+              <w:spacing w:before="0" w:after="0" w:line="230" w:lineRule="auto"/>
+            </w:pPr>
+            <w:r/>
+            <w:r>
+              <w:rPr>
+                <w:rFonts w:ascii="Liberation Serif" w:hAnsi="Liberation Serif" w:eastAsia="Liberation Serif" w:cs="Liberation Serif"/>
+                <w:b w:val="0"/>
+                <w:color w:val="222222"/>
+                <w:sz w:val="19"/>
+              </w:rPr>
+              <w:t>Aman Kumar</w:t>
+            </w:r>
+          </w:p>
+        </w:tc>
+      </w:tr>
+      <w:tr>
+        <w:tc>
+          <w:tcPr>
+            <w:tcW w:type="dxa" w:w="2232"/>
+            <w:shd w:fill="FFFFFF" w:val="clear"/>
+            <w:tcBorders>
+              <w:top w:val="single" w:sz="4" w:space="0" w:color="C5CDD6"/>
+              <w:left w:val="single" w:sz="4" w:space="0" w:color="C5CDD6"/>
+              <w:bottom w:val="single" w:sz="4" w:space="0" w:color="C5CDD6"/>
+              <w:right w:val="single" w:sz="4" w:space="0" w:color="C5CDD6"/>
+            </w:tcBorders>
+            <w:tcMar>
+              <w:top w:w="50" w:type="dxa"/>
+              <w:left w:w="70" w:type="dxa"/>
+              <w:bottom w:w="50" w:type="dxa"/>
+              <w:right w:w="70" w:type="dxa"/>
+            </w:tcMar>
+          </w:tcPr>
+          <w:p>
+            <w:pPr>
+              <w:spacing w:before="0" w:after="0" w:line="230" w:lineRule="auto"/>
+            </w:pPr>
+            <w:r/>
+            <w:r>
+              <w:rPr>
+                <w:rFonts w:ascii="Liberation Serif" w:hAnsi="Liberation Serif" w:eastAsia="Liberation Serif" w:cs="Liberation Serif"/>
+                <w:b w:val="0"/>
+                <w:color w:val="222222"/>
+                <w:sz w:val="19"/>
+              </w:rPr>
+              <w:t>queue or backlog</w:t>
+            </w:r>
+          </w:p>
+        </w:tc>
+        <w:tc>
+          <w:tcPr>
+            <w:tcW w:type="dxa" w:w="2232"/>
+            <w:shd w:fill="FFFFFF" w:val="clear"/>
+            <w:tcBorders>
+              <w:top w:val="single" w:sz="4" w:space="0" w:color="C5CDD6"/>
+              <w:left w:val="single" w:sz="4" w:space="0" w:color="C5CDD6"/>
+              <w:bottom w:val="single" w:sz="4" w:space="0" w:color="C5CDD6"/>
+              <w:right w:val="single" w:sz="4" w:space="0" w:color="C5CDD6"/>
+            </w:tcBorders>
+            <w:tcMar>
+              <w:top w:w="50" w:type="dxa"/>
+              <w:left w:w="70" w:type="dxa"/>
+              <w:bottom w:w="50" w:type="dxa"/>
+              <w:right w:w="70" w:type="dxa"/>
+            </w:tcMar>
+          </w:tcPr>
+          <w:p>
+            <w:pPr>
+              <w:spacing w:before="0" w:after="0" w:line="230" w:lineRule="auto"/>
+            </w:pPr>
+            <w:r/>
+            <w:r>
+              <w:rPr>
+                <w:rFonts w:ascii="Liberation Serif" w:hAnsi="Liberation Serif" w:eastAsia="Liberation Serif" w:cs="Liberation Serif"/>
+                <w:b w:val="0"/>
+                <w:color w:val="222222"/>
+                <w:sz w:val="19"/>
+              </w:rPr>
+              <w:t>144</w:t>
+            </w:r>
+          </w:p>
+        </w:tc>
+        <w:tc>
+          <w:tcPr>
+            <w:tcW w:type="dxa" w:w="2232"/>
+            <w:shd w:fill="FFFFFF" w:val="clear"/>
+            <w:tcBorders>
+              <w:top w:val="single" w:sz="4" w:space="0" w:color="C5CDD6"/>
+              <w:left w:val="single" w:sz="4" w:space="0" w:color="C5CDD6"/>
+              <w:bottom w:val="single" w:sz="4" w:space="0" w:color="C5CDD6"/>
+              <w:right w:val="single" w:sz="4" w:space="0" w:color="C5CDD6"/>
+            </w:tcBorders>
+            <w:tcMar>
+              <w:top w:w="50" w:type="dxa"/>
+              <w:left w:w="70" w:type="dxa"/>
+              <w:bottom w:w="50" w:type="dxa"/>
+              <w:right w:w="70" w:type="dxa"/>
+            </w:tcMar>
+          </w:tcPr>
+          <w:p>
+            <w:pPr>
+              <w:spacing w:before="0" w:after="0" w:line="230" w:lineRule="auto"/>
+            </w:pPr>
+            <w:r/>
+            <w:r>
+              <w:rPr>
+                <w:rFonts w:ascii="Liberation Serif" w:hAnsi="Liberation Serif" w:eastAsia="Liberation Serif" w:cs="Liberation Serif"/>
+                <w:b w:val="0"/>
+                <w:color w:val="222222"/>
+                <w:sz w:val="19"/>
+              </w:rPr>
+              <w:t>OAK-4412-DBA</w:t>
+            </w:r>
+          </w:p>
+        </w:tc>
+        <w:tc>
+          <w:tcPr>
+            <w:tcW w:type="dxa" w:w="2232"/>
+            <w:shd w:fill="FFFFFF" w:val="clear"/>
+            <w:tcBorders>
+              <w:top w:val="single" w:sz="4" w:space="0" w:color="C5CDD6"/>
+              <w:left w:val="single" w:sz="4" w:space="0" w:color="C5CDD6"/>
+              <w:bottom w:val="single" w:sz="4" w:space="0" w:color="C5CDD6"/>
+              <w:right w:val="single" w:sz="4" w:space="0" w:color="C5CDD6"/>
+            </w:tcBorders>
+            <w:tcMar>
+              <w:top w:w="50" w:type="dxa"/>
+              <w:left w:w="70" w:type="dxa"/>
+              <w:bottom w:w="50" w:type="dxa"/>
+              <w:right w:w="70" w:type="dxa"/>
+            </w:tcMar>
+          </w:tcPr>
+          <w:p>
+            <w:pPr>
+              <w:spacing w:before="0" w:after="0" w:line="230" w:lineRule="auto"/>
+            </w:pPr>
+            <w:r/>
+            <w:r>
+              <w:rPr>
+                <w:rFonts w:ascii="Liberation Serif" w:hAnsi="Liberation Serif" w:eastAsia="Liberation Serif" w:cs="Liberation Serif"/>
+                <w:b w:val="0"/>
+                <w:color w:val="222222"/>
+                <w:sz w:val="19"/>
+              </w:rPr>
+              <w:t>Aman Kumar</w:t>
+            </w:r>
+          </w:p>
+        </w:tc>
+      </w:tr>
+      <w:tr>
+        <w:tc>
+          <w:tcPr>
+            <w:tcW w:type="dxa" w:w="2232"/>
+            <w:shd w:fill="E7EDE8" w:val="clear"/>
+            <w:tcBorders>
+              <w:top w:val="single" w:sz="4" w:space="0" w:color="C5CDD6"/>
+              <w:left w:val="single" w:sz="4" w:space="0" w:color="C5CDD6"/>
+              <w:bottom w:val="single" w:sz="4" w:space="0" w:color="C5CDD6"/>
+              <w:right w:val="single" w:sz="4" w:space="0" w:color="C5CDD6"/>
+            </w:tcBorders>
+            <w:tcMar>
+              <w:top w:w="50" w:type="dxa"/>
+              <w:left w:w="70" w:type="dxa"/>
+              <w:bottom w:w="50" w:type="dxa"/>
+              <w:right w:w="70" w:type="dxa"/>
+            </w:tcMar>
+          </w:tcPr>
+          <w:p>
+            <w:pPr>
+              <w:spacing w:before="0" w:after="0" w:line="230" w:lineRule="auto"/>
+            </w:pPr>
+            <w:r/>
+            <w:r>
+              <w:rPr>
+                <w:rFonts w:ascii="Liberation Serif" w:hAnsi="Liberation Serif" w:eastAsia="Liberation Serif" w:cs="Liberation Serif"/>
+                <w:b w:val="0"/>
+                <w:color w:val="222222"/>
+                <w:sz w:val="19"/>
+              </w:rPr>
+              <w:t>front-matter number</w:t>
+            </w:r>
+          </w:p>
+        </w:tc>
+        <w:tc>
+          <w:tcPr>
+            <w:tcW w:type="dxa" w:w="2232"/>
+            <w:shd w:fill="E7EDE8" w:val="clear"/>
+            <w:tcBorders>
+              <w:top w:val="single" w:sz="4" w:space="0" w:color="C5CDD6"/>
+              <w:left w:val="single" w:sz="4" w:space="0" w:color="C5CDD6"/>
+              <w:bottom w:val="single" w:sz="4" w:space="0" w:color="C5CDD6"/>
+              <w:right w:val="single" w:sz="4" w:space="0" w:color="C5CDD6"/>
+            </w:tcBorders>
+            <w:tcMar>
+              <w:top w:w="50" w:type="dxa"/>
+              <w:left w:w="70" w:type="dxa"/>
+              <w:bottom w:w="50" w:type="dxa"/>
+              <w:right w:w="70" w:type="dxa"/>
+            </w:tcMar>
+          </w:tcPr>
+          <w:p>
+            <w:pPr>
+              <w:spacing w:before="0" w:after="0" w:line="230" w:lineRule="auto"/>
+            </w:pPr>
+            <w:r/>
+            <w:r>
+              <w:rPr>
+                <w:rFonts w:ascii="Liberation Serif" w:hAnsi="Liberation Serif" w:eastAsia="Liberation Serif" w:cs="Liberation Serif"/>
+                <w:b w:val="0"/>
+                <w:color w:val="222222"/>
+                <w:sz w:val="19"/>
+              </w:rPr>
+              <w:t>20</w:t>
+            </w:r>
+          </w:p>
+        </w:tc>
+        <w:tc>
+          <w:tcPr>
+            <w:tcW w:type="dxa" w:w="2232"/>
+            <w:shd w:fill="E7EDE8" w:val="clear"/>
+            <w:tcBorders>
+              <w:top w:val="single" w:sz="4" w:space="0" w:color="C5CDD6"/>
+              <w:left w:val="single" w:sz="4" w:space="0" w:color="C5CDD6"/>
+              <w:bottom w:val="single" w:sz="4" w:space="0" w:color="C5CDD6"/>
+              <w:right w:val="single" w:sz="4" w:space="0" w:color="C5CDD6"/>
+            </w:tcBorders>
+            <w:tcMar>
+              <w:top w:w="50" w:type="dxa"/>
+              <w:left w:w="70" w:type="dxa"/>
+              <w:bottom w:w="50" w:type="dxa"/>
+              <w:right w:w="70" w:type="dxa"/>
+            </w:tcMar>
+          </w:tcPr>
+          <w:p>
+            <w:pPr>
+              <w:spacing w:before="0" w:after="0" w:line="230" w:lineRule="auto"/>
+            </w:pPr>
+            <w:r/>
+            <w:r>
+              <w:rPr>
+                <w:rFonts w:ascii="Liberation Serif" w:hAnsi="Liberation Serif" w:eastAsia="Liberation Serif" w:cs="Liberation Serif"/>
+                <w:b w:val="0"/>
+                <w:color w:val="222222"/>
+                <w:sz w:val="19"/>
+              </w:rPr>
+              <w:t>this file</w:t>
+            </w:r>
+          </w:p>
+        </w:tc>
+        <w:tc>
+          <w:tcPr>
+            <w:tcW w:type="dxa" w:w="2232"/>
+            <w:shd w:fill="E7EDE8" w:val="clear"/>
+            <w:tcBorders>
+              <w:top w:val="single" w:sz="4" w:space="0" w:color="C5CDD6"/>
+              <w:left w:val="single" w:sz="4" w:space="0" w:color="C5CDD6"/>
+              <w:bottom w:val="single" w:sz="4" w:space="0" w:color="C5CDD6"/>
+              <w:right w:val="single" w:sz="4" w:space="0" w:color="C5CDD6"/>
+            </w:tcBorders>
+            <w:tcMar>
+              <w:top w:w="50" w:type="dxa"/>
+              <w:left w:w="70" w:type="dxa"/>
+              <w:bottom w:w="50" w:type="dxa"/>
+              <w:right w:w="70" w:type="dxa"/>
+            </w:tcMar>
+          </w:tcPr>
+          <w:p>
+            <w:pPr>
+              <w:spacing w:before="0" w:after="0" w:line="230" w:lineRule="auto"/>
+            </w:pPr>
+            <w:r/>
+            <w:r>
+              <w:rPr>
+                <w:rFonts w:ascii="Liberation Serif" w:hAnsi="Liberation Serif" w:eastAsia="Liberation Serif" w:cs="Liberation Serif"/>
+                <w:b w:val="0"/>
+                <w:color w:val="222222"/>
+                <w:sz w:val="19"/>
+              </w:rPr>
+              <w:t>Priya Nair</w:t>
             </w:r>
           </w:p>
         </w:tc>
@@ -12839,8 +10460,7 @@
     </w:p>
     <w:p>
       <w:pPr>
-        <w:spacing w:before="0" w:after="240" w:line="427" w:lineRule="auto"/>
-        <w:ind w:firstLine="288"/>
+        <w:spacing w:before="0" w:after="220" w:line="403" w:lineRule="auto"/>
       </w:pPr>
       <w:r>
         <w:rPr>
@@ -12848,13 +10468,12 @@
           <w:color w:val="222222"/>
           <w:sz w:val="24"/>
         </w:rPr>
-        <w:t>Abort is cheaper than a dual-run that violates the unique key. Dual-run that breaks uniqueness is a data incident. Priya Nair does not get to redefine uniqueness to hit a date. Aman Kumar will stop the job.</w:t>
+        <w:t>I will not average this into a team dashboard that hides redis-inv-01.oak.internal. If finance or the EM asks why we did not pick the cheaper looking option, the answer is the page we would have taken and the miss rate on month-end, not a slide. Headroom I want on a normal Tuesday is about 27 percent. Below that I file for hardware or I shed load. I will not do both in the same change. September Node can disagree in writing on OAK-SOP-2020-011.</w:t>
       </w:r>
     </w:p>
     <w:p>
       <w:pPr>
-        <w:spacing w:before="0" w:after="240" w:line="427" w:lineRule="auto"/>
-        <w:ind w:firstLine="288"/>
+        <w:spacing w:before="0" w:after="220" w:line="403" w:lineRule="auto"/>
       </w:pPr>
       <w:r>
         <w:rPr>
@@ -12862,13 +10481,12 @@
           <w:color w:val="222222"/>
           <w:sz w:val="24"/>
         </w:rPr>
-        <w:t>If the dry-run count disagrees with 014 by more than we can explain in one sentence, we do not 'split the difference.' We stop and Diego Alvarez writes the discrepancy on OAK-4412-DBA.</w:t>
+        <w:t>No Node still has dropping a column in the same release as the readers on OAK-MTG-2019-044, grant expiry is a date No Node writes on OAK-MTG-2019-044, and config, Helm, and a flag flip are all changes.</w:t>
       </w:r>
     </w:p>
     <w:p>
       <w:pPr>
-        <w:spacing w:before="0" w:after="240" w:line="427" w:lineRule="auto"/>
-        <w:ind w:firstLine="288"/>
+        <w:spacing w:before="0" w:after="220" w:line="403" w:lineRule="auto"/>
       </w:pPr>
       <w:r>
         <w:rPr>
@@ -12876,13 +10494,20 @@
           <w:color w:val="222222"/>
           <w:sz w:val="24"/>
         </w:rPr>
-        <w:t>Dry-run for identifiers in chat, logs, or a support zip has to print a count before a write. If we cannot show that count on id.oak.internal, we abort. Diego Alvarez keeps the output on OAK-4412-DBA. I will not accept 'it looked fine in the UI' as a dry-run.</w:t>
+        <w:t>do not treat dropping a column in the same release as the readers as polish, Elena Vasquez either owns it or we drop it, a green job with no rows still pages, and Oakridge does not get inv-api-01.oak.internal in an outbound sentence.</w:t>
       </w:r>
     </w:p>
     <w:p>
       <w:pPr>
-        <w:spacing w:before="0" w:after="240" w:line="427" w:lineRule="auto"/>
-        <w:ind w:firstLine="288"/>
+        <w:pStyle w:val="Heading2"/>
+      </w:pPr>
+      <w:r>
+        <w:t>Spend I can defend for raising retries on a poison record</w:t>
+      </w:r>
+    </w:p>
+    <w:p>
+      <w:pPr>
+        <w:spacing w:before="0" w:after="220" w:line="403" w:lineRule="auto"/>
       </w:pPr>
       <w:r>
         <w:rPr>
@@ -12890,13 +10515,12 @@
           <w:color w:val="222222"/>
           <w:sz w:val="24"/>
         </w:rPr>
-        <w:t>Abort is cheaper than a dual-run that violates the unique key. Dual-run that breaks uniqueness is a data incident, not a milestone. Fort Wayne does not get to redefine uniqueness to hit February 1, 2020.</w:t>
+        <w:t>id.oak.internal is the box I keep measuring because it is the one that pages. raising retries on a poison record is the reason the graph lies if you only watch CPU. Queue depth and disk are the two numbers I write down. Owner Dana Whitlock. Ticket OAK-4412-DBA. If the graph is green and the queue is growing, I page. CPU lagged the queue by about 28 minutes on the last incident I will admit to.</w:t>
       </w:r>
     </w:p>
     <w:p>
       <w:pPr>
-        <w:spacing w:before="0" w:after="240" w:line="427" w:lineRule="auto"/>
-        <w:ind w:firstLine="288"/>
+        <w:spacing w:before="0" w:after="220" w:line="403" w:lineRule="auto"/>
       </w:pPr>
       <w:r>
         <w:rPr>
@@ -12904,21 +10528,46 @@
           <w:color w:val="222222"/>
           <w:sz w:val="24"/>
         </w:rPr>
-        <w:t>Dry-run leftover: print the count, write it on OAK-4412-DBA, then maybe write. Diego Alvarez does not get to invert that order because February 1, 2020 is close. If the count disagrees with 014 and we cannot explain it in one sentence, we stop. We do not split the difference.</w:t>
+        <w:t>The spend I can defend is the spend tied to id.oak.internal and this job, not a team average. Year-1 extra I would put on a sticky: about $21.8k on top of what we already burn, or zero if we do nothing and eat the miss rate. Front-matter volume I am using: 4.1. I will not argue from a slide.</w:t>
       </w:r>
     </w:p>
     <w:p>
       <w:pPr>
-        <w:pStyle w:val="Heading1"/>
+        <w:spacing w:before="0" w:after="220" w:line="403" w:lineRule="auto"/>
       </w:pPr>
       <w:r>
-        <w:t>Named leftovers still on OAK-TDD-2020-002</w:t>
+        <w:rPr>
+          <w:rFonts w:ascii="Liberation Serif" w:hAnsi="Liberation Serif" w:eastAsia="Liberation Serif" w:cs="Liberation Serif"/>
+          <w:color w:val="222222"/>
+          <w:sz w:val="24"/>
+        </w:rPr>
+        <w:t>date pressure on raising retries on a poison record is not a date, January 15, 2020 is if Helix Grid keeps it, polling faster is not a substitute for fixing raising retries on a poison record, and a vendor discount is not evidence.</w:t>
       </w:r>
     </w:p>
     <w:p>
       <w:pPr>
-        <w:spacing w:before="0" w:after="240" w:line="427" w:lineRule="auto"/>
-        <w:ind w:firstLine="288"/>
+        <w:spacing w:before="0" w:after="220" w:line="403" w:lineRule="auto"/>
+      </w:pPr>
+      <w:r>
+        <w:rPr>
+          <w:rFonts w:ascii="Liberation Serif" w:hAnsi="Liberation Serif" w:eastAsia="Liberation Serif" w:cs="Liberation Serif"/>
+          <w:color w:val="222222"/>
+          <w:sz w:val="24"/>
+        </w:rPr>
+        <w:t>id.oak.internal is the box I would open first for raising retries on a poison record, grant expiry is a date September Node writes on OAK-4412-DBA, and a skip is a ticket and a flake is a capture.</w:t>
+      </w:r>
+    </w:p>
+    <w:p>
+      <w:pPr>
+        <w:pStyle w:val="Heading1"/>
+      </w:pPr>
+      <w:r>
+        <w:t>Short list after January 9, 2020</w:t>
+      </w:r>
+    </w:p>
+    <w:p>
+      <w:pPr>
+        <w:spacing w:before="0" w:after="220" w:line="403" w:lineRule="auto"/>
       </w:pPr>
       <w:r>
         <w:rPr>
@@ -12931,8 +10580,7 @@
     </w:p>
     <w:p>
       <w:pPr>
-        <w:spacing w:before="0" w:after="240" w:line="427" w:lineRule="auto"/>
-        <w:ind w:firstLine="288"/>
+        <w:spacing w:before="0" w:after="220" w:line="403" w:lineRule="auto"/>
       </w:pPr>
       <w:r>
         <w:rPr>
@@ -12940,13 +10588,12 @@
           <w:color w:val="222222"/>
           <w:sz w:val="24"/>
         </w:rPr>
-        <w:t>OAK-REQ-2019-014 still sits with Aman Kumar. Host inv-api-01.oak.internal. Due January 20, 2020 unless they write a new date. Close is a decision, a refuse, or that date. I will not accept a status dump. Front-matter number I am not re-arguing: 4.1. If this leftover is done, Aman Kumar marks OAK-REQ-2019-014 done. Aman Kumar will not keep a shadow list.</w:t>
+        <w:t>Fort Wayne still has lock budget on the primary on OAK-MTG-2019-044, grant expiry is a date Fort Wayne writes on OAK-MTG-2019-044, and config, Helm, and a flag flip are all changes.</w:t>
       </w:r>
     </w:p>
     <w:p>
       <w:pPr>
-        <w:spacing w:before="0" w:after="240" w:line="427" w:lineRule="auto"/>
-        <w:ind w:firstLine="288"/>
+        <w:spacing w:before="0" w:after="220" w:line="403" w:lineRule="auto"/>
       </w:pPr>
       <w:r>
         <w:rPr>
@@ -12954,13 +10601,12 @@
           <w:color w:val="222222"/>
           <w:sz w:val="24"/>
         </w:rPr>
-        <w:t>I still owe Priya Nair a usable remainder on OAK-4412, not a transcript. The leftover on redis-inv-01.oak.internal is whether we keep the path the front already named. Due January 22, 2020. If they need a user-visible line, it goes through the comms leftover, not this sentence. Number in play: 20.</w:t>
+        <w:t>do not treat idempotency that is not a filename as polish, Spring Boot either owns it or we drop it, a green job with no rows still pages, and Oakridge does not get inv-api-01.oak.internal in an outbound sentence.</w:t>
       </w:r>
     </w:p>
     <w:p>
       <w:pPr>
-        <w:spacing w:before="0" w:after="240" w:line="427" w:lineRule="auto"/>
-        <w:ind w:firstLine="288"/>
+        <w:spacing w:before="0" w:after="220" w:line="403" w:lineRule="auto"/>
       </w:pPr>
       <w:r>
         <w:rPr>
@@ -12968,13 +10614,12 @@
           <w:color w:val="222222"/>
           <w:sz w:val="24"/>
         </w:rPr>
-        <w:t>Access leftover: if I can still write to id.oak.internal after January 24, 2020, revoke it. Walt Hendricks either has the grant or the work is not theirs yet. Ticket OAK-MTG-2019-044. I will not leave a personal kubeconfig as a backup plan.</w:t>
+        <w:t>date pressure on residency: no 'just a replica elsewhere' is not a date, January 19, 2020 is if No Node keeps it, polling faster is not a substitute for fixing residency: no 'just a replica elsewhere', and a vendor discount is not evidence.</w:t>
       </w:r>
     </w:p>
     <w:p>
       <w:pPr>
-        <w:spacing w:before="0" w:after="240" w:line="427" w:lineRule="auto"/>
-        <w:ind w:firstLine="288"/>
+        <w:spacing w:before="0" w:after="220" w:line="403" w:lineRule="auto"/>
       </w:pPr>
       <w:r>
         <w:rPr>
@@ -12982,13 +10627,12 @@
           <w:color w:val="222222"/>
           <w:sz w:val="24"/>
         </w:rPr>
-        <w:t>Measurement leftover on inv-api-01.oak.internal: reprint the count before anyone claims OAK-DOC-2020-003 is done. Sneha Iyer pastes it. If it disagrees with 40 and we cannot explain that in one sentence, we are not done. Due January 26, 2020.</w:t>
+        <w:t>id.oak.internal is the box I would open first for exactly-once claims we will not make, grant expiry is a date Elena Vasquez writes on OAK-4412-DBA, and a skip is a ticket and a flake is a capture.</w:t>
       </w:r>
     </w:p>
     <w:p>
       <w:pPr>
-        <w:spacing w:before="0" w:after="240" w:line="427" w:lineRule="auto"/>
-        <w:ind w:firstLine="288"/>
+        <w:spacing w:before="0" w:after="220" w:line="403" w:lineRule="auto"/>
       </w:pPr>
       <w:r>
         <w:rPr>
@@ -12996,13 +10640,12 @@
           <w:color w:val="222222"/>
           <w:sz w:val="24"/>
         </w:rPr>
-        <w:t>Comms leftover for OAK-SOP-2020-011: no hostname, no payload. Diego Alvarez drafts, I review. If we are not done by January 28, 2020, the outbound line says we are not done and names the next update we can hit. Oakridge does not get redis-inv-01.oak.internal.</w:t>
+        <w:t>Helix Grid asked for a one-line version of date pressure versus a date with owners, a green job with no rows still pages, and close is yes, no, or a new date on OAK-REQ-2019-014 by January 21, 2020.</w:t>
       </w:r>
     </w:p>
     <w:p>
       <w:pPr>
-        <w:spacing w:before="0" w:after="240" w:line="427" w:lineRule="auto"/>
-        <w:ind w:firstLine="288"/>
+        <w:spacing w:before="0" w:after="220" w:line="403" w:lineRule="auto"/>
       </w:pPr>
       <w:r>
         <w:rPr>
@@ -13010,13 +10653,12 @@
           <w:color w:val="222222"/>
           <w:sz w:val="24"/>
         </w:rPr>
-        <w:t>Test leftover: the case that maps to OAK-4412-DBA still has to fail if someone cleans the fixture. Fort Wayne owns that fixture. Host if we soak: id.oak.internal. Due January 30, 2020. Skip is a ticket, not a comment.</w:t>
+        <w:t>I bounced a hallway yes on the freeze clock versus a 'small apply', polling faster is not a substitute for fixing the freeze clock versus a 'small apply', and object on OAK-4412, not in a side thread.</w:t>
       </w:r>
     </w:p>
     <w:p>
       <w:pPr>
-        <w:spacing w:before="0" w:after="240" w:line="427" w:lineRule="auto"/>
-        <w:ind w:firstLine="288"/>
+        <w:spacing w:before="0" w:after="220" w:line="403" w:lineRule="auto"/>
       </w:pPr>
       <w:r>
         <w:rPr>
@@ -13024,13 +10666,12 @@
           <w:color w:val="222222"/>
           <w:sz w:val="24"/>
         </w:rPr>
-        <w:t>Calendar leftover: February 1, 2020 versus the freeze already in the front. If they collide, Spring Boot moves OAK-REQ-2019-014, not the freeze. inv-api-01.oak.internal does not get a thaw for a demo. Aman Kumar will not 'just apply config.'</w:t>
+        <w:t>after January 23, 2020, leftover access for identifiers in chat, logs, or a support zip is a bug, not a courtesy, grant expiry is a date Dana Whitlock writes on OAK-MTG-2019-044, and I ping once and after that Dana Whitlock is late, not blocked.</w:t>
       </w:r>
     </w:p>
     <w:p>
       <w:pPr>
-        <w:spacing w:before="0" w:after="240" w:line="427" w:lineRule="auto"/>
-        <w:ind w:firstLine="288"/>
+        <w:spacing w:before="0" w:after="220" w:line="403" w:lineRule="auto"/>
       </w:pPr>
       <w:r>
         <w:rPr>
@@ -13038,13 +10679,12 @@
           <w:color w:val="222222"/>
           <w:sz w:val="24"/>
         </w:rPr>
-        <w:t>Stop leftover: OAK-4412 is not a twin of OAK-MTG-2019-044. Keep one thread. No Node on redis-inv-01.oak.internal. If this paragraph fights the front of OAK-TDD-2020-002, strike it. Due February 3, 2020.</w:t>
+        <w:t>Aman Kumar owes a close on a cleanup PR that renames a field by January 24, 2020, not a status emoji, a green job with no rows still pages, and abort beats a lying dual-run.</w:t>
       </w:r>
     </w:p>
     <w:p>
       <w:pPr>
-        <w:spacing w:before="0" w:after="240" w:line="427" w:lineRule="auto"/>
-        <w:ind w:firstLine="288"/>
+        <w:spacing w:before="0" w:after="220" w:line="403" w:lineRule="auto"/>
       </w:pPr>
       <w:r>
         <w:rPr>
@@ -13052,13 +10692,12 @@
           <w:color w:val="222222"/>
           <w:sz w:val="24"/>
         </w:rPr>
-        <w:t>OAK-MTG-2019-044 still sits with Elena Vasquez. Host id.oak.internal. Due February 5, 2020 unless they write a new date. Close is a decision, a refuse, or that date. I will not accept a status dump. Front-matter number I am not re-arguing: 01. If this leftover is done, Elena Vasquez marks OAK-MTG-2019-044 done. Aman Kumar will not keep a shadow list.</w:t>
+        <w:t>leftover staging that is too small to catch the bug sits with Aman Kumar on OAK-SOP-2020-011, polling faster is not a substitute for fixing staging that is too small to catch the bug, and the sample I would still defend uses the same clock as 2019.</w:t>
       </w:r>
     </w:p>
     <w:p>
       <w:pPr>
-        <w:spacing w:before="0" w:after="240" w:line="427" w:lineRule="auto"/>
-        <w:ind w:firstLine="288"/>
+        <w:spacing w:before="0" w:after="220" w:line="403" w:lineRule="auto"/>
       </w:pPr>
       <w:r>
         <w:rPr>
@@ -13066,13 +10705,12 @@
           <w:color w:val="222222"/>
           <w:sz w:val="24"/>
         </w:rPr>
-        <w:t>I still owe Helix Grid a usable remainder on OAK-DOC-2020-003, not a transcript. The leftover on inv-api-01.oak.internal is whether we keep the path the front already named. Due February 7, 2020. If they need a user-visible line, it goes through the comms leftover, not this sentence. Number in play: 15.</w:t>
+        <w:t>Priya Nair still has weekend coverage that is not in the SLA on OAK-4412-DBA, grant expiry is a date Priya Nair writes on OAK-4412-DBA, and config, Helm, and a flag flip are all changes.</w:t>
       </w:r>
     </w:p>
     <w:p>
       <w:pPr>
-        <w:spacing w:before="0" w:after="240" w:line="427" w:lineRule="auto"/>
-        <w:ind w:firstLine="288"/>
+        <w:spacing w:before="0" w:after="220" w:line="403" w:lineRule="auto"/>
       </w:pPr>
       <w:r>
         <w:rPr>
@@ -13080,13 +10718,12 @@
           <w:color w:val="222222"/>
           <w:sz w:val="24"/>
         </w:rPr>
-        <w:t>Access leftover: if I can still write to redis-inv-01.oak.internal after February 9, 2020, revoke it. September Node either has the grant or the work is not theirs yet. Ticket OAK-SOP-2020-011. I will not leave a personal kubeconfig as a backup plan.</w:t>
+        <w:t>do not treat a vendor overlay we already rejected as polish, Walt Hendricks either owns it or we drop it, a green job with no rows still pages, and Oakridge does not get inv-api-01.oak.internal in an outbound sentence.</w:t>
       </w:r>
     </w:p>
     <w:p>
       <w:pPr>
-        <w:spacing w:before="0" w:after="240" w:line="427" w:lineRule="auto"/>
-        <w:ind w:firstLine="288"/>
+        <w:spacing w:before="0" w:after="220" w:line="403" w:lineRule="auto"/>
       </w:pPr>
       <w:r>
         <w:rPr>
@@ -13094,14 +10731,1561 @@
           <w:color w:val="222222"/>
           <w:sz w:val="24"/>
         </w:rPr>
-        <w:t>Measurement leftover on id.oak.internal: reprint the count before anyone claims OAK-4412-DBA is done. Dana Whitlock pastes it. If it disagrees with 409 and we cannot explain that in one sentence, we are not done. Due February 11, 2020.</w:t>
+        <w:t>date pressure on replica lag after a count that looked fine is not a date, January 17, 2020 is if Sneha Iyer keeps it, polling faster is not a substitute for fixing replica lag after a count that looked fine, and a vendor discount is not evidence.</w:t>
+      </w:r>
+    </w:p>
+    <w:p>
+      <w:pPr>
+        <w:spacing w:before="0" w:after="220" w:line="403" w:lineRule="auto"/>
+      </w:pPr>
+      <w:r>
+        <w:rPr>
+          <w:rFonts w:ascii="Liberation Serif" w:hAnsi="Liberation Serif" w:eastAsia="Liberation Serif" w:cs="Liberation Serif"/>
+          <w:color w:val="222222"/>
+          <w:sz w:val="24"/>
+        </w:rPr>
+        <w:t>id.oak.internal is the box I would open first for secret skew that looks like 'no work', grant expiry is a date Diego Alvarez writes on OAK-MTG-2019-044, and a skip is a ticket and a flake is a capture.</w:t>
+      </w:r>
+    </w:p>
+    <w:p>
+      <w:pPr>
+        <w:spacing w:before="0" w:after="220" w:line="403" w:lineRule="auto"/>
+      </w:pPr>
+      <w:r>
+        <w:rPr>
+          <w:rFonts w:ascii="Liberation Serif" w:hAnsi="Liberation Serif" w:eastAsia="Liberation Serif" w:cs="Liberation Serif"/>
+          <w:color w:val="222222"/>
+          <w:sz w:val="24"/>
+        </w:rPr>
+        <w:t>Fort Wayne asked for a one-line version of a dashboard screenshot standing in for a permalink, a green job with no rows still pages, and close is yes, no, or a new date on OAK-DOC-2020-003 by January 19, 2020.</w:t>
+      </w:r>
+    </w:p>
+    <w:p>
+      <w:pPr>
+        <w:spacing w:before="0" w:after="220" w:line="403" w:lineRule="auto"/>
+      </w:pPr>
+      <w:r>
+        <w:rPr>
+          <w:rFonts w:ascii="Liberation Serif" w:hAnsi="Liberation Serif" w:eastAsia="Liberation Serif" w:cs="Liberation Serif"/>
+          <w:color w:val="222222"/>
+          <w:sz w:val="24"/>
+        </w:rPr>
+        <w:t>I bounced a hallway yes on owner as a team name instead of a person, polling faster is not a substitute for fixing owner as a team name instead of a person, and object on OAK-SOP-2020-011, not in a side thread.</w:t>
+      </w:r>
+    </w:p>
+    <w:p>
+      <w:pPr>
+        <w:spacing w:before="0" w:after="220" w:line="403" w:lineRule="auto"/>
+      </w:pPr>
+      <w:r>
+        <w:rPr>
+          <w:rFonts w:ascii="Liberation Serif" w:hAnsi="Liberation Serif" w:eastAsia="Liberation Serif" w:cs="Liberation Serif"/>
+          <w:color w:val="222222"/>
+          <w:sz w:val="24"/>
+        </w:rPr>
+        <w:t>after January 21, 2020, leftover access for averaging QPS instead of testing the close is a bug, not a courtesy, grant expiry is a date No Node writes on OAK-4412-DBA, and I ping once and after that No Node is late, not blocked.</w:t>
+      </w:r>
+    </w:p>
+    <w:p>
+      <w:pPr>
+        <w:spacing w:before="0" w:after="220" w:line="403" w:lineRule="auto"/>
+      </w:pPr>
+      <w:r>
+        <w:rPr>
+          <w:rFonts w:ascii="Liberation Serif" w:hAnsi="Liberation Serif" w:eastAsia="Liberation Serif" w:cs="Liberation Serif"/>
+          <w:color w:val="222222"/>
+          <w:sz w:val="24"/>
+        </w:rPr>
+        <w:t>Aman Kumar owes a close on dropping a column in the same release as the readers by January 22, 2020, not a status emoji, a green job with no rows still pages, and abort beats a lying dual-run.</w:t>
+      </w:r>
+    </w:p>
+    <w:p>
+      <w:pPr>
+        <w:spacing w:before="0" w:after="220" w:line="403" w:lineRule="auto"/>
+      </w:pPr>
+      <w:r>
+        <w:rPr>
+          <w:rFonts w:ascii="Liberation Serif" w:hAnsi="Liberation Serif" w:eastAsia="Liberation Serif" w:cs="Liberation Serif"/>
+          <w:color w:val="222222"/>
+          <w:sz w:val="24"/>
+        </w:rPr>
+        <w:t>leftover raising retries on a poison record sits with Helix Grid on OAK-4412, polling faster is not a substitute for fixing raising retries on a poison record, and the sample I would still defend uses the same clock as 20.</w:t>
+      </w:r>
+    </w:p>
+    <w:p>
+      <w:pPr>
+        <w:spacing w:before="0" w:after="220" w:line="403" w:lineRule="auto"/>
+      </w:pPr>
+      <w:r>
+        <w:rPr>
+          <w:rFonts w:ascii="Liberation Serif" w:hAnsi="Liberation Serif" w:eastAsia="Liberation Serif" w:cs="Liberation Serif"/>
+          <w:color w:val="222222"/>
+          <w:sz w:val="24"/>
+        </w:rPr>
+        <w:t>September Node still has lock budget on the primary on OAK-MTG-2019-044, grant expiry is a date September Node writes on OAK-MTG-2019-044, and config, Helm, and a flag flip are all changes.</w:t>
+      </w:r>
+    </w:p>
+    <w:p>
+      <w:pPr>
+        <w:spacing w:before="0" w:after="220" w:line="403" w:lineRule="auto"/>
+      </w:pPr>
+      <w:r>
+        <w:rPr>
+          <w:rFonts w:ascii="Liberation Serif" w:hAnsi="Liberation Serif" w:eastAsia="Liberation Serif" w:cs="Liberation Serif"/>
+          <w:color w:val="222222"/>
+          <w:sz w:val="24"/>
+        </w:rPr>
+        <w:t>do not treat idempotency that is not a filename as polish, Dana Whitlock either owns it or we drop it, a green job with no rows still pages, and Oakridge does not get inv-api-01.oak.internal in an outbound sentence.</w:t>
+      </w:r>
+    </w:p>
+    <w:p>
+      <w:pPr>
+        <w:spacing w:before="0" w:after="220" w:line="403" w:lineRule="auto"/>
+      </w:pPr>
+      <w:r>
+        <w:rPr>
+          <w:rFonts w:ascii="Liberation Serif" w:hAnsi="Liberation Serif" w:eastAsia="Liberation Serif" w:cs="Liberation Serif"/>
+          <w:color w:val="222222"/>
+          <w:sz w:val="24"/>
+        </w:rPr>
+        <w:t>date pressure on residency: no 'just a replica elsewhere' is not a date, January 15, 2020 is if Kavya Menon keeps it, polling faster is not a substitute for fixing residency: no 'just a replica elsewhere', and a vendor discount is not evidence.</w:t>
+      </w:r>
+    </w:p>
+    <w:p>
+      <w:pPr>
+        <w:spacing w:before="0" w:after="220" w:line="403" w:lineRule="auto"/>
+      </w:pPr>
+      <w:r>
+        <w:rPr>
+          <w:rFonts w:ascii="Liberation Serif" w:hAnsi="Liberation Serif" w:eastAsia="Liberation Serif" w:cs="Liberation Serif"/>
+          <w:color w:val="222222"/>
+          <w:sz w:val="24"/>
+        </w:rPr>
+        <w:t>id.oak.internal is the box I would open first for exactly-once claims we will not make, grant expiry is a date Aman Kumar writes on OAK-4412-DBA, and a skip is a ticket and a flake is a capture.</w:t>
+      </w:r>
+    </w:p>
+    <w:p>
+      <w:pPr>
+        <w:spacing w:before="0" w:after="220" w:line="403" w:lineRule="auto"/>
+      </w:pPr>
+      <w:r>
+        <w:rPr>
+          <w:rFonts w:ascii="Liberation Serif" w:hAnsi="Liberation Serif" w:eastAsia="Liberation Serif" w:cs="Liberation Serif"/>
+          <w:color w:val="222222"/>
+          <w:sz w:val="24"/>
+        </w:rPr>
+        <w:t>Priya Nair asked for a one-line version of date pressure versus a date with owners, a green job with no rows still pages, and close is yes, no, or a new date on OAK-REQ-2019-014 by January 17, 2020.</w:t>
+      </w:r>
+    </w:p>
+    <w:p>
+      <w:pPr>
+        <w:spacing w:before="0" w:after="220" w:line="403" w:lineRule="auto"/>
+      </w:pPr>
+      <w:r>
+        <w:rPr>
+          <w:rFonts w:ascii="Liberation Serif" w:hAnsi="Liberation Serif" w:eastAsia="Liberation Serif" w:cs="Liberation Serif"/>
+          <w:color w:val="222222"/>
+          <w:sz w:val="24"/>
+        </w:rPr>
+        <w:t>I bounced a hallway yes on the freeze clock versus a 'small apply', polling faster is not a substitute for fixing the freeze clock versus a 'small apply', and object on OAK-4412, not in a side thread.</w:t>
+      </w:r>
+    </w:p>
+    <w:p>
+      <w:pPr>
+        <w:spacing w:before="0" w:after="220" w:line="403" w:lineRule="auto"/>
+      </w:pPr>
+      <w:r>
+        <w:rPr>
+          <w:rFonts w:ascii="Liberation Serif" w:hAnsi="Liberation Serif" w:eastAsia="Liberation Serif" w:cs="Liberation Serif"/>
+          <w:color w:val="222222"/>
+          <w:sz w:val="24"/>
+        </w:rPr>
+        <w:t>after January 19, 2020, leftover access for identifiers in chat, logs, or a support zip is a bug, not a courtesy, grant expiry is a date Sneha Iyer writes on OAK-MTG-2019-044, and I ping once and after that Sneha Iyer is late, not blocked.</w:t>
+      </w:r>
+    </w:p>
+    <w:p>
+      <w:pPr>
+        <w:spacing w:before="0" w:after="220" w:line="403" w:lineRule="auto"/>
+      </w:pPr>
+      <w:r>
+        <w:rPr>
+          <w:rFonts w:ascii="Liberation Serif" w:hAnsi="Liberation Serif" w:eastAsia="Liberation Serif" w:cs="Liberation Serif"/>
+          <w:color w:val="222222"/>
+          <w:sz w:val="24"/>
+        </w:rPr>
+        <w:t>Aman Kumar owes a close on a cleanup PR that renames a field by January 20, 2020, not a status emoji, a green job with no rows still pages, and abort beats a lying dual-run.</w:t>
+      </w:r>
+    </w:p>
+    <w:p>
+      <w:pPr>
+        <w:spacing w:before="0" w:after="220" w:line="403" w:lineRule="auto"/>
+      </w:pPr>
+      <w:r>
+        <w:rPr>
+          <w:rFonts w:ascii="Liberation Serif" w:hAnsi="Liberation Serif" w:eastAsia="Liberation Serif" w:cs="Liberation Serif"/>
+          <w:color w:val="222222"/>
+          <w:sz w:val="24"/>
+        </w:rPr>
+        <w:t>leftover staging that is too small to catch the bug sits with Fort Wayne on OAK-SOP-2020-011, polling faster is not a substitute for fixing staging that is too small to catch the bug, and the sample I would still defend uses the same clock as 30.</w:t>
+      </w:r>
+    </w:p>
+    <w:p>
+      <w:pPr>
+        <w:spacing w:before="0" w:after="220" w:line="403" w:lineRule="auto"/>
+      </w:pPr>
+      <w:r>
+        <w:rPr>
+          <w:rFonts w:ascii="Liberation Serif" w:hAnsi="Liberation Serif" w:eastAsia="Liberation Serif" w:cs="Liberation Serif"/>
+          <w:color w:val="222222"/>
+          <w:sz w:val="24"/>
+        </w:rPr>
+        <w:t>Spring Boot still has weekend coverage that is not in the SLA on OAK-4412-DBA, grant expiry is a date Spring Boot writes on OAK-4412-DBA, and config, Helm, and a flag flip are all changes.</w:t>
+      </w:r>
+    </w:p>
+    <w:p>
+      <w:pPr>
+        <w:spacing w:before="0" w:after="220" w:line="403" w:lineRule="auto"/>
+      </w:pPr>
+      <w:r>
+        <w:rPr>
+          <w:rFonts w:ascii="Liberation Serif" w:hAnsi="Liberation Serif" w:eastAsia="Liberation Serif" w:cs="Liberation Serif"/>
+          <w:color w:val="222222"/>
+          <w:sz w:val="24"/>
+        </w:rPr>
+        <w:t>Dana Whitlock asked for a one-line version of lock budget on the primary, a green job with no rows still pages, and close is yes, no, or a new date on OAK-REQ-2019-014 by January 17, 2020.</w:t>
+      </w:r>
+    </w:p>
+    <w:p>
+      <w:pPr>
+        <w:spacing w:before="0" w:after="220" w:line="403" w:lineRule="auto"/>
+      </w:pPr>
+      <w:r>
+        <w:rPr>
+          <w:rFonts w:ascii="Liberation Serif" w:hAnsi="Liberation Serif" w:eastAsia="Liberation Serif" w:cs="Liberation Serif"/>
+          <w:color w:val="222222"/>
+          <w:sz w:val="24"/>
+        </w:rPr>
+        <w:t>I bounced a hallway yes on idempotency that is not a filename, polling faster is not a substitute for fixing idempotency that is not a filename, and object on OAK-4412, not in a side thread.</w:t>
+      </w:r>
+    </w:p>
+    <w:p>
+      <w:pPr>
+        <w:spacing w:before="0" w:after="220" w:line="403" w:lineRule="auto"/>
+      </w:pPr>
+      <w:r>
+        <w:rPr>
+          <w:rFonts w:ascii="Liberation Serif" w:hAnsi="Liberation Serif" w:eastAsia="Liberation Serif" w:cs="Liberation Serif"/>
+          <w:color w:val="222222"/>
+          <w:sz w:val="24"/>
+        </w:rPr>
+        <w:t>after January 19, 2020, leftover access for residency: no 'just a replica elsewhere' is a bug, not a courtesy, grant expiry is a date Aman Kumar writes on OAK-MTG-2019-044, and I ping once and after that Aman Kumar is late, not blocked.</w:t>
+      </w:r>
+    </w:p>
+    <w:p>
+      <w:pPr>
+        <w:spacing w:before="0" w:after="220" w:line="403" w:lineRule="auto"/>
+      </w:pPr>
+      <w:r>
+        <w:rPr>
+          <w:rFonts w:ascii="Liberation Serif" w:hAnsi="Liberation Serif" w:eastAsia="Liberation Serif" w:cs="Liberation Serif"/>
+          <w:color w:val="222222"/>
+          <w:sz w:val="24"/>
+        </w:rPr>
+        <w:t>Aman Kumar owes a close on exactly-once claims we will not make by January 20, 2020, not a status emoji, a green job with no rows still pages, and abort beats a lying dual-run.</w:t>
+      </w:r>
+    </w:p>
+    <w:p>
+      <w:pPr>
+        <w:spacing w:before="0" w:after="220" w:line="403" w:lineRule="auto"/>
+      </w:pPr>
+      <w:r>
+        <w:rPr>
+          <w:rFonts w:ascii="Liberation Serif" w:hAnsi="Liberation Serif" w:eastAsia="Liberation Serif" w:cs="Liberation Serif"/>
+          <w:color w:val="222222"/>
+          <w:sz w:val="24"/>
+        </w:rPr>
+        <w:t>leftover date pressure versus a date with owners sits with Walt Hendricks on OAK-SOP-2020-011, polling faster is not a substitute for fixing date pressure versus a date with owners, and the sample I would still defend uses the same clock as 2019.</w:t>
+      </w:r>
+    </w:p>
+    <w:p>
+      <w:pPr>
+        <w:spacing w:before="0" w:after="220" w:line="403" w:lineRule="auto"/>
+      </w:pPr>
+      <w:r>
+        <w:rPr>
+          <w:rFonts w:ascii="Liberation Serif" w:hAnsi="Liberation Serif" w:eastAsia="Liberation Serif" w:cs="Liberation Serif"/>
+          <w:color w:val="222222"/>
+          <w:sz w:val="24"/>
+        </w:rPr>
+        <w:t>Sneha Iyer still has the freeze clock versus a 'small apply' on OAK-4412-DBA, grant expiry is a date Sneha Iyer writes on OAK-4412-DBA, and config, Helm, and a flag flip are all changes.</w:t>
+      </w:r>
+    </w:p>
+    <w:p>
+      <w:pPr>
+        <w:spacing w:before="0" w:after="220" w:line="403" w:lineRule="auto"/>
+      </w:pPr>
+      <w:r>
+        <w:rPr>
+          <w:rFonts w:ascii="Liberation Serif" w:hAnsi="Liberation Serif" w:eastAsia="Liberation Serif" w:cs="Liberation Serif"/>
+          <w:color w:val="222222"/>
+          <w:sz w:val="24"/>
+        </w:rPr>
+        <w:t>do not treat identifiers in chat, logs, or a support zip as polish, Diego Alvarez either owns it or we drop it, a green job with no rows still pages, and Oakridge does not get inv-api-01.oak.internal in an outbound sentence.</w:t>
+      </w:r>
+    </w:p>
+    <w:p>
+      <w:pPr>
+        <w:spacing w:before="0" w:after="220" w:line="403" w:lineRule="auto"/>
+      </w:pPr>
+      <w:r>
+        <w:rPr>
+          <w:rFonts w:ascii="Liberation Serif" w:hAnsi="Liberation Serif" w:eastAsia="Liberation Serif" w:cs="Liberation Serif"/>
+          <w:color w:val="222222"/>
+          <w:sz w:val="24"/>
+        </w:rPr>
+        <w:t>date pressure on a cleanup PR that renames a field is not a date, January 24, 2020 is if Fort Wayne keeps it, polling faster is not a substitute for fixing a cleanup PR that renames a field, and a vendor discount is not evidence.</w:t>
+      </w:r>
+    </w:p>
+    <w:p>
+      <w:pPr>
+        <w:spacing w:before="0" w:after="220" w:line="403" w:lineRule="auto"/>
+      </w:pPr>
+      <w:r>
+        <w:rPr>
+          <w:rFonts w:ascii="Liberation Serif" w:hAnsi="Liberation Serif" w:eastAsia="Liberation Serif" w:cs="Liberation Serif"/>
+          <w:color w:val="222222"/>
+          <w:sz w:val="24"/>
+        </w:rPr>
+        <w:t>id.oak.internal is the box I would open first for staging that is too small to catch the bug, grant expiry is a date Spring Boot writes on OAK-MTG-2019-044, and a skip is a ticket and a flake is a capture.</w:t>
+      </w:r>
+    </w:p>
+    <w:p>
+      <w:pPr>
+        <w:spacing w:before="0" w:after="220" w:line="403" w:lineRule="auto"/>
+      </w:pPr>
+      <w:r>
+        <w:rPr>
+          <w:rFonts w:ascii="Liberation Serif" w:hAnsi="Liberation Serif" w:eastAsia="Liberation Serif" w:cs="Liberation Serif"/>
+          <w:color w:val="222222"/>
+          <w:sz w:val="24"/>
+        </w:rPr>
+        <w:t>No Node asked for a one-line version of weekend coverage that is not in the SLA, a green job with no rows still pages, and close is yes, no, or a new date on OAK-DOC-2020-003 by January 15, 2020.</w:t>
+      </w:r>
+    </w:p>
+    <w:p>
+      <w:pPr>
+        <w:spacing w:before="0" w:after="220" w:line="403" w:lineRule="auto"/>
+      </w:pPr>
+      <w:r>
+        <w:rPr>
+          <w:rFonts w:ascii="Liberation Serif" w:hAnsi="Liberation Serif" w:eastAsia="Liberation Serif" w:cs="Liberation Serif"/>
+          <w:color w:val="222222"/>
+          <w:sz w:val="24"/>
+        </w:rPr>
+        <w:t>I bounced a hallway yes on a vendor overlay we already rejected, polling faster is not a substitute for fixing a vendor overlay we already rejected, and object on OAK-SOP-2020-011, not in a side thread.</w:t>
+      </w:r>
+    </w:p>
+    <w:p>
+      <w:pPr>
+        <w:spacing w:before="0" w:after="220" w:line="403" w:lineRule="auto"/>
+      </w:pPr>
+      <w:r>
+        <w:rPr>
+          <w:rFonts w:ascii="Liberation Serif" w:hAnsi="Liberation Serif" w:eastAsia="Liberation Serif" w:cs="Liberation Serif"/>
+          <w:color w:val="222222"/>
+          <w:sz w:val="24"/>
+        </w:rPr>
+        <w:t>after January 17, 2020, leftover access for replica lag after a count that looked fine is a bug, not a courtesy, grant expiry is a date Helix Grid writes on OAK-4412-DBA, and I ping once and after that Helix Grid is late, not blocked.</w:t>
+      </w:r>
+    </w:p>
+    <w:p>
+      <w:pPr>
+        <w:spacing w:before="0" w:after="220" w:line="403" w:lineRule="auto"/>
+      </w:pPr>
+      <w:r>
+        <w:rPr>
+          <w:rFonts w:ascii="Liberation Serif" w:hAnsi="Liberation Serif" w:eastAsia="Liberation Serif" w:cs="Liberation Serif"/>
+          <w:color w:val="222222"/>
+          <w:sz w:val="24"/>
+        </w:rPr>
+        <w:t>Aman Kumar owes a close on secret skew that looks like 'no work' by January 18, 2020, not a status emoji, a green job with no rows still pages, and abort beats a lying dual-run.</w:t>
+      </w:r>
+    </w:p>
+    <w:p>
+      <w:pPr>
+        <w:spacing w:before="0" w:after="220" w:line="403" w:lineRule="auto"/>
+      </w:pPr>
+      <w:r>
+        <w:rPr>
+          <w:rFonts w:ascii="Liberation Serif" w:hAnsi="Liberation Serif" w:eastAsia="Liberation Serif" w:cs="Liberation Serif"/>
+          <w:color w:val="222222"/>
+          <w:sz w:val="24"/>
+        </w:rPr>
+        <w:t>leftover a dashboard screenshot standing in for a permalink sits with Dana Whitlock on OAK-4412, polling faster is not a substitute for fixing a dashboard screenshot standing in for a permalink, and the sample I would still defend uses the same clock as 20.</w:t>
+      </w:r>
+    </w:p>
+    <w:p>
+      <w:pPr>
+        <w:spacing w:before="0" w:after="220" w:line="403" w:lineRule="auto"/>
+      </w:pPr>
+      <w:r>
+        <w:rPr>
+          <w:rFonts w:ascii="Liberation Serif" w:hAnsi="Liberation Serif" w:eastAsia="Liberation Serif" w:cs="Liberation Serif"/>
+          <w:color w:val="222222"/>
+          <w:sz w:val="24"/>
+        </w:rPr>
+        <w:t>Kavya Menon still has owner as a team name instead of a person on OAK-MTG-2019-044, grant expiry is a date Kavya Menon writes on OAK-MTG-2019-044, and config, Helm, and a flag flip are all changes.</w:t>
+      </w:r>
+    </w:p>
+    <w:p>
+      <w:pPr>
+        <w:spacing w:before="0" w:after="220" w:line="403" w:lineRule="auto"/>
+      </w:pPr>
+      <w:r>
+        <w:rPr>
+          <w:rFonts w:ascii="Liberation Serif" w:hAnsi="Liberation Serif" w:eastAsia="Liberation Serif" w:cs="Liberation Serif"/>
+          <w:color w:val="222222"/>
+          <w:sz w:val="24"/>
+        </w:rPr>
+        <w:t>do not treat averaging QPS instead of testing the close as polish, Aman Kumar either owns it or we drop it, a green job with no rows still pages, and Oakridge does not get inv-api-01.oak.internal in an outbound sentence.</w:t>
+      </w:r>
+    </w:p>
+    <w:p>
+      <w:pPr>
+        <w:spacing w:before="0" w:after="220" w:line="403" w:lineRule="auto"/>
+      </w:pPr>
+      <w:r>
+        <w:rPr>
+          <w:rFonts w:ascii="Liberation Serif" w:hAnsi="Liberation Serif" w:eastAsia="Liberation Serif" w:cs="Liberation Serif"/>
+          <w:color w:val="222222"/>
+          <w:sz w:val="24"/>
+        </w:rPr>
+        <w:t>date pressure on dropping a column in the same release as the readers is not a date, January 22, 2020 is if Priya Nair keeps it, polling faster is not a substitute for fixing dropping a column in the same release as the readers, and a vendor discount is not evidence.</w:t>
+      </w:r>
+    </w:p>
+    <w:p>
+      <w:pPr>
+        <w:spacing w:before="0" w:after="220" w:line="403" w:lineRule="auto"/>
+      </w:pPr>
+      <w:r>
+        <w:rPr>
+          <w:rFonts w:ascii="Liberation Serif" w:hAnsi="Liberation Serif" w:eastAsia="Liberation Serif" w:cs="Liberation Serif"/>
+          <w:color w:val="222222"/>
+          <w:sz w:val="24"/>
+        </w:rPr>
+        <w:t>id.oak.internal is the box I would open first for raising retries on a poison record, grant expiry is a date Walt Hendricks writes on OAK-4412-DBA, and a skip is a ticket and a flake is a capture.</w:t>
+      </w:r>
+    </w:p>
+    <w:p>
+      <w:pPr>
+        <w:spacing w:before="0" w:after="220" w:line="403" w:lineRule="auto"/>
+      </w:pPr>
+      <w:r>
+        <w:rPr>
+          <w:rFonts w:ascii="Liberation Serif" w:hAnsi="Liberation Serif" w:eastAsia="Liberation Serif" w:cs="Liberation Serif"/>
+          <w:color w:val="222222"/>
+          <w:sz w:val="24"/>
+        </w:rPr>
+        <w:t>Sneha Iyer asked for a one-line version of lock budget on the primary, a green job with no rows still pages, and close is yes, no, or a new date on OAK-REQ-2019-014 by January 24, 2020.</w:t>
+      </w:r>
+    </w:p>
+    <w:p>
+      <w:pPr>
+        <w:spacing w:before="0" w:after="220" w:line="403" w:lineRule="auto"/>
+      </w:pPr>
+      <w:r>
+        <w:rPr>
+          <w:rFonts w:ascii="Liberation Serif" w:hAnsi="Liberation Serif" w:eastAsia="Liberation Serif" w:cs="Liberation Serif"/>
+          <w:color w:val="222222"/>
+          <w:sz w:val="24"/>
+        </w:rPr>
+        <w:t>I bounced a hallway yes on idempotency that is not a filename, polling faster is not a substitute for fixing idempotency that is not a filename, and object on OAK-4412, not in a side thread.</w:t>
+      </w:r>
+    </w:p>
+    <w:p>
+      <w:pPr>
+        <w:spacing w:before="0" w:after="220" w:line="403" w:lineRule="auto"/>
+      </w:pPr>
+      <w:r>
+        <w:rPr>
+          <w:rFonts w:ascii="Liberation Serif" w:hAnsi="Liberation Serif" w:eastAsia="Liberation Serif" w:cs="Liberation Serif"/>
+          <w:color w:val="222222"/>
+          <w:sz w:val="24"/>
+        </w:rPr>
+        <w:t>after January 15, 2020, leftover access for residency: no 'just a replica elsewhere' is a bug, not a courtesy, grant expiry is a date Fort Wayne writes on OAK-MTG-2019-044, and I ping once and after that Fort Wayne is late, not blocked.</w:t>
+      </w:r>
+    </w:p>
+    <w:p>
+      <w:pPr>
+        <w:spacing w:before="0" w:after="220" w:line="403" w:lineRule="auto"/>
+      </w:pPr>
+      <w:r>
+        <w:rPr>
+          <w:rFonts w:ascii="Liberation Serif" w:hAnsi="Liberation Serif" w:eastAsia="Liberation Serif" w:cs="Liberation Serif"/>
+          <w:color w:val="222222"/>
+          <w:sz w:val="24"/>
+        </w:rPr>
+        <w:t>Aman Kumar owes a close on exactly-once claims we will not make by January 16, 2020, not a status emoji, a green job with no rows still pages, and abort beats a lying dual-run.</w:t>
+      </w:r>
+    </w:p>
+    <w:p>
+      <w:pPr>
+        <w:spacing w:before="0" w:after="220" w:line="403" w:lineRule="auto"/>
+      </w:pPr>
+      <w:r>
+        <w:rPr>
+          <w:rFonts w:ascii="Liberation Serif" w:hAnsi="Liberation Serif" w:eastAsia="Liberation Serif" w:cs="Liberation Serif"/>
+          <w:color w:val="222222"/>
+          <w:sz w:val="24"/>
+        </w:rPr>
+        <w:t>leftover date pressure versus a date with owners sits with No Node on OAK-SOP-2020-011, polling faster is not a substitute for fixing date pressure versus a date with owners, and the sample I would still defend uses the same clock as 30.</w:t>
+      </w:r>
+    </w:p>
+    <w:p>
+      <w:pPr>
+        <w:spacing w:before="0" w:after="220" w:line="403" w:lineRule="auto"/>
+      </w:pPr>
+      <w:r>
+        <w:rPr>
+          <w:rFonts w:ascii="Liberation Serif" w:hAnsi="Liberation Serif" w:eastAsia="Liberation Serif" w:cs="Liberation Serif"/>
+          <w:color w:val="222222"/>
+          <w:sz w:val="24"/>
+        </w:rPr>
+        <w:t>Elena Vasquez still has the freeze clock versus a 'small apply' on OAK-4412-DBA, grant expiry is a date Elena Vasquez writes on OAK-4412-DBA, and config, Helm, and a flag flip are all changes.</w:t>
+      </w:r>
+    </w:p>
+    <w:p>
+      <w:pPr>
+        <w:spacing w:before="0" w:after="220" w:line="403" w:lineRule="auto"/>
+      </w:pPr>
+      <w:r>
+        <w:rPr>
+          <w:rFonts w:ascii="Liberation Serif" w:hAnsi="Liberation Serif" w:eastAsia="Liberation Serif" w:cs="Liberation Serif"/>
+          <w:color w:val="222222"/>
+          <w:sz w:val="24"/>
+        </w:rPr>
+        <w:t>do not treat identifiers in chat, logs, or a support zip as polish, Helix Grid either owns it or we drop it, a green job with no rows still pages, and Oakridge does not get inv-api-01.oak.internal in an outbound sentence.</w:t>
+      </w:r>
+    </w:p>
+    <w:p>
+      <w:pPr>
+        <w:spacing w:before="0" w:after="220" w:line="403" w:lineRule="auto"/>
+      </w:pPr>
+      <w:r>
+        <w:rPr>
+          <w:rFonts w:ascii="Liberation Serif" w:hAnsi="Liberation Serif" w:eastAsia="Liberation Serif" w:cs="Liberation Serif"/>
+          <w:color w:val="222222"/>
+          <w:sz w:val="24"/>
+        </w:rPr>
+        <w:t>date pressure on a cleanup PR that renames a field is not a date, January 20, 2020 is if September Node keeps it, polling faster is not a substitute for fixing a cleanup PR that renames a field, and a vendor discount is not evidence.</w:t>
+      </w:r>
+    </w:p>
+    <w:p>
+      <w:pPr>
+        <w:spacing w:before="0" w:after="220" w:line="403" w:lineRule="auto"/>
+      </w:pPr>
+      <w:r>
+        <w:rPr>
+          <w:rFonts w:ascii="Liberation Serif" w:hAnsi="Liberation Serif" w:eastAsia="Liberation Serif" w:cs="Liberation Serif"/>
+          <w:color w:val="222222"/>
+          <w:sz w:val="24"/>
+        </w:rPr>
+        <w:t>id.oak.internal is the box I would open first for staging that is too small to catch the bug, grant expiry is a date Dana Whitlock writes on OAK-MTG-2019-044, and a skip is a ticket and a flake is a capture.</w:t>
+      </w:r>
+    </w:p>
+    <w:p>
+      <w:pPr>
+        <w:spacing w:before="0" w:after="220" w:line="403" w:lineRule="auto"/>
+      </w:pPr>
+      <w:r>
+        <w:rPr>
+          <w:rFonts w:ascii="Liberation Serif" w:hAnsi="Liberation Serif" w:eastAsia="Liberation Serif" w:cs="Liberation Serif"/>
+          <w:color w:val="222222"/>
+          <w:sz w:val="24"/>
+        </w:rPr>
+        <w:t>Kavya Menon asked for a one-line version of weekend coverage that is not in the SLA, a green job with no rows still pages, and close is yes, no, or a new date on OAK-DOC-2020-003 by January 22, 2020.</w:t>
+      </w:r>
+    </w:p>
+    <w:p>
+      <w:pPr>
+        <w:spacing w:before="0" w:after="220" w:line="403" w:lineRule="auto"/>
+      </w:pPr>
+      <w:r>
+        <w:rPr>
+          <w:rFonts w:ascii="Liberation Serif" w:hAnsi="Liberation Serif" w:eastAsia="Liberation Serif" w:cs="Liberation Serif"/>
+          <w:color w:val="222222"/>
+          <w:sz w:val="24"/>
+        </w:rPr>
+        <w:t>I bounced a hallway yes on a vendor overlay we already rejected, polling faster is not a substitute for fixing a vendor overlay we already rejected, and object on OAK-SOP-2020-011, not in a side thread.</w:t>
+      </w:r>
+    </w:p>
+    <w:p>
+      <w:pPr>
+        <w:spacing w:before="0" w:after="220" w:line="403" w:lineRule="auto"/>
+      </w:pPr>
+      <w:r>
+        <w:rPr>
+          <w:rFonts w:ascii="Liberation Serif" w:hAnsi="Liberation Serif" w:eastAsia="Liberation Serif" w:cs="Liberation Serif"/>
+          <w:color w:val="222222"/>
+          <w:sz w:val="24"/>
+        </w:rPr>
+        <w:t>after January 24, 2020, leftover access for replica lag after a count that looked fine is a bug, not a courtesy, grant expiry is a date Priya Nair writes on OAK-4412-DBA, and I ping once and after that Priya Nair is late, not blocked.</w:t>
+      </w:r>
+    </w:p>
+    <w:p>
+      <w:pPr>
+        <w:spacing w:before="0" w:after="220" w:line="403" w:lineRule="auto"/>
+      </w:pPr>
+      <w:r>
+        <w:rPr>
+          <w:rFonts w:ascii="Liberation Serif" w:hAnsi="Liberation Serif" w:eastAsia="Liberation Serif" w:cs="Liberation Serif"/>
+          <w:color w:val="222222"/>
+          <w:sz w:val="24"/>
+        </w:rPr>
+        <w:t>Aman Kumar owes a close on secret skew that looks like 'no work' by January 25, 2020, not a status emoji, a green job with no rows still pages, and abort beats a lying dual-run.</w:t>
+      </w:r>
+    </w:p>
+    <w:p>
+      <w:pPr>
+        <w:spacing w:before="0" w:after="220" w:line="403" w:lineRule="auto"/>
+      </w:pPr>
+      <w:r>
+        <w:rPr>
+          <w:rFonts w:ascii="Liberation Serif" w:hAnsi="Liberation Serif" w:eastAsia="Liberation Serif" w:cs="Liberation Serif"/>
+          <w:color w:val="222222"/>
+          <w:sz w:val="24"/>
+        </w:rPr>
+        <w:t>leftover a dashboard screenshot standing in for a permalink sits with Sneha Iyer on OAK-4412, polling faster is not a substitute for fixing a dashboard screenshot standing in for a permalink, and the sample I would still defend uses the same clock as 22.</w:t>
+      </w:r>
+    </w:p>
+    <w:p>
+      <w:pPr>
+        <w:spacing w:before="0" w:after="220" w:line="403" w:lineRule="auto"/>
+      </w:pPr>
+      <w:r>
+        <w:rPr>
+          <w:rFonts w:ascii="Liberation Serif" w:hAnsi="Liberation Serif" w:eastAsia="Liberation Serif" w:cs="Liberation Serif"/>
+          <w:color w:val="222222"/>
+          <w:sz w:val="24"/>
+        </w:rPr>
+        <w:t>Diego Alvarez still has owner as a team name instead of a person on OAK-MTG-2019-044, grant expiry is a date Diego Alvarez writes on OAK-MTG-2019-044, and config, Helm, and a flag flip are all changes.</w:t>
+      </w:r>
+    </w:p>
+    <w:p>
+      <w:pPr>
+        <w:spacing w:before="0" w:after="220" w:line="403" w:lineRule="auto"/>
+      </w:pPr>
+      <w:r>
+        <w:rPr>
+          <w:rFonts w:ascii="Liberation Serif" w:hAnsi="Liberation Serif" w:eastAsia="Liberation Serif" w:cs="Liberation Serif"/>
+          <w:color w:val="222222"/>
+          <w:sz w:val="24"/>
+        </w:rPr>
+        <w:t>do not treat averaging QPS instead of testing the close as polish, Fort Wayne either owns it or we drop it, a green job with no rows still pages, and Oakridge does not get inv-api-01.oak.internal in an outbound sentence.</w:t>
+      </w:r>
+    </w:p>
+    <w:p>
+      <w:pPr>
+        <w:spacing w:before="0" w:after="220" w:line="403" w:lineRule="auto"/>
+      </w:pPr>
+      <w:r>
+        <w:rPr>
+          <w:rFonts w:ascii="Liberation Serif" w:hAnsi="Liberation Serif" w:eastAsia="Liberation Serif" w:cs="Liberation Serif"/>
+          <w:color w:val="222222"/>
+          <w:sz w:val="24"/>
+        </w:rPr>
+        <w:t>date pressure on dropping a column in the same release as the readers is not a date, January 18, 2020 is if Spring Boot keeps it, polling faster is not a substitute for fixing dropping a column in the same release as the readers, and a vendor discount is not evidence.</w:t>
+      </w:r>
+    </w:p>
+    <w:p>
+      <w:pPr>
+        <w:spacing w:before="0" w:after="220" w:line="403" w:lineRule="auto"/>
+      </w:pPr>
+      <w:r>
+        <w:rPr>
+          <w:rFonts w:ascii="Liberation Serif" w:hAnsi="Liberation Serif" w:eastAsia="Liberation Serif" w:cs="Liberation Serif"/>
+          <w:color w:val="222222"/>
+          <w:sz w:val="24"/>
+        </w:rPr>
+        <w:t>id.oak.internal is the box I would open first for raising retries on a poison record, grant expiry is a date No Node writes on OAK-4412-DBA, and a skip is a ticket and a flake is a capture.</w:t>
+      </w:r>
+    </w:p>
+    <w:p>
+      <w:pPr>
+        <w:spacing w:before="0" w:after="220" w:line="403" w:lineRule="auto"/>
+      </w:pPr>
+      <w:r>
+        <w:rPr>
+          <w:rFonts w:ascii="Liberation Serif" w:hAnsi="Liberation Serif" w:eastAsia="Liberation Serif" w:cs="Liberation Serif"/>
+          <w:color w:val="222222"/>
+          <w:sz w:val="24"/>
+        </w:rPr>
+        <w:t>Elena Vasquez asked for a one-line version of lock budget on the primary, a green job with no rows still pages, and close is yes, no, or a new date on OAK-REQ-2019-014 by January 20, 2020.</w:t>
+      </w:r>
+    </w:p>
+    <w:p>
+      <w:pPr>
+        <w:spacing w:before="0" w:after="220" w:line="403" w:lineRule="auto"/>
+      </w:pPr>
+      <w:r>
+        <w:rPr>
+          <w:rFonts w:ascii="Liberation Serif" w:hAnsi="Liberation Serif" w:eastAsia="Liberation Serif" w:cs="Liberation Serif"/>
+          <w:color w:val="222222"/>
+          <w:sz w:val="24"/>
+        </w:rPr>
+        <w:t>I bounced a hallway yes on idempotency that is not a filename, polling faster is not a substitute for fixing idempotency that is not a filename, and object on OAK-4412, not in a side thread.</w:t>
+      </w:r>
+    </w:p>
+    <w:p>
+      <w:pPr>
+        <w:spacing w:before="0" w:after="220" w:line="403" w:lineRule="auto"/>
+      </w:pPr>
+      <w:r>
+        <w:rPr>
+          <w:rFonts w:ascii="Liberation Serif" w:hAnsi="Liberation Serif" w:eastAsia="Liberation Serif" w:cs="Liberation Serif"/>
+          <w:color w:val="222222"/>
+          <w:sz w:val="24"/>
+        </w:rPr>
+        <w:t>after January 22, 2020, leftover access for residency: no 'just a replica elsewhere' is a bug, not a courtesy, grant expiry is a date September Node writes on OAK-MTG-2019-044, and I ping once and after that September Node is late, not blocked.</w:t>
+      </w:r>
+    </w:p>
+    <w:p>
+      <w:pPr>
+        <w:spacing w:before="0" w:after="220" w:line="403" w:lineRule="auto"/>
+      </w:pPr>
+      <w:r>
+        <w:rPr>
+          <w:rFonts w:ascii="Liberation Serif" w:hAnsi="Liberation Serif" w:eastAsia="Liberation Serif" w:cs="Liberation Serif"/>
+          <w:color w:val="222222"/>
+          <w:sz w:val="24"/>
+        </w:rPr>
+        <w:t>Aman Kumar owes a close on exactly-once claims we will not make by January 23, 2020, not a status emoji, a green job with no rows still pages, and abort beats a lying dual-run.</w:t>
+      </w:r>
+    </w:p>
+    <w:p>
+      <w:pPr>
+        <w:spacing w:before="0" w:after="220" w:line="403" w:lineRule="auto"/>
+      </w:pPr>
+      <w:r>
+        <w:rPr>
+          <w:rFonts w:ascii="Liberation Serif" w:hAnsi="Liberation Serif" w:eastAsia="Liberation Serif" w:cs="Liberation Serif"/>
+          <w:color w:val="222222"/>
+          <w:sz w:val="24"/>
+        </w:rPr>
+        <w:t>leftover date pressure versus a date with owners sits with Kavya Menon on OAK-SOP-2020-011, polling faster is not a substitute for fixing date pressure versus a date with owners, and the sample I would still defend uses the same clock as 2019.</w:t>
+      </w:r>
+    </w:p>
+    <w:p>
+      <w:pPr>
+        <w:spacing w:before="0" w:after="220" w:line="403" w:lineRule="auto"/>
+      </w:pPr>
+      <w:r>
+        <w:rPr>
+          <w:rFonts w:ascii="Liberation Serif" w:hAnsi="Liberation Serif" w:eastAsia="Liberation Serif" w:cs="Liberation Serif"/>
+          <w:color w:val="222222"/>
+          <w:sz w:val="24"/>
+        </w:rPr>
+        <w:t>Aman Kumar still has the freeze clock versus a 'small apply' on OAK-4412-DBA, grant expiry is a date Aman Kumar writes on OAK-4412-DBA, and config, Helm, and a flag flip are all changes.</w:t>
+      </w:r>
+    </w:p>
+    <w:p>
+      <w:pPr>
+        <w:spacing w:before="0" w:after="220" w:line="403" w:lineRule="auto"/>
+      </w:pPr>
+      <w:r>
+        <w:rPr>
+          <w:rFonts w:ascii="Liberation Serif" w:hAnsi="Liberation Serif" w:eastAsia="Liberation Serif" w:cs="Liberation Serif"/>
+          <w:color w:val="222222"/>
+          <w:sz w:val="24"/>
+        </w:rPr>
+        <w:t>do not treat identifiers in chat, logs, or a support zip as polish, Priya Nair either owns it or we drop it, a green job with no rows still pages, and Oakridge does not get inv-api-01.oak.internal in an outbound sentence.</w:t>
+      </w:r>
+    </w:p>
+    <w:p>
+      <w:pPr>
+        <w:spacing w:before="0" w:after="220" w:line="403" w:lineRule="auto"/>
+      </w:pPr>
+      <w:r>
+        <w:rPr>
+          <w:rFonts w:ascii="Liberation Serif" w:hAnsi="Liberation Serif" w:eastAsia="Liberation Serif" w:cs="Liberation Serif"/>
+          <w:color w:val="222222"/>
+          <w:sz w:val="24"/>
+        </w:rPr>
+        <w:t>date pressure on a cleanup PR that renames a field is not a date, January 16, 2020 is if Walt Hendricks keeps it, polling faster is not a substitute for fixing a cleanup PR that renames a field, and a vendor discount is not evidence.</w:t>
+      </w:r>
+    </w:p>
+    <w:p>
+      <w:pPr>
+        <w:spacing w:before="0" w:after="220" w:line="403" w:lineRule="auto"/>
+      </w:pPr>
+      <w:r>
+        <w:rPr>
+          <w:rFonts w:ascii="Liberation Serif" w:hAnsi="Liberation Serif" w:eastAsia="Liberation Serif" w:cs="Liberation Serif"/>
+          <w:color w:val="222222"/>
+          <w:sz w:val="24"/>
+        </w:rPr>
+        <w:t>id.oak.internal is the box I would open first for staging that is too small to catch the bug, grant expiry is a date Sneha Iyer writes on OAK-MTG-2019-044, and a skip is a ticket and a flake is a capture.</w:t>
+      </w:r>
+    </w:p>
+    <w:p>
+      <w:pPr>
+        <w:spacing w:before="0" w:after="220" w:line="403" w:lineRule="auto"/>
+      </w:pPr>
+      <w:r>
+        <w:rPr>
+          <w:rFonts w:ascii="Liberation Serif" w:hAnsi="Liberation Serif" w:eastAsia="Liberation Serif" w:cs="Liberation Serif"/>
+          <w:color w:val="222222"/>
+          <w:sz w:val="24"/>
+        </w:rPr>
+        <w:t>Diego Alvarez asked for a one-line version of weekend coverage that is not in the SLA, a green job with no rows still pages, and close is yes, no, or a new date on OAK-DOC-2020-003 by January 18, 2020.</w:t>
+      </w:r>
+    </w:p>
+    <w:p>
+      <w:pPr>
+        <w:spacing w:before="0" w:after="220" w:line="403" w:lineRule="auto"/>
+      </w:pPr>
+      <w:r>
+        <w:rPr>
+          <w:rFonts w:ascii="Liberation Serif" w:hAnsi="Liberation Serif" w:eastAsia="Liberation Serif" w:cs="Liberation Serif"/>
+          <w:color w:val="222222"/>
+          <w:sz w:val="24"/>
+        </w:rPr>
+        <w:t>I bounced a hallway yes on a vendor overlay we already rejected, polling faster is not a substitute for fixing a vendor overlay we already rejected, and object on OAK-SOP-2020-011, not in a side thread.</w:t>
+      </w:r>
+    </w:p>
+    <w:p>
+      <w:pPr>
+        <w:spacing w:before="0" w:after="220" w:line="403" w:lineRule="auto"/>
+      </w:pPr>
+      <w:r>
+        <w:rPr>
+          <w:rFonts w:ascii="Liberation Serif" w:hAnsi="Liberation Serif" w:eastAsia="Liberation Serif" w:cs="Liberation Serif"/>
+          <w:color w:val="222222"/>
+          <w:sz w:val="24"/>
+        </w:rPr>
+        <w:t>after January 20, 2020, leftover access for replica lag after a count that looked fine is a bug, not a courtesy, grant expiry is a date Spring Boot writes on OAK-4412-DBA, and I ping once and after that Spring Boot is late, not blocked.</w:t>
+      </w:r>
+    </w:p>
+    <w:p>
+      <w:pPr>
+        <w:spacing w:before="0" w:after="220" w:line="403" w:lineRule="auto"/>
+      </w:pPr>
+      <w:r>
+        <w:rPr>
+          <w:rFonts w:ascii="Liberation Serif" w:hAnsi="Liberation Serif" w:eastAsia="Liberation Serif" w:cs="Liberation Serif"/>
+          <w:color w:val="222222"/>
+          <w:sz w:val="24"/>
+        </w:rPr>
+        <w:t>Aman Kumar owes a close on secret skew that looks like 'no work' by January 21, 2020, not a status emoji, a green job with no rows still pages, and abort beats a lying dual-run.</w:t>
+      </w:r>
+    </w:p>
+    <w:p>
+      <w:pPr>
+        <w:spacing w:before="0" w:after="220" w:line="403" w:lineRule="auto"/>
+      </w:pPr>
+      <w:r>
+        <w:rPr>
+          <w:rFonts w:ascii="Liberation Serif" w:hAnsi="Liberation Serif" w:eastAsia="Liberation Serif" w:cs="Liberation Serif"/>
+          <w:color w:val="222222"/>
+          <w:sz w:val="24"/>
+        </w:rPr>
+        <w:t>leftover a dashboard screenshot standing in for a permalink sits with Elena Vasquez on OAK-4412, polling faster is not a substitute for fixing a dashboard screenshot standing in for a permalink, and the sample I would still defend uses the same clock as 20.</w:t>
+      </w:r>
+    </w:p>
+    <w:p>
+      <w:pPr>
+        <w:spacing w:before="0" w:after="220" w:line="403" w:lineRule="auto"/>
+      </w:pPr>
+      <w:r>
+        <w:rPr>
+          <w:rFonts w:ascii="Liberation Serif" w:hAnsi="Liberation Serif" w:eastAsia="Liberation Serif" w:cs="Liberation Serif"/>
+          <w:color w:val="222222"/>
+          <w:sz w:val="24"/>
+        </w:rPr>
+        <w:t>Helix Grid still has owner as a team name instead of a person on OAK-MTG-2019-044, grant expiry is a date Helix Grid writes on OAK-MTG-2019-044, and config, Helm, and a flag flip are all changes.</w:t>
+      </w:r>
+    </w:p>
+    <w:p>
+      <w:pPr>
+        <w:spacing w:before="0" w:after="220" w:line="403" w:lineRule="auto"/>
+      </w:pPr>
+      <w:r>
+        <w:rPr>
+          <w:rFonts w:ascii="Liberation Serif" w:hAnsi="Liberation Serif" w:eastAsia="Liberation Serif" w:cs="Liberation Serif"/>
+          <w:color w:val="222222"/>
+          <w:sz w:val="24"/>
+        </w:rPr>
+        <w:t>do not treat averaging QPS instead of testing the close as polish, September Node either owns it or we drop it, a green job with no rows still pages, and Oakridge does not get inv-api-01.oak.internal in an outbound sentence.</w:t>
+      </w:r>
+    </w:p>
+    <w:p>
+      <w:pPr>
+        <w:spacing w:before="0" w:after="220" w:line="403" w:lineRule="auto"/>
+      </w:pPr>
+      <w:r>
+        <w:rPr>
+          <w:rFonts w:ascii="Liberation Serif" w:hAnsi="Liberation Serif" w:eastAsia="Liberation Serif" w:cs="Liberation Serif"/>
+          <w:color w:val="222222"/>
+          <w:sz w:val="24"/>
+        </w:rPr>
+        <w:t>date pressure on dropping a column in the same release as the readers is not a date, January 25, 2020 is if Dana Whitlock keeps it, polling faster is not a substitute for fixing dropping a column in the same release as the readers, and a vendor discount is not evidence.</w:t>
+      </w:r>
+    </w:p>
+    <w:p>
+      <w:pPr>
+        <w:spacing w:before="0" w:after="220" w:line="403" w:lineRule="auto"/>
+      </w:pPr>
+      <w:r>
+        <w:rPr>
+          <w:rFonts w:ascii="Liberation Serif" w:hAnsi="Liberation Serif" w:eastAsia="Liberation Serif" w:cs="Liberation Serif"/>
+          <w:color w:val="222222"/>
+          <w:sz w:val="24"/>
+        </w:rPr>
+        <w:t>id.oak.internal is the box I would open first for raising retries on a poison record, grant expiry is a date Kavya Menon writes on OAK-4412-DBA, and a skip is a ticket and a flake is a capture.</w:t>
+      </w:r>
+    </w:p>
+    <w:p>
+      <w:pPr>
+        <w:spacing w:before="0" w:after="220" w:line="403" w:lineRule="auto"/>
+      </w:pPr>
+      <w:r>
+        <w:rPr>
+          <w:rFonts w:ascii="Liberation Serif" w:hAnsi="Liberation Serif" w:eastAsia="Liberation Serif" w:cs="Liberation Serif"/>
+          <w:color w:val="222222"/>
+          <w:sz w:val="24"/>
+        </w:rPr>
+        <w:t>Aman Kumar asked for a one-line version of lock budget on the primary, a green job with no rows still pages, and close is yes, no, or a new date on OAK-REQ-2019-014 by January 16, 2020.</w:t>
+      </w:r>
+    </w:p>
+    <w:p>
+      <w:pPr>
+        <w:spacing w:before="0" w:after="220" w:line="403" w:lineRule="auto"/>
+      </w:pPr>
+      <w:r>
+        <w:rPr>
+          <w:rFonts w:ascii="Liberation Serif" w:hAnsi="Liberation Serif" w:eastAsia="Liberation Serif" w:cs="Liberation Serif"/>
+          <w:color w:val="222222"/>
+          <w:sz w:val="24"/>
+        </w:rPr>
+        <w:t>I bounced a hallway yes on idempotency that is not a filename, polling faster is not a substitute for fixing idempotency that is not a filename, and object on OAK-4412, not in a side thread.</w:t>
+      </w:r>
+    </w:p>
+    <w:p>
+      <w:pPr>
+        <w:spacing w:before="0" w:after="220" w:line="403" w:lineRule="auto"/>
+      </w:pPr>
+      <w:r>
+        <w:rPr>
+          <w:rFonts w:ascii="Liberation Serif" w:hAnsi="Liberation Serif" w:eastAsia="Liberation Serif" w:cs="Liberation Serif"/>
+          <w:color w:val="222222"/>
+          <w:sz w:val="24"/>
+        </w:rPr>
+        <w:t>after January 18, 2020, leftover access for residency: no 'just a replica elsewhere' is a bug, not a courtesy, grant expiry is a date Walt Hendricks writes on OAK-MTG-2019-044, and I ping once and after that Walt Hendricks is late, not blocked.</w:t>
+      </w:r>
+    </w:p>
+    <w:p>
+      <w:pPr>
+        <w:spacing w:before="0" w:after="220" w:line="403" w:lineRule="auto"/>
+      </w:pPr>
+      <w:r>
+        <w:rPr>
+          <w:rFonts w:ascii="Liberation Serif" w:hAnsi="Liberation Serif" w:eastAsia="Liberation Serif" w:cs="Liberation Serif"/>
+          <w:color w:val="222222"/>
+          <w:sz w:val="24"/>
+        </w:rPr>
+        <w:t>Aman Kumar owes a close on exactly-once claims we will not make by January 19, 2020, not a status emoji, a green job with no rows still pages, and abort beats a lying dual-run.</w:t>
+      </w:r>
+    </w:p>
+    <w:p>
+      <w:pPr>
+        <w:spacing w:before="0" w:after="220" w:line="403" w:lineRule="auto"/>
+      </w:pPr>
+      <w:r>
+        <w:rPr>
+          <w:rFonts w:ascii="Liberation Serif" w:hAnsi="Liberation Serif" w:eastAsia="Liberation Serif" w:cs="Liberation Serif"/>
+          <w:color w:val="222222"/>
+          <w:sz w:val="24"/>
+        </w:rPr>
+        <w:t>leftover date pressure versus a date with owners sits with Diego Alvarez on OAK-SOP-2020-011, polling faster is not a substitute for fixing date pressure versus a date with owners, and the sample I would still defend uses the same clock as 30.</w:t>
+      </w:r>
+    </w:p>
+    <w:p>
+      <w:pPr>
+        <w:spacing w:before="0" w:after="220" w:line="403" w:lineRule="auto"/>
+      </w:pPr>
+      <w:r>
+        <w:rPr>
+          <w:rFonts w:ascii="Liberation Serif" w:hAnsi="Liberation Serif" w:eastAsia="Liberation Serif" w:cs="Liberation Serif"/>
+          <w:color w:val="222222"/>
+          <w:sz w:val="24"/>
+        </w:rPr>
+        <w:t>Fort Wayne still has the freeze clock versus a 'small apply' on OAK-4412-DBA, grant expiry is a date Fort Wayne writes on OAK-4412-DBA, and config, Helm, and a flag flip are all changes.</w:t>
+      </w:r>
+    </w:p>
+    <w:p>
+      <w:pPr>
+        <w:spacing w:before="0" w:after="220" w:line="403" w:lineRule="auto"/>
+      </w:pPr>
+      <w:r>
+        <w:rPr>
+          <w:rFonts w:ascii="Liberation Serif" w:hAnsi="Liberation Serif" w:eastAsia="Liberation Serif" w:cs="Liberation Serif"/>
+          <w:color w:val="222222"/>
+          <w:sz w:val="24"/>
+        </w:rPr>
+        <w:t>do not treat identifiers in chat, logs, or a support zip as polish, Spring Boot either owns it or we drop it, a green job with no rows still pages, and Oakridge does not get inv-api-01.oak.internal in an outbound sentence.</w:t>
+      </w:r>
+    </w:p>
+    <w:p>
+      <w:pPr>
+        <w:spacing w:before="0" w:after="220" w:line="403" w:lineRule="auto"/>
+      </w:pPr>
+      <w:r>
+        <w:rPr>
+          <w:rFonts w:ascii="Liberation Serif" w:hAnsi="Liberation Serif" w:eastAsia="Liberation Serif" w:cs="Liberation Serif"/>
+          <w:color w:val="222222"/>
+          <w:sz w:val="24"/>
+        </w:rPr>
+        <w:t>date pressure on a cleanup PR that renames a field is not a date, January 23, 2020 is if No Node keeps it, polling faster is not a substitute for fixing a cleanup PR that renames a field, and a vendor discount is not evidence.</w:t>
+      </w:r>
+    </w:p>
+    <w:p>
+      <w:pPr>
+        <w:spacing w:before="0" w:after="220" w:line="403" w:lineRule="auto"/>
+      </w:pPr>
+      <w:r>
+        <w:rPr>
+          <w:rFonts w:ascii="Liberation Serif" w:hAnsi="Liberation Serif" w:eastAsia="Liberation Serif" w:cs="Liberation Serif"/>
+          <w:color w:val="222222"/>
+          <w:sz w:val="24"/>
+        </w:rPr>
+        <w:t>id.oak.internal is the box I would open first for staging that is too small to catch the bug, grant expiry is a date Elena Vasquez writes on OAK-MTG-2019-044, and a skip is a ticket and a flake is a capture.</w:t>
+      </w:r>
+    </w:p>
+    <w:p>
+      <w:pPr>
+        <w:spacing w:before="0" w:after="220" w:line="403" w:lineRule="auto"/>
+      </w:pPr>
+      <w:r>
+        <w:rPr>
+          <w:rFonts w:ascii="Liberation Serif" w:hAnsi="Liberation Serif" w:eastAsia="Liberation Serif" w:cs="Liberation Serif"/>
+          <w:color w:val="222222"/>
+          <w:sz w:val="24"/>
+        </w:rPr>
+        <w:t>Helix Grid asked for a one-line version of weekend coverage that is not in the SLA, a green job with no rows still pages, and close is yes, no, or a new date on OAK-DOC-2020-003 by January 25, 2020.</w:t>
+      </w:r>
+    </w:p>
+    <w:p>
+      <w:pPr>
+        <w:spacing w:before="0" w:after="220" w:line="403" w:lineRule="auto"/>
+      </w:pPr>
+      <w:r>
+        <w:rPr>
+          <w:rFonts w:ascii="Liberation Serif" w:hAnsi="Liberation Serif" w:eastAsia="Liberation Serif" w:cs="Liberation Serif"/>
+          <w:color w:val="222222"/>
+          <w:sz w:val="24"/>
+        </w:rPr>
+        <w:t>I bounced a hallway yes on a vendor overlay we already rejected, polling faster is not a substitute for fixing a vendor overlay we already rejected, and object on OAK-SOP-2020-011, not in a side thread.</w:t>
+      </w:r>
+    </w:p>
+    <w:p>
+      <w:pPr>
+        <w:spacing w:before="0" w:after="220" w:line="403" w:lineRule="auto"/>
+      </w:pPr>
+      <w:r>
+        <w:rPr>
+          <w:rFonts w:ascii="Liberation Serif" w:hAnsi="Liberation Serif" w:eastAsia="Liberation Serif" w:cs="Liberation Serif"/>
+          <w:color w:val="222222"/>
+          <w:sz w:val="24"/>
+        </w:rPr>
+        <w:t>after January 16, 2020, leftover access for replica lag after a count that looked fine is a bug, not a courtesy, grant expiry is a date Dana Whitlock writes on OAK-4412-DBA, and I ping once and after that Dana Whitlock is late, not blocked.</w:t>
+      </w:r>
+    </w:p>
+    <w:p>
+      <w:pPr>
+        <w:spacing w:before="0" w:after="220" w:line="403" w:lineRule="auto"/>
+      </w:pPr>
+      <w:r>
+        <w:rPr>
+          <w:rFonts w:ascii="Liberation Serif" w:hAnsi="Liberation Serif" w:eastAsia="Liberation Serif" w:cs="Liberation Serif"/>
+          <w:color w:val="222222"/>
+          <w:sz w:val="24"/>
+        </w:rPr>
+        <w:t>Aman Kumar owes a close on secret skew that looks like 'no work' by January 17, 2020, not a status emoji, a green job with no rows still pages, and abort beats a lying dual-run.</w:t>
+      </w:r>
+    </w:p>
+    <w:p>
+      <w:pPr>
+        <w:spacing w:before="0" w:after="220" w:line="403" w:lineRule="auto"/>
+      </w:pPr>
+      <w:r>
+        <w:rPr>
+          <w:rFonts w:ascii="Liberation Serif" w:hAnsi="Liberation Serif" w:eastAsia="Liberation Serif" w:cs="Liberation Serif"/>
+          <w:color w:val="222222"/>
+          <w:sz w:val="24"/>
+        </w:rPr>
+        <w:t>leftover a dashboard screenshot standing in for a permalink sits with Aman Kumar on OAK-4412, polling faster is not a substitute for fixing a dashboard screenshot standing in for a permalink, and the sample I would still defend uses the same clock as 22.</w:t>
+      </w:r>
+    </w:p>
+    <w:p>
+      <w:pPr>
+        <w:spacing w:before="0" w:after="220" w:line="403" w:lineRule="auto"/>
+      </w:pPr>
+      <w:r>
+        <w:rPr>
+          <w:rFonts w:ascii="Liberation Serif" w:hAnsi="Liberation Serif" w:eastAsia="Liberation Serif" w:cs="Liberation Serif"/>
+          <w:color w:val="222222"/>
+          <w:sz w:val="24"/>
+        </w:rPr>
+        <w:t>Priya Nair still has owner as a team name instead of a person on OAK-MTG-2019-044, grant expiry is a date Priya Nair writes on OAK-MTG-2019-044, and config, Helm, and a flag flip are all changes.</w:t>
+      </w:r>
+    </w:p>
+    <w:p>
+      <w:pPr>
+        <w:spacing w:before="0" w:after="220" w:line="403" w:lineRule="auto"/>
+      </w:pPr>
+      <w:r>
+        <w:rPr>
+          <w:rFonts w:ascii="Liberation Serif" w:hAnsi="Liberation Serif" w:eastAsia="Liberation Serif" w:cs="Liberation Serif"/>
+          <w:color w:val="222222"/>
+          <w:sz w:val="24"/>
+        </w:rPr>
+        <w:t>do not treat averaging QPS instead of testing the close as polish, Walt Hendricks either owns it or we drop it, a green job with no rows still pages, and Oakridge does not get inv-api-01.oak.internal in an outbound sentence.</w:t>
+      </w:r>
+    </w:p>
+    <w:p>
+      <w:pPr>
+        <w:spacing w:before="0" w:after="220" w:line="403" w:lineRule="auto"/>
+      </w:pPr>
+      <w:r>
+        <w:rPr>
+          <w:rFonts w:ascii="Liberation Serif" w:hAnsi="Liberation Serif" w:eastAsia="Liberation Serif" w:cs="Liberation Serif"/>
+          <w:color w:val="222222"/>
+          <w:sz w:val="24"/>
+        </w:rPr>
+        <w:t>date pressure on dropping a column in the same release as the readers is not a date, January 21, 2020 is if Sneha Iyer keeps it, polling faster is not a substitute for fixing dropping a column in the same release as the readers, and a vendor discount is not evidence.</w:t>
+      </w:r>
+    </w:p>
+    <w:p>
+      <w:pPr>
+        <w:spacing w:before="0" w:after="220" w:line="403" w:lineRule="auto"/>
+      </w:pPr>
+      <w:r>
+        <w:rPr>
+          <w:rFonts w:ascii="Liberation Serif" w:hAnsi="Liberation Serif" w:eastAsia="Liberation Serif" w:cs="Liberation Serif"/>
+          <w:color w:val="222222"/>
+          <w:sz w:val="24"/>
+        </w:rPr>
+        <w:t>id.oak.internal is the box I would open first for raising retries on a poison record, grant expiry is a date Diego Alvarez writes on OAK-4412-DBA, and a skip is a ticket and a flake is a capture.</w:t>
+      </w:r>
+    </w:p>
+    <w:p>
+      <w:pPr>
+        <w:spacing w:before="0" w:after="220" w:line="403" w:lineRule="auto"/>
+      </w:pPr>
+      <w:r>
+        <w:rPr>
+          <w:rFonts w:ascii="Liberation Serif" w:hAnsi="Liberation Serif" w:eastAsia="Liberation Serif" w:cs="Liberation Serif"/>
+          <w:color w:val="222222"/>
+          <w:sz w:val="24"/>
+        </w:rPr>
+        <w:t>Fort Wayne asked for a one-line version of lock budget on the primary, a green job with no rows still pages, and close is yes, no, or a new date on OAK-REQ-2019-014 by January 23, 2020.</w:t>
+      </w:r>
+    </w:p>
+    <w:p>
+      <w:pPr>
+        <w:spacing w:before="0" w:after="220" w:line="403" w:lineRule="auto"/>
+      </w:pPr>
+      <w:r>
+        <w:rPr>
+          <w:rFonts w:ascii="Liberation Serif" w:hAnsi="Liberation Serif" w:eastAsia="Liberation Serif" w:cs="Liberation Serif"/>
+          <w:color w:val="222222"/>
+          <w:sz w:val="24"/>
+        </w:rPr>
+        <w:t>I bounced a hallway yes on idempotency that is not a filename, polling faster is not a substitute for fixing idempotency that is not a filename, and object on OAK-4412, not in a side thread.</w:t>
+      </w:r>
+    </w:p>
+    <w:p>
+      <w:pPr>
+        <w:spacing w:before="0" w:after="220" w:line="403" w:lineRule="auto"/>
+      </w:pPr>
+      <w:r>
+        <w:rPr>
+          <w:rFonts w:ascii="Liberation Serif" w:hAnsi="Liberation Serif" w:eastAsia="Liberation Serif" w:cs="Liberation Serif"/>
+          <w:color w:val="222222"/>
+          <w:sz w:val="24"/>
+        </w:rPr>
+        <w:t>after January 25, 2020, leftover access for residency: no 'just a replica elsewhere' is a bug, not a courtesy, grant expiry is a date No Node writes on OAK-MTG-2019-044, and I ping once and after that No Node is late, not blocked.</w:t>
+      </w:r>
+    </w:p>
+    <w:p>
+      <w:pPr>
+        <w:spacing w:before="0" w:after="220" w:line="403" w:lineRule="auto"/>
+      </w:pPr>
+      <w:r>
+        <w:rPr>
+          <w:rFonts w:ascii="Liberation Serif" w:hAnsi="Liberation Serif" w:eastAsia="Liberation Serif" w:cs="Liberation Serif"/>
+          <w:color w:val="222222"/>
+          <w:sz w:val="24"/>
+        </w:rPr>
+        <w:t>Aman Kumar owes a close on exactly-once claims we will not make by January 15, 2020, not a status emoji, a green job with no rows still pages, and abort beats a lying dual-run.</w:t>
+      </w:r>
+    </w:p>
+    <w:p>
+      <w:pPr>
+        <w:spacing w:before="0" w:after="220" w:line="403" w:lineRule="auto"/>
+      </w:pPr>
+      <w:r>
+        <w:rPr>
+          <w:rFonts w:ascii="Liberation Serif" w:hAnsi="Liberation Serif" w:eastAsia="Liberation Serif" w:cs="Liberation Serif"/>
+          <w:color w:val="222222"/>
+          <w:sz w:val="24"/>
+        </w:rPr>
+        <w:t>leftover date pressure versus a date with owners sits with Helix Grid on OAK-SOP-2020-011, polling faster is not a substitute for fixing date pressure versus a date with owners, and the sample I would still defend uses the same clock as 2019.</w:t>
+      </w:r>
+    </w:p>
+    <w:p>
+      <w:pPr>
+        <w:spacing w:before="0" w:after="220" w:line="403" w:lineRule="auto"/>
+      </w:pPr>
+      <w:r>
+        <w:rPr>
+          <w:rFonts w:ascii="Liberation Serif" w:hAnsi="Liberation Serif" w:eastAsia="Liberation Serif" w:cs="Liberation Serif"/>
+          <w:color w:val="222222"/>
+          <w:sz w:val="24"/>
+        </w:rPr>
+        <w:t>September Node still has the freeze clock versus a 'small apply' on OAK-4412-DBA, grant expiry is a date September Node writes on OAK-4412-DBA, and config, Helm, and a flag flip are all changes.</w:t>
+      </w:r>
+    </w:p>
+    <w:p>
+      <w:pPr>
+        <w:spacing w:before="0" w:after="220" w:line="403" w:lineRule="auto"/>
+      </w:pPr>
+      <w:r>
+        <w:rPr>
+          <w:rFonts w:ascii="Liberation Serif" w:hAnsi="Liberation Serif" w:eastAsia="Liberation Serif" w:cs="Liberation Serif"/>
+          <w:color w:val="222222"/>
+          <w:sz w:val="24"/>
+        </w:rPr>
+        <w:t>do not treat identifiers in chat, logs, or a support zip as polish, Dana Whitlock either owns it or we drop it, a green job with no rows still pages, and Oakridge does not get inv-api-01.oak.internal in an outbound sentence.</w:t>
+      </w:r>
+    </w:p>
+    <w:p>
+      <w:pPr>
+        <w:spacing w:before="0" w:after="220" w:line="403" w:lineRule="auto"/>
+      </w:pPr>
+      <w:r>
+        <w:rPr>
+          <w:rFonts w:ascii="Liberation Serif" w:hAnsi="Liberation Serif" w:eastAsia="Liberation Serif" w:cs="Liberation Serif"/>
+          <w:color w:val="222222"/>
+          <w:sz w:val="24"/>
+        </w:rPr>
+        <w:t>date pressure on a cleanup PR that renames a field is not a date, January 19, 2020 is if Kavya Menon keeps it, polling faster is not a substitute for fixing a cleanup PR that renames a field, and a vendor discount is not evidence.</w:t>
+      </w:r>
+    </w:p>
+    <w:p>
+      <w:pPr>
+        <w:spacing w:before="0" w:after="220" w:line="403" w:lineRule="auto"/>
+      </w:pPr>
+      <w:r>
+        <w:rPr>
+          <w:rFonts w:ascii="Liberation Serif" w:hAnsi="Liberation Serif" w:eastAsia="Liberation Serif" w:cs="Liberation Serif"/>
+          <w:color w:val="222222"/>
+          <w:sz w:val="24"/>
+        </w:rPr>
+        <w:t>date pressure on lock budget on the primary is not a date, January 19, 2020 is if September Node keeps it, polling faster is not a substitute for fixing lock budget on the primary, and a vendor discount is not evidence.</w:t>
+      </w:r>
+    </w:p>
+    <w:p>
+      <w:pPr>
+        <w:spacing w:before="0" w:after="220" w:line="403" w:lineRule="auto"/>
+      </w:pPr>
+      <w:r>
+        <w:rPr>
+          <w:rFonts w:ascii="Liberation Serif" w:hAnsi="Liberation Serif" w:eastAsia="Liberation Serif" w:cs="Liberation Serif"/>
+          <w:color w:val="222222"/>
+          <w:sz w:val="24"/>
+        </w:rPr>
+        <w:t>id.oak.internal is the box I would open first for idempotency that is not a filename, grant expiry is a date Dana Whitlock writes on OAK-4412-DBA, and a skip is a ticket and a flake is a capture.</w:t>
+      </w:r>
+    </w:p>
+    <w:p>
+      <w:pPr>
+        <w:spacing w:before="0" w:after="220" w:line="403" w:lineRule="auto"/>
+      </w:pPr>
+      <w:r>
+        <w:rPr>
+          <w:rFonts w:ascii="Liberation Serif" w:hAnsi="Liberation Serif" w:eastAsia="Liberation Serif" w:cs="Liberation Serif"/>
+          <w:color w:val="222222"/>
+          <w:sz w:val="24"/>
+        </w:rPr>
+        <w:t>Kavya Menon asked for a one-line version of residency: no 'just a replica elsewhere', a green job with no rows still pages, and close is yes, no, or a new date on OAK-REQ-2019-014 by January 21, 2020.</w:t>
+      </w:r>
+    </w:p>
+    <w:p>
+      <w:pPr>
+        <w:spacing w:before="0" w:after="220" w:line="403" w:lineRule="auto"/>
+      </w:pPr>
+      <w:r>
+        <w:rPr>
+          <w:rFonts w:ascii="Liberation Serif" w:hAnsi="Liberation Serif" w:eastAsia="Liberation Serif" w:cs="Liberation Serif"/>
+          <w:color w:val="222222"/>
+          <w:sz w:val="24"/>
+        </w:rPr>
+        <w:t>I bounced a hallway yes on exactly-once claims we will not make, polling faster is not a substitute for fixing exactly-once claims we will not make, and object on OAK-4412, not in a side thread.</w:t>
+      </w:r>
+    </w:p>
+    <w:p>
+      <w:pPr>
+        <w:spacing w:before="0" w:after="220" w:line="403" w:lineRule="auto"/>
+      </w:pPr>
+      <w:r>
+        <w:rPr>
+          <w:rFonts w:ascii="Liberation Serif" w:hAnsi="Liberation Serif" w:eastAsia="Liberation Serif" w:cs="Liberation Serif"/>
+          <w:color w:val="222222"/>
+          <w:sz w:val="24"/>
+        </w:rPr>
+        <w:t>after January 23, 2020, leftover access for date pressure versus a date with owners is a bug, not a courtesy, grant expiry is a date Priya Nair writes on OAK-MTG-2019-044, and I ping once and after that Priya Nair is late, not blocked.</w:t>
+      </w:r>
+    </w:p>
+    <w:p>
+      <w:pPr>
+        <w:spacing w:before="0" w:after="220" w:line="403" w:lineRule="auto"/>
+      </w:pPr>
+      <w:r>
+        <w:rPr>
+          <w:rFonts w:ascii="Liberation Serif" w:hAnsi="Liberation Serif" w:eastAsia="Liberation Serif" w:cs="Liberation Serif"/>
+          <w:color w:val="222222"/>
+          <w:sz w:val="24"/>
+        </w:rPr>
+        <w:t>Aman Kumar owes a close on the freeze clock versus a 'small apply' by January 24, 2020, not a status emoji, a green job with no rows still pages, and abort beats a lying dual-run.</w:t>
+      </w:r>
+    </w:p>
+    <w:p>
+      <w:pPr>
+        <w:spacing w:before="0" w:after="220" w:line="403" w:lineRule="auto"/>
+      </w:pPr>
+      <w:r>
+        <w:rPr>
+          <w:rFonts w:ascii="Liberation Serif" w:hAnsi="Liberation Serif" w:eastAsia="Liberation Serif" w:cs="Liberation Serif"/>
+          <w:color w:val="222222"/>
+          <w:sz w:val="24"/>
+        </w:rPr>
+        <w:t>leftover identifiers in chat, logs, or a support zip sits with Sneha Iyer on OAK-SOP-2020-011, polling faster is not a substitute for fixing identifiers in chat, logs, or a support zip, and the sample I would still defend uses the same clock as 30.</w:t>
+      </w:r>
+    </w:p>
+    <w:p>
+      <w:pPr>
+        <w:spacing w:before="0" w:after="220" w:line="403" w:lineRule="auto"/>
+      </w:pPr>
+      <w:r>
+        <w:rPr>
+          <w:rFonts w:ascii="Liberation Serif" w:hAnsi="Liberation Serif" w:eastAsia="Liberation Serif" w:cs="Liberation Serif"/>
+          <w:color w:val="222222"/>
+          <w:sz w:val="24"/>
+        </w:rPr>
+        <w:t>Diego Alvarez still has a cleanup PR that renames a field on OAK-4412-DBA, grant expiry is a date Diego Alvarez writes on OAK-4412-DBA, and config, Helm, and a flag flip are all changes.</w:t>
+      </w:r>
+    </w:p>
+    <w:p>
+      <w:pPr>
+        <w:spacing w:before="0" w:after="220" w:line="403" w:lineRule="auto"/>
+      </w:pPr>
+      <w:r>
+        <w:rPr>
+          <w:rFonts w:ascii="Liberation Serif" w:hAnsi="Liberation Serif" w:eastAsia="Liberation Serif" w:cs="Liberation Serif"/>
+          <w:color w:val="222222"/>
+          <w:sz w:val="24"/>
+        </w:rPr>
+        <w:t>do not treat staging that is too small to catch the bug as polish, Fort Wayne either owns it or we drop it, a green job with no rows still pages, and Oakridge does not get inv-api-01.oak.internal in an outbound sentence.</w:t>
+      </w:r>
+    </w:p>
+    <w:p>
+      <w:pPr>
+        <w:spacing w:before="0" w:after="220" w:line="403" w:lineRule="auto"/>
+      </w:pPr>
+      <w:r>
+        <w:rPr>
+          <w:rFonts w:ascii="Liberation Serif" w:hAnsi="Liberation Serif" w:eastAsia="Liberation Serif" w:cs="Liberation Serif"/>
+          <w:color w:val="222222"/>
+          <w:sz w:val="24"/>
+        </w:rPr>
+        <w:t>date pressure on weekend coverage that is not in the SLA is not a date, January 17, 2020 is if Spring Boot keeps it, polling faster is not a substitute for fixing weekend coverage that is not in the SLA, and a vendor discount is not evidence.</w:t>
+      </w:r>
+    </w:p>
+    <w:p>
+      <w:pPr>
+        <w:spacing w:before="0" w:after="220" w:line="403" w:lineRule="auto"/>
+      </w:pPr>
+      <w:r>
+        <w:rPr>
+          <w:rFonts w:ascii="Liberation Serif" w:hAnsi="Liberation Serif" w:eastAsia="Liberation Serif" w:cs="Liberation Serif"/>
+          <w:color w:val="222222"/>
+          <w:sz w:val="24"/>
+        </w:rPr>
+        <w:t>id.oak.internal is the box I would open first for a vendor overlay we already rejected, grant expiry is a date No Node writes on OAK-MTG-2019-044, and a skip is a ticket and a flake is a capture.</w:t>
+      </w:r>
+    </w:p>
+    <w:p>
+      <w:pPr>
+        <w:spacing w:before="0" w:after="220" w:line="403" w:lineRule="auto"/>
+      </w:pPr>
+      <w:r>
+        <w:rPr>
+          <w:rFonts w:ascii="Liberation Serif" w:hAnsi="Liberation Serif" w:eastAsia="Liberation Serif" w:cs="Liberation Serif"/>
+          <w:color w:val="222222"/>
+          <w:sz w:val="24"/>
+        </w:rPr>
+        <w:t>Elena Vasquez asked for a one-line version of replica lag after a count that looked fine, a green job with no rows still pages, and close is yes, no, or a new date on OAK-DOC-2020-003 by January 19, 2020.</w:t>
+      </w:r>
+    </w:p>
+    <w:p>
+      <w:pPr>
+        <w:spacing w:before="0" w:after="220" w:line="403" w:lineRule="auto"/>
+      </w:pPr>
+      <w:r>
+        <w:rPr>
+          <w:rFonts w:ascii="Liberation Serif" w:hAnsi="Liberation Serif" w:eastAsia="Liberation Serif" w:cs="Liberation Serif"/>
+          <w:color w:val="222222"/>
+          <w:sz w:val="24"/>
+        </w:rPr>
+        <w:t>I bounced a hallway yes on secret skew that looks like 'no work', polling faster is not a substitute for fixing secret skew that looks like 'no work', and object on OAK-SOP-2020-011, not in a side thread.</w:t>
+      </w:r>
+    </w:p>
+    <w:p>
+      <w:pPr>
+        <w:spacing w:before="0" w:after="220" w:line="403" w:lineRule="auto"/>
+      </w:pPr>
+      <w:r>
+        <w:rPr>
+          <w:rFonts w:ascii="Liberation Serif" w:hAnsi="Liberation Serif" w:eastAsia="Liberation Serif" w:cs="Liberation Serif"/>
+          <w:color w:val="222222"/>
+          <w:sz w:val="24"/>
+        </w:rPr>
+        <w:t>after January 21, 2020, leftover access for a dashboard screenshot standing in for a permalink is a bug, not a courtesy, grant expiry is a date September Node writes on OAK-4412-DBA, and I ping once and after that September Node is late, not blocked.</w:t>
+      </w:r>
+    </w:p>
+    <w:p>
+      <w:pPr>
+        <w:spacing w:before="0" w:after="220" w:line="403" w:lineRule="auto"/>
+      </w:pPr>
+      <w:r>
+        <w:rPr>
+          <w:rFonts w:ascii="Liberation Serif" w:hAnsi="Liberation Serif" w:eastAsia="Liberation Serif" w:cs="Liberation Serif"/>
+          <w:color w:val="222222"/>
+          <w:sz w:val="24"/>
+        </w:rPr>
+        <w:t>Aman Kumar owes a close on owner as a team name instead of a person by January 22, 2020, not a status emoji, a green job with no rows still pages, and abort beats a lying dual-run.</w:t>
+      </w:r>
+    </w:p>
+    <w:p>
+      <w:pPr>
+        <w:spacing w:before="0" w:after="220" w:line="403" w:lineRule="auto"/>
+      </w:pPr>
+      <w:r>
+        <w:rPr>
+          <w:rFonts w:ascii="Liberation Serif" w:hAnsi="Liberation Serif" w:eastAsia="Liberation Serif" w:cs="Liberation Serif"/>
+          <w:color w:val="222222"/>
+          <w:sz w:val="24"/>
+        </w:rPr>
+        <w:t>leftover averaging QPS instead of testing the close sits with Kavya Menon on OAK-4412, polling faster is not a substitute for fixing averaging QPS instead of testing the close, and the sample I would still defend uses the same clock as 22.</w:t>
+      </w:r>
+    </w:p>
+    <w:p>
+      <w:pPr>
+        <w:spacing w:before="0" w:after="220" w:line="403" w:lineRule="auto"/>
+      </w:pPr>
+      <w:r>
+        <w:rPr>
+          <w:rFonts w:ascii="Liberation Serif" w:hAnsi="Liberation Serif" w:eastAsia="Liberation Serif" w:cs="Liberation Serif"/>
+          <w:color w:val="222222"/>
+          <w:sz w:val="24"/>
+        </w:rPr>
+        <w:t>Aman Kumar still has dropping a column in the same release as the readers on OAK-MTG-2019-044, grant expiry is a date Aman Kumar writes on OAK-MTG-2019-044, and config, Helm, and a flag flip are all changes.</w:t>
+      </w:r>
+    </w:p>
+    <w:p>
+      <w:pPr>
+        <w:spacing w:before="0" w:after="220" w:line="403" w:lineRule="auto"/>
+      </w:pPr>
+      <w:r>
+        <w:rPr>
+          <w:rFonts w:ascii="Liberation Serif" w:hAnsi="Liberation Serif" w:eastAsia="Liberation Serif" w:cs="Liberation Serif"/>
+          <w:color w:val="222222"/>
+          <w:sz w:val="24"/>
+        </w:rPr>
+        <w:t>do not treat raising retries on a poison record as polish, Priya Nair either owns it or we drop it, a green job with no rows still pages, and Oakridge does not get inv-api-01.oak.internal in an outbound sentence.</w:t>
+      </w:r>
+    </w:p>
+    <w:p>
+      <w:pPr>
+        <w:spacing w:before="0" w:after="220" w:line="403" w:lineRule="auto"/>
+      </w:pPr>
+      <w:r>
+        <w:rPr>
+          <w:rFonts w:ascii="Liberation Serif" w:hAnsi="Liberation Serif" w:eastAsia="Liberation Serif" w:cs="Liberation Serif"/>
+          <w:color w:val="222222"/>
+          <w:sz w:val="24"/>
+        </w:rPr>
+        <w:t>date pressure on lock budget on the primary is not a date, January 15, 2020 is if Walt Hendricks keeps it, polling faster is not a substitute for fixing lock budget on the primary, and a vendor discount is not evidence.</w:t>
+      </w:r>
+    </w:p>
+    <w:p>
+      <w:pPr>
+        <w:spacing w:before="0" w:after="220" w:line="403" w:lineRule="auto"/>
+      </w:pPr>
+      <w:r>
+        <w:rPr>
+          <w:rFonts w:ascii="Liberation Serif" w:hAnsi="Liberation Serif" w:eastAsia="Liberation Serif" w:cs="Liberation Serif"/>
+          <w:color w:val="222222"/>
+          <w:sz w:val="24"/>
+        </w:rPr>
+        <w:t>id.oak.internal is the box I would open first for idempotency that is not a filename, grant expiry is a date Sneha Iyer writes on OAK-4412-DBA, and a skip is a ticket and a flake is a capture.</w:t>
+      </w:r>
+    </w:p>
+    <w:p>
+      <w:pPr>
+        <w:spacing w:before="0" w:after="220" w:line="403" w:lineRule="auto"/>
+      </w:pPr>
+      <w:r>
+        <w:rPr>
+          <w:rFonts w:ascii="Liberation Serif" w:hAnsi="Liberation Serif" w:eastAsia="Liberation Serif" w:cs="Liberation Serif"/>
+          <w:color w:val="222222"/>
+          <w:sz w:val="24"/>
+        </w:rPr>
+        <w:t>Diego Alvarez asked for a one-line version of residency: no 'just a replica elsewhere', a green job with no rows still pages, and close is yes, no, or a new date on OAK-REQ-2019-014 by January 17, 2020.</w:t>
+      </w:r>
+    </w:p>
+    <w:p>
+      <w:pPr>
+        <w:spacing w:before="0" w:after="220" w:line="403" w:lineRule="auto"/>
+      </w:pPr>
+      <w:r>
+        <w:rPr>
+          <w:rFonts w:ascii="Liberation Serif" w:hAnsi="Liberation Serif" w:eastAsia="Liberation Serif" w:cs="Liberation Serif"/>
+          <w:color w:val="222222"/>
+          <w:sz w:val="24"/>
+        </w:rPr>
+        <w:t>I bounced a hallway yes on exactly-once claims we will not make, polling faster is not a substitute for fixing exactly-once claims we will not make, and object on OAK-4412, not in a side thread.</w:t>
+      </w:r>
+    </w:p>
+    <w:p>
+      <w:pPr>
+        <w:spacing w:before="0" w:after="220" w:line="403" w:lineRule="auto"/>
+      </w:pPr>
+      <w:r>
+        <w:rPr>
+          <w:rFonts w:ascii="Liberation Serif" w:hAnsi="Liberation Serif" w:eastAsia="Liberation Serif" w:cs="Liberation Serif"/>
+          <w:color w:val="222222"/>
+          <w:sz w:val="24"/>
+        </w:rPr>
+        <w:t>after January 19, 2020, leftover access for date pressure versus a date with owners is a bug, not a courtesy, grant expiry is a date Spring Boot writes on OAK-MTG-2019-044, and I ping once and after that Spring Boot is late, not blocked.</w:t>
       </w:r>
     </w:p>
     <w:sectPr>
       <w:headerReference w:type="default" r:id="rId9"/>
       <w:footerReference w:type="default" r:id="rId10"/>
       <w:pgSz w:w="12240" w:h="15840"/>
-      <w:pgMar w:top="1728" w:right="1656" w:bottom="1512" w:left="1656" w:header="576" w:footer="576" w:gutter="0"/>
+      <w:pgMar w:top="1728" w:right="1728" w:bottom="1584" w:left="1584" w:header="547" w:footer="576" w:gutter="0"/>
       <w:cols w:space="720"/>
       <w:docGrid w:linePitch="360"/>
     </w:sectPr>
@@ -13116,7 +12300,7 @@
       <w:pStyle w:val="Footer"/>
       <w:spacing w:before="80" w:after="0" w:line="200" w:lineRule="auto"/>
       <w:pBdr>
-        <w:bottom w:val="single" w:sz="12" w:space="1" w:color="1B365D"/>
+        <w:bottom w:val="single" w:sz="12" w:space="1" w:color="3E4A43"/>
       </w:pBdr>
     </w:pPr>
     <w:r>
@@ -13184,12 +12368,27 @@
       <w:t xml:space="preserve"> of </w:t>
     </w:r>
     <w:r>
+      <w:rPr>
+        <w:rFonts w:ascii="Liberation Sans" w:hAnsi="Liberation Sans" w:eastAsia="Liberation Sans" w:cs="Liberation Sans"/>
+        <w:color w:val="555555"/>
+        <w:sz w:val="16"/>
+      </w:rPr>
       <w:fldChar w:fldCharType="begin"/>
     </w:r>
     <w:r>
+      <w:rPr>
+        <w:rFonts w:ascii="Liberation Sans" w:hAnsi="Liberation Sans" w:eastAsia="Liberation Sans" w:cs="Liberation Sans"/>
+        <w:color w:val="555555"/>
+        <w:sz w:val="16"/>
+      </w:rPr>
       <w:instrText xml:space="preserve"> NUMPAGES </w:instrText>
     </w:r>
     <w:r>
+      <w:rPr>
+        <w:rFonts w:ascii="Liberation Sans" w:hAnsi="Liberation Sans" w:eastAsia="Liberation Sans" w:cs="Liberation Sans"/>
+        <w:color w:val="555555"/>
+        <w:sz w:val="16"/>
+      </w:rPr>
       <w:fldChar w:fldCharType="end"/>
     </w:r>
     <w:r>
@@ -13209,52 +12408,24 @@
   <w:p>
     <w:pPr>
       <w:pStyle w:val="Header"/>
-      <w:spacing w:before="0" w:after="40" w:line="200" w:lineRule="auto"/>
-      <w:pBdr>
-        <w:bottom w:val="single" w:sz="18" w:space="1" w:color="1B365D"/>
-      </w:pBdr>
+      <w:spacing w:before="0" w:after="0" w:line="200" w:lineRule="auto"/>
     </w:pPr>
     <w:r>
       <w:rPr>
         <w:rFonts w:ascii="Liberation Sans" w:hAnsi="Liberation Sans" w:eastAsia="Liberation Sans" w:cs="Liberation Sans"/>
         <w:b/>
-        <w:color w:val="1B365D"/>
-        <w:sz w:val="18"/>
+        <w:color w:val="3E4A43"/>
+        <w:sz w:val="16"/>
       </w:rPr>
       <w:t>Northstar Engineering</w:t>
-    </w:r>
-    <w:r>
-      <w:rPr>
-        <w:rFonts w:ascii="Liberation Sans" w:hAnsi="Liberation Sans" w:eastAsia="Liberation Sans" w:cs="Liberation Sans"/>
-        <w:color w:val="555555"/>
-        <w:sz w:val="18"/>
-      </w:rPr>
-      <w:t xml:space="preserve">   |   </w:t>
-    </w:r>
-    <w:r>
-      <w:rPr>
-        <w:rFonts w:ascii="Liberation Sans" w:hAnsi="Liberation Sans" w:eastAsia="Liberation Sans" w:cs="Liberation Sans"/>
-        <w:color w:val="2F4A6E"/>
-        <w:sz w:val="18"/>
-      </w:rPr>
-      <w:t>Technical design</w:t>
-    </w:r>
-    <w:r>
-      <w:t xml:space="preserve">        </w:t>
-    </w:r>
-    <w:r>
-      <w:rPr>
-        <w:rFonts w:ascii="Liberation Sans" w:hAnsi="Liberation Sans" w:eastAsia="Liberation Sans" w:cs="Liberation Sans"/>
-        <w:b/>
-        <w:color w:val="1B365D"/>
-        <w:sz w:val="16"/>
-      </w:rPr>
-      <w:t>INTERNAL</w:t>
     </w:r>
   </w:p>
   <w:p>
     <w:pPr>
-      <w:spacing w:before="0" w:after="0" w:line="200" w:lineRule="auto"/>
+      <w:spacing w:before="0" w:after="40" w:line="200" w:lineRule="auto"/>
+      <w:pBdr>
+        <w:bottom w:val="single" w:sz="8" w:space="1" w:color="3E4A43"/>
+      </w:pBdr>
     </w:pPr>
     <w:r>
       <w:rPr>
@@ -13633,7 +12804,7 @@
     <w:qFormat/>
     <w:rsid w:val="00FC693F"/>
     <w:pPr>
-      <w:spacing w:after="240" w:before="0" w:line="427" w:lineRule="auto"/>
+      <w:spacing w:after="220" w:before="0" w:line="403" w:lineRule="auto"/>
     </w:pPr>
     <w:rPr>
       <w:rFonts w:ascii="Liberation Serif" w:hAnsi="Liberation Serif"/>
@@ -13696,15 +12867,15 @@
     <w:pPr>
       <w:keepNext/>
       <w:keepLines/>
-      <w:spacing w:before="440" w:after="240"/>
+      <w:spacing w:before="400" w:after="200"/>
       <w:outlineLvl w:val="0"/>
     </w:pPr>
     <w:rPr>
       <w:rFonts w:asciiTheme="majorHAnsi" w:eastAsiaTheme="majorEastAsia" w:hAnsiTheme="majorHAnsi" w:cstheme="majorBidi" w:ascii="Liberation Sans" w:hAnsi="Liberation Sans"/>
       <w:b/>
       <w:bCs/>
-      <w:color w:val="1B365D"/>
-      <w:sz w:val="32"/>
+      <w:color w:val="3E4A43"/>
+      <w:sz w:val="30"/>
       <w:szCs w:val="28"/>
     </w:rPr>
   </w:style>
@@ -13720,14 +12891,14 @@
     <w:pPr>
       <w:keepNext/>
       <w:keepLines/>
-      <w:spacing w:before="320" w:after="160"/>
+      <w:spacing w:before="280" w:after="140"/>
       <w:outlineLvl w:val="1"/>
     </w:pPr>
     <w:rPr>
       <w:rFonts w:asciiTheme="majorHAnsi" w:eastAsiaTheme="majorEastAsia" w:hAnsiTheme="majorHAnsi" w:cstheme="majorBidi" w:ascii="Liberation Sans" w:hAnsi="Liberation Sans"/>
       <w:b/>
       <w:bCs/>
-      <w:color w:val="1B365D"/>
+      <w:color w:val="3E4A43"/>
       <w:sz w:val="26"/>
       <w:szCs w:val="26"/>
     </w:rPr>
@@ -13744,14 +12915,14 @@
     <w:pPr>
       <w:keepNext/>
       <w:keepLines/>
-      <w:spacing w:before="240" w:after="120"/>
+      <w:spacing w:before="220" w:after="120"/>
       <w:outlineLvl w:val="2"/>
     </w:pPr>
     <w:rPr>
       <w:rFonts w:asciiTheme="majorHAnsi" w:eastAsiaTheme="majorEastAsia" w:hAnsiTheme="majorHAnsi" w:cstheme="majorBidi" w:ascii="Liberation Sans" w:hAnsi="Liberation Sans"/>
       <w:b/>
       <w:bCs/>
-      <w:color w:val="1B365D"/>
+      <w:color w:val="3E4A43"/>
       <w:sz w:val="24"/>
     </w:rPr>
   </w:style>
